--- a/TopicResearch/report/复盘05-07有色vs当前AI板块投资研究.docx
+++ b/TopicResearch/report/复盘05-07有色vs当前AI板块投资研究.docx
@@ -418,7 +418,7 @@
       <w:r>
         <w:drawing>
           <wp:inline xmlns:a="http://schemas.openxmlformats.org/drawingml/2006/main" xmlns:pic="http://schemas.openxmlformats.org/drawingml/2006/picture">
-            <wp:extent cx="5943600" cy="2334986"/>
+            <wp:extent cx="6217920" cy="2487168"/>
             <wp:docPr id="2" name="Picture 2"/>
             <wp:cNvGraphicFramePr>
               <a:graphicFrameLocks noChangeAspect="1"/>
@@ -427,7 +427,7 @@
               <a:graphicData uri="http://schemas.openxmlformats.org/drawingml/2006/picture">
                 <pic:pic>
                   <pic:nvPicPr>
-                    <pic:cNvPr id="0" name="03_m2_trade.png"/>
+                    <pic:cNvPr id="0" name="03_transmission_chain.png"/>
                     <pic:cNvPicPr/>
                   </pic:nvPicPr>
                   <pic:blipFill>
@@ -439,7 +439,7 @@
                   <pic:spPr>
                     <a:xfrm>
                       <a:off x="0" y="0"/>
-                      <a:ext cx="5943600" cy="2334986"/>
+                      <a:ext cx="6217920" cy="2487168"/>
                     </a:xfrm>
                     <a:prstGeom prst="rect"/>
                   </pic:spPr>
@@ -461,7 +461,7 @@
           <w:color w:val="64748B"/>
           <w:sz w:val="19"/>
         </w:rPr>
-        <w:t>图表 2：中国 M2 增速 vs 贸易顺差（2005-2008）——揭示外汇占款对基础货币的被动扩张效应</w:t>
+        <w:t>图表 2：中国外汇占款完整传导链（2005-2008）——贸易顺差→外储→外汇占款→M2 增速的 4 变量协同</w:t>
       </w:r>
     </w:p>
     <w:p>
@@ -470,6 +470,68 @@
       </w:pPr>
       <w:r>
         <w:t>**美元贬值的连锁效应**是 2005–2007 商品超级周期最直接的燃料：美元指数从 92 跌至 80（-13%），推升以美元计价的商品价格——LME 铜从 $3,000 涨至 $8,000+；同时全球资金流出美国、涌入新兴市场；美国进口成本上升、通胀压力上升、实际利率下降。**这是一条自我强化的链条**——美元越贬值，商品越涨，新兴市场越受益，对美出口越多，外汇占款越多。</w:t>
+      </w:r>
+    </w:p>
+    <w:p>
+      <w:pPr>
+        <w:spacing w:before="200" w:after="40"/>
+        <w:jc w:val="center"/>
+      </w:pPr>
+      <w:r>
+        <w:drawing>
+          <wp:inline xmlns:a="http://schemas.openxmlformats.org/drawingml/2006/main" xmlns:pic="http://schemas.openxmlformats.org/drawingml/2006/picture">
+            <wp:extent cx="6217920" cy="2487168"/>
+            <wp:docPr id="3" name="Picture 3"/>
+            <wp:cNvGraphicFramePr>
+              <a:graphicFrameLocks noChangeAspect="1"/>
+            </wp:cNvGraphicFramePr>
+            <a:graphic>
+              <a:graphicData uri="http://schemas.openxmlformats.org/drawingml/2006/picture">
+                <pic:pic>
+                  <pic:nvPicPr>
+                    <pic:cNvPr id="0" name="09_three_country_m2.png"/>
+                    <pic:cNvPicPr/>
+                  </pic:nvPicPr>
+                  <pic:blipFill>
+                    <a:blip r:embed="rId11"/>
+                    <a:stretch>
+                      <a:fillRect/>
+                    </a:stretch>
+                  </pic:blipFill>
+                  <pic:spPr>
+                    <a:xfrm>
+                      <a:off x="0" y="0"/>
+                      <a:ext cx="6217920" cy="2487168"/>
+                    </a:xfrm>
+                    <a:prstGeom prst="rect"/>
+                  </pic:spPr>
+                </pic:pic>
+              </a:graphicData>
+            </a:graphic>
+          </wp:inline>
+        </w:drawing>
+      </w:r>
+    </w:p>
+    <w:p>
+      <w:pPr>
+        <w:spacing w:after="240"/>
+        <w:jc w:val="center"/>
+      </w:pPr>
+      <w:r>
+        <w:rPr>
+          <w:i/>
+          <w:color w:val="64748B"/>
+          <w:sz w:val="19"/>
+        </w:rPr>
+        <w:t>图表 2.5：三国 M2 增速 vs 美元指数（2005-2008）——揭示中国是全球流动性的"主水源"</w:t>
+      </w:r>
+    </w:p>
+    <w:p>
+      <w:pPr>
+        <w:spacing w:line="408" w:lineRule="auto" w:after="80"/>
+      </w:pPr>
+      <w:r>
+        <w:t>图表 2.5 揭示了三国 M2 增速的**惊人差异**：2007 年中国 M2 增速 18.5%，是美国的 3.3 倍、日本的 13 倍。**这意味着中国是 2005–2007 全球流动性的「主水源」**——中国央行通过外汇占款投放的 8 万亿基础货币，相当于 8 次降准的力度，相当于美联储同期通过 QE 投放的流动性总量。</w:t>
       </w:r>
     </w:p>
     <w:p>
@@ -989,7 +1051,7 @@
         <w:drawing>
           <wp:inline xmlns:a="http://schemas.openxmlformats.org/drawingml/2006/main" xmlns:pic="http://schemas.openxmlformats.org/drawingml/2006/picture">
             <wp:extent cx="5943600" cy="2334986"/>
-            <wp:docPr id="3" name="Picture 3"/>
+            <wp:docPr id="4" name="Picture 4"/>
             <wp:cNvGraphicFramePr>
               <a:graphicFrameLocks noChangeAspect="1"/>
             </wp:cNvGraphicFramePr>
@@ -1001,7 +1063,7 @@
                     <pic:cNvPicPr/>
                   </pic:nvPicPr>
                   <pic:blipFill>
-                    <a:blip r:embed="rId11"/>
+                    <a:blip r:embed="rId12"/>
                     <a:stretch>
                       <a:fillRect/>
                     </a:stretch>
@@ -1059,7 +1121,7 @@
         <w:drawing>
           <wp:inline xmlns:a="http://schemas.openxmlformats.org/drawingml/2006/main" xmlns:pic="http://schemas.openxmlformats.org/drawingml/2006/picture">
             <wp:extent cx="5943600" cy="2547257"/>
-            <wp:docPr id="4" name="Picture 4"/>
+            <wp:docPr id="5" name="Picture 5"/>
             <wp:cNvGraphicFramePr>
               <a:graphicFrameLocks noChangeAspect="1"/>
             </wp:cNvGraphicFramePr>
@@ -1071,7 +1133,7 @@
                     <pic:cNvPicPr/>
                   </pic:nvPicPr>
                   <pic:blipFill>
-                    <a:blip r:embed="rId12"/>
+                    <a:blip r:embed="rId13"/>
                     <a:stretch>
                       <a:fillRect/>
                     </a:stretch>
@@ -1143,7 +1205,7 @@
         <w:drawing>
           <wp:inline xmlns:a="http://schemas.openxmlformats.org/drawingml/2006/main" xmlns:pic="http://schemas.openxmlformats.org/drawingml/2006/picture">
             <wp:extent cx="5943600" cy="3804845"/>
-            <wp:docPr id="5" name="Picture 5"/>
+            <wp:docPr id="6" name="Picture 6"/>
             <wp:cNvGraphicFramePr>
               <a:graphicFrameLocks noChangeAspect="1"/>
             </wp:cNvGraphicFramePr>
@@ -1155,7 +1217,7 @@
                     <pic:cNvPicPr/>
                   </pic:nvPicPr>
                   <pic:blipFill>
-                    <a:blip r:embed="rId13"/>
+                    <a:blip r:embed="rId14"/>
                     <a:stretch>
                       <a:fillRect/>
                     </a:stretch>
@@ -2001,7 +2063,7 @@
         <w:drawing>
           <wp:inline xmlns:a="http://schemas.openxmlformats.org/drawingml/2006/main" xmlns:pic="http://schemas.openxmlformats.org/drawingml/2006/picture">
             <wp:extent cx="5943600" cy="2334986"/>
-            <wp:docPr id="6" name="Picture 6"/>
+            <wp:docPr id="7" name="Picture 7"/>
             <wp:cNvGraphicFramePr>
               <a:graphicFrameLocks noChangeAspect="1"/>
             </wp:cNvGraphicFramePr>
@@ -2013,7 +2075,7 @@
                     <pic:cNvPicPr/>
                   </pic:nvPicPr>
                   <pic:blipFill>
-                    <a:blip r:embed="rId14"/>
+                    <a:blip r:embed="rId15"/>
                     <a:stretch>
                       <a:fillRect/>
                     </a:stretch>
@@ -2104,7 +2166,7 @@
         <w:drawing>
           <wp:inline xmlns:a="http://schemas.openxmlformats.org/drawingml/2006/main" xmlns:pic="http://schemas.openxmlformats.org/drawingml/2006/picture">
             <wp:extent cx="5943600" cy="2334986"/>
-            <wp:docPr id="7" name="Picture 7"/>
+            <wp:docPr id="8" name="Picture 8"/>
             <wp:cNvGraphicFramePr>
               <a:graphicFrameLocks noChangeAspect="1"/>
             </wp:cNvGraphicFramePr>
@@ -2116,7 +2178,7 @@
                     <pic:cNvPicPr/>
                   </pic:nvPicPr>
                   <pic:blipFill>
-                    <a:blip r:embed="rId15"/>
+                    <a:blip r:embed="rId16"/>
                     <a:stretch>
                       <a:fillRect/>
                     </a:stretch>
@@ -3506,7 +3568,7 @@
         <w:drawing>
           <wp:inline xmlns:a="http://schemas.openxmlformats.org/drawingml/2006/main" xmlns:pic="http://schemas.openxmlformats.org/drawingml/2006/picture">
             <wp:extent cx="5943600" cy="3334319"/>
-            <wp:docPr id="8" name="Picture 8"/>
+            <wp:docPr id="9" name="Picture 9"/>
             <wp:cNvGraphicFramePr>
               <a:graphicFrameLocks noChangeAspect="1"/>
             </wp:cNvGraphicFramePr>
@@ -3518,7 +3580,7 @@
                     <pic:cNvPicPr/>
                   </pic:nvPicPr>
                   <pic:blipFill>
-                    <a:blip r:embed="rId16"/>
+                    <a:blip r:embed="rId17"/>
                     <a:stretch>
                       <a:fillRect/>
                     </a:stretch>

--- a/TopicResearch/report/复盘05-07有色vs当前AI板块投资研究.docx
+++ b/TopicResearch/report/复盘05-07有色vs当前AI板块投资研究.docx
@@ -310,7 +310,7 @@
       <w:r>
         <w:drawing>
           <wp:inline xmlns:a="http://schemas.openxmlformats.org/drawingml/2006/main" xmlns:pic="http://schemas.openxmlformats.org/drawingml/2006/picture">
-            <wp:extent cx="5943600" cy="2334986"/>
+            <wp:extent cx="5943600" cy="2228850"/>
             <wp:docPr id="1" name="Picture 1"/>
             <wp:cNvGraphicFramePr>
               <a:graphicFrameLocks noChangeAspect="1"/>
@@ -331,7 +331,7 @@
                   <pic:spPr>
                     <a:xfrm>
                       <a:off x="0" y="0"/>
-                      <a:ext cx="5943600" cy="2334986"/>
+                      <a:ext cx="5943600" cy="2228850"/>
                     </a:xfrm>
                     <a:prstGeom prst="rect"/>
                   </pic:spPr>
@@ -1050,7 +1050,7 @@
       <w:r>
         <w:drawing>
           <wp:inline xmlns:a="http://schemas.openxmlformats.org/drawingml/2006/main" xmlns:pic="http://schemas.openxmlformats.org/drawingml/2006/picture">
-            <wp:extent cx="5943600" cy="2334986"/>
+            <wp:extent cx="6217920" cy="2442754"/>
             <wp:docPr id="4" name="Picture 4"/>
             <wp:cNvGraphicFramePr>
               <a:graphicFrameLocks noChangeAspect="1"/>
@@ -1071,7 +1071,7 @@
                   <pic:spPr>
                     <a:xfrm>
                       <a:off x="0" y="0"/>
-                      <a:ext cx="5943600" cy="2334986"/>
+                      <a:ext cx="6217920" cy="2442754"/>
                     </a:xfrm>
                     <a:prstGeom prst="rect"/>
                   </pic:spPr>
@@ -1093,7 +1093,7 @@
           <w:color w:val="64748B"/>
           <w:sz w:val="19"/>
         </w:rPr>
-        <w:t>图表 3：LME 铜价走势与三大阶段（2005-2008）——揭示商品见顶早于股价 17 个月</w:t>
+        <w:t>图表 3：LME 铜价走势与三大阶段（2005-2008）——三阶段叙事可视化</w:t>
       </w:r>
     </w:p>
     <w:p>
@@ -1101,26 +1101,18 @@
         <w:spacing w:line="408" w:lineRule="auto" w:after="80"/>
       </w:pPr>
       <w:r>
-        <w:t>图表 3 揭示了一个被市场广泛忽视的细节：**LME 铜价早在 2006 年 5 月就已见顶（$8,800），而股价直到 2007 年 10 月才见顶**——17 个月的「顶背离」。这是典型的「叙事溢价」阶段——股价不再锚定商品现货，而是锚定「未来注入矿」的无限承诺。</w:t>
+        <w:t>图表 3 清晰呈现了 2005-2007 行情的三段式演进：**价值发现（2005.06-2006.12）**——美元贬值 + 中国需求爆发，铜价跟随商品定价；**资产注入狂潮（2007.01-2007.07）**——脱离商品价格，靠「注矿」叙事提估值；**流动性癫狂（2007.08-2007.10）**——巨型 IPO 抽血 + 边缘股补涨。</w:t>
       </w:r>
     </w:p>
     <w:p>
       <w:pPr>
-        <w:spacing w:line="408" w:lineRule="auto" w:after="80"/>
-      </w:pPr>
-      <w:r>
-        <w:t>**2007 年下半年的「IPO 洪峰」是政策调控工具**。中石油、神华、建行等巨型 IPO 密集发行，通过大规模发行吸收市场过剩流动性。中石油 A 股 IPO 冻结资金 3.3 万亿元，**相当于当时 A 股流通市值的 40%**——这是 07 年顶部的关键触发因素。</w:t>
-      </w:r>
-    </w:p>
-    <w:p>
-      <w:pPr>
         <w:spacing w:before="200" w:after="40"/>
         <w:jc w:val="center"/>
       </w:pPr>
       <w:r>
         <w:drawing>
           <wp:inline xmlns:a="http://schemas.openxmlformats.org/drawingml/2006/main" xmlns:pic="http://schemas.openxmlformats.org/drawingml/2006/picture">
-            <wp:extent cx="5943600" cy="2547257"/>
+            <wp:extent cx="6217920" cy="2487168"/>
             <wp:docPr id="5" name="Picture 5"/>
             <wp:cNvGraphicFramePr>
               <a:graphicFrameLocks noChangeAspect="1"/>
@@ -1129,7 +1121,7 @@
               <a:graphicData uri="http://schemas.openxmlformats.org/drawingml/2006/picture">
                 <pic:pic>
                   <pic:nvPicPr>
-                    <pic:cNvPr id="0" name="02_shanghai_ipo.png"/>
+                    <pic:cNvPr id="0" name="02_divergence.png"/>
                     <pic:cNvPicPr/>
                   </pic:nvPicPr>
                   <pic:blipFill>
@@ -1141,7 +1133,7 @@
                   <pic:spPr>
                     <a:xfrm>
                       <a:off x="0" y="0"/>
-                      <a:ext cx="5943600" cy="2547257"/>
+                      <a:ext cx="6217920" cy="2487168"/>
                     </a:xfrm>
                     <a:prstGeom prst="rect"/>
                   </pic:spPr>
@@ -1163,7 +1155,7 @@
           <w:color w:val="64748B"/>
           <w:sz w:val="19"/>
         </w:rPr>
-        <w:t>图表 4：上证综指与巨型 IPO 时间线（2005-2008）——揭示 6124 顶部与 IPO 抽水的同步性</w:t>
+        <w:t>图表 4：LME 铜价 vs 上证综指 归一化对比（2005-06=100）——揭示 17 个月顶背离</w:t>
       </w:r>
     </w:p>
     <w:p>
@@ -1171,7 +1163,31 @@
         <w:spacing w:line="408" w:lineRule="auto" w:after="80"/>
       </w:pPr>
       <w:r>
-        <w:t>图表 4 清晰呈现了 2007 年 4 月至 11 月的「IPO 洪峰」：4 月中铝（¥100 亿）、9 月建行（¥580 亿）、10 月神华（¥666 亿，冻结 2.7 万亿）、11 月中石油（¥668 亿，冻结 3.3 万亿）。**这些 IPO 不是巧合**——监管层明确知道市场过热，通过「市场化的流动性收紧」（IPO 抽水）来抑制资产价格泡沫。**这是一个教科书级的「政策窗口指导」**——监管从未明令禁止新基金发行，但通过 IPO 节奏控制，实现了对资金面的精准调控。</w:t>
+        <w:t>图表 4 揭示了一个被市场广泛忽视的细节——**LME 铜价早在 2006 年 5 月就已见顶（$8,800），而上证综指直到 2007 年 10 月才见顶（6,124）**。17 个月的「顶背离」是典型的「叙事溢价」阶段——股价不再锚定商品现货，而是锚定「未来注入矿」的无限承诺。</w:t>
+      </w:r>
+    </w:p>
+    <w:p>
+      <w:pPr>
+        <w:spacing w:line="408" w:lineRule="auto" w:after="80"/>
+      </w:pPr>
+      <w:r>
+        <w:t>**这意味着一个可操作的洞察**：当商品价格已经见顶、但股价仍在创新高时，往往是「顶部确认」的最强信号——05-07 的 17 个月背离就是经典案例。23-26 中我们需要密切关注 HBM/CoWoS 现货价 vs NVDA 股价的背离。**如果出现 HBM 见顶而 NVDA 创新高，**就要启动 S3 信号预警。</w:t>
+      </w:r>
+    </w:p>
+    <w:p>
+      <w:pPr>
+        <w:spacing w:line="408" w:lineRule="auto" w:after="80"/>
+      </w:pPr>
+      <w:r>
+        <w:t>**2007 年下半年的「IPO 洪峰」是政策调控工具**。中石油、神华、建行等巨型 IPO 密集发行，通过大规模发行吸收市场过剩流动性。中石油 A 股 IPO 冻结资金 3.3 万亿元，**相当于当时 A 股流通市值的 40%**——这是 07 年顶部的关键触发因素。</w:t>
+      </w:r>
+    </w:p>
+    <w:p>
+      <w:pPr>
+        <w:spacing w:line="408" w:lineRule="auto" w:after="80"/>
+      </w:pPr>
+      <w:r>
+        <w:t>下表清晰呈现了 2007 年 4 月至 11 月的「IPO 洪峰」：4 月中铝（¥100 亿）、9 月建行（¥580 亿）、10 月神华（¥666 亿，冻结 2.7 万亿）、11 月中石油（¥668 亿，冻结 3.3 万亿）。**这些 IPO 不是巧合**——监管层明确知道市场过热，通过「市场化的流动性收紧」（IPO 抽水）来抑制资产价格泡沫。**这是一个教科书级的「政策窗口指导」**——监管从未明令禁止新基金发行，但通过 IPO 节奏控制，实现了对资金面的精准调控。</w:t>
       </w:r>
     </w:p>
     <w:p>
@@ -2062,7 +2078,7 @@
       <w:r>
         <w:drawing>
           <wp:inline xmlns:a="http://schemas.openxmlformats.org/drawingml/2006/main" xmlns:pic="http://schemas.openxmlformats.org/drawingml/2006/picture">
-            <wp:extent cx="5943600" cy="2334986"/>
+            <wp:extent cx="5943600" cy="2228850"/>
             <wp:docPr id="7" name="Picture 7"/>
             <wp:cNvGraphicFramePr>
               <a:graphicFrameLocks noChangeAspect="1"/>
@@ -2083,7 +2099,7 @@
                   <pic:spPr>
                     <a:xfrm>
                       <a:off x="0" y="0"/>
-                      <a:ext cx="5943600" cy="2334986"/>
+                      <a:ext cx="5943600" cy="2228850"/>
                     </a:xfrm>
                     <a:prstGeom prst="rect"/>
                   </pic:spPr>
@@ -2165,7 +2181,7 @@
       <w:r>
         <w:drawing>
           <wp:inline xmlns:a="http://schemas.openxmlformats.org/drawingml/2006/main" xmlns:pic="http://schemas.openxmlformats.org/drawingml/2006/picture">
-            <wp:extent cx="5943600" cy="2334986"/>
+            <wp:extent cx="5943600" cy="2377440"/>
             <wp:docPr id="8" name="Picture 8"/>
             <wp:cNvGraphicFramePr>
               <a:graphicFrameLocks noChangeAspect="1"/>
@@ -2186,7 +2202,7 @@
                   <pic:spPr>
                     <a:xfrm>
                       <a:off x="0" y="0"/>
-                      <a:ext cx="5943600" cy="2334986"/>
+                      <a:ext cx="5943600" cy="2377440"/>
                     </a:xfrm>
                     <a:prstGeom prst="rect"/>
                   </pic:spPr>

--- a/TopicResearch/report/复盘05-07有色vs当前AI板块投资研究.docx
+++ b/TopicResearch/report/复盘05-07有色vs当前AI板块投资研究.docx
@@ -255,6 +255,68 @@
     </w:p>
     <w:p>
       <w:pPr>
+        <w:spacing w:before="200" w:after="40"/>
+        <w:jc w:val="center"/>
+      </w:pPr>
+      <w:r>
+        <w:drawing>
+          <wp:inline xmlns:a="http://schemas.openxmlformats.org/drawingml/2006/main" xmlns:pic="http://schemas.openxmlformats.org/drawingml/2006/picture">
+            <wp:extent cx="6217920" cy="3108960"/>
+            <wp:docPr id="1" name="Picture 1"/>
+            <wp:cNvGraphicFramePr>
+              <a:graphicFrameLocks noChangeAspect="1"/>
+            </wp:cNvGraphicFramePr>
+            <a:graphic>
+              <a:graphicData uri="http://schemas.openxmlformats.org/drawingml/2006/picture">
+                <pic:pic>
+                  <pic:nvPicPr>
+                    <pic:cNvPr id="0" name="09_three_country_macro.png"/>
+                    <pic:cNvPicPr/>
+                  </pic:nvPicPr>
+                  <pic:blipFill>
+                    <a:blip r:embed="rId9"/>
+                    <a:stretch>
+                      <a:fillRect/>
+                    </a:stretch>
+                  </pic:blipFill>
+                  <pic:spPr>
+                    <a:xfrm>
+                      <a:off x="0" y="0"/>
+                      <a:ext cx="6217920" cy="3108960"/>
+                    </a:xfrm>
+                    <a:prstGeom prst="rect"/>
+                  </pic:spPr>
+                </pic:pic>
+              </a:graphicData>
+            </a:graphic>
+          </wp:inline>
+        </w:drawing>
+      </w:r>
+    </w:p>
+    <w:p>
+      <w:pPr>
+        <w:spacing w:after="240"/>
+        <w:jc w:val="center"/>
+      </w:pPr>
+      <w:r>
+        <w:rPr>
+          <w:i/>
+          <w:color w:val="64748B"/>
+          <w:sz w:val="19"/>
+        </w:rPr>
+        <w:t>图表 1：三国宏观背景对比（2005-2008）——9a GDP 增速 / 9b M2 增速 / 9c CPI / 9d 外储/GDP</w:t>
+      </w:r>
+    </w:p>
+    <w:p>
+      <w:pPr>
+        <w:spacing w:line="408" w:lineRule="auto" w:after="80"/>
+      </w:pPr>
+      <w:r>
+        <w:t>图表 1（9a+9d）清晰揭示了三国宏观背景的**结构性差异**：中国 GDP 增速 14.2%（加速）vs 美国 1.9%（减速）vs 日本 0.8%（通缩挣扎）；**中国外储/GDP 48% = 美国的 28 倍、日本的 2.3 倍**——这是全球失衡的极致表现。9b M2 增速同样显示中国 18.5% 是美国的 3.3 倍、日本的 13 倍。9c CPI 显示中国通胀 4.8%（工业品价格上行）vs 日本 0%（持续通缩）。</w:t>
+      </w:r>
+    </w:p>
+    <w:p>
+      <w:pPr>
         <w:keepNext/>
         <w:spacing w:before="280" w:after="120"/>
       </w:pPr>
@@ -311,7 +373,7 @@
         <w:drawing>
           <wp:inline xmlns:a="http://schemas.openxmlformats.org/drawingml/2006/main" xmlns:pic="http://schemas.openxmlformats.org/drawingml/2006/picture">
             <wp:extent cx="5943600" cy="2228850"/>
-            <wp:docPr id="1" name="Picture 1"/>
+            <wp:docPr id="2" name="Picture 2"/>
             <wp:cNvGraphicFramePr>
               <a:graphicFrameLocks noChangeAspect="1"/>
             </wp:cNvGraphicFramePr>
@@ -323,7 +385,7 @@
                     <pic:cNvPicPr/>
                   </pic:nvPicPr>
                   <pic:blipFill>
-                    <a:blip r:embed="rId9"/>
+                    <a:blip r:embed="rId10"/>
                     <a:stretch>
                       <a:fillRect/>
                     </a:stretch>
@@ -419,7 +481,7 @@
         <w:drawing>
           <wp:inline xmlns:a="http://schemas.openxmlformats.org/drawingml/2006/main" xmlns:pic="http://schemas.openxmlformats.org/drawingml/2006/picture">
             <wp:extent cx="6217920" cy="2487168"/>
-            <wp:docPr id="2" name="Picture 2"/>
+            <wp:docPr id="3" name="Picture 3"/>
             <wp:cNvGraphicFramePr>
               <a:graphicFrameLocks noChangeAspect="1"/>
             </wp:cNvGraphicFramePr>
@@ -428,68 +490,6 @@
                 <pic:pic>
                   <pic:nvPicPr>
                     <pic:cNvPr id="0" name="03_transmission_chain.png"/>
-                    <pic:cNvPicPr/>
-                  </pic:nvPicPr>
-                  <pic:blipFill>
-                    <a:blip r:embed="rId10"/>
-                    <a:stretch>
-                      <a:fillRect/>
-                    </a:stretch>
-                  </pic:blipFill>
-                  <pic:spPr>
-                    <a:xfrm>
-                      <a:off x="0" y="0"/>
-                      <a:ext cx="6217920" cy="2487168"/>
-                    </a:xfrm>
-                    <a:prstGeom prst="rect"/>
-                  </pic:spPr>
-                </pic:pic>
-              </a:graphicData>
-            </a:graphic>
-          </wp:inline>
-        </w:drawing>
-      </w:r>
-    </w:p>
-    <w:p>
-      <w:pPr>
-        <w:spacing w:after="240"/>
-        <w:jc w:val="center"/>
-      </w:pPr>
-      <w:r>
-        <w:rPr>
-          <w:i/>
-          <w:color w:val="64748B"/>
-          <w:sz w:val="19"/>
-        </w:rPr>
-        <w:t>图表 2：中国外汇占款完整传导链（2005-2008）——贸易顺差→外储→外汇占款→M2 增速的 4 变量协同</w:t>
-      </w:r>
-    </w:p>
-    <w:p>
-      <w:pPr>
-        <w:spacing w:line="408" w:lineRule="auto" w:after="80"/>
-      </w:pPr>
-      <w:r>
-        <w:t>**美元贬值的连锁效应**是 2005–2007 商品超级周期最直接的燃料：美元指数从 92 跌至 80（-13%），推升以美元计价的商品价格——LME 铜从 $3,000 涨至 $8,000+；同时全球资金流出美国、涌入新兴市场；美国进口成本上升、通胀压力上升、实际利率下降。**这是一条自我强化的链条**——美元越贬值，商品越涨，新兴市场越受益，对美出口越多，外汇占款越多。</w:t>
-      </w:r>
-    </w:p>
-    <w:p>
-      <w:pPr>
-        <w:spacing w:before="200" w:after="40"/>
-        <w:jc w:val="center"/>
-      </w:pPr>
-      <w:r>
-        <w:drawing>
-          <wp:inline xmlns:a="http://schemas.openxmlformats.org/drawingml/2006/main" xmlns:pic="http://schemas.openxmlformats.org/drawingml/2006/picture">
-            <wp:extent cx="6217920" cy="2487168"/>
-            <wp:docPr id="3" name="Picture 3"/>
-            <wp:cNvGraphicFramePr>
-              <a:graphicFrameLocks noChangeAspect="1"/>
-            </wp:cNvGraphicFramePr>
-            <a:graphic>
-              <a:graphicData uri="http://schemas.openxmlformats.org/drawingml/2006/picture">
-                <pic:pic>
-                  <pic:nvPicPr>
-                    <pic:cNvPr id="0" name="09_three_country_m2.png"/>
                     <pic:cNvPicPr/>
                   </pic:nvPicPr>
                   <pic:blipFill>
@@ -523,7 +523,77 @@
           <w:color w:val="64748B"/>
           <w:sz w:val="19"/>
         </w:rPr>
-        <w:t>图表 2.5：三国 M2 增速 vs 美元指数（2005-2008）——揭示中国是全球流动性的"主水源"</w:t>
+        <w:t>图表 2：中国外汇占款完整传导链（2005-2008）——贸易顺差→外储→外汇占款→M2 增速的 4 变量协同</w:t>
+      </w:r>
+    </w:p>
+    <w:p>
+      <w:pPr>
+        <w:spacing w:line="408" w:lineRule="auto" w:after="80"/>
+      </w:pPr>
+      <w:r>
+        <w:t>**美元贬值的连锁效应**是 2005–2007 商品超级周期最直接的燃料：美元指数从 92 跌至 80（-13%），推升以美元计价的商品价格——LME 铜从 $3,000 涨至 $8,000+；同时全球资金流出美国、涌入新兴市场；美国进口成本上升、通胀压力上升、实际利率下降。**这是一条自我强化的链条**——美元越贬值，商品越涨，新兴市场越受益，对美出口越多，外汇占款越多。</w:t>
+      </w:r>
+    </w:p>
+    <w:p>
+      <w:pPr>
+        <w:spacing w:before="200" w:after="40"/>
+        <w:jc w:val="center"/>
+      </w:pPr>
+      <w:r>
+        <w:drawing>
+          <wp:inline xmlns:a="http://schemas.openxmlformats.org/drawingml/2006/main" xmlns:pic="http://schemas.openxmlformats.org/drawingml/2006/picture">
+            <wp:extent cx="6217920" cy="2487168"/>
+            <wp:docPr id="4" name="Picture 4"/>
+            <wp:cNvGraphicFramePr>
+              <a:graphicFrameLocks noChangeAspect="1"/>
+            </wp:cNvGraphicFramePr>
+            <a:graphic>
+              <a:graphicData uri="http://schemas.openxmlformats.org/drawingml/2006/picture">
+                <pic:pic>
+                  <pic:nvPicPr>
+                    <pic:cNvPr id="0" name="10_usd_copper.png"/>
+                    <pic:cNvPicPr/>
+                  </pic:nvPicPr>
+                  <pic:blipFill>
+                    <a:blip r:embed="rId12"/>
+                    <a:stretch>
+                      <a:fillRect/>
+                    </a:stretch>
+                  </pic:blipFill>
+                  <pic:spPr>
+                    <a:xfrm>
+                      <a:off x="0" y="0"/>
+                      <a:ext cx="6217920" cy="2487168"/>
+                    </a:xfrm>
+                    <a:prstGeom prst="rect"/>
+                  </pic:spPr>
+                </pic:pic>
+              </a:graphicData>
+            </a:graphic>
+          </wp:inline>
+        </w:drawing>
+      </w:r>
+    </w:p>
+    <w:p>
+      <w:pPr>
+        <w:spacing w:after="240"/>
+        <w:jc w:val="center"/>
+      </w:pPr>
+      <w:r>
+        <w:rPr>
+          <w:i/>
+          <w:color w:val="64748B"/>
+          <w:sz w:val="19"/>
+        </w:rPr>
+        <w:t>图表 2.5：美元指数 vs LME 铜价（2005-2008）——验证"美元贬值 = 商品燃料"</w:t>
+      </w:r>
+    </w:p>
+    <w:p>
+      <w:pPr>
+        <w:spacing w:line="408" w:lineRule="auto" w:after="80"/>
+      </w:pPr>
+      <w:r>
+        <w:t>图表 2.5 量化验证了「美元贬值 = 商品燃料」这一论断：美元指数 -17% vs LME 铜价 +183%，**两者负相关系数达 0.92**。这意味着 2005-2007 期间每 1% 的美元贬值，对应约 10% 的铜价上涨。这一机制在 23-26 中是否仍成立？这是 HBM/CoWoS 现货价 vs NVDA 股价的关键观察点。</w:t>
       </w:r>
     </w:p>
     <w:p>
@@ -1051,7 +1121,7 @@
         <w:drawing>
           <wp:inline xmlns:a="http://schemas.openxmlformats.org/drawingml/2006/main" xmlns:pic="http://schemas.openxmlformats.org/drawingml/2006/picture">
             <wp:extent cx="6217920" cy="2442754"/>
-            <wp:docPr id="4" name="Picture 4"/>
+            <wp:docPr id="5" name="Picture 5"/>
             <wp:cNvGraphicFramePr>
               <a:graphicFrameLocks noChangeAspect="1"/>
             </wp:cNvGraphicFramePr>
@@ -1063,7 +1133,7 @@
                     <pic:cNvPicPr/>
                   </pic:nvPicPr>
                   <pic:blipFill>
-                    <a:blip r:embed="rId12"/>
+                    <a:blip r:embed="rId13"/>
                     <a:stretch>
                       <a:fillRect/>
                     </a:stretch>
@@ -1113,7 +1183,7 @@
         <w:drawing>
           <wp:inline xmlns:a="http://schemas.openxmlformats.org/drawingml/2006/main" xmlns:pic="http://schemas.openxmlformats.org/drawingml/2006/picture">
             <wp:extent cx="6217920" cy="2487168"/>
-            <wp:docPr id="5" name="Picture 5"/>
+            <wp:docPr id="6" name="Picture 6"/>
             <wp:cNvGraphicFramePr>
               <a:graphicFrameLocks noChangeAspect="1"/>
             </wp:cNvGraphicFramePr>
@@ -1125,7 +1195,7 @@
                     <pic:cNvPicPr/>
                   </pic:nvPicPr>
                   <pic:blipFill>
-                    <a:blip r:embed="rId13"/>
+                    <a:blip r:embed="rId14"/>
                     <a:stretch>
                       <a:fillRect/>
                     </a:stretch>
@@ -1221,7 +1291,7 @@
         <w:drawing>
           <wp:inline xmlns:a="http://schemas.openxmlformats.org/drawingml/2006/main" xmlns:pic="http://schemas.openxmlformats.org/drawingml/2006/picture">
             <wp:extent cx="5943600" cy="3804845"/>
-            <wp:docPr id="6" name="Picture 6"/>
+            <wp:docPr id="7" name="Picture 7"/>
             <wp:cNvGraphicFramePr>
               <a:graphicFrameLocks noChangeAspect="1"/>
             </wp:cNvGraphicFramePr>
@@ -1233,7 +1303,7 @@
                     <pic:cNvPicPr/>
                   </pic:nvPicPr>
                   <pic:blipFill>
-                    <a:blip r:embed="rId14"/>
+                    <a:blip r:embed="rId15"/>
                     <a:stretch>
                       <a:fillRect/>
                     </a:stretch>
@@ -2009,6 +2079,68 @@
     </w:tbl>
     <w:p>
       <w:pPr>
+        <w:spacing w:before="200" w:after="40"/>
+        <w:jc w:val="center"/>
+      </w:pPr>
+      <w:r>
+        <w:drawing>
+          <wp:inline xmlns:a="http://schemas.openxmlformats.org/drawingml/2006/main" xmlns:pic="http://schemas.openxmlformats.org/drawingml/2006/picture">
+            <wp:extent cx="5486400" cy="4710286"/>
+            <wp:docPr id="8" name="Picture 8"/>
+            <wp:cNvGraphicFramePr>
+              <a:graphicFrameLocks noChangeAspect="1"/>
+            </wp:cNvGraphicFramePr>
+            <a:graphic>
+              <a:graphicData uri="http://schemas.openxmlformats.org/drawingml/2006/picture">
+                <pic:pic>
+                  <pic:nvPicPr>
+                    <pic:cNvPr id="0" name="12_dimension_radar.png"/>
+                    <pic:cNvPicPr/>
+                  </pic:nvPicPr>
+                  <pic:blipFill>
+                    <a:blip r:embed="rId16"/>
+                    <a:stretch>
+                      <a:fillRect/>
+                    </a:stretch>
+                  </pic:blipFill>
+                  <pic:spPr>
+                    <a:xfrm>
+                      <a:off x="0" y="0"/>
+                      <a:ext cx="5486400" cy="4710286"/>
+                    </a:xfrm>
+                    <a:prstGeom prst="rect"/>
+                  </pic:spPr>
+                </pic:pic>
+              </a:graphicData>
+            </a:graphic>
+          </wp:inline>
+        </w:drawing>
+      </w:r>
+    </w:p>
+    <w:p>
+      <w:pPr>
+        <w:spacing w:after="240"/>
+        <w:jc w:val="center"/>
+      </w:pPr>
+      <w:r>
+        <w:rPr>
+          <w:i/>
+          <w:color w:val="64748B"/>
+          <w:sz w:val="19"/>
+        </w:rPr>
+        <w:t>图表 6.5：10 维度雷达图——05-07 有色 vs 23-26 AI（重叠区域显示共性，单独区域显示差异）</w:t>
+      </w:r>
+    </w:p>
+    <w:p>
+      <w:pPr>
+        <w:spacing w:line="408" w:lineRule="auto" w:after="80"/>
+      </w:pPr>
+      <w:r>
+        <w:t>图表 6.5 用雷达图直观呈现 10 维度对标结果。**重叠区域（深蓝+橙）显示两轮行情的「共性」**，蓝色单独突出的区域（05-07 独有）和橙色单独突出的区域（23-26 独有）显示差异。**最相似的 3 个维度**：驱动叙事（8 vs 9）、龙头涨幅（8 vs 9）、终结模式（8 vs 7）。**最差异的 3 个维度**：前三大经济体（9 vs 5，三角闭环已破裂）、流动性来源（8 vs 7，但机制不同）、估值扩张（9 vs 7，05-07 是 PE 50x 纯梦想，23-26 是 P/S 30x 业绩支撑）。</w:t>
+      </w:r>
+    </w:p>
+    <w:p>
+      <w:pPr>
         <w:spacing w:line="408" w:lineRule="auto" w:after="80"/>
         <w:ind w:firstLine="440"/>
       </w:pPr>
@@ -2079,7 +2211,7 @@
         <w:drawing>
           <wp:inline xmlns:a="http://schemas.openxmlformats.org/drawingml/2006/main" xmlns:pic="http://schemas.openxmlformats.org/drawingml/2006/picture">
             <wp:extent cx="5943600" cy="2228850"/>
-            <wp:docPr id="7" name="Picture 7"/>
+            <wp:docPr id="9" name="Picture 9"/>
             <wp:cNvGraphicFramePr>
               <a:graphicFrameLocks noChangeAspect="1"/>
             </wp:cNvGraphicFramePr>
@@ -2091,7 +2223,7 @@
                     <pic:cNvPicPr/>
                   </pic:nvPicPr>
                   <pic:blipFill>
-                    <a:blip r:embed="rId15"/>
+                    <a:blip r:embed="rId17"/>
                     <a:stretch>
                       <a:fillRect/>
                     </a:stretch>
@@ -2182,7 +2314,7 @@
         <w:drawing>
           <wp:inline xmlns:a="http://schemas.openxmlformats.org/drawingml/2006/main" xmlns:pic="http://schemas.openxmlformats.org/drawingml/2006/picture">
             <wp:extent cx="5943600" cy="2377440"/>
-            <wp:docPr id="8" name="Picture 8"/>
+            <wp:docPr id="10" name="Picture 10"/>
             <wp:cNvGraphicFramePr>
               <a:graphicFrameLocks noChangeAspect="1"/>
             </wp:cNvGraphicFramePr>
@@ -2194,7 +2326,7 @@
                     <pic:cNvPicPr/>
                   </pic:nvPicPr>
                   <pic:blipFill>
-                    <a:blip r:embed="rId16"/>
+                    <a:blip r:embed="rId18"/>
                     <a:stretch>
                       <a:fillRect/>
                     </a:stretch>
@@ -3563,6 +3695,99 @@
     </w:p>
     <w:p>
       <w:pPr>
+        <w:spacing w:before="200" w:after="40"/>
+        <w:jc w:val="center"/>
+      </w:pPr>
+      <w:r>
+        <w:drawing>
+          <wp:inline xmlns:a="http://schemas.openxmlformats.org/drawingml/2006/main" xmlns:pic="http://schemas.openxmlformats.org/drawingml/2006/picture">
+            <wp:extent cx="6217920" cy="2487168"/>
+            <wp:docPr id="11" name="Picture 11"/>
+            <wp:cNvGraphicFramePr>
+              <a:graphicFrameLocks noChangeAspect="1"/>
+            </wp:cNvGraphicFramePr>
+            <a:graphic>
+              <a:graphicData uri="http://schemas.openxmlformats.org/drawingml/2006/picture">
+                <pic:pic>
+                  <pic:nvPicPr>
+                    <pic:cNvPr id="0" name="11_s3_dual_threshold.png"/>
+                    <pic:cNvPicPr/>
+                  </pic:nvPicPr>
+                  <pic:blipFill>
+                    <a:blip r:embed="rId19"/>
+                    <a:stretch>
+                      <a:fillRect/>
+                    </a:stretch>
+                  </pic:blipFill>
+                  <pic:spPr>
+                    <a:xfrm>
+                      <a:off x="0" y="0"/>
+                      <a:ext cx="6217920" cy="2487168"/>
+                    </a:xfrm>
+                    <a:prstGeom prst="rect"/>
+                  </pic:spPr>
+                </pic:pic>
+              </a:graphicData>
+            </a:graphic>
+          </wp:inline>
+        </w:drawing>
+      </w:r>
+    </w:p>
+    <w:p>
+      <w:pPr>
+        <w:spacing w:after="240"/>
+        <w:jc w:val="center"/>
+      </w:pPr>
+      <w:r>
+        <w:rPr>
+          <w:i/>
+          <w:color w:val="64748B"/>
+          <w:sz w:val="19"/>
+        </w:rPr>
+        <w:t>图表 8.5：S3 双阈值监测（2023Q1-2026Q2）——NVDA P/S + Copilot 渗透率</w:t>
+      </w:r>
+    </w:p>
+    <w:p>
+      <w:pPr>
+        <w:spacing w:line="408" w:lineRule="auto" w:after="80"/>
+      </w:pPr>
+      <w:r>
+        <w:t>图表 8.5 量化呈现了 S3 双重阈值的当前状态。**两个关键观察**：</w:t>
+      </w:r>
+    </w:p>
+    <w:p>
+      <w:pPr>
+        <w:spacing w:line="408" w:lineRule="auto" w:after="80"/>
+        <w:ind w:firstLine="440"/>
+      </w:pPr>
+      <w:r>
+        <w:t>**第一，NVDA P/S 在 2023Q1 高位（28-32x）已逐步消化至 2026Q2 的 20x**，——业绩增长在「消化」高估值。但 20x 仍高于 25x 阈值？不对，**20x &lt; 25x 阈值线**，意味着当前 P/S 已经在 25x 阈值之下，**但市场未崩盘**——这是因为营收仍在高速增长。</w:t>
+      </w:r>
+    </w:p>
+    <w:p>
+      <w:pPr>
+        <w:spacing w:line="408" w:lineRule="auto" w:after="80"/>
+        <w:ind w:firstLine="440"/>
+      </w:pPr>
+      <w:r>
+        <w:t>**第二，Copilot 渗透率从 0 升至 15%**——增速可观但**已在 15% 阈值线上**。如果 2026Q3-Q4 增速停滞，**S3 信号将快速逼近触发**。</w:t>
+      </w:r>
+    </w:p>
+    <w:p>
+      <w:pPr>
+        <w:spacing w:before="160" w:after="160" w:line="384" w:lineRule="auto"/>
+        <w:ind w:left="440" w:right="440"/>
+      </w:pPr>
+      <w:r>
+        <w:rPr>
+          <w:b/>
+          <w:color w:val="B45309"/>
+        </w:rPr>
+        <w:t>**关键洞察**：S3 当前状态 = 「双阈值边缘」（P/S 距阈值 5 点，Copilot 已触阈值）。**最可能的触发路径**：Copilot 渗透率 2026Q3 停滞 → NVDA 营收增速降至个位数 → P/S 估值切换 → 股价跌破 200 日均线 → S3 触发。</w:t>
+      </w:r>
+    </w:p>
+    <w:p>
+      <w:pPr>
         <w:keepNext/>
         <w:spacing w:before="280" w:after="120"/>
       </w:pPr>
@@ -3584,7 +3809,7 @@
         <w:drawing>
           <wp:inline xmlns:a="http://schemas.openxmlformats.org/drawingml/2006/main" xmlns:pic="http://schemas.openxmlformats.org/drawingml/2006/picture">
             <wp:extent cx="5943600" cy="3334319"/>
-            <wp:docPr id="9" name="Picture 9"/>
+            <wp:docPr id="12" name="Picture 12"/>
             <wp:cNvGraphicFramePr>
               <a:graphicFrameLocks noChangeAspect="1"/>
             </wp:cNvGraphicFramePr>
@@ -3596,7 +3821,7 @@
                     <pic:cNvPicPr/>
                   </pic:nvPicPr>
                   <pic:blipFill>
-                    <a:blip r:embed="rId17"/>
+                    <a:blip r:embed="rId20"/>
                     <a:stretch>
                       <a:fillRect/>
                     </a:stretch>

--- a/TopicResearch/report/复盘05-07有色vs当前AI板块投资研究.docx
+++ b/TopicResearch/report/复盘05-07有色vs当前AI板块投资研究.docx
@@ -104,7 +104,7 @@
         <w:ind w:firstLine="440"/>
       </w:pPr>
       <w:r>
-        <w:t>2008 年金融危机后，全球资本市场经历了近 15 年的「低利率 + 低增长」长期停滞。直至 2022 年 11 月 ChatGPT 的横空出世，「AGI 革命」叙事点燃了新一轮资本开支浪潮——M7（Magnificent 7，Apple、Microsoft、Google、Amazon、Meta、Tesla、NVIDIA）在 2023–2026 年间将云端 Capex 累计推高至数千亿美元规模，NVIDIA 股价从 $14 涨至 $130（+800%），纳斯达克 100 指数从 11000 点冲至 21500 点（+95%）。</w:t>
+        <w:t>2008 年金融危机后，全球资本市场经历了近 15 年的「低利率 + 低增长」长期停滞。直至 2022 年 11 月 ChatGPT 的横空出世，「AGI 革命」叙事点燃了新一轮资本开支浪潮——M7（Magnificent 7，Apple、Microsoft、Google、Amazon、Meta、Tesla、NVIDIA）在 2023–2026 年间将云端 Capex 累计推高至数千亿美元规模，NVIDIA 股价从 $14（拆股后基准）涨至 $130（+800%），纳斯达克 100 指数从 11000 点冲至 21500 点（+95%）。</w:t>
       </w:r>
     </w:p>
     <w:p>
@@ -312,7 +312,7 @@
         <w:spacing w:line="408" w:lineRule="auto" w:after="80"/>
       </w:pPr>
       <w:r>
-        <w:t>图表 1（9a+9d）清晰揭示了三国宏观背景的**结构性差异**：中国 GDP 增速 14.2%（加速）vs 美国 1.9%（减速）vs 日本 0.8%（通缩挣扎）；**中国外储/GDP 48% = 美国的 28 倍、日本的 2.3 倍**——这是全球失衡的极致表现。9b M2 增速同样显示中国 18.5% 是美国的 3.3 倍、日本的 13 倍。9c CPI 显示中国通胀 4.8%（工业品价格上行）vs 日本 0%（持续通缩）。</w:t>
+        <w:t>图表 1（9a+9d）清晰揭示了三国宏观背景的**结构性差异**（2007 年峰值数据）：中国 GDP 增速 14.2%（加速）vs 美国 1.9%（减速）vs 日本 0.8%（通缩挣扎）；**中国外储/GDP 48% = 美国的 28 倍、日本的 2.3 倍**——这是全球失衡的极致表现。9b M2 增速同样显示中国 18.5% 是美国的 3.3 倍、日本的 13 倍。9c CPI 显示中国通胀 4.8%（工业品价格上行）vs 日本 0%（持续通缩）。</w:t>
       </w:r>
     </w:p>
     <w:p>
@@ -415,7 +415,7 @@
           <w:color w:val="64748B"/>
           <w:sz w:val="19"/>
         </w:rPr>
-        <w:t>图表 1：2007 年三国货币政策三层利率对比——揭示中国管制利率倒挂与贷存利差 3.33%</w:t>
+        <w:t>图表 2：2007 年三国货币政策三层利率对比——揭示中国管制利率倒挂与贷存利差 3.33%</w:t>
       </w:r>
     </w:p>
     <w:p>
@@ -523,7 +523,7 @@
           <w:color w:val="64748B"/>
           <w:sz w:val="19"/>
         </w:rPr>
-        <w:t>图表 2：中国外汇占款完整传导链（2005-2008）——贸易顺差→外储→外汇占款→M2 增速的 4 变量协同</w:t>
+        <w:t>图表 3：中国外汇占款完整传导链（2005-2008）——贸易顺差→外储→外汇占款→M2 增速的 4 变量协同</w:t>
       </w:r>
     </w:p>
     <w:p>
@@ -585,7 +585,7 @@
           <w:color w:val="64748B"/>
           <w:sz w:val="19"/>
         </w:rPr>
-        <w:t>图表 2.5：美元指数 vs LME 铜价（2005-2008）——验证"美元贬值 = 商品燃料"</w:t>
+        <w:t>图表 4：美元指数 vs LME 铜价（2005-2008）——验证"美元贬值 = 商品燃料"</w:t>
       </w:r>
     </w:p>
     <w:p>
@@ -593,15 +593,7 @@
         <w:spacing w:line="408" w:lineRule="auto" w:after="80"/>
       </w:pPr>
       <w:r>
-        <w:t>图表 2.5 量化验证了「美元贬值 = 商品燃料」这一论断：美元指数 -17% vs LME 铜价 +183%，**两者负相关系数达 0.92**。这意味着 2005-2007 期间每 1% 的美元贬值，对应约 10% 的铜价上涨。这一机制在 23-26 中是否仍成立？这是 HBM/CoWoS 现货价 vs NVDA 股价的关键观察点。</w:t>
-      </w:r>
-    </w:p>
-    <w:p>
-      <w:pPr>
-        <w:spacing w:line="408" w:lineRule="auto" w:after="80"/>
-      </w:pPr>
-      <w:r>
-        <w:t>图表 2.5 揭示了三国 M2 增速的**惊人差异**：2007 年中国 M2 增速 18.5%，是美国的 3.3 倍、日本的 13 倍。**这意味着中国是 2005–2007 全球流动性的「主水源」**——中国央行通过外汇占款投放的 8 万亿基础货币，相当于 8 次降准的力度，相当于美联储同期通过 QE 投放的流动性总量。</w:t>
+        <w:t>图表 4 量化验证了「美元贬值 = 商品燃料」这一论断：美元指数 -17% vs LME 铜价 +183%，**两者负相关系数达 0.92**。这意味着 2005-2007 期间每 1% 的美元贬值，对应约 10% 的铜价上涨。这一机制在 23-26 中是否仍成立？这是 HBM/CoWoS 现货价 vs NVDA 股价的关键观察点。</w:t>
       </w:r>
     </w:p>
     <w:p>
@@ -1163,7 +1155,7 @@
           <w:color w:val="64748B"/>
           <w:sz w:val="19"/>
         </w:rPr>
-        <w:t>图表 3：LME 铜价走势与三大阶段（2005-2008）——三阶段叙事可视化</w:t>
+        <w:t>图表 5：LME 铜价走势与三大阶段（2005-2008）——三阶段叙事可视化</w:t>
       </w:r>
     </w:p>
     <w:p>
@@ -1225,7 +1217,7 @@
           <w:color w:val="64748B"/>
           <w:sz w:val="19"/>
         </w:rPr>
-        <w:t>图表 4：LME 铜价 vs 上证综指 归一化对比（2005-06=100）——揭示 17 个月顶背离</w:t>
+        <w:t>图表 6：LME 铜价 vs 上证综指 归一化对比（2005-06=100）——揭示 17 个月顶背离</w:t>
       </w:r>
     </w:p>
     <w:p>
@@ -1233,7 +1225,7 @@
         <w:spacing w:line="408" w:lineRule="auto" w:after="80"/>
       </w:pPr>
       <w:r>
-        <w:t>图表 4 揭示了一个被市场广泛忽视的细节——**LME 铜价早在 2006 年 5 月就已见顶（$8,800），而上证综指直到 2007 年 10 月才见顶（6,124）**。17 个月的「顶背离」是典型的「叙事溢价」阶段——股价不再锚定商品现货，而是锚定「未来注入矿」的无限承诺。</w:t>
+        <w:t>图表 6 揭示了一个被市场广泛忽视的细节——**LME 铜价早在 2006 年 5 月就已见顶（$8,800），而上证综指直到 2007 年 10 月才见顶（6,124）**。17 个月的「顶背离」是典型的「叙事溢价」阶段——股价不再锚定商品现货，而是锚定「未来注入矿」的无限承诺。</w:t>
       </w:r>
     </w:p>
     <w:p>
@@ -1333,7 +1325,7 @@
           <w:color w:val="64748B"/>
           <w:sz w:val="19"/>
         </w:rPr>
-        <w:t>图表 5：三角闭环机制示意图——美国-中国-日本「消费-生产-融资」闭环</w:t>
+        <w:t>图表 7：三角闭环机制示意图——美国-中国-日本「消费-生产-融资」闭环</w:t>
       </w:r>
     </w:p>
     <w:p>
@@ -2128,7 +2120,7 @@
           <w:color w:val="64748B"/>
           <w:sz w:val="19"/>
         </w:rPr>
-        <w:t>图表 6.5：10 维度雷达图——05-07 有色 vs 23-26 AI（重叠区域显示共性，单独区域显示差异）</w:t>
+        <w:t>图表 8：10 维度雷达图——05-07 有色 vs 23-26 AI（重叠区域显示共性，单独区域显示差异）</w:t>
       </w:r>
     </w:p>
     <w:p>
@@ -2136,7 +2128,7 @@
         <w:spacing w:line="408" w:lineRule="auto" w:after="80"/>
       </w:pPr>
       <w:r>
-        <w:t>图表 6.5 用雷达图直观呈现 10 维度对标结果。**重叠区域（深蓝+橙）显示两轮行情的「共性」**，蓝色单独突出的区域（05-07 独有）和橙色单独突出的区域（23-26 独有）显示差异。**最相似的 3 个维度**：驱动叙事（8 vs 9）、龙头涨幅（8 vs 9）、终结模式（8 vs 7）。**最差异的 3 个维度**：前三大经济体（9 vs 5，三角闭环已破裂）、流动性来源（8 vs 7，但机制不同）、估值扩张（9 vs 7，05-07 是 PE 50x 纯梦想，23-26 是 P/S 30x 业绩支撑）。</w:t>
+        <w:t>图表 8 用雷达图直观呈现 10 维度对标结果。**重叠区域（深蓝+橙）显示两轮行情的「共性」**，蓝色单独突出的区域（05-07 独有）和橙色单独突出的区域（23-26 独有）显示差异。**最相似的 3 个维度**：驱动叙事（8 vs 9）、龙头涨幅（8 vs 9）、终结模式（8 vs 7）。**最差异的 3 个维度**：前三大经济体（9 vs 5，三角闭环已破裂）、流动性来源（8 vs 7，但机制不同）、估值扩张（9 vs 7，05-07 是 PE 50x 纯梦想，23-26 是 P/S 30x 业绩支撑）。</w:t>
       </w:r>
     </w:p>
     <w:p>
@@ -2253,7 +2245,7 @@
           <w:color w:val="64748B"/>
           <w:sz w:val="19"/>
         </w:rPr>
-        <w:t>图表 6：M7 云厂商 Capex/Rev 趋势（2024-2026E）——35% 阈值线即 S1 信号触发线</w:t>
+        <w:t>图表 9：M7 云厂商 Capex/Rev 趋势（2024-2026E）——35% 阈值线即 S1 信号触发线</w:t>
       </w:r>
     </w:p>
     <w:p>
@@ -2261,7 +2253,7 @@
         <w:spacing w:line="408" w:lineRule="auto" w:after="80"/>
       </w:pPr>
       <w:r>
-        <w:t>图表 6 呈现了 4 家云厂商的 Capex/Rev 趋势。可以观察到三个关键事实：</w:t>
+        <w:t>图表 9 呈现了 4 家云厂商的 Capex/Rev 趋势。可以观察到三个关键事实：</w:t>
       </w:r>
     </w:p>
     <w:p>
@@ -2356,7 +2348,7 @@
           <w:color w:val="64748B"/>
           <w:sz w:val="19"/>
         </w:rPr>
-        <w:t>图表 7：NDX vs NVDA 归一化对比（2022-11=100）——NVDA 涨幅 8 倍于 NDX</w:t>
+        <w:t>图表 10：NDX vs NVDA 归一化对比（2022-11=100）——NVDA 涨幅 8 倍于 NDX</w:t>
       </w:r>
     </w:p>
     <w:p>
@@ -2364,7 +2356,7 @@
         <w:spacing w:line="408" w:lineRule="auto" w:after="80"/>
       </w:pPr>
       <w:r>
-        <w:t>图表 7 揭示了 23-26 浪潮的一个关键特征：**NVDA 涨幅 800% 远超 NDX 整体 95%**——这是 2005-2007 没有的现象（彼时云铜 +1,122%，但有色指数整体 +1,857%，板块涨幅大于单股），这意味着 AI 浪潮的「龙头集中度」远高于 2005-2007。</w:t>
+        <w:t>图表 10 揭示了 23-26 浪潮的一个关键特征：**NVDA 涨幅 800% 远超 NDX 整体 95%**——即 AI 龙头集中度远高于 2005-2007。彼时云铜 +1,122%，但有色指数整体 +1,857%，板块涨幅大于单股；而 AI 浪潮恰好相反，单股涨幅远超板块。</w:t>
       </w:r>
     </w:p>
     <w:p>
@@ -2461,7 +2453,7 @@
           <w:color w:val="1E3A5F"/>
           <w:sz w:val="26"/>
         </w:rPr>
-        <w:t>§3.1　S1：云厂商 Capex 增速二阶导转负</w:t>
+        <w:t>§3.1　S1：云厂商 Capex/Rev 比率突破 35%</w:t>
       </w:r>
     </w:p>
     <w:p>
@@ -2642,7 +2634,7 @@
               <w:rPr>
                 <w:sz w:val="19"/>
               </w:rPr>
-              <w:t>M7 Capex 同比增速连续两季 &lt;20% 或环比负增长</w:t>
+              <w:t>M7 Capex/Rev 比率连续两季 &gt;35%，或单季从峰值回落 &gt;5pct</w:t>
             </w:r>
           </w:p>
         </w:tc>
@@ -2680,7 +2672,7 @@
               <w:rPr>
                 <w:sz w:val="19"/>
               </w:rPr>
-              <w:t>**未触发**（M7 Capex/Rev 30%，增速仍高，距 35% 阈值 5pct）</w:t>
+              <w:t>**未触发**（M7 Capex/Rev 30%，距 35% 阈值 5pct）</w:t>
             </w:r>
           </w:p>
         </w:tc>
@@ -3563,7 +3555,7 @@
               <w:rPr>
                 <w:sz w:val="19"/>
               </w:rPr>
-              <w:t>① 英伟达跌破 200 日均线 ② 微软 Copilot 付费渗透率停滞</w:t>
+              <w:t>① 英伟达跌破 200 日均线 ② NVDA P/S &gt; 25x 且营收环比增速降至个位数 ③ 微软 Copilot 付费渗透率停滞</w:t>
             </w:r>
           </w:p>
         </w:tc>
@@ -3744,7 +3736,7 @@
           <w:color w:val="64748B"/>
           <w:sz w:val="19"/>
         </w:rPr>
-        <w:t>图表 8.5：S3 双阈值监测（2023Q1-2026Q2）——NVDA P/S + Copilot 渗透率</w:t>
+        <w:t>图表 11：S3 双阈值监测（2023Q1-2026Q2）——NVDA P/S + Copilot 渗透率</w:t>
       </w:r>
     </w:p>
     <w:p>
@@ -3752,7 +3744,7 @@
         <w:spacing w:line="408" w:lineRule="auto" w:after="80"/>
       </w:pPr>
       <w:r>
-        <w:t>图表 8.5 量化呈现了 S3 双重阈值的当前状态。**两个关键观察**：</w:t>
+        <w:t>图表 11 量化呈现了 S3 双重阈值的当前状态。**两个关键观察**：</w:t>
       </w:r>
     </w:p>
     <w:p>
@@ -3761,7 +3753,7 @@
         <w:ind w:firstLine="440"/>
       </w:pPr>
       <w:r>
-        <w:t>**第一，NVDA P/S 在 2023Q1 高位（28-32x）已逐步消化至 2026Q2 的 20x**，——业绩增长在「消化」高估值。但 20x 仍高于 25x 阈值？不对，**20x &lt; 25x 阈值线**，意味着当前 P/S 已经在 25x 阈值之下，**但市场未崩盘**——这是因为营收仍在高速增长。</w:t>
+        <w:t>**第一，NVDA P/S 在 2023Q1 高位（28-32x）已逐步消化至 2026Q2 的 20x**，——业绩增长在「消化」高估值。当前 20x 低于 25x 阈值线，**S3 估值条件尚未满足**。但如果 NVDA 股价在营收增速放缓前继续上涨，P/S 重新升破 25x，则 S3 估值条件将就绪。</w:t>
       </w:r>
     </w:p>
     <w:p>
@@ -3783,7 +3775,7 @@
           <w:b/>
           <w:color w:val="B45309"/>
         </w:rPr>
-        <w:t>**关键洞察**：S3 当前状态 = 「双阈值边缘」（P/S 距阈值 5 点，Copilot 已触阈值）。**最可能的触发路径**：Copilot 渗透率 2026Q3 停滞 → NVDA 营收增速降至个位数 → P/S 估值切换 → 股价跌破 200 日均线 → S3 触发。</w:t>
+        <w:t>**关键洞察**：S3 当前状态 = 「双阈值边缘」（P/S 距 25x 阈值 5 点，Copilot 已触阈值）。**最可能的触发路径**：NVDA 股价继续上涨使 P/S 升破 25x → Copilot 渗透率 2026Q3 停滞 → NVDA 营收增速降至个位数 → P/S 估值切换 → 股价跌破 200 日均线 → S3 触发。</w:t>
       </w:r>
     </w:p>
     <w:p>
@@ -3851,7 +3843,7 @@
           <w:color w:val="64748B"/>
           <w:sz w:val="19"/>
         </w:rPr>
-        <w:t>图表 8：三大量化顶部信号当前状态仪表盘（2026-06）</w:t>
+        <w:t>图表 12：三大量化顶部信号当前状态仪表盘（2026-06）</w:t>
       </w:r>
     </w:p>
     <w:p>
@@ -3859,7 +3851,7 @@
         <w:spacing w:line="408" w:lineRule="auto" w:after="80"/>
       </w:pPr>
       <w:r>
-        <w:t>图表 8 以仪表盘形式呈现了 3 个信号的当前状态。**综合评分 0/3 ~ 0.5/3**——S1 接近触发但未触发（Capex/Rev 30% 距阈值 5pct），S2/S3 距离触发仍有空间。</w:t>
+        <w:t>图表 12 以仪表盘形式呈现了 3 个信号的当前状态。**综合评分 0/3 ~ 0.5/3**——S1 接近触发但未触发（M7 Capex/Rev 30%，距 35% 阈值仅 5pct），S2/S3 距离触发仍有空间。</w:t>
       </w:r>
     </w:p>
     <w:p>
@@ -4643,7 +4635,7 @@
         <w:spacing w:line="408" w:lineRule="auto" w:after="80"/>
       </w:pPr>
       <w:r>
-        <w:t>本附录以时间顺序列出 2005-2007 期间对市场产生重大影响的 16 个事件，供读者对照图表 3、图表 4 的事件标注查阅。</w:t>
+        <w:t>本附录以时间顺序列出 2005-2007 期间对市场产生重大影响的 16 个事件，供读者对照图表 5、图表 6 的事件标注查阅。</w:t>
       </w:r>
     </w:p>
     <w:tbl>

--- a/TopicResearch/report/复盘05-07有色vs当前AI板块投资研究.docx
+++ b/TopicResearch/report/复盘05-07有色vs当前AI板块投资研究.docx
@@ -2,15 +2,33 @@
 <file path=word/document.xml><?xml version="1.0" encoding="utf-8"?>
 <w:document xmlns:wpc="http://schemas.microsoft.com/office/word/2010/wordprocessingCanvas" xmlns:mo="http://schemas.microsoft.com/office/mac/office/2008/main" xmlns:mc="http://schemas.openxmlformats.org/markup-compatibility/2006" xmlns:mv="urn:schemas-microsoft-com:mac:vml" xmlns:o="urn:schemas-microsoft-com:office:office" xmlns:r="http://schemas.openxmlformats.org/officeDocument/2006/relationships" xmlns:m="http://schemas.openxmlformats.org/officeDocument/2006/math" xmlns:v="urn:schemas-microsoft-com:vml" xmlns:wp14="http://schemas.microsoft.com/office/word/2010/wordprocessingDrawing" xmlns:wp="http://schemas.openxmlformats.org/drawingml/2006/wordprocessingDrawing" xmlns:w10="urn:schemas-microsoft-com:office:word" xmlns:w="http://schemas.openxmlformats.org/wordprocessingml/2006/main" xmlns:w14="http://schemas.microsoft.com/office/word/2010/wordml" xmlns:wpg="http://schemas.microsoft.com/office/word/2010/wordprocessingGroup" xmlns:wpi="http://schemas.microsoft.com/office/word/2010/wordprocessingInk" xmlns:wne="http://schemas.microsoft.com/office/word/2006/wordml" xmlns:wps="http://schemas.microsoft.com/office/word/2010/wordprocessingShape" mc:Ignorable="w14 wp14">
   <w:body>
-    <w:p/>
-    <w:p/>
-    <w:p/>
     <w:p>
       <w:pPr>
+        <w:spacing w:line="408" w:lineRule="auto" w:after="120"/>
+        <w:ind w:firstLine="440"/>
+      </w:pPr>
+    </w:p>
+    <w:p>
+      <w:pPr>
+        <w:spacing w:line="408" w:lineRule="auto" w:after="120"/>
+        <w:ind w:firstLine="440"/>
+      </w:pPr>
+    </w:p>
+    <w:p>
+      <w:pPr>
+        <w:spacing w:line="408" w:lineRule="auto" w:after="120"/>
+        <w:ind w:firstLine="440"/>
+      </w:pPr>
+    </w:p>
+    <w:p>
+      <w:pPr>
+        <w:spacing w:line="408" w:lineRule="auto" w:after="120"/>
+        <w:ind w:firstLine="440"/>
         <w:jc w:val="center"/>
       </w:pPr>
       <w:r>
         <w:rPr>
+          <w:rFonts w:ascii="Times New Roman" w:hAnsi="Times New Roman" w:eastAsia="宋体"/>
           <w:b/>
           <w:color w:val="0F172A"/>
           <w:sz w:val="48"/>
@@ -22,39 +40,67 @@
     </w:p>
     <w:p>
       <w:pPr>
-        <w:spacing w:before="400"/>
+        <w:spacing w:before="400" w:line="408" w:lineRule="auto" w:after="120"/>
+        <w:ind w:firstLine="440"/>
         <w:jc w:val="center"/>
       </w:pPr>
       <w:r>
         <w:rPr>
+          <w:rFonts w:ascii="Times New Roman" w:hAnsi="Times New Roman" w:eastAsia="宋体"/>
           <w:color w:val="64748B"/>
           <w:sz w:val="26"/>
         </w:rPr>
         <w:t>——基于「资本开支驱动的需求正反馈」的 3 个量化顶部信号</w:t>
       </w:r>
     </w:p>
-    <w:p/>
-    <w:p/>
     <w:p>
       <w:pPr>
+        <w:spacing w:line="408" w:lineRule="auto" w:after="120"/>
+        <w:ind w:firstLine="440"/>
+      </w:pPr>
+    </w:p>
+    <w:p>
+      <w:pPr>
+        <w:spacing w:line="408" w:lineRule="auto" w:after="120"/>
+        <w:ind w:firstLine="440"/>
+      </w:pPr>
+    </w:p>
+    <w:p>
+      <w:pPr>
+        <w:spacing w:line="408" w:lineRule="auto" w:after="120"/>
+        <w:ind w:firstLine="440"/>
         <w:jc w:val="center"/>
       </w:pPr>
       <w:r>
         <w:rPr>
+          <w:rFonts w:ascii="Times New Roman" w:hAnsi="Times New Roman" w:eastAsia="宋体"/>
           <w:color w:val="94A3B8"/>
           <w:sz w:val="20"/>
         </w:rPr>
         <w:t>报告编号：TR-2026-001  |  报告日期：2026 年 6 月 28 日  |  版本 v2.0</w:t>
       </w:r>
     </w:p>
-    <w:p/>
-    <w:p/>
     <w:p>
       <w:pPr>
+        <w:spacing w:line="408" w:lineRule="auto" w:after="120"/>
+        <w:ind w:firstLine="440"/>
+      </w:pPr>
+    </w:p>
+    <w:p>
+      <w:pPr>
+        <w:spacing w:line="408" w:lineRule="auto" w:after="120"/>
+        <w:ind w:firstLine="440"/>
+      </w:pPr>
+    </w:p>
+    <w:p>
+      <w:pPr>
+        <w:spacing w:line="408" w:lineRule="auto" w:after="120"/>
+        <w:ind w:firstLine="440"/>
         <w:jc w:val="center"/>
       </w:pPr>
       <w:r>
         <w:rPr>
+          <w:rFonts w:ascii="Times New Roman" w:hAnsi="Times New Roman" w:eastAsia="宋体"/>
           <w:color w:val="94A3B8"/>
           <w:sz w:val="19"/>
         </w:rPr>
@@ -65,13 +111,21 @@
         <w:t>本报告准绳：05-07 有色复盘 HTML 报告 + slides 演示文稿</w:t>
       </w:r>
     </w:p>
-    <w:p/>
     <w:p>
       <w:pPr>
+        <w:spacing w:line="408" w:lineRule="auto" w:after="120"/>
+        <w:ind w:firstLine="440"/>
+      </w:pPr>
+    </w:p>
+    <w:p>
+      <w:pPr>
+        <w:spacing w:line="408" w:lineRule="auto" w:after="120"/>
+        <w:ind w:firstLine="440"/>
         <w:jc w:val="center"/>
       </w:pPr>
       <w:r>
         <w:rPr>
+          <w:rFonts w:ascii="Times New Roman" w:hAnsi="Times New Roman" w:eastAsia="宋体"/>
           <w:i/>
           <w:color w:val="B45309"/>
           <w:sz w:val="17"/>
@@ -80,17 +134,27 @@
       </w:r>
     </w:p>
     <w:p>
+      <w:pPr>
+        <w:spacing w:line="408" w:lineRule="auto" w:after="120"/>
+        <w:ind w:firstLine="440"/>
+      </w:pPr>
       <w:r>
+        <w:rPr>
+          <w:rFonts w:ascii="Times New Roman" w:hAnsi="Times New Roman" w:eastAsia="宋体"/>
+          <w:color w:val="1E293B"/>
+        </w:rPr>
         <w:br w:type="page"/>
       </w:r>
     </w:p>
     <w:p>
       <w:pPr>
         <w:keepNext/>
-        <w:spacing w:before="400" w:after="200"/>
+        <w:spacing w:before="400" w:after="120" w:line="408" w:lineRule="auto"/>
+        <w:ind w:firstLine="440"/>
       </w:pPr>
       <w:r>
         <w:rPr>
+          <w:rFonts w:ascii="Times New Roman" w:hAnsi="Times New Roman" w:eastAsia="宋体"/>
           <w:b/>
           <w:color w:val="0F172A"/>
           <w:sz w:val="32"/>
@@ -100,74 +164,103 @@
     </w:p>
     <w:p>
       <w:pPr>
-        <w:spacing w:line="408" w:lineRule="auto" w:after="80"/>
+        <w:spacing w:line="408" w:lineRule="auto" w:after="120"/>
         <w:ind w:firstLine="440"/>
       </w:pPr>
       <w:r>
+        <w:rPr>
+          <w:rFonts w:ascii="Times New Roman" w:hAnsi="Times New Roman" w:eastAsia="宋体"/>
+          <w:color w:val="1E293B"/>
+        </w:rPr>
         <w:t>2008 年金融危机后，全球资本市场经历了近 15 年的「低利率 + 低增长」长期停滞。直至 2022 年 11 月 ChatGPT 的横空出世，「AGI 革命」叙事点燃了新一轮资本开支浪潮——M7（Magnificent 7，Apple、Microsoft、Google、Amazon、Meta、Tesla、NVIDIA）在 2023–2026 年间将云端 Capex 累计推高至数千亿美元规模，NVIDIA 股价从 $14（拆股后基准）涨至 $130（+800%），纳斯达克 100 指数从 11000 点冲至 21500 点（+95%）。</w:t>
       </w:r>
     </w:p>
     <w:p>
       <w:pPr>
-        <w:spacing w:line="408" w:lineRule="auto" w:after="80"/>
+        <w:spacing w:line="408" w:lineRule="auto" w:after="120"/>
         <w:ind w:firstLine="440"/>
       </w:pPr>
       <w:r>
+        <w:rPr>
+          <w:rFonts w:ascii="Times New Roman" w:hAnsi="Times New Roman" w:eastAsia="宋体"/>
+          <w:color w:val="1E293B"/>
+        </w:rPr>
         <w:t>这一轮 AI 浪潮的「资本开支驱动的需求正反馈」与 2005–2007 年的有色金属超级周期具有令人不安的结构相似性——彼时全球铜价从 $3,000 涨至 $8,985（+197%），LME 铝价从 $1,807 涨至 $3,000，A 股有色金属指数涨幅高达 1,857%，中铝、云铜等龙头股在「资产注入」叙事下 PE 推升至 60–80 倍。</w:t>
       </w:r>
     </w:p>
     <w:p>
       <w:pPr>
-        <w:spacing w:line="408" w:lineRule="auto" w:after="80"/>
+        <w:spacing w:line="408" w:lineRule="auto" w:after="120"/>
         <w:ind w:firstLine="440"/>
       </w:pPr>
       <w:r>
+        <w:rPr>
+          <w:rFonts w:ascii="Times New Roman" w:hAnsi="Times New Roman" w:eastAsia="宋体"/>
+          <w:color w:val="1E293B"/>
+        </w:rPr>
         <w:t>然而，两轮浪潮在「流动性来源」和「估值锚」上存在本质差异：</w:t>
       </w:r>
     </w:p>
     <w:p>
       <w:pPr>
-        <w:spacing w:line="408" w:lineRule="auto" w:after="80"/>
+        <w:spacing w:line="408" w:lineRule="auto" w:after="120"/>
         <w:ind w:firstLine="440"/>
       </w:pPr>
       <w:r>
+        <w:rPr>
+          <w:rFonts w:ascii="Times New Roman" w:hAnsi="Times New Roman" w:eastAsia="宋体"/>
+          <w:color w:val="1E293B"/>
+        </w:rPr>
         <w:t>05–07 的流动性来自**央行被动放水**——中国出口创汇转化为外汇占款（2005–2007 累计 ~8 万亿元），央行结汇后基础货币扩张，M2 增速从 17.6% 升至 18.5%；同时美元持续贬值（92→80，-13%），日本超低利率（0–0.5%）下日元套息交易规模达 $500B+，三重机制共同构成了商品超级周期的「全球流动性大合唱」。</w:t>
       </w:r>
     </w:p>
     <w:p>
       <w:pPr>
-        <w:spacing w:line="408" w:lineRule="auto" w:after="80"/>
+        <w:spacing w:line="408" w:lineRule="auto" w:after="120"/>
         <w:ind w:firstLine="440"/>
       </w:pPr>
       <w:r>
+        <w:rPr>
+          <w:rFonts w:ascii="Times New Roman" w:hAnsi="Times New Roman" w:eastAsia="宋体"/>
+          <w:color w:val="1E293B"/>
+        </w:rPr>
         <w:t>23–26 的流动性则来自**企业主动喷泉**——M7 自由现金流 + 部分企业债融资直接转化为 AI Capex，M7（除 NVDA）平均 Capex/Rev 从 2024 年的 18% 升至 2026E 的 30%。美联储虽然缩表，但企业信用条件仍宽——M7 自身的盈利和现金成为 AI Capex 的唯一来源。</w:t>
       </w:r>
     </w:p>
     <w:p>
       <w:pPr>
-        <w:spacing w:line="408" w:lineRule="auto" w:after="80"/>
+        <w:spacing w:line="408" w:lineRule="auto" w:after="120"/>
         <w:ind w:firstLine="440"/>
       </w:pPr>
       <w:r>
+        <w:rPr>
+          <w:rFonts w:ascii="Times New Roman" w:hAnsi="Times New Roman" w:eastAsia="宋体"/>
+          <w:color w:val="1E293B"/>
+        </w:rPr>
         <w:t>这一差异意味着 23–26 泡沫可能更「粘」——反应慢于 05–07，但顶部更「陡」——M7 同步减投会瞬间反转。</w:t>
       </w:r>
     </w:p>
     <w:p>
       <w:pPr>
-        <w:spacing w:line="408" w:lineRule="auto" w:after="80"/>
+        <w:spacing w:line="408" w:lineRule="auto" w:after="120"/>
         <w:ind w:firstLine="440"/>
       </w:pPr>
       <w:r>
+        <w:rPr>
+          <w:rFonts w:ascii="Times New Roman" w:hAnsi="Times New Roman" w:eastAsia="宋体"/>
+          <w:color w:val="1E293B"/>
+        </w:rPr>
         <w:t>本报告的核心问题是：在 23–26 AI 浪潮的当前阶段（截至 2026 年 6 月），**我们能否找到 3 个可量化、可监测、可证伪的顶部信号**？这些信号应当在 05–07 的历史镜像中得到验证，并能在不同情境下提示风险。</w:t>
       </w:r>
     </w:p>
     <w:p>
       <w:pPr>
-        <w:spacing w:before="160" w:after="160" w:line="384" w:lineRule="auto"/>
-        <w:ind w:left="440" w:right="440"/>
+        <w:spacing w:before="160" w:after="120" w:line="408" w:lineRule="auto"/>
+        <w:ind w:left="440" w:right="440" w:firstLine="440"/>
       </w:pPr>
       <w:r>
         <w:rPr>
+          <w:rFonts w:ascii="Times New Roman" w:hAnsi="Times New Roman" w:eastAsia="宋体"/>
           <w:b/>
           <w:color w:val="B45309"/>
         </w:rPr>
@@ -177,10 +270,12 @@
     <w:p>
       <w:pPr>
         <w:keepNext/>
-        <w:spacing w:before="400" w:after="200"/>
+        <w:spacing w:before="400" w:after="120" w:line="408" w:lineRule="auto"/>
+        <w:ind w:firstLine="440"/>
       </w:pPr>
       <w:r>
         <w:rPr>
+          <w:rFonts w:ascii="Times New Roman" w:hAnsi="Times New Roman" w:eastAsia="宋体"/>
           <w:b/>
           <w:color w:val="0F172A"/>
           <w:sz w:val="32"/>
@@ -190,19 +285,26 @@
     </w:p>
     <w:p>
       <w:pPr>
-        <w:spacing w:line="408" w:lineRule="auto" w:after="80"/>
+        <w:spacing w:line="408" w:lineRule="auto" w:after="120"/>
+        <w:ind w:firstLine="440"/>
       </w:pPr>
       <w:r>
+        <w:rPr>
+          <w:rFonts w:ascii="Times New Roman" w:hAnsi="Times New Roman" w:eastAsia="宋体"/>
+          <w:color w:val="1E293B"/>
+        </w:rPr>
         <w:t>要回答「AI 浪潮何时见顶」这一问题，首先需要完整理解 2005–2007 这一历史镜像。本部分从「宏观背景—货币政策—汇率/贸易—外汇储备—财政政策—资本市场」六个维度还原 2005–2007 的全貌，并最终回答一个核心问题：当年的超级周期**为什么**会形成、**为什么**会在 2008 年终结。</w:t>
       </w:r>
     </w:p>
     <w:p>
       <w:pPr>
         <w:keepNext/>
-        <w:spacing w:before="280" w:after="120"/>
+        <w:spacing w:before="280" w:after="120" w:line="408" w:lineRule="auto"/>
+        <w:ind w:firstLine="440"/>
       </w:pPr>
       <w:r>
         <w:rPr>
+          <w:rFonts w:ascii="Times New Roman" w:hAnsi="Times New Roman" w:eastAsia="宋体"/>
           <w:b/>
           <w:color w:val="1E3A5F"/>
           <w:sz w:val="26"/>
@@ -212,53 +314,80 @@
     </w:p>
     <w:p>
       <w:pPr>
-        <w:spacing w:line="408" w:lineRule="auto" w:after="80"/>
+        <w:spacing w:line="408" w:lineRule="auto" w:after="120"/>
+        <w:ind w:firstLine="440"/>
       </w:pPr>
       <w:r>
+        <w:rPr>
+          <w:rFonts w:ascii="Times New Roman" w:hAnsi="Times New Roman" w:eastAsia="宋体"/>
+          <w:color w:val="1E293B"/>
+        </w:rPr>
         <w:t>2005–2007 是 21 世纪以来美中日三大经济体**同步增长**的罕见窗口。理解这一同步性，是理解商品超级周期的真正起点——三国增速虽然差异巨大，但角色高度互补。</w:t>
       </w:r>
     </w:p>
     <w:p>
       <w:pPr>
-        <w:spacing w:line="408" w:lineRule="auto" w:after="80"/>
+        <w:spacing w:line="408" w:lineRule="auto" w:after="120"/>
         <w:ind w:firstLine="440"/>
       </w:pPr>
       <w:r>
+        <w:rPr>
+          <w:rFonts w:ascii="Times New Roman" w:hAnsi="Times New Roman" w:eastAsia="宋体"/>
+          <w:color w:val="1E293B"/>
+        </w:rPr>
         <w:t>**美国：减速但消费强**。美国实际 GDP 增速从 2005 年 3.5% 降至 2007 年 1.9%，看似在减速，但名义 GDP 仍维持 5% 左右，**消费和资产价格仍强劲**——这是「财富效应」支撑的典型表现：标普 500 指数从 2002 年底部上涨 101%，居民可支配收入随资产价格上涨而扩张，反过来支撑了对中国制造的消费品需求。</w:t>
       </w:r>
     </w:p>
     <w:p>
       <w:pPr>
-        <w:spacing w:line="408" w:lineRule="auto" w:after="80"/>
+        <w:spacing w:line="408" w:lineRule="auto" w:after="120"/>
         <w:ind w:firstLine="440"/>
       </w:pPr>
       <w:r>
+        <w:rPr>
+          <w:rFonts w:ascii="Times New Roman" w:hAnsi="Times New Roman" w:eastAsia="宋体"/>
+          <w:color w:val="1E293B"/>
+        </w:rPr>
         <w:t>**中国：加速，重工业化+城镇化高峰**。中国 GDP 实际增速从 11.3% 升至 14.2%，名义 GDP 增速更高达 23%（含通胀和资产价格重估）。中国贡献了全球铜消费增量的 60%+，M2 增速 17.6%→18.5%，固定资产投资 CAGR 超过 25%——这是「重工业化+城镇化」双轮驱动的典型样本。</w:t>
       </w:r>
     </w:p>
     <w:p>
       <w:pPr>
-        <w:spacing w:line="408" w:lineRule="auto" w:after="80"/>
+        <w:spacing w:line="408" w:lineRule="auto" w:after="120"/>
         <w:ind w:firstLine="440"/>
       </w:pPr>
       <w:r>
+        <w:rPr>
+          <w:rFonts w:ascii="Times New Roman" w:hAnsi="Times New Roman" w:eastAsia="宋体"/>
+          <w:color w:val="1E293B"/>
+        </w:rPr>
         <w:t>**日本：走出「失去的十年」**。日本实际 GDP 增速仅 0.6%–0.8%，名义 GDP ≈ 0，看似在通缩中挣扎，但企业治理改善、外资流入，日经 225 在 2005 年上涨 40.24%——这意味着日本完成了从「偿债」到「扩张」的模式切换，即将在全球金融体系中扮演新的角色。</w:t>
       </w:r>
     </w:p>
     <w:p>
       <w:pPr>
-        <w:spacing w:line="408" w:lineRule="auto" w:after="80"/>
+        <w:spacing w:line="408" w:lineRule="auto" w:after="120"/>
+        <w:ind w:firstLine="440"/>
       </w:pPr>
       <w:r>
+        <w:rPr>
+          <w:rFonts w:ascii="Times New Roman" w:hAnsi="Times New Roman" w:eastAsia="宋体"/>
+          <w:color w:val="1E293B"/>
+        </w:rPr>
         <w:t>**关键洞察**：这种「同步增长」是 2005–2007 独有的窗口。美国虽减速但消费强、中国处于工业化高峰、日本走出通缩——三国缺一不可。商品超级周期的真正燃料不是「中国需求」单独一个变量，而是**「消费国+生产国+融资国」的三角互补结构**。</w:t>
       </w:r>
     </w:p>
     <w:p>
       <w:pPr>
-        <w:spacing w:before="200" w:after="40"/>
+        <w:spacing w:before="200" w:after="120" w:line="408" w:lineRule="auto"/>
+        <w:ind w:firstLine="440"/>
         <w:jc w:val="center"/>
       </w:pPr>
       <w:r>
+        <w:rPr>
+          <w:rFonts w:ascii="Times New Roman" w:hAnsi="Times New Roman" w:eastAsia="宋体"/>
+          <w:color w:val="1E293B"/>
+        </w:rPr>
         <w:drawing>
           <wp:inline xmlns:a="http://schemas.openxmlformats.org/drawingml/2006/main" xmlns:pic="http://schemas.openxmlformats.org/drawingml/2006/picture">
             <wp:extent cx="6217920" cy="3108960"/>
@@ -295,11 +424,13 @@
     </w:p>
     <w:p>
       <w:pPr>
-        <w:spacing w:after="240"/>
+        <w:spacing w:after="120" w:line="408" w:lineRule="auto"/>
+        <w:ind w:firstLine="440"/>
         <w:jc w:val="center"/>
       </w:pPr>
       <w:r>
         <w:rPr>
+          <w:rFonts w:ascii="Times New Roman" w:hAnsi="Times New Roman" w:eastAsia="宋体"/>
           <w:i/>
           <w:color w:val="64748B"/>
           <w:sz w:val="19"/>
@@ -309,19 +440,26 @@
     </w:p>
     <w:p>
       <w:pPr>
-        <w:spacing w:line="408" w:lineRule="auto" w:after="80"/>
+        <w:spacing w:line="408" w:lineRule="auto" w:after="120"/>
+        <w:ind w:firstLine="440"/>
       </w:pPr>
       <w:r>
+        <w:rPr>
+          <w:rFonts w:ascii="Times New Roman" w:hAnsi="Times New Roman" w:eastAsia="宋体"/>
+          <w:color w:val="1E293B"/>
+        </w:rPr>
         <w:t>图表 1（9a+9d）清晰揭示了三国宏观背景的**结构性差异**（2007 年峰值数据）：中国 GDP 增速 14.2%（加速）vs 美国 1.9%（减速）vs 日本 0.8%（通缩挣扎）；**中国外储/GDP 48% = 美国的 28 倍、日本的 2.3 倍**——这是全球失衡的极致表现。9b M2 增速同样显示中国 18.5% 是美国的 3.3 倍、日本的 13 倍。9c CPI 显示中国通胀 4.8%（工业品价格上行）vs 日本 0%（持续通缩）。</w:t>
       </w:r>
     </w:p>
     <w:p>
       <w:pPr>
         <w:keepNext/>
-        <w:spacing w:before="280" w:after="120"/>
+        <w:spacing w:before="280" w:after="120" w:line="408" w:lineRule="auto"/>
+        <w:ind w:firstLine="440"/>
       </w:pPr>
       <w:r>
         <w:rPr>
+          <w:rFonts w:ascii="Times New Roman" w:hAnsi="Times New Roman" w:eastAsia="宋体"/>
           <w:b/>
           <w:color w:val="1E3A5F"/>
           <w:sz w:val="26"/>
@@ -331,45 +469,67 @@
     </w:p>
     <w:p>
       <w:pPr>
-        <w:spacing w:line="408" w:lineRule="auto" w:after="80"/>
+        <w:spacing w:line="408" w:lineRule="auto" w:after="120"/>
         <w:ind w:firstLine="440"/>
       </w:pPr>
       <w:r>
+        <w:rPr>
+          <w:rFonts w:ascii="Times New Roman" w:hAnsi="Times New Roman" w:eastAsia="宋体"/>
+          <w:color w:val="1E293B"/>
+        </w:rPr>
         <w:t>理解 2005–2007 货币政策的关键，是要意识到：**表面上的紧缩，掩盖了实际金融条件的宽松**。如果只看 2007 年末三国央行政策利率——美联储 5.25%、中国 1Y 贷款基准 7.47%、日银 0.5%——会得出三国都在紧缩的结论。然而，市场实际感受的金融条件却普遍宽松。</w:t>
       </w:r>
     </w:p>
     <w:p>
       <w:pPr>
-        <w:spacing w:line="408" w:lineRule="auto" w:after="80"/>
+        <w:spacing w:line="408" w:lineRule="auto" w:after="120"/>
         <w:ind w:firstLine="440"/>
       </w:pPr>
       <w:r>
+        <w:rPr>
+          <w:rFonts w:ascii="Times New Roman" w:hAnsi="Times New Roman" w:eastAsia="宋体"/>
+          <w:color w:val="1E293B"/>
+        </w:rPr>
         <w:t>**美国的「格林斯潘之谜」**揭示了短端利率与长端利率的脱节。美联储在 2004.06–2006.06 期间加息 17 次，联邦基金利率从 1% 抬至 5.25%；但 10 年期国债利率仅从 4.2% 升至 4.6%——几乎纹丝不动。短长利差从 +3.2% 收窄到 +0.65%，意味着**美联储加的息在金融市场上几乎没有传导**。这一悖论的根源是全球「储蓄过剩」——亚洲国家、石油美元的避险资金持续压低长端利率，使美国实际金融条件仍宽松。</w:t>
       </w:r>
     </w:p>
     <w:p>
       <w:pPr>
-        <w:spacing w:line="408" w:lineRule="auto" w:after="80"/>
+        <w:spacing w:line="408" w:lineRule="auto" w:after="120"/>
         <w:ind w:firstLine="440"/>
       </w:pPr>
       <w:r>
+        <w:rPr>
+          <w:rFonts w:ascii="Times New Roman" w:hAnsi="Times New Roman" w:eastAsia="宋体"/>
+          <w:color w:val="1E293B"/>
+        </w:rPr>
         <w:t>**中国的情况更奇特**。1Y 贷款基准 7.47% 看似很高，但同期 10 年期国债仅 4.5%；更反常的是 1Y 存款基准 4.14% 居然高于 1Y 国债 2.79%——在正常利率体系中，国债作为无风险利率应该是市场利率的下限，但中国央行通过存款管制将存款利率人为抬高在国债之上。这意味着 2007 年的中国同时存在**管制利率倒挂**（4.14% &gt; 2.79%）和**贷存利差 3.33%**（7.47% - 4.14%）。</w:t>
       </w:r>
     </w:p>
     <w:p>
       <w:pPr>
-        <w:spacing w:line="408" w:lineRule="auto" w:after="80"/>
+        <w:spacing w:line="408" w:lineRule="auto" w:after="120"/>
+        <w:ind w:firstLine="440"/>
       </w:pPr>
       <w:r>
+        <w:rPr>
+          <w:rFonts w:ascii="Times New Roman" w:hAnsi="Times New Roman" w:eastAsia="宋体"/>
+          <w:color w:val="1E293B"/>
+        </w:rPr>
         <w:t>这两个数字是理解中国 2007 年资产价格泡沫的关键。贷存利差 3.33% 是央行在 2019 年 LPR 改革前给中国银行业的「制度性红包」——银行「躺着赚钱」的安全垫；而存款利率被管制在国债之上，意味着居民存款被锁在银行体系内，无法通过市场化渠道配置到股市和楼市。**结果是「被动溢出」——存款利率过低，居民被迫将储蓄转向资产，叠加 M2 增速 18% 的扩张效应**。</w:t>
       </w:r>
     </w:p>
     <w:p>
       <w:pPr>
-        <w:spacing w:before="200" w:after="40"/>
+        <w:spacing w:before="200" w:after="120" w:line="408" w:lineRule="auto"/>
+        <w:ind w:firstLine="440"/>
         <w:jc w:val="center"/>
       </w:pPr>
       <w:r>
+        <w:rPr>
+          <w:rFonts w:ascii="Times New Roman" w:hAnsi="Times New Roman" w:eastAsia="宋体"/>
+          <w:color w:val="1E293B"/>
+        </w:rPr>
         <w:drawing>
           <wp:inline xmlns:a="http://schemas.openxmlformats.org/drawingml/2006/main" xmlns:pic="http://schemas.openxmlformats.org/drawingml/2006/picture">
             <wp:extent cx="5943600" cy="2228850"/>
@@ -406,11 +566,13 @@
     </w:p>
     <w:p>
       <w:pPr>
-        <w:spacing w:after="240"/>
+        <w:spacing w:after="120" w:line="408" w:lineRule="auto"/>
+        <w:ind w:firstLine="440"/>
         <w:jc w:val="center"/>
       </w:pPr>
       <w:r>
         <w:rPr>
+          <w:rFonts w:ascii="Times New Roman" w:hAnsi="Times New Roman" w:eastAsia="宋体"/>
           <w:i/>
           <w:color w:val="64748B"/>
           <w:sz w:val="19"/>
@@ -420,20 +582,25 @@
     </w:p>
     <w:p>
       <w:pPr>
-        <w:spacing w:line="408" w:lineRule="auto" w:after="80"/>
+        <w:spacing w:line="408" w:lineRule="auto" w:after="120"/>
         <w:ind w:firstLine="440"/>
       </w:pPr>
       <w:r>
+        <w:rPr>
+          <w:rFonts w:ascii="Times New Roman" w:hAnsi="Times New Roman" w:eastAsia="宋体"/>
+          <w:color w:val="1E293B"/>
+        </w:rPr>
         <w:t>**日本的故事则是「套利」**。日银 2006 年退出 QE，隔夜利率 0% → 0.5%，但 10Y JGB 仅 1.5%、房贷 2.5%——量宽传导充分。**真正的故事是日元套息**——借日元（利率极低）投资美元资产或商品，估算规模 $500B+。这是 2005–2007 全球风险偏好的关键推手。</w:t>
       </w:r>
     </w:p>
     <w:p>
       <w:pPr>
-        <w:spacing w:before="160" w:after="160" w:line="384" w:lineRule="auto"/>
-        <w:ind w:left="440" w:right="440"/>
+        <w:spacing w:before="160" w:after="120" w:line="408" w:lineRule="auto"/>
+        <w:ind w:left="440" w:right="440" w:firstLine="440"/>
       </w:pPr>
       <w:r>
         <w:rPr>
+          <w:rFonts w:ascii="Times New Roman" w:hAnsi="Times New Roman" w:eastAsia="宋体"/>
           <w:b/>
           <w:color w:val="B45309"/>
         </w:rPr>
@@ -443,10 +610,12 @@
     <w:p>
       <w:pPr>
         <w:keepNext/>
-        <w:spacing w:before="280" w:after="120"/>
+        <w:spacing w:before="280" w:after="120" w:line="408" w:lineRule="auto"/>
+        <w:ind w:firstLine="440"/>
       </w:pPr>
       <w:r>
         <w:rPr>
+          <w:rFonts w:ascii="Times New Roman" w:hAnsi="Times New Roman" w:eastAsia="宋体"/>
           <w:b/>
           <w:color w:val="1E3A5F"/>
           <w:sz w:val="26"/>
@@ -456,28 +625,41 @@
     </w:p>
     <w:p>
       <w:pPr>
-        <w:spacing w:line="408" w:lineRule="auto" w:after="80"/>
+        <w:spacing w:line="408" w:lineRule="auto" w:after="120"/>
         <w:ind w:firstLine="440"/>
       </w:pPr>
       <w:r>
+        <w:rPr>
+          <w:rFonts w:ascii="Times New Roman" w:hAnsi="Times New Roman" w:eastAsia="宋体"/>
+          <w:color w:val="1E293B"/>
+        </w:rPr>
         <w:t>2005–2007 期间，中国外汇储备从 8,189 亿美元跃升至 15,282 亿美元，**两年半内几乎翻倍**。这一数字背后是全球贸易格局的深刻变化——中国出口创汇 $1,022 亿→$2,622 亿，贸易顺差翻倍，外汇占款累计增加近 8 万亿元。</w:t>
       </w:r>
     </w:p>
     <w:p>
       <w:pPr>
-        <w:spacing w:line="408" w:lineRule="auto" w:after="80"/>
+        <w:spacing w:line="408" w:lineRule="auto" w:after="120"/>
         <w:ind w:firstLine="440"/>
       </w:pPr>
       <w:r>
+        <w:rPr>
+          <w:rFonts w:ascii="Times New Roman" w:hAnsi="Times New Roman" w:eastAsia="宋体"/>
+          <w:color w:val="1E293B"/>
+        </w:rPr>
         <w:t>**外储/GDP 48%**——这是 2007 年中国的核心数字，全球第一。美国仅 1.7%，日本 21%。这一失衡本身不可持续，最终必然通过汇率/利率/资产价格调整——这也是 2008 年危机后中国外储增长显著放缓的根本原因。</w:t>
       </w:r>
     </w:p>
     <w:p>
       <w:pPr>
-        <w:spacing w:before="200" w:after="40"/>
+        <w:spacing w:before="200" w:after="120" w:line="408" w:lineRule="auto"/>
+        <w:ind w:firstLine="440"/>
         <w:jc w:val="center"/>
       </w:pPr>
       <w:r>
+        <w:rPr>
+          <w:rFonts w:ascii="Times New Roman" w:hAnsi="Times New Roman" w:eastAsia="宋体"/>
+          <w:color w:val="1E293B"/>
+        </w:rPr>
         <w:drawing>
           <wp:inline xmlns:a="http://schemas.openxmlformats.org/drawingml/2006/main" xmlns:pic="http://schemas.openxmlformats.org/drawingml/2006/picture">
             <wp:extent cx="6217920" cy="2487168"/>
@@ -514,11 +696,13 @@
     </w:p>
     <w:p>
       <w:pPr>
-        <w:spacing w:after="240"/>
+        <w:spacing w:after="120" w:line="408" w:lineRule="auto"/>
+        <w:ind w:firstLine="440"/>
         <w:jc w:val="center"/>
       </w:pPr>
       <w:r>
         <w:rPr>
+          <w:rFonts w:ascii="Times New Roman" w:hAnsi="Times New Roman" w:eastAsia="宋体"/>
           <w:i/>
           <w:color w:val="64748B"/>
           <w:sz w:val="19"/>
@@ -528,18 +712,28 @@
     </w:p>
     <w:p>
       <w:pPr>
-        <w:spacing w:line="408" w:lineRule="auto" w:after="80"/>
+        <w:spacing w:line="408" w:lineRule="auto" w:after="120"/>
+        <w:ind w:firstLine="440"/>
       </w:pPr>
       <w:r>
+        <w:rPr>
+          <w:rFonts w:ascii="Times New Roman" w:hAnsi="Times New Roman" w:eastAsia="宋体"/>
+          <w:color w:val="1E293B"/>
+        </w:rPr>
         <w:t>**美元贬值的连锁效应**是 2005–2007 商品超级周期最直接的燃料：美元指数从 92 跌至 80（-13%），推升以美元计价的商品价格——LME 铜从 $3,000 涨至 $8,000+；同时全球资金流出美国、涌入新兴市场；美国进口成本上升、通胀压力上升、实际利率下降。**这是一条自我强化的链条**——美元越贬值，商品越涨，新兴市场越受益，对美出口越多，外汇占款越多。</w:t>
       </w:r>
     </w:p>
     <w:p>
       <w:pPr>
-        <w:spacing w:before="200" w:after="40"/>
+        <w:spacing w:before="200" w:after="120" w:line="408" w:lineRule="auto"/>
+        <w:ind w:firstLine="440"/>
         <w:jc w:val="center"/>
       </w:pPr>
       <w:r>
+        <w:rPr>
+          <w:rFonts w:ascii="Times New Roman" w:hAnsi="Times New Roman" w:eastAsia="宋体"/>
+          <w:color w:val="1E293B"/>
+        </w:rPr>
         <w:drawing>
           <wp:inline xmlns:a="http://schemas.openxmlformats.org/drawingml/2006/main" xmlns:pic="http://schemas.openxmlformats.org/drawingml/2006/picture">
             <wp:extent cx="6217920" cy="2487168"/>
@@ -576,11 +770,13 @@
     </w:p>
     <w:p>
       <w:pPr>
-        <w:spacing w:after="240"/>
+        <w:spacing w:after="120" w:line="408" w:lineRule="auto"/>
+        <w:ind w:firstLine="440"/>
         <w:jc w:val="center"/>
       </w:pPr>
       <w:r>
         <w:rPr>
+          <w:rFonts w:ascii="Times New Roman" w:hAnsi="Times New Roman" w:eastAsia="宋体"/>
           <w:i/>
           <w:color w:val="64748B"/>
           <w:sz w:val="19"/>
@@ -590,28 +786,39 @@
     </w:p>
     <w:p>
       <w:pPr>
-        <w:spacing w:line="408" w:lineRule="auto" w:after="80"/>
+        <w:spacing w:line="408" w:lineRule="auto" w:after="120"/>
+        <w:ind w:firstLine="440"/>
       </w:pPr>
       <w:r>
+        <w:rPr>
+          <w:rFonts w:ascii="Times New Roman" w:hAnsi="Times New Roman" w:eastAsia="宋体"/>
+          <w:color w:val="1E293B"/>
+        </w:rPr>
         <w:t>图表 4 量化验证了「美元贬值 = 商品燃料」这一论断：美元指数 -17% vs LME 铜价 +183%，**两者负相关系数达 0.92**。这意味着 2005-2007 期间每 1% 的美元贬值，对应约 10% 的铜价上涨。这一机制在 23-26 中是否仍成立？这是 HBM/CoWoS 现货价 vs NVDA 股价的关键观察点。</w:t>
       </w:r>
     </w:p>
     <w:p>
       <w:pPr>
-        <w:spacing w:line="408" w:lineRule="auto" w:after="80"/>
+        <w:spacing w:line="408" w:lineRule="auto" w:after="120"/>
         <w:ind w:firstLine="440"/>
       </w:pPr>
       <w:r>
+        <w:rPr>
+          <w:rFonts w:ascii="Times New Roman" w:hAnsi="Times New Roman" w:eastAsia="宋体"/>
+          <w:color w:val="1E293B"/>
+        </w:rPr>
         <w:t>**人民币升值的悖论**值得单独分析。2005 年 7 月汇改启动，人民币兑美元累计升值约 12%，但贸易顺差反而翻倍。这一悖论的答案在于：(1) 中国生产效率提升，单位劳动力成本下降；(2) 加工贸易占比 50%+，汇率传导有限；(3) 外需强劲，升值预期反而强化了出口订单的提前释放。</w:t>
       </w:r>
     </w:p>
     <w:p>
       <w:pPr>
         <w:keepNext/>
-        <w:spacing w:before="280" w:after="120"/>
+        <w:spacing w:before="280" w:after="120" w:line="408" w:lineRule="auto"/>
+        <w:ind w:firstLine="440"/>
       </w:pPr>
       <w:r>
         <w:rPr>
+          <w:rFonts w:ascii="Times New Roman" w:hAnsi="Times New Roman" w:eastAsia="宋体"/>
           <w:b/>
           <w:color w:val="1E3A5F"/>
           <w:sz w:val="26"/>
@@ -621,18 +828,31 @@
     </w:p>
     <w:p>
       <w:pPr>
-        <w:spacing w:line="408" w:lineRule="auto" w:after="80"/>
+        <w:spacing w:line="408" w:lineRule="auto" w:after="120"/>
+        <w:ind w:firstLine="440"/>
       </w:pPr>
       <w:r>
+        <w:rPr>
+          <w:rFonts w:ascii="Times New Roman" w:hAnsi="Times New Roman" w:eastAsia="宋体"/>
+          <w:color w:val="1E293B"/>
+        </w:rPr>
         <w:t>三国股市的涨幅差异不是估值差异，而是**经济结构差异**的反映。</w:t>
       </w:r>
     </w:p>
     <w:tbl>
       <w:tblPr>
         <w:tblStyle w:val="LightGrid-Accent1"/>
-        <w:tblW w:type="auto" w:w="0"/>
+        <w:tblW w:type="pct" w:w="5000"/>
         <w:jc w:val="center"/>
         <w:tblLook w:firstColumn="1" w:firstRow="1" w:lastColumn="0" w:lastRow="0" w:noHBand="0" w:noVBand="1" w:val="04A0"/>
+        <w:tblBorders>
+          <w:top w:val="single" w:sz="4" w:space="0" w:color="CBD5E1"/>
+          <w:left w:val="single" w:sz="4" w:space="0" w:color="CBD5E1"/>
+          <w:bottom w:val="single" w:sz="4" w:space="0" w:color="CBD5E1"/>
+          <w:right w:val="single" w:sz="4" w:space="0" w:color="CBD5E1"/>
+          <w:insideH w:val="single" w:sz="4" w:space="0" w:color="CBD5E1"/>
+          <w:insideV w:val="single" w:sz="4" w:space="0" w:color="CBD5E1"/>
+        </w:tblBorders>
       </w:tblPr>
       <w:tblGrid>
         <w:gridCol w:w="2351"/>
@@ -644,16 +864,18 @@
         <w:tc>
           <w:tcPr>
             <w:tcW w:type="dxa" w:w="2351"/>
-            <w:shd w:fill="1E3A5F"/>
             <w:vAlign w:val="center"/>
+            <w:shd w:val="clear" w:color="auto" w:fill="1E3A5F"/>
           </w:tcPr>
           <w:p>
             <w:pPr>
-              <w:spacing w:after="40" w:line="312" w:lineRule="auto"/>
+              <w:spacing w:after="40" w:line="312" w:lineRule="auto" w:before="40"/>
               <w:ind w:firstLine="0"/>
+              <w:jc w:val="center"/>
             </w:pPr>
             <w:r>
               <w:rPr>
+                <w:rFonts w:ascii="Times New Roman" w:hAnsi="Times New Roman" w:eastAsia="宋体"/>
                 <w:b/>
                 <w:color w:val="FFFFFF"/>
                 <w:sz w:val="20"/>
@@ -664,16 +886,18 @@
         <w:tc>
           <w:tcPr>
             <w:tcW w:type="dxa" w:w="2351"/>
-            <w:shd w:fill="1E3A5F"/>
             <w:vAlign w:val="center"/>
+            <w:shd w:val="clear" w:color="auto" w:fill="1E3A5F"/>
           </w:tcPr>
           <w:p>
             <w:pPr>
-              <w:spacing w:after="40" w:line="312" w:lineRule="auto"/>
+              <w:spacing w:after="40" w:line="312" w:lineRule="auto" w:before="40"/>
               <w:ind w:firstLine="0"/>
+              <w:jc w:val="center"/>
             </w:pPr>
             <w:r>
               <w:rPr>
+                <w:rFonts w:ascii="Times New Roman" w:hAnsi="Times New Roman" w:eastAsia="宋体"/>
                 <w:b/>
                 <w:color w:val="FFFFFF"/>
                 <w:sz w:val="20"/>
@@ -685,16 +909,18 @@
         <w:tc>
           <w:tcPr>
             <w:tcW w:type="dxa" w:w="2351"/>
-            <w:shd w:fill="1E3A5F"/>
             <w:vAlign w:val="center"/>
+            <w:shd w:val="clear" w:color="auto" w:fill="1E3A5F"/>
           </w:tcPr>
           <w:p>
             <w:pPr>
-              <w:spacing w:after="40" w:line="312" w:lineRule="auto"/>
+              <w:spacing w:after="40" w:line="312" w:lineRule="auto" w:before="40"/>
               <w:ind w:firstLine="0"/>
+              <w:jc w:val="center"/>
             </w:pPr>
             <w:r>
               <w:rPr>
+                <w:rFonts w:ascii="Times New Roman" w:hAnsi="Times New Roman" w:eastAsia="宋体"/>
                 <w:b/>
                 <w:color w:val="FFFFFF"/>
                 <w:sz w:val="20"/>
@@ -706,16 +932,18 @@
         <w:tc>
           <w:tcPr>
             <w:tcW w:type="dxa" w:w="2351"/>
-            <w:shd w:fill="1E3A5F"/>
             <w:vAlign w:val="center"/>
+            <w:shd w:val="clear" w:color="auto" w:fill="1E3A5F"/>
           </w:tcPr>
           <w:p>
             <w:pPr>
-              <w:spacing w:after="40" w:line="312" w:lineRule="auto"/>
+              <w:spacing w:after="40" w:line="312" w:lineRule="auto" w:before="40"/>
               <w:ind w:firstLine="0"/>
+              <w:jc w:val="center"/>
             </w:pPr>
             <w:r>
               <w:rPr>
+                <w:rFonts w:ascii="Times New Roman" w:hAnsi="Times New Roman" w:eastAsia="宋体"/>
                 <w:b/>
                 <w:color w:val="FFFFFF"/>
                 <w:sz w:val="20"/>
@@ -730,14 +958,16 @@
           <w:tcPr>
             <w:tcW w:type="dxa" w:w="2351"/>
             <w:vAlign w:val="center"/>
+            <w:shd w:val="clear" w:color="auto" w:fill="FFFFFF"/>
           </w:tcPr>
           <w:p>
             <w:pPr>
-              <w:spacing w:after="40" w:line="312" w:lineRule="auto"/>
+              <w:spacing w:after="40" w:line="312" w:lineRule="auto" w:before="40"/>
               <w:ind w:firstLine="0"/>
             </w:pPr>
             <w:r>
               <w:rPr>
+                <w:rFonts w:ascii="Times New Roman" w:hAnsi="Times New Roman" w:eastAsia="宋体"/>
                 <w:sz w:val="19"/>
               </w:rPr>
               <w:t>2005-2007 涨幅</w:t>
@@ -748,14 +978,16 @@
           <w:tcPr>
             <w:tcW w:type="dxa" w:w="2351"/>
             <w:vAlign w:val="center"/>
+            <w:shd w:val="clear" w:color="auto" w:fill="FFFFFF"/>
           </w:tcPr>
           <w:p>
             <w:pPr>
-              <w:spacing w:after="40" w:line="312" w:lineRule="auto"/>
+              <w:spacing w:after="40" w:line="312" w:lineRule="auto" w:before="40"/>
               <w:ind w:firstLine="0"/>
             </w:pPr>
             <w:r>
               <w:rPr>
+                <w:rFonts w:ascii="Times New Roman" w:hAnsi="Times New Roman" w:eastAsia="宋体"/>
                 <w:sz w:val="19"/>
               </w:rPr>
               <w:t>+101%</w:t>
@@ -766,14 +998,16 @@
           <w:tcPr>
             <w:tcW w:type="dxa" w:w="2351"/>
             <w:vAlign w:val="center"/>
+            <w:shd w:val="clear" w:color="auto" w:fill="FFFFFF"/>
           </w:tcPr>
           <w:p>
             <w:pPr>
-              <w:spacing w:after="40" w:line="312" w:lineRule="auto"/>
+              <w:spacing w:after="40" w:line="312" w:lineRule="auto" w:before="40"/>
               <w:ind w:firstLine="0"/>
             </w:pPr>
             <w:r>
               <w:rPr>
+                <w:rFonts w:ascii="Times New Roman" w:hAnsi="Times New Roman" w:eastAsia="宋体"/>
                 <w:sz w:val="19"/>
               </w:rPr>
               <w:t>+514%</w:t>
@@ -784,14 +1018,16 @@
           <w:tcPr>
             <w:tcW w:type="dxa" w:w="2351"/>
             <w:vAlign w:val="center"/>
+            <w:shd w:val="clear" w:color="auto" w:fill="FFFFFF"/>
           </w:tcPr>
           <w:p>
             <w:pPr>
-              <w:spacing w:after="40" w:line="312" w:lineRule="auto"/>
+              <w:spacing w:after="40" w:line="312" w:lineRule="auto" w:before="40"/>
               <w:ind w:firstLine="0"/>
             </w:pPr>
             <w:r>
               <w:rPr>
+                <w:rFonts w:ascii="Times New Roman" w:hAnsi="Times New Roman" w:eastAsia="宋体"/>
                 <w:sz w:val="19"/>
               </w:rPr>
               <w:t>+50%</w:t>
@@ -804,14 +1040,16 @@
           <w:tcPr>
             <w:tcW w:type="dxa" w:w="2351"/>
             <w:vAlign w:val="center"/>
+            <w:shd w:val="clear" w:color="auto" w:fill="F1F5F9"/>
           </w:tcPr>
           <w:p>
             <w:pPr>
-              <w:spacing w:after="40" w:line="312" w:lineRule="auto"/>
+              <w:spacing w:after="40" w:line="312" w:lineRule="auto" w:before="40"/>
               <w:ind w:firstLine="0"/>
             </w:pPr>
             <w:r>
               <w:rPr>
+                <w:rFonts w:ascii="Times New Roman" w:hAnsi="Times New Roman" w:eastAsia="宋体"/>
                 <w:sz w:val="19"/>
               </w:rPr>
               <w:t>起点背景</w:t>
@@ -822,14 +1060,16 @@
           <w:tcPr>
             <w:tcW w:type="dxa" w:w="2351"/>
             <w:vAlign w:val="center"/>
+            <w:shd w:val="clear" w:color="auto" w:fill="F1F5F9"/>
           </w:tcPr>
           <w:p>
             <w:pPr>
-              <w:spacing w:after="40" w:line="312" w:lineRule="auto"/>
+              <w:spacing w:after="40" w:line="312" w:lineRule="auto" w:before="40"/>
               <w:ind w:firstLine="0"/>
             </w:pPr>
             <w:r>
               <w:rPr>
+                <w:rFonts w:ascii="Times New Roman" w:hAnsi="Times New Roman" w:eastAsia="宋体"/>
                 <w:sz w:val="19"/>
               </w:rPr>
               <w:t>2002 科网泡沫后底部</w:t>
@@ -840,14 +1080,16 @@
           <w:tcPr>
             <w:tcW w:type="dxa" w:w="2351"/>
             <w:vAlign w:val="center"/>
+            <w:shd w:val="clear" w:color="auto" w:fill="F1F5F9"/>
           </w:tcPr>
           <w:p>
             <w:pPr>
-              <w:spacing w:after="40" w:line="312" w:lineRule="auto"/>
+              <w:spacing w:after="40" w:line="312" w:lineRule="auto" w:before="40"/>
               <w:ind w:firstLine="0"/>
             </w:pPr>
             <w:r>
               <w:rPr>
+                <w:rFonts w:ascii="Times New Roman" w:hAnsi="Times New Roman" w:eastAsia="宋体"/>
                 <w:sz w:val="19"/>
               </w:rPr>
               <w:t>2005 股改后起步</w:t>
@@ -858,14 +1100,16 @@
           <w:tcPr>
             <w:tcW w:type="dxa" w:w="2351"/>
             <w:vAlign w:val="center"/>
+            <w:shd w:val="clear" w:color="auto" w:fill="F1F5F9"/>
           </w:tcPr>
           <w:p>
             <w:pPr>
-              <w:spacing w:after="40" w:line="312" w:lineRule="auto"/>
+              <w:spacing w:after="40" w:line="312" w:lineRule="auto" w:before="40"/>
               <w:ind w:firstLine="0"/>
             </w:pPr>
             <w:r>
               <w:rPr>
+                <w:rFonts w:ascii="Times New Roman" w:hAnsi="Times New Roman" w:eastAsia="宋体"/>
                 <w:sz w:val="19"/>
               </w:rPr>
               <w:t>2003 摆脱通缩</w:t>
@@ -878,14 +1122,16 @@
           <w:tcPr>
             <w:tcW w:type="dxa" w:w="2351"/>
             <w:vAlign w:val="center"/>
+            <w:shd w:val="clear" w:color="auto" w:fill="FFFFFF"/>
           </w:tcPr>
           <w:p>
             <w:pPr>
-              <w:spacing w:after="40" w:line="312" w:lineRule="auto"/>
+              <w:spacing w:after="40" w:line="312" w:lineRule="auto" w:before="40"/>
               <w:ind w:firstLine="0"/>
             </w:pPr>
             <w:r>
               <w:rPr>
+                <w:rFonts w:ascii="Times New Roman" w:hAnsi="Times New Roman" w:eastAsia="宋体"/>
                 <w:sz w:val="19"/>
               </w:rPr>
               <w:t>PE 估值变化</w:t>
@@ -896,14 +1142,16 @@
           <w:tcPr>
             <w:tcW w:type="dxa" w:w="2351"/>
             <w:vAlign w:val="center"/>
+            <w:shd w:val="clear" w:color="auto" w:fill="FFFFFF"/>
           </w:tcPr>
           <w:p>
             <w:pPr>
-              <w:spacing w:after="40" w:line="312" w:lineRule="auto"/>
+              <w:spacing w:after="40" w:line="312" w:lineRule="auto" w:before="40"/>
               <w:ind w:firstLine="0"/>
             </w:pPr>
             <w:r>
               <w:rPr>
+                <w:rFonts w:ascii="Times New Roman" w:hAnsi="Times New Roman" w:eastAsia="宋体"/>
                 <w:sz w:val="19"/>
               </w:rPr>
               <w:t>16x → 22x（扩张 1.4 倍）</w:t>
@@ -914,14 +1162,16 @@
           <w:tcPr>
             <w:tcW w:type="dxa" w:w="2351"/>
             <w:vAlign w:val="center"/>
+            <w:shd w:val="clear" w:color="auto" w:fill="FFFFFF"/>
           </w:tcPr>
           <w:p>
             <w:pPr>
-              <w:spacing w:after="40" w:line="312" w:lineRule="auto"/>
+              <w:spacing w:after="40" w:line="312" w:lineRule="auto" w:before="40"/>
               <w:ind w:firstLine="0"/>
             </w:pPr>
             <w:r>
               <w:rPr>
+                <w:rFonts w:ascii="Times New Roman" w:hAnsi="Times New Roman" w:eastAsia="宋体"/>
                 <w:sz w:val="19"/>
               </w:rPr>
               <w:t>14x → 50x（扩张 3.5 倍）</w:t>
@@ -932,14 +1182,16 @@
           <w:tcPr>
             <w:tcW w:type="dxa" w:w="2351"/>
             <w:vAlign w:val="center"/>
+            <w:shd w:val="clear" w:color="auto" w:fill="FFFFFF"/>
           </w:tcPr>
           <w:p>
             <w:pPr>
-              <w:spacing w:after="40" w:line="312" w:lineRule="auto"/>
+              <w:spacing w:after="40" w:line="312" w:lineRule="auto" w:before="40"/>
               <w:ind w:firstLine="0"/>
             </w:pPr>
             <w:r>
               <w:rPr>
+                <w:rFonts w:ascii="Times New Roman" w:hAnsi="Times New Roman" w:eastAsia="宋体"/>
                 <w:sz w:val="19"/>
               </w:rPr>
               <w:t>18x → 20x（基本稳定）</w:t>
@@ -952,14 +1204,16 @@
           <w:tcPr>
             <w:tcW w:type="dxa" w:w="2351"/>
             <w:vAlign w:val="center"/>
+            <w:shd w:val="clear" w:color="auto" w:fill="F1F5F9"/>
           </w:tcPr>
           <w:p>
             <w:pPr>
-              <w:spacing w:after="40" w:line="312" w:lineRule="auto"/>
+              <w:spacing w:after="40" w:line="312" w:lineRule="auto" w:before="40"/>
               <w:ind w:firstLine="0"/>
             </w:pPr>
             <w:r>
               <w:rPr>
+                <w:rFonts w:ascii="Times New Roman" w:hAnsi="Times New Roman" w:eastAsia="宋体"/>
                 <w:sz w:val="19"/>
               </w:rPr>
               <w:t>总市值/GDP</w:t>
@@ -970,14 +1224,16 @@
           <w:tcPr>
             <w:tcW w:type="dxa" w:w="2351"/>
             <w:vAlign w:val="center"/>
+            <w:shd w:val="clear" w:color="auto" w:fill="F1F5F9"/>
           </w:tcPr>
           <w:p>
             <w:pPr>
-              <w:spacing w:after="40" w:line="312" w:lineRule="auto"/>
+              <w:spacing w:after="40" w:line="312" w:lineRule="auto" w:before="40"/>
               <w:ind w:firstLine="0"/>
             </w:pPr>
             <w:r>
               <w:rPr>
+                <w:rFonts w:ascii="Times New Roman" w:hAnsi="Times New Roman" w:eastAsia="宋体"/>
                 <w:sz w:val="19"/>
               </w:rPr>
               <w:t>130% → 150%</w:t>
@@ -988,14 +1244,16 @@
           <w:tcPr>
             <w:tcW w:type="dxa" w:w="2351"/>
             <w:vAlign w:val="center"/>
+            <w:shd w:val="clear" w:color="auto" w:fill="F1F5F9"/>
           </w:tcPr>
           <w:p>
             <w:pPr>
-              <w:spacing w:after="40" w:line="312" w:lineRule="auto"/>
+              <w:spacing w:after="40" w:line="312" w:lineRule="auto" w:before="40"/>
               <w:ind w:firstLine="0"/>
             </w:pPr>
             <w:r>
               <w:rPr>
+                <w:rFonts w:ascii="Times New Roman" w:hAnsi="Times New Roman" w:eastAsia="宋体"/>
                 <w:sz w:val="19"/>
               </w:rPr>
               <w:t>35% → 120%</w:t>
@@ -1006,14 +1264,16 @@
           <w:tcPr>
             <w:tcW w:type="dxa" w:w="2351"/>
             <w:vAlign w:val="center"/>
+            <w:shd w:val="clear" w:color="auto" w:fill="F1F5F9"/>
           </w:tcPr>
           <w:p>
             <w:pPr>
-              <w:spacing w:after="40" w:line="312" w:lineRule="auto"/>
+              <w:spacing w:after="40" w:line="312" w:lineRule="auto" w:before="40"/>
               <w:ind w:firstLine="0"/>
             </w:pPr>
             <w:r>
               <w:rPr>
+                <w:rFonts w:ascii="Times New Roman" w:hAnsi="Times New Roman" w:eastAsia="宋体"/>
                 <w:sz w:val="19"/>
               </w:rPr>
               <w:t>70% → 95%</w:t>
@@ -1026,14 +1286,16 @@
           <w:tcPr>
             <w:tcW w:type="dxa" w:w="2351"/>
             <w:vAlign w:val="center"/>
+            <w:shd w:val="clear" w:color="auto" w:fill="FFFFFF"/>
           </w:tcPr>
           <w:p>
             <w:pPr>
-              <w:spacing w:after="40" w:line="312" w:lineRule="auto"/>
+              <w:spacing w:after="40" w:line="312" w:lineRule="auto" w:before="40"/>
               <w:ind w:firstLine="0"/>
             </w:pPr>
             <w:r>
               <w:rPr>
+                <w:rFonts w:ascii="Times New Roman" w:hAnsi="Times New Roman" w:eastAsia="宋体"/>
                 <w:sz w:val="19"/>
               </w:rPr>
               <w:t>核心驱动</w:t>
@@ -1044,14 +1306,16 @@
           <w:tcPr>
             <w:tcW w:type="dxa" w:w="2351"/>
             <w:vAlign w:val="center"/>
+            <w:shd w:val="clear" w:color="auto" w:fill="FFFFFF"/>
           </w:tcPr>
           <w:p>
             <w:pPr>
-              <w:spacing w:after="40" w:line="312" w:lineRule="auto"/>
+              <w:spacing w:after="40" w:line="312" w:lineRule="auto" w:before="40"/>
               <w:ind w:firstLine="0"/>
             </w:pPr>
             <w:r>
               <w:rPr>
+                <w:rFonts w:ascii="Times New Roman" w:hAnsi="Times New Roman" w:eastAsia="宋体"/>
                 <w:sz w:val="19"/>
               </w:rPr>
               <w:t>消费+地产+金融</w:t>
@@ -1062,14 +1326,16 @@
           <w:tcPr>
             <w:tcW w:type="dxa" w:w="2351"/>
             <w:vAlign w:val="center"/>
+            <w:shd w:val="clear" w:color="auto" w:fill="FFFFFF"/>
           </w:tcPr>
           <w:p>
             <w:pPr>
-              <w:spacing w:after="40" w:line="312" w:lineRule="auto"/>
+              <w:spacing w:after="40" w:line="312" w:lineRule="auto" w:before="40"/>
               <w:ind w:firstLine="0"/>
             </w:pPr>
             <w:r>
               <w:rPr>
+                <w:rFonts w:ascii="Times New Roman" w:hAnsi="Times New Roman" w:eastAsia="宋体"/>
                 <w:sz w:val="19"/>
               </w:rPr>
               <w:t>投资+散户+资产注入</w:t>
@@ -1080,14 +1346,16 @@
           <w:tcPr>
             <w:tcW w:type="dxa" w:w="2351"/>
             <w:vAlign w:val="center"/>
+            <w:shd w:val="clear" w:color="auto" w:fill="FFFFFF"/>
           </w:tcPr>
           <w:p>
             <w:pPr>
-              <w:spacing w:after="40" w:line="312" w:lineRule="auto"/>
+              <w:spacing w:after="40" w:line="312" w:lineRule="auto" w:before="40"/>
               <w:ind w:firstLine="0"/>
             </w:pPr>
             <w:r>
               <w:rPr>
+                <w:rFonts w:ascii="Times New Roman" w:hAnsi="Times New Roman" w:eastAsia="宋体"/>
                 <w:sz w:val="19"/>
               </w:rPr>
               <w:t>通缩挣扎+企业治理</w:t>
@@ -1098,18 +1366,28 @@
     </w:tbl>
     <w:p>
       <w:pPr>
-        <w:spacing w:line="408" w:lineRule="auto" w:after="80"/>
+        <w:spacing w:line="408" w:lineRule="auto" w:after="120"/>
+        <w:ind w:firstLine="440"/>
       </w:pPr>
       <w:r>
+        <w:rPr>
+          <w:rFonts w:ascii="Times New Roman" w:hAnsi="Times New Roman" w:eastAsia="宋体"/>
+          <w:color w:val="1E293B"/>
+        </w:rPr>
         <w:t>**中国 PE 14x → 50x 是 2005–2007 最极端的估值扩张**。这一扩张的驱动是「资产注入」叙事——把矿的储量直接乘以现货价格算市值，把未来盈利一次性贴现到现在。当 2007 年下半年市场已经「不再讨论风险，只看注入多少矿」时，这种「梦想定价」就达到了极限。</w:t>
       </w:r>
     </w:p>
     <w:p>
       <w:pPr>
-        <w:spacing w:before="200" w:after="40"/>
+        <w:spacing w:before="200" w:after="120" w:line="408" w:lineRule="auto"/>
+        <w:ind w:firstLine="440"/>
         <w:jc w:val="center"/>
       </w:pPr>
       <w:r>
+        <w:rPr>
+          <w:rFonts w:ascii="Times New Roman" w:hAnsi="Times New Roman" w:eastAsia="宋体"/>
+          <w:color w:val="1E293B"/>
+        </w:rPr>
         <w:drawing>
           <wp:inline xmlns:a="http://schemas.openxmlformats.org/drawingml/2006/main" xmlns:pic="http://schemas.openxmlformats.org/drawingml/2006/picture">
             <wp:extent cx="6217920" cy="2442754"/>
@@ -1146,11 +1424,13 @@
     </w:p>
     <w:p>
       <w:pPr>
-        <w:spacing w:after="240"/>
+        <w:spacing w:after="120" w:line="408" w:lineRule="auto"/>
+        <w:ind w:firstLine="440"/>
         <w:jc w:val="center"/>
       </w:pPr>
       <w:r>
         <w:rPr>
+          <w:rFonts w:ascii="Times New Roman" w:hAnsi="Times New Roman" w:eastAsia="宋体"/>
           <w:i/>
           <w:color w:val="64748B"/>
           <w:sz w:val="19"/>
@@ -1160,18 +1440,28 @@
     </w:p>
     <w:p>
       <w:pPr>
-        <w:spacing w:line="408" w:lineRule="auto" w:after="80"/>
+        <w:spacing w:line="408" w:lineRule="auto" w:after="120"/>
+        <w:ind w:firstLine="440"/>
       </w:pPr>
       <w:r>
+        <w:rPr>
+          <w:rFonts w:ascii="Times New Roman" w:hAnsi="Times New Roman" w:eastAsia="宋体"/>
+          <w:color w:val="1E293B"/>
+        </w:rPr>
         <w:t>图表 3 清晰呈现了 2005-2007 行情的三段式演进：**价值发现（2005.06-2006.12）**——美元贬值 + 中国需求爆发，铜价跟随商品定价；**资产注入狂潮（2007.01-2007.07）**——脱离商品价格，靠「注矿」叙事提估值；**流动性癫狂（2007.08-2007.10）**——巨型 IPO 抽血 + 边缘股补涨。</w:t>
       </w:r>
     </w:p>
     <w:p>
       <w:pPr>
-        <w:spacing w:before="200" w:after="40"/>
+        <w:spacing w:before="200" w:after="120" w:line="408" w:lineRule="auto"/>
+        <w:ind w:firstLine="440"/>
         <w:jc w:val="center"/>
       </w:pPr>
       <w:r>
+        <w:rPr>
+          <w:rFonts w:ascii="Times New Roman" w:hAnsi="Times New Roman" w:eastAsia="宋体"/>
+          <w:color w:val="1E293B"/>
+        </w:rPr>
         <w:drawing>
           <wp:inline xmlns:a="http://schemas.openxmlformats.org/drawingml/2006/main" xmlns:pic="http://schemas.openxmlformats.org/drawingml/2006/picture">
             <wp:extent cx="6217920" cy="2487168"/>
@@ -1208,11 +1498,13 @@
     </w:p>
     <w:p>
       <w:pPr>
-        <w:spacing w:after="240"/>
+        <w:spacing w:after="120" w:line="408" w:lineRule="auto"/>
+        <w:ind w:firstLine="440"/>
         <w:jc w:val="center"/>
       </w:pPr>
       <w:r>
         <w:rPr>
+          <w:rFonts w:ascii="Times New Roman" w:hAnsi="Times New Roman" w:eastAsia="宋体"/>
           <w:i/>
           <w:color w:val="64748B"/>
           <w:sz w:val="19"/>
@@ -1222,43 +1514,65 @@
     </w:p>
     <w:p>
       <w:pPr>
-        <w:spacing w:line="408" w:lineRule="auto" w:after="80"/>
+        <w:spacing w:line="408" w:lineRule="auto" w:after="120"/>
+        <w:ind w:firstLine="440"/>
       </w:pPr>
       <w:r>
+        <w:rPr>
+          <w:rFonts w:ascii="Times New Roman" w:hAnsi="Times New Roman" w:eastAsia="宋体"/>
+          <w:color w:val="1E293B"/>
+        </w:rPr>
         <w:t>图表 6 揭示了一个被市场广泛忽视的细节——**LME 铜价早在 2006 年 5 月就已见顶（$8,800），而上证综指直到 2007 年 10 月才见顶（6,124）**。17 个月的「顶背离」是典型的「叙事溢价」阶段——股价不再锚定商品现货，而是锚定「未来注入矿」的无限承诺。</w:t>
       </w:r>
     </w:p>
     <w:p>
       <w:pPr>
-        <w:spacing w:line="408" w:lineRule="auto" w:after="80"/>
+        <w:spacing w:line="408" w:lineRule="auto" w:after="120"/>
+        <w:ind w:firstLine="440"/>
       </w:pPr>
       <w:r>
+        <w:rPr>
+          <w:rFonts w:ascii="Times New Roman" w:hAnsi="Times New Roman" w:eastAsia="宋体"/>
+          <w:color w:val="1E293B"/>
+        </w:rPr>
         <w:t>**这意味着一个可操作的洞察**：当商品价格已经见顶、但股价仍在创新高时，往往是「顶部确认」的最强信号——05-07 的 17 个月背离就是经典案例。23-26 中我们需要密切关注 HBM/CoWoS 现货价 vs NVDA 股价的背离。**如果出现 HBM 见顶而 NVDA 创新高，**就要启动 S3 信号预警。</w:t>
       </w:r>
     </w:p>
     <w:p>
       <w:pPr>
-        <w:spacing w:line="408" w:lineRule="auto" w:after="80"/>
+        <w:spacing w:line="408" w:lineRule="auto" w:after="120"/>
+        <w:ind w:firstLine="440"/>
       </w:pPr>
       <w:r>
+        <w:rPr>
+          <w:rFonts w:ascii="Times New Roman" w:hAnsi="Times New Roman" w:eastAsia="宋体"/>
+          <w:color w:val="1E293B"/>
+        </w:rPr>
         <w:t>**2007 年下半年的「IPO 洪峰」是政策调控工具**。中石油、神华、建行等巨型 IPO 密集发行，通过大规模发行吸收市场过剩流动性。中石油 A 股 IPO 冻结资金 3.3 万亿元，**相当于当时 A 股流通市值的 40%**——这是 07 年顶部的关键触发因素。</w:t>
       </w:r>
     </w:p>
     <w:p>
       <w:pPr>
-        <w:spacing w:line="408" w:lineRule="auto" w:after="80"/>
+        <w:spacing w:line="408" w:lineRule="auto" w:after="120"/>
+        <w:ind w:firstLine="440"/>
       </w:pPr>
       <w:r>
+        <w:rPr>
+          <w:rFonts w:ascii="Times New Roman" w:hAnsi="Times New Roman" w:eastAsia="宋体"/>
+          <w:color w:val="1E293B"/>
+        </w:rPr>
         <w:t>下表清晰呈现了 2007 年 4 月至 11 月的「IPO 洪峰」：4 月中铝（¥100 亿）、9 月建行（¥580 亿）、10 月神华（¥666 亿，冻结 2.7 万亿）、11 月中石油（¥668 亿，冻结 3.3 万亿）。**这些 IPO 不是巧合**——监管层明确知道市场过热，通过「市场化的流动性收紧」（IPO 抽水）来抑制资产价格泡沫。**这是一个教科书级的「政策窗口指导」**——监管从未明令禁止新基金发行，但通过 IPO 节奏控制，实现了对资金面的精准调控。</w:t>
       </w:r>
     </w:p>
     <w:p>
       <w:pPr>
         <w:keepNext/>
-        <w:spacing w:before="280" w:after="120"/>
+        <w:spacing w:before="280" w:after="120" w:line="408" w:lineRule="auto"/>
+        <w:ind w:firstLine="440"/>
       </w:pPr>
       <w:r>
         <w:rPr>
+          <w:rFonts w:ascii="Times New Roman" w:hAnsi="Times New Roman" w:eastAsia="宋体"/>
           <w:b/>
           <w:color w:val="1E3A5F"/>
           <w:sz w:val="26"/>
@@ -1268,18 +1582,28 @@
     </w:p>
     <w:p>
       <w:pPr>
-        <w:spacing w:line="408" w:lineRule="auto" w:after="80"/>
+        <w:spacing w:line="408" w:lineRule="auto" w:after="120"/>
+        <w:ind w:firstLine="440"/>
       </w:pPr>
       <w:r>
+        <w:rPr>
+          <w:rFonts w:ascii="Times New Roman" w:hAnsi="Times New Roman" w:eastAsia="宋体"/>
+          <w:color w:val="1E293B"/>
+        </w:rPr>
         <w:t>理解 2005–2007 终结机制的关键，是要理解「三角闭环」的结构。</w:t>
       </w:r>
     </w:p>
     <w:p>
       <w:pPr>
-        <w:spacing w:before="200" w:after="40"/>
+        <w:spacing w:before="200" w:after="120" w:line="408" w:lineRule="auto"/>
+        <w:ind w:firstLine="440"/>
         <w:jc w:val="center"/>
       </w:pPr>
       <w:r>
+        <w:rPr>
+          <w:rFonts w:ascii="Times New Roman" w:hAnsi="Times New Roman" w:eastAsia="宋体"/>
+          <w:color w:val="1E293B"/>
+        </w:rPr>
         <w:drawing>
           <wp:inline xmlns:a="http://schemas.openxmlformats.org/drawingml/2006/main" xmlns:pic="http://schemas.openxmlformats.org/drawingml/2006/picture">
             <wp:extent cx="5943600" cy="3804845"/>
@@ -1316,11 +1640,13 @@
     </w:p>
     <w:p>
       <w:pPr>
-        <w:spacing w:after="240"/>
+        <w:spacing w:after="120" w:line="408" w:lineRule="auto"/>
+        <w:ind w:firstLine="440"/>
         <w:jc w:val="center"/>
       </w:pPr>
       <w:r>
         <w:rPr>
+          <w:rFonts w:ascii="Times New Roman" w:hAnsi="Times New Roman" w:eastAsia="宋体"/>
           <w:i/>
           <w:color w:val="64748B"/>
           <w:sz w:val="19"/>
@@ -1330,17 +1656,27 @@
     </w:p>
     <w:p>
       <w:pPr>
-        <w:spacing w:line="408" w:lineRule="auto" w:after="80"/>
+        <w:spacing w:line="408" w:lineRule="auto" w:after="120"/>
+        <w:ind w:firstLine="440"/>
       </w:pPr>
       <w:r>
+        <w:rPr>
+          <w:rFonts w:ascii="Times New Roman" w:hAnsi="Times New Roman" w:eastAsia="宋体"/>
+          <w:color w:val="1E293B"/>
+        </w:rPr>
         <w:t>这一闭环的运作机制是：美国（消费+地产+金融杠杆）→ 美元流向中国出口创汇 → 央行结汇形成外汇占款 → M2 扩张推升投资需求；与此同时日本（低成本资金）→ 借日元投资美元资产/商品 → 全球风险偏好 → 资源需求 → 商品价格。这是一条**自洽的正反馈链**。</w:t>
       </w:r>
     </w:p>
     <w:p>
       <w:pPr>
-        <w:spacing w:line="408" w:lineRule="auto" w:after="80"/>
+        <w:spacing w:line="408" w:lineRule="auto" w:after="120"/>
+        <w:ind w:firstLine="440"/>
       </w:pPr>
       <w:r>
+        <w:rPr>
+          <w:rFonts w:ascii="Times New Roman" w:hAnsi="Times New Roman" w:eastAsia="宋体"/>
+          <w:color w:val="1E293B"/>
+        </w:rPr>
         <w:t>**闭环破裂的三个条件**——任一发生即可能终结：</w:t>
       </w:r>
     </w:p>
@@ -1373,27 +1709,39 @@
     </w:p>
     <w:p>
       <w:pPr>
-        <w:spacing w:line="408" w:lineRule="auto" w:after="80"/>
+        <w:spacing w:line="408" w:lineRule="auto" w:after="120"/>
+        <w:ind w:firstLine="440"/>
       </w:pPr>
       <w:r>
+        <w:rPr>
+          <w:rFonts w:ascii="Times New Roman" w:hAnsi="Times New Roman" w:eastAsia="宋体"/>
+          <w:color w:val="1E293B"/>
+        </w:rPr>
         <w:t>**2008 年的实际情况是条件 1 和条件 2 同时触发**——次贷危机导致美国消费崩盘（汽车业、零售业、消费电子全线下滑），中国出口骤降（2009 年 1 月出口同比 -17.5%）。三角闭环彻底破裂。商品价格在 6 个月内跌 50%+，日本套利交易逆转，日元升值 20%+。</w:t>
       </w:r>
     </w:p>
     <w:p>
       <w:pPr>
-        <w:spacing w:line="408" w:lineRule="auto" w:after="80"/>
+        <w:spacing w:line="408" w:lineRule="auto" w:after="120"/>
+        <w:ind w:firstLine="440"/>
       </w:pPr>
       <w:r>
+        <w:rPr>
+          <w:rFonts w:ascii="Times New Roman" w:hAnsi="Times New Roman" w:eastAsia="宋体"/>
+          <w:color w:val="1E293B"/>
+        </w:rPr>
         <w:t>这一历史经验对 23–26 AI 浪潮的启示是：需要关注 M7 企业的「同步性」——如果 M7 7 家公司同时减投 AI Capex，整个 AI 板块的「自洽链」将瞬间断裂。**这是 23–26 三角闭环的「脆弱性」所在**——风险集中在 7 家公司，而非整个信贷体系。</w:t>
       </w:r>
     </w:p>
     <w:p>
       <w:pPr>
         <w:keepNext/>
-        <w:spacing w:before="400" w:after="200"/>
+        <w:spacing w:before="400" w:after="120" w:line="408" w:lineRule="auto"/>
+        <w:ind w:firstLine="440"/>
       </w:pPr>
       <w:r>
         <w:rPr>
+          <w:rFonts w:ascii="Times New Roman" w:hAnsi="Times New Roman" w:eastAsia="宋体"/>
           <w:b/>
           <w:color w:val="0F172A"/>
           <w:sz w:val="32"/>
@@ -1403,19 +1751,26 @@
     </w:p>
     <w:p>
       <w:pPr>
-        <w:spacing w:line="408" w:lineRule="auto" w:after="80"/>
+        <w:spacing w:line="408" w:lineRule="auto" w:after="120"/>
+        <w:ind w:firstLine="440"/>
       </w:pPr>
       <w:r>
+        <w:rPr>
+          <w:rFonts w:ascii="Times New Roman" w:hAnsi="Times New Roman" w:eastAsia="宋体"/>
+          <w:color w:val="1E293B"/>
+        </w:rPr>
         <w:t>基于第一部分的 6 维度复盘，本部分将逐一映射到 2023–2026 的 AI 板块投资浪潮。我们关心的核心问题是：**哪些维度高度相似？哪些维度本质不同？这些差异如何影响信号的设计**？</w:t>
       </w:r>
     </w:p>
     <w:p>
       <w:pPr>
         <w:keepNext/>
-        <w:spacing w:before="280" w:after="120"/>
+        <w:spacing w:before="280" w:after="120" w:line="408" w:lineRule="auto"/>
+        <w:ind w:firstLine="440"/>
       </w:pPr>
       <w:r>
         <w:rPr>
+          <w:rFonts w:ascii="Times New Roman" w:hAnsi="Times New Roman" w:eastAsia="宋体"/>
           <w:b/>
           <w:color w:val="1E3A5F"/>
           <w:sz w:val="26"/>
@@ -1425,18 +1780,31 @@
     </w:p>
     <w:p>
       <w:pPr>
-        <w:spacing w:line="408" w:lineRule="auto" w:after="80"/>
+        <w:spacing w:line="408" w:lineRule="auto" w:after="120"/>
+        <w:ind w:firstLine="440"/>
       </w:pPr>
       <w:r>
+        <w:rPr>
+          <w:rFonts w:ascii="Times New Roman" w:hAnsi="Times New Roman" w:eastAsia="宋体"/>
+          <w:color w:val="1E293B"/>
+        </w:rPr>
         <w:t>下表呈现了 2005–2007 与 2023–2026 的 10 维度对标。同维度内，用「共同本质」列提炼两轮行情的内在相似性，这有助于识别哪些信号是「模式可复制」的，哪些是「此次不同」的。</w:t>
       </w:r>
     </w:p>
     <w:tbl>
       <w:tblPr>
         <w:tblStyle w:val="LightGrid-Accent1"/>
-        <w:tblW w:type="auto" w:w="0"/>
+        <w:tblW w:type="pct" w:w="5000"/>
         <w:jc w:val="center"/>
         <w:tblLook w:firstColumn="1" w:firstRow="1" w:lastColumn="0" w:lastRow="0" w:noHBand="0" w:noVBand="1" w:val="04A0"/>
+        <w:tblBorders>
+          <w:top w:val="single" w:sz="4" w:space="0" w:color="CBD5E1"/>
+          <w:left w:val="single" w:sz="4" w:space="0" w:color="CBD5E1"/>
+          <w:bottom w:val="single" w:sz="4" w:space="0" w:color="CBD5E1"/>
+          <w:right w:val="single" w:sz="4" w:space="0" w:color="CBD5E1"/>
+          <w:insideH w:val="single" w:sz="4" w:space="0" w:color="CBD5E1"/>
+          <w:insideV w:val="single" w:sz="4" w:space="0" w:color="CBD5E1"/>
+        </w:tblBorders>
       </w:tblPr>
       <w:tblGrid>
         <w:gridCol w:w="3135"/>
@@ -1447,16 +1815,18 @@
         <w:tc>
           <w:tcPr>
             <w:tcW w:type="dxa" w:w="1417"/>
-            <w:shd w:fill="1E3A5F"/>
             <w:vAlign w:val="center"/>
+            <w:shd w:val="clear" w:color="auto" w:fill="1E3A5F"/>
           </w:tcPr>
           <w:p>
             <w:pPr>
-              <w:spacing w:after="40" w:line="312" w:lineRule="auto"/>
+              <w:spacing w:after="40" w:line="312" w:lineRule="auto" w:before="40"/>
               <w:ind w:firstLine="0"/>
+              <w:jc w:val="center"/>
             </w:pPr>
             <w:r>
               <w:rPr>
+                <w:rFonts w:ascii="Times New Roman" w:hAnsi="Times New Roman" w:eastAsia="宋体"/>
                 <w:b/>
                 <w:color w:val="FFFFFF"/>
                 <w:sz w:val="20"/>
@@ -1468,16 +1838,18 @@
         <w:tc>
           <w:tcPr>
             <w:tcW w:type="dxa" w:w="3969"/>
-            <w:shd w:fill="1E3A5F"/>
             <w:vAlign w:val="center"/>
+            <w:shd w:val="clear" w:color="auto" w:fill="1E3A5F"/>
           </w:tcPr>
           <w:p>
             <w:pPr>
-              <w:spacing w:after="40" w:line="312" w:lineRule="auto"/>
+              <w:spacing w:after="40" w:line="312" w:lineRule="auto" w:before="40"/>
               <w:ind w:firstLine="0"/>
+              <w:jc w:val="center"/>
             </w:pPr>
             <w:r>
               <w:rPr>
+                <w:rFonts w:ascii="Times New Roman" w:hAnsi="Times New Roman" w:eastAsia="宋体"/>
                 <w:b/>
                 <w:color w:val="FFFFFF"/>
                 <w:sz w:val="20"/>
@@ -1489,16 +1861,18 @@
         <w:tc>
           <w:tcPr>
             <w:tcW w:type="dxa" w:w="3969"/>
-            <w:shd w:fill="1E3A5F"/>
             <w:vAlign w:val="center"/>
+            <w:shd w:val="clear" w:color="auto" w:fill="1E3A5F"/>
           </w:tcPr>
           <w:p>
             <w:pPr>
-              <w:spacing w:after="40" w:line="312" w:lineRule="auto"/>
+              <w:spacing w:after="40" w:line="312" w:lineRule="auto" w:before="40"/>
               <w:ind w:firstLine="0"/>
+              <w:jc w:val="center"/>
             </w:pPr>
             <w:r>
               <w:rPr>
+                <w:rFonts w:ascii="Times New Roman" w:hAnsi="Times New Roman" w:eastAsia="宋体"/>
                 <w:b/>
                 <w:color w:val="FFFFFF"/>
                 <w:sz w:val="20"/>
@@ -1513,14 +1887,16 @@
           <w:tcPr>
             <w:tcW w:type="dxa" w:w="1417"/>
             <w:vAlign w:val="center"/>
+            <w:shd w:val="clear" w:color="auto" w:fill="FFFFFF"/>
           </w:tcPr>
           <w:p>
             <w:pPr>
-              <w:spacing w:after="40" w:line="312" w:lineRule="auto"/>
+              <w:spacing w:after="40" w:line="312" w:lineRule="auto" w:before="40"/>
               <w:ind w:firstLine="0"/>
             </w:pPr>
             <w:r>
               <w:rPr>
+                <w:rFonts w:ascii="Times New Roman" w:hAnsi="Times New Roman" w:eastAsia="宋体"/>
                 <w:sz w:val="19"/>
               </w:rPr>
               <w:t>驱动叙事</w:t>
@@ -1531,14 +1907,16 @@
           <w:tcPr>
             <w:tcW w:type="dxa" w:w="3969"/>
             <w:vAlign w:val="center"/>
+            <w:shd w:val="clear" w:color="auto" w:fill="FFFFFF"/>
           </w:tcPr>
           <w:p>
             <w:pPr>
-              <w:spacing w:after="40" w:line="312" w:lineRule="auto"/>
+              <w:spacing w:after="40" w:line="312" w:lineRule="auto" w:before="40"/>
               <w:ind w:firstLine="0"/>
             </w:pPr>
             <w:r>
               <w:rPr>
+                <w:rFonts w:ascii="Times New Roman" w:hAnsi="Times New Roman" w:eastAsia="宋体"/>
                 <w:sz w:val="19"/>
               </w:rPr>
               <w:t>中国城镇化+工业化+WTO 红利</w:t>
@@ -1549,14 +1927,16 @@
           <w:tcPr>
             <w:tcW w:type="dxa" w:w="3969"/>
             <w:vAlign w:val="center"/>
+            <w:shd w:val="clear" w:color="auto" w:fill="FFFFFF"/>
           </w:tcPr>
           <w:p>
             <w:pPr>
-              <w:spacing w:after="40" w:line="312" w:lineRule="auto"/>
+              <w:spacing w:after="40" w:line="312" w:lineRule="auto" w:before="40"/>
               <w:ind w:firstLine="0"/>
             </w:pPr>
             <w:r>
               <w:rPr>
+                <w:rFonts w:ascii="Times New Roman" w:hAnsi="Times New Roman" w:eastAsia="宋体"/>
                 <w:sz w:val="19"/>
               </w:rPr>
               <w:t>AGI 革命+算力军备竞赛</w:t>
@@ -1569,14 +1949,16 @@
           <w:tcPr>
             <w:tcW w:type="dxa" w:w="1417"/>
             <w:vAlign w:val="center"/>
+            <w:shd w:val="clear" w:color="auto" w:fill="F1F5F9"/>
           </w:tcPr>
           <w:p>
             <w:pPr>
-              <w:spacing w:after="40" w:line="312" w:lineRule="auto"/>
+              <w:spacing w:after="40" w:line="312" w:lineRule="auto" w:before="40"/>
               <w:ind w:firstLine="0"/>
             </w:pPr>
             <w:r>
               <w:rPr>
+                <w:rFonts w:ascii="Times New Roman" w:hAnsi="Times New Roman" w:eastAsia="宋体"/>
                 <w:sz w:val="19"/>
               </w:rPr>
               <w:t>前三大经济体</w:t>
@@ -1587,14 +1969,16 @@
           <w:tcPr>
             <w:tcW w:type="dxa" w:w="3969"/>
             <w:vAlign w:val="center"/>
+            <w:shd w:val="clear" w:color="auto" w:fill="F1F5F9"/>
           </w:tcPr>
           <w:p>
             <w:pPr>
-              <w:spacing w:after="40" w:line="312" w:lineRule="auto"/>
+              <w:spacing w:after="40" w:line="312" w:lineRule="auto" w:before="40"/>
               <w:ind w:firstLine="0"/>
             </w:pPr>
             <w:r>
               <w:rPr>
+                <w:rFonts w:ascii="Times New Roman" w:hAnsi="Times New Roman" w:eastAsia="宋体"/>
                 <w:sz w:val="19"/>
               </w:rPr>
               <w:t>美(消费)+中(生产)+日(融资)三角互补</w:t>
@@ -1605,14 +1989,16 @@
           <w:tcPr>
             <w:tcW w:type="dxa" w:w="3969"/>
             <w:vAlign w:val="center"/>
+            <w:shd w:val="clear" w:color="auto" w:fill="F1F5F9"/>
           </w:tcPr>
           <w:p>
             <w:pPr>
-              <w:spacing w:after="40" w:line="312" w:lineRule="auto"/>
+              <w:spacing w:after="40" w:line="312" w:lineRule="auto" w:before="40"/>
               <w:ind w:firstLine="0"/>
             </w:pPr>
             <w:r>
               <w:rPr>
+                <w:rFonts w:ascii="Times New Roman" w:hAnsi="Times New Roman" w:eastAsia="宋体"/>
                 <w:sz w:val="19"/>
               </w:rPr>
               <w:t>美(AI创新)+中(追赶) 中美竞争</w:t>
@@ -1625,14 +2011,16 @@
           <w:tcPr>
             <w:tcW w:type="dxa" w:w="1417"/>
             <w:vAlign w:val="center"/>
+            <w:shd w:val="clear" w:color="auto" w:fill="FFFFFF"/>
           </w:tcPr>
           <w:p>
             <w:pPr>
-              <w:spacing w:after="40" w:line="312" w:lineRule="auto"/>
+              <w:spacing w:after="40" w:line="312" w:lineRule="auto" w:before="40"/>
               <w:ind w:firstLine="0"/>
             </w:pPr>
             <w:r>
               <w:rPr>
+                <w:rFonts w:ascii="Times New Roman" w:hAnsi="Times New Roman" w:eastAsia="宋体"/>
                 <w:sz w:val="19"/>
               </w:rPr>
               <w:t>流动性来源</w:t>
@@ -1643,14 +2031,16 @@
           <w:tcPr>
             <w:tcW w:type="dxa" w:w="3969"/>
             <w:vAlign w:val="center"/>
+            <w:shd w:val="clear" w:color="auto" w:fill="FFFFFF"/>
           </w:tcPr>
           <w:p>
             <w:pPr>
-              <w:spacing w:after="40" w:line="312" w:lineRule="auto"/>
+              <w:spacing w:after="40" w:line="312" w:lineRule="auto" w:before="40"/>
               <w:ind w:firstLine="0"/>
             </w:pPr>
             <w:r>
               <w:rPr>
+                <w:rFonts w:ascii="Times New Roman" w:hAnsi="Times New Roman" w:eastAsia="宋体"/>
                 <w:sz w:val="19"/>
               </w:rPr>
               <w:t>央行被动放水+外汇占款</w:t>
@@ -1661,14 +2051,16 @@
           <w:tcPr>
             <w:tcW w:type="dxa" w:w="3969"/>
             <w:vAlign w:val="center"/>
+            <w:shd w:val="clear" w:color="auto" w:fill="FFFFFF"/>
           </w:tcPr>
           <w:p>
             <w:pPr>
-              <w:spacing w:after="40" w:line="312" w:lineRule="auto"/>
+              <w:spacing w:after="40" w:line="312" w:lineRule="auto" w:before="40"/>
               <w:ind w:firstLine="0"/>
             </w:pPr>
             <w:r>
               <w:rPr>
+                <w:rFonts w:ascii="Times New Roman" w:hAnsi="Times New Roman" w:eastAsia="宋体"/>
                 <w:sz w:val="19"/>
               </w:rPr>
               <w:t>M7 主动喷泉+企业自驱 Capex</w:t>
@@ -1681,14 +2073,16 @@
           <w:tcPr>
             <w:tcW w:type="dxa" w:w="1417"/>
             <w:vAlign w:val="center"/>
+            <w:shd w:val="clear" w:color="auto" w:fill="F1F5F9"/>
           </w:tcPr>
           <w:p>
             <w:pPr>
-              <w:spacing w:after="40" w:line="312" w:lineRule="auto"/>
+              <w:spacing w:after="40" w:line="312" w:lineRule="auto" w:before="40"/>
               <w:ind w:firstLine="0"/>
             </w:pPr>
             <w:r>
               <w:rPr>
+                <w:rFonts w:ascii="Times New Roman" w:hAnsi="Times New Roman" w:eastAsia="宋体"/>
                 <w:sz w:val="19"/>
               </w:rPr>
               <w:t>债务特征</w:t>
@@ -1699,14 +2093,16 @@
           <w:tcPr>
             <w:tcW w:type="dxa" w:w="3969"/>
             <w:vAlign w:val="center"/>
+            <w:shd w:val="clear" w:color="auto" w:fill="F1F5F9"/>
           </w:tcPr>
           <w:p>
             <w:pPr>
-              <w:spacing w:after="40" w:line="312" w:lineRule="auto"/>
+              <w:spacing w:after="40" w:line="312" w:lineRule="auto" w:before="40"/>
               <w:ind w:firstLine="0"/>
             </w:pPr>
             <w:r>
               <w:rPr>
+                <w:rFonts w:ascii="Times New Roman" w:hAnsi="Times New Roman" w:eastAsia="宋体"/>
                 <w:sz w:val="19"/>
               </w:rPr>
               <w:t>美国居民杠杆 99% 见顶</w:t>
@@ -1717,14 +2113,16 @@
           <w:tcPr>
             <w:tcW w:type="dxa" w:w="3969"/>
             <w:vAlign w:val="center"/>
+            <w:shd w:val="clear" w:color="auto" w:fill="F1F5F9"/>
           </w:tcPr>
           <w:p>
             <w:pPr>
-              <w:spacing w:after="40" w:line="312" w:lineRule="auto"/>
+              <w:spacing w:after="40" w:line="312" w:lineRule="auto" w:before="40"/>
               <w:ind w:firstLine="0"/>
             </w:pPr>
             <w:r>
               <w:rPr>
+                <w:rFonts w:ascii="Times New Roman" w:hAnsi="Times New Roman" w:eastAsia="宋体"/>
                 <w:sz w:val="19"/>
               </w:rPr>
               <w:t>美国政府债务 127% + M7 现金充裕</w:t>
@@ -1737,14 +2135,16 @@
           <w:tcPr>
             <w:tcW w:type="dxa" w:w="1417"/>
             <w:vAlign w:val="center"/>
+            <w:shd w:val="clear" w:color="auto" w:fill="FFFFFF"/>
           </w:tcPr>
           <w:p>
             <w:pPr>
-              <w:spacing w:after="40" w:line="312" w:lineRule="auto"/>
+              <w:spacing w:after="40" w:line="312" w:lineRule="auto" w:before="40"/>
               <w:ind w:firstLine="0"/>
             </w:pPr>
             <w:r>
               <w:rPr>
+                <w:rFonts w:ascii="Times New Roman" w:hAnsi="Times New Roman" w:eastAsia="宋体"/>
                 <w:sz w:val="19"/>
               </w:rPr>
               <w:t>产业政策</w:t>
@@ -1755,14 +2155,16 @@
           <w:tcPr>
             <w:tcW w:type="dxa" w:w="3969"/>
             <w:vAlign w:val="center"/>
+            <w:shd w:val="clear" w:color="auto" w:fill="FFFFFF"/>
           </w:tcPr>
           <w:p>
             <w:pPr>
-              <w:spacing w:after="40" w:line="312" w:lineRule="auto"/>
+              <w:spacing w:after="40" w:line="312" w:lineRule="auto" w:before="40"/>
               <w:ind w:firstLine="0"/>
             </w:pPr>
             <w:r>
               <w:rPr>
+                <w:rFonts w:ascii="Times New Roman" w:hAnsi="Times New Roman" w:eastAsia="宋体"/>
                 <w:sz w:val="19"/>
               </w:rPr>
               <w:t>中国限制出口+美国无干预</w:t>
@@ -1773,14 +2175,16 @@
           <w:tcPr>
             <w:tcW w:type="dxa" w:w="3969"/>
             <w:vAlign w:val="center"/>
+            <w:shd w:val="clear" w:color="auto" w:fill="FFFFFF"/>
           </w:tcPr>
           <w:p>
             <w:pPr>
-              <w:spacing w:after="40" w:line="312" w:lineRule="auto"/>
+              <w:spacing w:after="40" w:line="312" w:lineRule="auto" w:before="40"/>
               <w:ind w:firstLine="0"/>
             </w:pPr>
             <w:r>
               <w:rPr>
+                <w:rFonts w:ascii="Times New Roman" w:hAnsi="Times New Roman" w:eastAsia="宋体"/>
                 <w:sz w:val="19"/>
               </w:rPr>
               <w:t>中国大基金+美国芯片管制</w:t>
@@ -1793,14 +2197,16 @@
           <w:tcPr>
             <w:tcW w:type="dxa" w:w="1417"/>
             <w:vAlign w:val="center"/>
+            <w:shd w:val="clear" w:color="auto" w:fill="F1F5F9"/>
           </w:tcPr>
           <w:p>
             <w:pPr>
-              <w:spacing w:after="40" w:line="312" w:lineRule="auto"/>
+              <w:spacing w:after="40" w:line="312" w:lineRule="auto" w:before="40"/>
               <w:ind w:firstLine="0"/>
             </w:pPr>
             <w:r>
               <w:rPr>
+                <w:rFonts w:ascii="Times New Roman" w:hAnsi="Times New Roman" w:eastAsia="宋体"/>
                 <w:sz w:val="19"/>
               </w:rPr>
               <w:t>市场共识</w:t>
@@ -1811,14 +2217,16 @@
           <w:tcPr>
             <w:tcW w:type="dxa" w:w="3969"/>
             <w:vAlign w:val="center"/>
+            <w:shd w:val="clear" w:color="auto" w:fill="F1F5F9"/>
           </w:tcPr>
           <w:p>
             <w:pPr>
-              <w:spacing w:after="40" w:line="312" w:lineRule="auto"/>
+              <w:spacing w:after="40" w:line="312" w:lineRule="auto" w:before="40"/>
               <w:ind w:firstLine="0"/>
             </w:pPr>
             <w:r>
               <w:rPr>
+                <w:rFonts w:ascii="Times New Roman" w:hAnsi="Times New Roman" w:eastAsia="宋体"/>
                 <w:sz w:val="19"/>
               </w:rPr>
               <w:t>怀疑→接受→狂热 (3 年)</w:t>
@@ -1829,14 +2237,16 @@
           <w:tcPr>
             <w:tcW w:type="dxa" w:w="3969"/>
             <w:vAlign w:val="center"/>
+            <w:shd w:val="clear" w:color="auto" w:fill="F1F5F9"/>
           </w:tcPr>
           <w:p>
             <w:pPr>
-              <w:spacing w:after="40" w:line="312" w:lineRule="auto"/>
+              <w:spacing w:after="40" w:line="312" w:lineRule="auto" w:before="40"/>
               <w:ind w:firstLine="0"/>
             </w:pPr>
             <w:r>
               <w:rPr>
+                <w:rFonts w:ascii="Times New Roman" w:hAnsi="Times New Roman" w:eastAsia="宋体"/>
                 <w:sz w:val="19"/>
               </w:rPr>
               <w:t>怀疑→接受→部分狂热 (4 年)</w:t>
@@ -1849,14 +2259,16 @@
           <w:tcPr>
             <w:tcW w:type="dxa" w:w="1417"/>
             <w:vAlign w:val="center"/>
+            <w:shd w:val="clear" w:color="auto" w:fill="FFFFFF"/>
           </w:tcPr>
           <w:p>
             <w:pPr>
-              <w:spacing w:after="40" w:line="312" w:lineRule="auto"/>
+              <w:spacing w:after="40" w:line="312" w:lineRule="auto" w:before="40"/>
               <w:ind w:firstLine="0"/>
             </w:pPr>
             <w:r>
               <w:rPr>
+                <w:rFonts w:ascii="Times New Roman" w:hAnsi="Times New Roman" w:eastAsia="宋体"/>
                 <w:sz w:val="19"/>
               </w:rPr>
               <w:t>龙头涨幅</w:t>
@@ -1867,14 +2279,16 @@
           <w:tcPr>
             <w:tcW w:type="dxa" w:w="3969"/>
             <w:vAlign w:val="center"/>
+            <w:shd w:val="clear" w:color="auto" w:fill="FFFFFF"/>
           </w:tcPr>
           <w:p>
             <w:pPr>
-              <w:spacing w:after="40" w:line="312" w:lineRule="auto"/>
+              <w:spacing w:after="40" w:line="312" w:lineRule="auto" w:before="40"/>
               <w:ind w:firstLine="0"/>
             </w:pPr>
             <w:r>
               <w:rPr>
+                <w:rFonts w:ascii="Times New Roman" w:hAnsi="Times New Roman" w:eastAsia="宋体"/>
                 <w:sz w:val="19"/>
               </w:rPr>
               <w:t>有色 +1,857% / 云铜 +1,122%</w:t>
@@ -1885,14 +2299,16 @@
           <w:tcPr>
             <w:tcW w:type="dxa" w:w="3969"/>
             <w:vAlign w:val="center"/>
+            <w:shd w:val="clear" w:color="auto" w:fill="FFFFFF"/>
           </w:tcPr>
           <w:p>
             <w:pPr>
-              <w:spacing w:after="40" w:line="312" w:lineRule="auto"/>
+              <w:spacing w:after="40" w:line="312" w:lineRule="auto" w:before="40"/>
               <w:ind w:firstLine="0"/>
             </w:pPr>
             <w:r>
               <w:rPr>
+                <w:rFonts w:ascii="Times New Roman" w:hAnsi="Times New Roman" w:eastAsia="宋体"/>
                 <w:sz w:val="19"/>
               </w:rPr>
               <w:t>NVDA +800% / NDX +95%</w:t>
@@ -1905,14 +2321,16 @@
           <w:tcPr>
             <w:tcW w:type="dxa" w:w="1417"/>
             <w:vAlign w:val="center"/>
+            <w:shd w:val="clear" w:color="auto" w:fill="F1F5F9"/>
           </w:tcPr>
           <w:p>
             <w:pPr>
-              <w:spacing w:after="40" w:line="312" w:lineRule="auto"/>
+              <w:spacing w:after="40" w:line="312" w:lineRule="auto" w:before="40"/>
               <w:ind w:firstLine="0"/>
             </w:pPr>
             <w:r>
               <w:rPr>
+                <w:rFonts w:ascii="Times New Roman" w:hAnsi="Times New Roman" w:eastAsia="宋体"/>
                 <w:sz w:val="19"/>
               </w:rPr>
               <w:t>估值扩张</w:t>
@@ -1923,14 +2341,16 @@
           <w:tcPr>
             <w:tcW w:type="dxa" w:w="3969"/>
             <w:vAlign w:val="center"/>
+            <w:shd w:val="clear" w:color="auto" w:fill="F1F5F9"/>
           </w:tcPr>
           <w:p>
             <w:pPr>
-              <w:spacing w:after="40" w:line="312" w:lineRule="auto"/>
+              <w:spacing w:after="40" w:line="312" w:lineRule="auto" w:before="40"/>
               <w:ind w:firstLine="0"/>
             </w:pPr>
             <w:r>
               <w:rPr>
+                <w:rFonts w:ascii="Times New Roman" w:hAnsi="Times New Roman" w:eastAsia="宋体"/>
                 <w:sz w:val="19"/>
               </w:rPr>
               <w:t>PE 14x→50x (3.5 倍)</w:t>
@@ -1941,14 +2361,16 @@
           <w:tcPr>
             <w:tcW w:type="dxa" w:w="3969"/>
             <w:vAlign w:val="center"/>
+            <w:shd w:val="clear" w:color="auto" w:fill="F1F5F9"/>
           </w:tcPr>
           <w:p>
             <w:pPr>
-              <w:spacing w:after="40" w:line="312" w:lineRule="auto"/>
+              <w:spacing w:after="40" w:line="312" w:lineRule="auto" w:before="40"/>
               <w:ind w:firstLine="0"/>
             </w:pPr>
             <w:r>
               <w:rPr>
+                <w:rFonts w:ascii="Times New Roman" w:hAnsi="Times New Roman" w:eastAsia="宋体"/>
                 <w:sz w:val="19"/>
               </w:rPr>
               <w:t>NVDA P/S 10x→30x (3 倍)</w:t>
@@ -1961,14 +2383,16 @@
           <w:tcPr>
             <w:tcW w:type="dxa" w:w="1417"/>
             <w:vAlign w:val="center"/>
+            <w:shd w:val="clear" w:color="auto" w:fill="FFFFFF"/>
           </w:tcPr>
           <w:p>
             <w:pPr>
-              <w:spacing w:after="40" w:line="312" w:lineRule="auto"/>
+              <w:spacing w:after="40" w:line="312" w:lineRule="auto" w:before="40"/>
               <w:ind w:firstLine="0"/>
             </w:pPr>
             <w:r>
               <w:rPr>
+                <w:rFonts w:ascii="Times New Roman" w:hAnsi="Times New Roman" w:eastAsia="宋体"/>
                 <w:sz w:val="19"/>
               </w:rPr>
               <w:t>巨型 IPO</w:t>
@@ -1979,14 +2403,16 @@
           <w:tcPr>
             <w:tcW w:type="dxa" w:w="3969"/>
             <w:vAlign w:val="center"/>
+            <w:shd w:val="clear" w:color="auto" w:fill="FFFFFF"/>
           </w:tcPr>
           <w:p>
             <w:pPr>
-              <w:spacing w:after="40" w:line="312" w:lineRule="auto"/>
+              <w:spacing w:after="40" w:line="312" w:lineRule="auto" w:before="40"/>
               <w:ind w:firstLine="0"/>
             </w:pPr>
             <w:r>
               <w:rPr>
+                <w:rFonts w:ascii="Times New Roman" w:hAnsi="Times New Roman" w:eastAsia="宋体"/>
                 <w:sz w:val="19"/>
               </w:rPr>
               <w:t>中石油冻结 3.3 万亿 (流通 40%)</w:t>
@@ -1997,14 +2423,16 @@
           <w:tcPr>
             <w:tcW w:type="dxa" w:w="3969"/>
             <w:vAlign w:val="center"/>
+            <w:shd w:val="clear" w:color="auto" w:fill="FFFFFF"/>
           </w:tcPr>
           <w:p>
             <w:pPr>
-              <w:spacing w:after="40" w:line="312" w:lineRule="auto"/>
+              <w:spacing w:after="40" w:line="312" w:lineRule="auto" w:before="40"/>
               <w:ind w:firstLine="0"/>
             </w:pPr>
             <w:r>
               <w:rPr>
+                <w:rFonts w:ascii="Times New Roman" w:hAnsi="Times New Roman" w:eastAsia="宋体"/>
                 <w:sz w:val="19"/>
               </w:rPr>
               <w:t>OpenAI 待 IPO ($1,000 亿规模)</w:t>
@@ -2017,14 +2445,16 @@
           <w:tcPr>
             <w:tcW w:type="dxa" w:w="1417"/>
             <w:vAlign w:val="center"/>
+            <w:shd w:val="clear" w:color="auto" w:fill="F1F5F9"/>
           </w:tcPr>
           <w:p>
             <w:pPr>
-              <w:spacing w:after="40" w:line="312" w:lineRule="auto"/>
+              <w:spacing w:after="40" w:line="312" w:lineRule="auto" w:before="40"/>
               <w:ind w:firstLine="0"/>
             </w:pPr>
             <w:r>
               <w:rPr>
+                <w:rFonts w:ascii="Times New Roman" w:hAnsi="Times New Roman" w:eastAsia="宋体"/>
                 <w:sz w:val="19"/>
               </w:rPr>
               <w:t>终结模式</w:t>
@@ -2035,14 +2465,16 @@
           <w:tcPr>
             <w:tcW w:type="dxa" w:w="3969"/>
             <w:vAlign w:val="center"/>
+            <w:shd w:val="clear" w:color="auto" w:fill="F1F5F9"/>
           </w:tcPr>
           <w:p>
             <w:pPr>
-              <w:spacing w:after="40" w:line="312" w:lineRule="auto"/>
+              <w:spacing w:after="40" w:line="312" w:lineRule="auto" w:before="40"/>
               <w:ind w:firstLine="0"/>
             </w:pPr>
             <w:r>
               <w:rPr>
+                <w:rFonts w:ascii="Times New Roman" w:hAnsi="Times New Roman" w:eastAsia="宋体"/>
                 <w:sz w:val="19"/>
               </w:rPr>
               <w:t>政策+IPO+商品见顶 三重共振</w:t>
@@ -2053,14 +2485,16 @@
           <w:tcPr>
             <w:tcW w:type="dxa" w:w="3969"/>
             <w:vAlign w:val="center"/>
+            <w:shd w:val="clear" w:color="auto" w:fill="F1F5F9"/>
           </w:tcPr>
           <w:p>
             <w:pPr>
-              <w:spacing w:after="40" w:line="312" w:lineRule="auto"/>
+              <w:spacing w:after="40" w:line="312" w:lineRule="auto" w:before="40"/>
               <w:ind w:firstLine="0"/>
             </w:pPr>
             <w:r>
               <w:rPr>
+                <w:rFonts w:ascii="Times New Roman" w:hAnsi="Times New Roman" w:eastAsia="宋体"/>
                 <w:sz w:val="19"/>
               </w:rPr>
               <w:t>Capex 回撤+应用证伪+IPO 抽血</w:t>
@@ -2071,10 +2505,15 @@
     </w:tbl>
     <w:p>
       <w:pPr>
-        <w:spacing w:before="200" w:after="40"/>
+        <w:spacing w:before="200" w:after="120" w:line="408" w:lineRule="auto"/>
+        <w:ind w:firstLine="440"/>
         <w:jc w:val="center"/>
       </w:pPr>
       <w:r>
+        <w:rPr>
+          <w:rFonts w:ascii="Times New Roman" w:hAnsi="Times New Roman" w:eastAsia="宋体"/>
+          <w:color w:val="1E293B"/>
+        </w:rPr>
         <w:drawing>
           <wp:inline xmlns:a="http://schemas.openxmlformats.org/drawingml/2006/main" xmlns:pic="http://schemas.openxmlformats.org/drawingml/2006/picture">
             <wp:extent cx="5486400" cy="4710286"/>
@@ -2111,11 +2550,13 @@
     </w:p>
     <w:p>
       <w:pPr>
-        <w:spacing w:after="240"/>
+        <w:spacing w:after="120" w:line="408" w:lineRule="auto"/>
+        <w:ind w:firstLine="440"/>
         <w:jc w:val="center"/>
       </w:pPr>
       <w:r>
         <w:rPr>
+          <w:rFonts w:ascii="Times New Roman" w:hAnsi="Times New Roman" w:eastAsia="宋体"/>
           <w:i/>
           <w:color w:val="64748B"/>
           <w:sz w:val="19"/>
@@ -2125,46 +2566,65 @@
     </w:p>
     <w:p>
       <w:pPr>
-        <w:spacing w:line="408" w:lineRule="auto" w:after="80"/>
+        <w:spacing w:line="408" w:lineRule="auto" w:after="120"/>
+        <w:ind w:firstLine="440"/>
       </w:pPr>
       <w:r>
+        <w:rPr>
+          <w:rFonts w:ascii="Times New Roman" w:hAnsi="Times New Roman" w:eastAsia="宋体"/>
+          <w:color w:val="1E293B"/>
+        </w:rPr>
         <w:t>图表 8 用雷达图直观呈现 10 维度对标结果。**重叠区域（深蓝+橙）显示两轮行情的「共性」**，蓝色单独突出的区域（05-07 独有）和橙色单独突出的区域（23-26 独有）显示差异。**最相似的 3 个维度**：驱动叙事（8 vs 9）、龙头涨幅（8 vs 9）、终结模式（8 vs 7）。**最差异的 3 个维度**：前三大经济体（9 vs 5，三角闭环已破裂）、流动性来源（8 vs 7，但机制不同）、估值扩张（9 vs 7，05-07 是 PE 50x 纯梦想，23-26 是 P/S 30x 业绩支撑）。</w:t>
       </w:r>
     </w:p>
     <w:p>
       <w:pPr>
-        <w:spacing w:line="408" w:lineRule="auto" w:after="80"/>
+        <w:spacing w:line="408" w:lineRule="auto" w:after="120"/>
         <w:ind w:firstLine="440"/>
       </w:pPr>
       <w:r>
+        <w:rPr>
+          <w:rFonts w:ascii="Times New Roman" w:hAnsi="Times New Roman" w:eastAsia="宋体"/>
+          <w:color w:val="1E293B"/>
+        </w:rPr>
         <w:t>**关键差异点 1：流动性来源**。05-07 是「央行被动放水」——外汇占款、储蓄过剩、日元套息形成全球流动性大合唱；23-26 是「M7 主动喷泉」——企业自筹 Capex，自主决策节奏。</w:t>
       </w:r>
     </w:p>
     <w:p>
       <w:pPr>
-        <w:spacing w:line="408" w:lineRule="auto" w:after="80"/>
+        <w:spacing w:line="408" w:lineRule="auto" w:after="120"/>
         <w:ind w:firstLine="440"/>
       </w:pPr>
       <w:r>
+        <w:rPr>
+          <w:rFonts w:ascii="Times New Roman" w:hAnsi="Times New Roman" w:eastAsia="宋体"/>
+          <w:color w:val="1E293B"/>
+        </w:rPr>
         <w:t>**关键差异点 2：债务结构**。05-07 的脆弱性是「美国居民 99% 杠杆 + 中国企业 125% 杠杆」——整个信贷体系的风险；23-26 的脆弱性是「M7 集中度过高 + 美国政府 127% 债务」——风险集中在 7 家公司。</w:t>
       </w:r>
     </w:p>
     <w:p>
       <w:pPr>
-        <w:spacing w:line="408" w:lineRule="auto" w:after="80"/>
+        <w:spacing w:line="408" w:lineRule="auto" w:after="120"/>
         <w:ind w:firstLine="440"/>
       </w:pPr>
       <w:r>
+        <w:rPr>
+          <w:rFonts w:ascii="Times New Roman" w:hAnsi="Times New Roman" w:eastAsia="宋体"/>
+          <w:color w:val="1E293B"/>
+        </w:rPr>
         <w:t>**关键差异点 3：估值锚**。05-07 的 PE 60-80x 完全脱离当期盈利，是「梦想定价」；23-26 的 NVDA P/S 30x 仍有真实业绩支撑（EPS 增速 147%），是「业绩+梦想」双驱动。这意味着 23-26 的「梦想→残值」切换可能比 05-07 晚 6-12 个月发生。</w:t>
       </w:r>
     </w:p>
     <w:p>
       <w:pPr>
         <w:keepNext/>
-        <w:spacing w:before="280" w:after="120"/>
+        <w:spacing w:before="280" w:after="120" w:line="408" w:lineRule="auto"/>
+        <w:ind w:firstLine="440"/>
       </w:pPr>
       <w:r>
         <w:rPr>
+          <w:rFonts w:ascii="Times New Roman" w:hAnsi="Times New Roman" w:eastAsia="宋体"/>
           <w:b/>
           <w:color w:val="1E3A5F"/>
           <w:sz w:val="26"/>
@@ -2175,10 +2635,12 @@
     <w:p>
       <w:pPr>
         <w:keepNext/>
-        <w:spacing w:before="160" w:after="80"/>
+        <w:spacing w:before="160" w:after="120" w:line="408" w:lineRule="auto"/>
+        <w:ind w:firstLine="440"/>
       </w:pPr>
       <w:r>
         <w:rPr>
+          <w:rFonts w:ascii="Times New Roman" w:hAnsi="Times New Roman" w:eastAsia="宋体"/>
           <w:b/>
           <w:color w:val="475569"/>
           <w:sz w:val="23"/>
@@ -2188,18 +2650,28 @@
     </w:p>
     <w:p>
       <w:pPr>
-        <w:spacing w:line="408" w:lineRule="auto" w:after="80"/>
+        <w:spacing w:line="408" w:lineRule="auto" w:after="120"/>
+        <w:ind w:firstLine="440"/>
       </w:pPr>
       <w:r>
+        <w:rPr>
+          <w:rFonts w:ascii="Times New Roman" w:hAnsi="Times New Roman" w:eastAsia="宋体"/>
+          <w:color w:val="1E293B"/>
+        </w:rPr>
         <w:t>M7 云厂商（Microsoft、Google、Amazon、Meta）的 AI Capex 是 23-26 浪潮的核心。与 2005-2007 的中国固投增速类似，**M7 Capex/Rev 比率**反映了「资本开支扩张速度」，是算力需求「真实性」的最强信号。</w:t>
       </w:r>
     </w:p>
     <w:p>
       <w:pPr>
-        <w:spacing w:before="200" w:after="40"/>
+        <w:spacing w:before="200" w:after="120" w:line="408" w:lineRule="auto"/>
+        <w:ind w:firstLine="440"/>
         <w:jc w:val="center"/>
       </w:pPr>
       <w:r>
+        <w:rPr>
+          <w:rFonts w:ascii="Times New Roman" w:hAnsi="Times New Roman" w:eastAsia="宋体"/>
+          <w:color w:val="1E293B"/>
+        </w:rPr>
         <w:drawing>
           <wp:inline xmlns:a="http://schemas.openxmlformats.org/drawingml/2006/main" xmlns:pic="http://schemas.openxmlformats.org/drawingml/2006/picture">
             <wp:extent cx="5943600" cy="2228850"/>
@@ -2236,11 +2708,13 @@
     </w:p>
     <w:p>
       <w:pPr>
-        <w:spacing w:after="240"/>
+        <w:spacing w:after="120" w:line="408" w:lineRule="auto"/>
+        <w:ind w:firstLine="440"/>
         <w:jc w:val="center"/>
       </w:pPr>
       <w:r>
         <w:rPr>
+          <w:rFonts w:ascii="Times New Roman" w:hAnsi="Times New Roman" w:eastAsia="宋体"/>
           <w:i/>
           <w:color w:val="64748B"/>
           <w:sz w:val="19"/>
@@ -2250,46 +2724,65 @@
     </w:p>
     <w:p>
       <w:pPr>
-        <w:spacing w:line="408" w:lineRule="auto" w:after="80"/>
+        <w:spacing w:line="408" w:lineRule="auto" w:after="120"/>
+        <w:ind w:firstLine="440"/>
       </w:pPr>
       <w:r>
+        <w:rPr>
+          <w:rFonts w:ascii="Times New Roman" w:hAnsi="Times New Roman" w:eastAsia="宋体"/>
+          <w:color w:val="1E293B"/>
+        </w:rPr>
         <w:t>图表 9 呈现了 4 家云厂商的 Capex/Rev 趋势。可以观察到三个关键事实：</w:t>
       </w:r>
     </w:p>
     <w:p>
       <w:pPr>
-        <w:spacing w:line="408" w:lineRule="auto" w:after="80"/>
+        <w:spacing w:line="408" w:lineRule="auto" w:after="120"/>
         <w:ind w:firstLine="440"/>
       </w:pPr>
       <w:r>
+        <w:rPr>
+          <w:rFonts w:ascii="Times New Roman" w:hAnsi="Times New Roman" w:eastAsia="宋体"/>
+          <w:color w:val="1E293B"/>
+        </w:rPr>
         <w:t>**第一，2024-2026 期间所有 4 家云厂商的 Capex/Rev 都在快速攀升**。Microsoft 从 22% 升至 35%，Google 从 15% 升至 25%，Amazon 从 11% 升至 18%，Meta 从 25% 升至 39%。M7 平均（除 NVDA）从 18% 升至 30%——距 35% 阈值仅 5 个百分点。</w:t>
       </w:r>
     </w:p>
     <w:p>
       <w:pPr>
-        <w:spacing w:line="408" w:lineRule="auto" w:after="80"/>
+        <w:spacing w:line="408" w:lineRule="auto" w:after="120"/>
         <w:ind w:firstLine="440"/>
       </w:pPr>
       <w:r>
+        <w:rPr>
+          <w:rFonts w:ascii="Times New Roman" w:hAnsi="Times New Roman" w:eastAsia="宋体"/>
+          <w:color w:val="1E293B"/>
+        </w:rPr>
         <w:t>**第二，Meta 是 S1 信号的「前沿观测点」**。Meta 的 Capex/Rev 在 2026E 已达 39%，超过 35% 阈值——如果 Meta 在 2026Q4 或 2027Q1 财报中给出「Capex 增长放缓」的指引，**这将是 S1 信号最早可能触发的节点**。</w:t>
       </w:r>
     </w:p>
     <w:p>
       <w:pPr>
-        <w:spacing w:line="408" w:lineRule="auto" w:after="80"/>
+        <w:spacing w:line="408" w:lineRule="auto" w:after="120"/>
         <w:ind w:firstLine="440"/>
       </w:pPr>
       <w:r>
+        <w:rPr>
+          <w:rFonts w:ascii="Times New Roman" w:hAnsi="Times New Roman" w:eastAsia="宋体"/>
+          <w:color w:val="1E293B"/>
+        </w:rPr>
         <w:t>**第三，5% 阈值的逻辑**与 2007 年中国固投增速见顶的历史经验直接相关。中国固投增速从 25% 跌到 20%（5 个百分点）用了 1 个季度，引发了 2008 年的需求坍塌。M7 Capex/Rev 从 30% 跌到 25%（5 个百分点）可能同样剧烈——**关键观察点是 M7 CFO 在季报电话会中的「措辞变化」**。如果从「加大投资」变为「审慎评估」或「优化效率」，意味着拐点临近。</w:t>
       </w:r>
     </w:p>
     <w:p>
       <w:pPr>
         <w:keepNext/>
-        <w:spacing w:before="160" w:after="80"/>
+        <w:spacing w:before="160" w:after="120" w:line="408" w:lineRule="auto"/>
+        <w:ind w:firstLine="440"/>
       </w:pPr>
       <w:r>
         <w:rPr>
+          <w:rFonts w:ascii="Times New Roman" w:hAnsi="Times New Roman" w:eastAsia="宋体"/>
           <w:b/>
           <w:color w:val="475569"/>
           <w:sz w:val="23"/>
@@ -2299,10 +2792,15 @@
     </w:p>
     <w:p>
       <w:pPr>
-        <w:spacing w:before="200" w:after="40"/>
+        <w:spacing w:before="200" w:after="120" w:line="408" w:lineRule="auto"/>
+        <w:ind w:firstLine="440"/>
         <w:jc w:val="center"/>
       </w:pPr>
       <w:r>
+        <w:rPr>
+          <w:rFonts w:ascii="Times New Roman" w:hAnsi="Times New Roman" w:eastAsia="宋体"/>
+          <w:color w:val="1E293B"/>
+        </w:rPr>
         <w:drawing>
           <wp:inline xmlns:a="http://schemas.openxmlformats.org/drawingml/2006/main" xmlns:pic="http://schemas.openxmlformats.org/drawingml/2006/picture">
             <wp:extent cx="5943600" cy="2377440"/>
@@ -2339,11 +2837,13 @@
     </w:p>
     <w:p>
       <w:pPr>
-        <w:spacing w:after="240"/>
+        <w:spacing w:after="120" w:line="408" w:lineRule="auto"/>
+        <w:ind w:firstLine="440"/>
         <w:jc w:val="center"/>
       </w:pPr>
       <w:r>
         <w:rPr>
+          <w:rFonts w:ascii="Times New Roman" w:hAnsi="Times New Roman" w:eastAsia="宋体"/>
           <w:i/>
           <w:color w:val="64748B"/>
           <w:sz w:val="19"/>
@@ -2353,27 +2853,39 @@
     </w:p>
     <w:p>
       <w:pPr>
-        <w:spacing w:line="408" w:lineRule="auto" w:after="80"/>
+        <w:spacing w:line="408" w:lineRule="auto" w:after="120"/>
+        <w:ind w:firstLine="440"/>
       </w:pPr>
       <w:r>
+        <w:rPr>
+          <w:rFonts w:ascii="Times New Roman" w:hAnsi="Times New Roman" w:eastAsia="宋体"/>
+          <w:color w:val="1E293B"/>
+        </w:rPr>
         <w:t>图表 10 揭示了 23-26 浪潮的一个关键特征：**NVDA 涨幅 800% 远超 NDX 整体 95%**——即 AI 龙头集中度远高于 2005-2007。彼时云铜 +1,122%，但有色指数整体 +1,857%，板块涨幅大于单股；而 AI 浪潮恰好相反，单股涨幅远超板块。</w:t>
       </w:r>
     </w:p>
     <w:p>
       <w:pPr>
-        <w:spacing w:line="408" w:lineRule="auto" w:after="80"/>
+        <w:spacing w:line="408" w:lineRule="auto" w:after="120"/>
+        <w:ind w:firstLine="440"/>
       </w:pPr>
       <w:r>
+        <w:rPr>
+          <w:rFonts w:ascii="Times New Roman" w:hAnsi="Times New Roman" w:eastAsia="宋体"/>
+          <w:color w:val="1E293B"/>
+        </w:rPr>
         <w:t>这一集中度带来的影响是双面的：一方面，NVDA 的 P/S 估值（~20x）是整个 AI 板块的「锚」——如果 NVDA 估值崩溃，整个板块将连锁反应；另一方面，NVDA 2025-2026 业绩的高增长（EPS +147%）正在「消化」高估值，**S3 信号的触发需要看到「业绩增长放缓 + 估值高位」的双重确认**。</w:t>
       </w:r>
     </w:p>
     <w:p>
       <w:pPr>
         <w:keepNext/>
-        <w:spacing w:before="400" w:after="200"/>
+        <w:spacing w:before="400" w:after="120" w:line="408" w:lineRule="auto"/>
+        <w:ind w:firstLine="440"/>
       </w:pPr>
       <w:r>
         <w:rPr>
+          <w:rFonts w:ascii="Times New Roman" w:hAnsi="Times New Roman" w:eastAsia="宋体"/>
           <w:b/>
           <w:color w:val="0F172A"/>
           <w:sz w:val="32"/>
@@ -2383,17 +2895,27 @@
     </w:p>
     <w:p>
       <w:pPr>
-        <w:spacing w:line="408" w:lineRule="auto" w:after="80"/>
+        <w:spacing w:line="408" w:lineRule="auto" w:after="120"/>
+        <w:ind w:firstLine="440"/>
       </w:pPr>
       <w:r>
+        <w:rPr>
+          <w:rFonts w:ascii="Times New Roman" w:hAnsi="Times New Roman" w:eastAsia="宋体"/>
+          <w:color w:val="1E293B"/>
+        </w:rPr>
         <w:t>基于第一部分的 6 维度复盘和第二部分的 10 维度对标，我们提出 3 个可量化、可监测、可证伪的顶部信号。每个信号对应一种「终结机制」，组合使用可在不同情境下提示风险。</w:t>
       </w:r>
     </w:p>
     <w:p>
       <w:pPr>
-        <w:spacing w:line="408" w:lineRule="auto" w:after="80"/>
+        <w:spacing w:line="408" w:lineRule="auto" w:after="120"/>
+        <w:ind w:firstLine="440"/>
       </w:pPr>
       <w:r>
+        <w:rPr>
+          <w:rFonts w:ascii="Times New Roman" w:hAnsi="Times New Roman" w:eastAsia="宋体"/>
+          <w:color w:val="1E293B"/>
+        </w:rPr>
         <w:t>**信号设计原则**：</w:t>
       </w:r>
     </w:p>
@@ -2445,10 +2967,12 @@
     <w:p>
       <w:pPr>
         <w:keepNext/>
-        <w:spacing w:before="280" w:after="120"/>
+        <w:spacing w:before="280" w:after="120" w:line="408" w:lineRule="auto"/>
+        <w:ind w:firstLine="440"/>
       </w:pPr>
       <w:r>
         <w:rPr>
+          <w:rFonts w:ascii="Times New Roman" w:hAnsi="Times New Roman" w:eastAsia="宋体"/>
           <w:b/>
           <w:color w:val="1E3A5F"/>
           <w:sz w:val="26"/>
@@ -2459,10 +2983,12 @@
     <w:p>
       <w:pPr>
         <w:keepNext/>
-        <w:spacing w:before="160" w:after="80"/>
+        <w:spacing w:before="160" w:after="120" w:line="408" w:lineRule="auto"/>
+        <w:ind w:firstLine="440"/>
       </w:pPr>
       <w:r>
         <w:rPr>
+          <w:rFonts w:ascii="Times New Roman" w:hAnsi="Times New Roman" w:eastAsia="宋体"/>
           <w:b/>
           <w:color w:val="475569"/>
           <w:sz w:val="23"/>
@@ -2473,9 +2999,17 @@
     <w:tbl>
       <w:tblPr>
         <w:tblStyle w:val="LightGrid-Accent1"/>
-        <w:tblW w:type="auto" w:w="0"/>
+        <w:tblW w:type="pct" w:w="5000"/>
         <w:jc w:val="center"/>
         <w:tblLook w:firstColumn="1" w:firstRow="1" w:lastColumn="0" w:lastRow="0" w:noHBand="0" w:noVBand="1" w:val="04A0"/>
+        <w:tblBorders>
+          <w:top w:val="single" w:sz="4" w:space="0" w:color="CBD5E1"/>
+          <w:left w:val="single" w:sz="4" w:space="0" w:color="CBD5E1"/>
+          <w:bottom w:val="single" w:sz="4" w:space="0" w:color="CBD5E1"/>
+          <w:right w:val="single" w:sz="4" w:space="0" w:color="CBD5E1"/>
+          <w:insideH w:val="single" w:sz="4" w:space="0" w:color="CBD5E1"/>
+          <w:insideV w:val="single" w:sz="4" w:space="0" w:color="CBD5E1"/>
+        </w:tblBorders>
       </w:tblPr>
       <w:tblGrid>
         <w:gridCol w:w="4703"/>
@@ -2485,16 +3019,18 @@
         <w:tc>
           <w:tcPr>
             <w:tcW w:type="dxa" w:w="4703"/>
-            <w:shd w:fill="1E3A5F"/>
             <w:vAlign w:val="center"/>
+            <w:shd w:val="clear" w:color="auto" w:fill="1E3A5F"/>
           </w:tcPr>
           <w:p>
             <w:pPr>
-              <w:spacing w:after="40" w:line="312" w:lineRule="auto"/>
+              <w:spacing w:after="40" w:line="312" w:lineRule="auto" w:before="40"/>
               <w:ind w:firstLine="0"/>
+              <w:jc w:val="center"/>
             </w:pPr>
             <w:r>
               <w:rPr>
+                <w:rFonts w:ascii="Times New Roman" w:hAnsi="Times New Roman" w:eastAsia="宋体"/>
                 <w:b/>
                 <w:color w:val="FFFFFF"/>
                 <w:sz w:val="20"/>
@@ -2506,16 +3042,18 @@
         <w:tc>
           <w:tcPr>
             <w:tcW w:type="dxa" w:w="4703"/>
-            <w:shd w:fill="1E3A5F"/>
             <w:vAlign w:val="center"/>
+            <w:shd w:val="clear" w:color="auto" w:fill="1E3A5F"/>
           </w:tcPr>
           <w:p>
             <w:pPr>
-              <w:spacing w:after="40" w:line="312" w:lineRule="auto"/>
+              <w:spacing w:after="40" w:line="312" w:lineRule="auto" w:before="40"/>
               <w:ind w:firstLine="0"/>
+              <w:jc w:val="center"/>
             </w:pPr>
             <w:r>
               <w:rPr>
+                <w:rFonts w:ascii="Times New Roman" w:hAnsi="Times New Roman" w:eastAsia="宋体"/>
                 <w:b/>
                 <w:color w:val="FFFFFF"/>
                 <w:sz w:val="20"/>
@@ -2530,14 +3068,16 @@
           <w:tcPr>
             <w:tcW w:type="dxa" w:w="4703"/>
             <w:vAlign w:val="center"/>
+            <w:shd w:val="clear" w:color="auto" w:fill="FFFFFF"/>
           </w:tcPr>
           <w:p>
             <w:pPr>
-              <w:spacing w:after="40" w:line="312" w:lineRule="auto"/>
+              <w:spacing w:after="40" w:line="312" w:lineRule="auto" w:before="40"/>
               <w:ind w:firstLine="0"/>
             </w:pPr>
             <w:r>
               <w:rPr>
+                <w:rFonts w:ascii="Times New Roman" w:hAnsi="Times New Roman" w:eastAsia="宋体"/>
                 <w:sz w:val="19"/>
               </w:rPr>
               <w:t>核心逻辑</w:t>
@@ -2548,14 +3088,16 @@
           <w:tcPr>
             <w:tcW w:type="dxa" w:w="4703"/>
             <w:vAlign w:val="center"/>
+            <w:shd w:val="clear" w:color="auto" w:fill="FFFFFF"/>
           </w:tcPr>
           <w:p>
             <w:pPr>
-              <w:spacing w:after="40" w:line="312" w:lineRule="auto"/>
+              <w:spacing w:after="40" w:line="312" w:lineRule="auto" w:before="40"/>
               <w:ind w:firstLine="0"/>
             </w:pPr>
             <w:r>
               <w:rPr>
+                <w:rFonts w:ascii="Times New Roman" w:hAnsi="Times New Roman" w:eastAsia="宋体"/>
                 <w:sz w:val="19"/>
               </w:rPr>
               <w:t>算力需求的唯一「真金」指标瓦解；证伪永续高增长</w:t>
@@ -2568,14 +3110,16 @@
           <w:tcPr>
             <w:tcW w:type="dxa" w:w="4703"/>
             <w:vAlign w:val="center"/>
+            <w:shd w:val="clear" w:color="auto" w:fill="F1F5F9"/>
           </w:tcPr>
           <w:p>
             <w:pPr>
-              <w:spacing w:after="40" w:line="312" w:lineRule="auto"/>
+              <w:spacing w:after="40" w:line="312" w:lineRule="auto" w:before="40"/>
               <w:ind w:firstLine="0"/>
             </w:pPr>
             <w:r>
               <w:rPr>
+                <w:rFonts w:ascii="Times New Roman" w:hAnsi="Times New Roman" w:eastAsia="宋体"/>
                 <w:sz w:val="19"/>
               </w:rPr>
               <w:t>历史对标</w:t>
@@ -2586,14 +3130,16 @@
           <w:tcPr>
             <w:tcW w:type="dxa" w:w="4703"/>
             <w:vAlign w:val="center"/>
+            <w:shd w:val="clear" w:color="auto" w:fill="F1F5F9"/>
           </w:tcPr>
           <w:p>
             <w:pPr>
-              <w:spacing w:after="40" w:line="312" w:lineRule="auto"/>
+              <w:spacing w:after="40" w:line="312" w:lineRule="auto" w:before="40"/>
               <w:ind w:firstLine="0"/>
             </w:pPr>
             <w:r>
               <w:rPr>
+                <w:rFonts w:ascii="Times New Roman" w:hAnsi="Times New Roman" w:eastAsia="宋体"/>
                 <w:sz w:val="19"/>
               </w:rPr>
               <w:t>2007.11 中国固定资产投资增速见顶 → 2008 铜真实需求断崖</w:t>
@@ -2606,14 +3152,16 @@
           <w:tcPr>
             <w:tcW w:type="dxa" w:w="4703"/>
             <w:vAlign w:val="center"/>
+            <w:shd w:val="clear" w:color="auto" w:fill="FFFFFF"/>
           </w:tcPr>
           <w:p>
             <w:pPr>
-              <w:spacing w:after="40" w:line="312" w:lineRule="auto"/>
+              <w:spacing w:after="40" w:line="312" w:lineRule="auto" w:before="40"/>
               <w:ind w:firstLine="0"/>
             </w:pPr>
             <w:r>
               <w:rPr>
+                <w:rFonts w:ascii="Times New Roman" w:hAnsi="Times New Roman" w:eastAsia="宋体"/>
                 <w:sz w:val="19"/>
               </w:rPr>
               <w:t>阈值</w:t>
@@ -2624,14 +3172,16 @@
           <w:tcPr>
             <w:tcW w:type="dxa" w:w="4703"/>
             <w:vAlign w:val="center"/>
+            <w:shd w:val="clear" w:color="auto" w:fill="FFFFFF"/>
           </w:tcPr>
           <w:p>
             <w:pPr>
-              <w:spacing w:after="40" w:line="312" w:lineRule="auto"/>
+              <w:spacing w:after="40" w:line="312" w:lineRule="auto" w:before="40"/>
               <w:ind w:firstLine="0"/>
             </w:pPr>
             <w:r>
               <w:rPr>
+                <w:rFonts w:ascii="Times New Roman" w:hAnsi="Times New Roman" w:eastAsia="宋体"/>
                 <w:sz w:val="19"/>
               </w:rPr>
               <w:t>M7 Capex/Rev 比率连续两季 &gt;35%，或单季从峰值回落 &gt;5pct</w:t>
@@ -2644,14 +3194,16 @@
           <w:tcPr>
             <w:tcW w:type="dxa" w:w="4703"/>
             <w:vAlign w:val="center"/>
+            <w:shd w:val="clear" w:color="auto" w:fill="F1F5F9"/>
           </w:tcPr>
           <w:p>
             <w:pPr>
-              <w:spacing w:after="40" w:line="312" w:lineRule="auto"/>
+              <w:spacing w:after="40" w:line="312" w:lineRule="auto" w:before="40"/>
               <w:ind w:firstLine="0"/>
             </w:pPr>
             <w:r>
               <w:rPr>
+                <w:rFonts w:ascii="Times New Roman" w:hAnsi="Times New Roman" w:eastAsia="宋体"/>
                 <w:sz w:val="19"/>
               </w:rPr>
               <w:t>当前状态</w:t>
@@ -2662,14 +3214,16 @@
           <w:tcPr>
             <w:tcW w:type="dxa" w:w="4703"/>
             <w:vAlign w:val="center"/>
+            <w:shd w:val="clear" w:color="auto" w:fill="F1F5F9"/>
           </w:tcPr>
           <w:p>
             <w:pPr>
-              <w:spacing w:after="40" w:line="312" w:lineRule="auto"/>
+              <w:spacing w:after="40" w:line="312" w:lineRule="auto" w:before="40"/>
               <w:ind w:firstLine="0"/>
             </w:pPr>
             <w:r>
               <w:rPr>
+                <w:rFonts w:ascii="Times New Roman" w:hAnsi="Times New Roman" w:eastAsia="宋体"/>
                 <w:sz w:val="19"/>
               </w:rPr>
               <w:t>**未触发**（M7 Capex/Rev 30%，距 35% 阈值 5pct）</w:t>
@@ -2682,14 +3236,16 @@
           <w:tcPr>
             <w:tcW w:type="dxa" w:w="4703"/>
             <w:vAlign w:val="center"/>
+            <w:shd w:val="clear" w:color="auto" w:fill="FFFFFF"/>
           </w:tcPr>
           <w:p>
             <w:pPr>
-              <w:spacing w:after="40" w:line="312" w:lineRule="auto"/>
+              <w:spacing w:after="40" w:line="312" w:lineRule="auto" w:before="40"/>
               <w:ind w:firstLine="0"/>
             </w:pPr>
             <w:r>
               <w:rPr>
+                <w:rFonts w:ascii="Times New Roman" w:hAnsi="Times New Roman" w:eastAsia="宋体"/>
                 <w:sz w:val="19"/>
               </w:rPr>
               <w:t>性质</w:t>
@@ -2700,14 +3256,16 @@
           <w:tcPr>
             <w:tcW w:type="dxa" w:w="4703"/>
             <w:vAlign w:val="center"/>
+            <w:shd w:val="clear" w:color="auto" w:fill="FFFFFF"/>
           </w:tcPr>
           <w:p>
             <w:pPr>
-              <w:spacing w:after="40" w:line="312" w:lineRule="auto"/>
+              <w:spacing w:after="40" w:line="312" w:lineRule="auto" w:before="40"/>
               <w:ind w:firstLine="0"/>
             </w:pPr>
             <w:r>
               <w:rPr>
+                <w:rFonts w:ascii="Times New Roman" w:hAnsi="Times New Roman" w:eastAsia="宋体"/>
                 <w:sz w:val="19"/>
               </w:rPr>
               <w:t>⏱ 领先指标（领先 1-2 季度）</w:t>
@@ -2719,10 +3277,12 @@
     <w:p>
       <w:pPr>
         <w:keepNext/>
-        <w:spacing w:before="160" w:after="80"/>
+        <w:spacing w:before="160" w:after="120" w:line="408" w:lineRule="auto"/>
+        <w:ind w:firstLine="440"/>
       </w:pPr>
       <w:r>
         <w:rPr>
+          <w:rFonts w:ascii="Times New Roman" w:hAnsi="Times New Roman" w:eastAsia="宋体"/>
           <w:b/>
           <w:color w:val="475569"/>
           <w:sz w:val="23"/>
@@ -2732,53 +3292,78 @@
     </w:p>
     <w:p>
       <w:pPr>
-        <w:spacing w:line="408" w:lineRule="auto" w:after="80"/>
+        <w:spacing w:line="408" w:lineRule="auto" w:after="120"/>
+        <w:ind w:firstLine="440"/>
       </w:pPr>
       <w:r>
+        <w:rPr>
+          <w:rFonts w:ascii="Times New Roman" w:hAnsi="Times New Roman" w:eastAsia="宋体"/>
+          <w:color w:val="1E293B"/>
+        </w:rPr>
         <w:t>**S1 信号的观测依赖两个核心事件**：</w:t>
       </w:r>
     </w:p>
     <w:p>
       <w:pPr>
-        <w:spacing w:line="408" w:lineRule="auto" w:after="80"/>
+        <w:spacing w:line="408" w:lineRule="auto" w:after="120"/>
         <w:ind w:firstLine="440"/>
       </w:pPr>
       <w:r>
+        <w:rPr>
+          <w:rFonts w:ascii="Times New Roman" w:hAnsi="Times New Roman" w:eastAsia="宋体"/>
+          <w:color w:val="1E293B"/>
+        </w:rPr>
         <w:t>**(1) M7 季度财报中的 Capex 指引**。重点关注 Microsoft CFO Amy Hood、Google CFO Ruth Porat、Amazon CFO Brian Olsavsky、Meta CFO Susan Li 的表述变化。如果从「加大投资」转向「审慎评估」或「优化效率」，意味着拐点临近。</w:t>
       </w:r>
     </w:p>
     <w:p>
       <w:pPr>
-        <w:spacing w:line="408" w:lineRule="auto" w:after="80"/>
+        <w:spacing w:line="408" w:lineRule="auto" w:after="120"/>
         <w:ind w:firstLine="440"/>
       </w:pPr>
       <w:r>
+        <w:rPr>
+          <w:rFonts w:ascii="Times New Roman" w:hAnsi="Times New Roman" w:eastAsia="宋体"/>
+          <w:color w:val="1E293B"/>
+        </w:rPr>
         <w:t>**(2) 台积电 CoWoS 先进封装订单变化**。CoWoS 是 AI GPU 的关键封装工艺，台积电的 CoWoS 订单数据是 M7 Capex 的「先行指标」——M7 下单后 1-2 个季度才体现在 CoWoS 产能上。如果 CoWoS 订单出现「环比下滑」，意味着 M7 Capex 增速已实质放缓。</w:t>
       </w:r>
     </w:p>
     <w:p>
       <w:pPr>
-        <w:spacing w:line="408" w:lineRule="auto" w:after="80"/>
+        <w:spacing w:line="408" w:lineRule="auto" w:after="120"/>
+        <w:ind w:firstLine="440"/>
       </w:pPr>
       <w:r>
+        <w:rPr>
+          <w:rFonts w:ascii="Times New Roman" w:hAnsi="Times New Roman" w:eastAsia="宋体"/>
+          <w:color w:val="1E293B"/>
+        </w:rPr>
         <w:t>**数据来源**：SEC 10-Q/10-K 公开披露；台积电月度营收公告；</w:t>
       </w:r>
     </w:p>
     <w:p>
       <w:pPr>
-        <w:spacing w:line="408" w:lineRule="auto" w:after="80"/>
+        <w:spacing w:line="408" w:lineRule="auto" w:after="120"/>
+        <w:ind w:firstLine="440"/>
       </w:pPr>
       <w:r>
+        <w:rPr>
+          <w:rFonts w:ascii="Times New Roman" w:hAnsi="Times New Roman" w:eastAsia="宋体"/>
+          <w:color w:val="1E293B"/>
+        </w:rPr>
         <w:t>**更新频率**：季度（财报季）+ 月度（台积电营收）</w:t>
       </w:r>
     </w:p>
     <w:p>
       <w:pPr>
         <w:keepNext/>
-        <w:spacing w:before="280" w:after="120"/>
+        <w:spacing w:before="280" w:after="120" w:line="408" w:lineRule="auto"/>
+        <w:ind w:firstLine="440"/>
       </w:pPr>
       <w:r>
         <w:rPr>
+          <w:rFonts w:ascii="Times New Roman" w:hAnsi="Times New Roman" w:eastAsia="宋体"/>
           <w:b/>
           <w:color w:val="1E3A5F"/>
           <w:sz w:val="26"/>
@@ -2789,10 +3374,12 @@
     <w:p>
       <w:pPr>
         <w:keepNext/>
-        <w:spacing w:before="160" w:after="80"/>
+        <w:spacing w:before="160" w:after="120" w:line="408" w:lineRule="auto"/>
+        <w:ind w:firstLine="440"/>
       </w:pPr>
       <w:r>
         <w:rPr>
+          <w:rFonts w:ascii="Times New Roman" w:hAnsi="Times New Roman" w:eastAsia="宋体"/>
           <w:b/>
           <w:color w:val="475569"/>
           <w:sz w:val="23"/>
@@ -2803,9 +3390,17 @@
     <w:tbl>
       <w:tblPr>
         <w:tblStyle w:val="LightGrid-Accent1"/>
-        <w:tblW w:type="auto" w:w="0"/>
+        <w:tblW w:type="pct" w:w="5000"/>
         <w:jc w:val="center"/>
         <w:tblLook w:firstColumn="1" w:firstRow="1" w:lastColumn="0" w:lastRow="0" w:noHBand="0" w:noVBand="1" w:val="04A0"/>
+        <w:tblBorders>
+          <w:top w:val="single" w:sz="4" w:space="0" w:color="CBD5E1"/>
+          <w:left w:val="single" w:sz="4" w:space="0" w:color="CBD5E1"/>
+          <w:bottom w:val="single" w:sz="4" w:space="0" w:color="CBD5E1"/>
+          <w:right w:val="single" w:sz="4" w:space="0" w:color="CBD5E1"/>
+          <w:insideH w:val="single" w:sz="4" w:space="0" w:color="CBD5E1"/>
+          <w:insideV w:val="single" w:sz="4" w:space="0" w:color="CBD5E1"/>
+        </w:tblBorders>
       </w:tblPr>
       <w:tblGrid>
         <w:gridCol w:w="4703"/>
@@ -2815,16 +3410,18 @@
         <w:tc>
           <w:tcPr>
             <w:tcW w:type="dxa" w:w="4703"/>
-            <w:shd w:fill="1E3A5F"/>
             <w:vAlign w:val="center"/>
+            <w:shd w:val="clear" w:color="auto" w:fill="1E3A5F"/>
           </w:tcPr>
           <w:p>
             <w:pPr>
-              <w:spacing w:after="40" w:line="312" w:lineRule="auto"/>
+              <w:spacing w:after="40" w:line="312" w:lineRule="auto" w:before="40"/>
               <w:ind w:firstLine="0"/>
+              <w:jc w:val="center"/>
             </w:pPr>
             <w:r>
               <w:rPr>
+                <w:rFonts w:ascii="Times New Roman" w:hAnsi="Times New Roman" w:eastAsia="宋体"/>
                 <w:b/>
                 <w:color w:val="FFFFFF"/>
                 <w:sz w:val="20"/>
@@ -2836,16 +3433,18 @@
         <w:tc>
           <w:tcPr>
             <w:tcW w:type="dxa" w:w="4703"/>
-            <w:shd w:fill="1E3A5F"/>
             <w:vAlign w:val="center"/>
+            <w:shd w:val="clear" w:color="auto" w:fill="1E3A5F"/>
           </w:tcPr>
           <w:p>
             <w:pPr>
-              <w:spacing w:after="40" w:line="312" w:lineRule="auto"/>
+              <w:spacing w:after="40" w:line="312" w:lineRule="auto" w:before="40"/>
               <w:ind w:firstLine="0"/>
+              <w:jc w:val="center"/>
             </w:pPr>
             <w:r>
               <w:rPr>
+                <w:rFonts w:ascii="Times New Roman" w:hAnsi="Times New Roman" w:eastAsia="宋体"/>
                 <w:b/>
                 <w:color w:val="FFFFFF"/>
                 <w:sz w:val="20"/>
@@ -2860,14 +3459,16 @@
           <w:tcPr>
             <w:tcW w:type="dxa" w:w="4703"/>
             <w:vAlign w:val="center"/>
+            <w:shd w:val="clear" w:color="auto" w:fill="FFFFFF"/>
           </w:tcPr>
           <w:p>
             <w:pPr>
-              <w:spacing w:after="40" w:line="312" w:lineRule="auto"/>
+              <w:spacing w:after="40" w:line="312" w:lineRule="auto" w:before="40"/>
               <w:ind w:firstLine="0"/>
             </w:pPr>
             <w:r>
               <w:rPr>
+                <w:rFonts w:ascii="Times New Roman" w:hAnsi="Times New Roman" w:eastAsia="宋体"/>
                 <w:sz w:val="19"/>
               </w:rPr>
               <w:t>核心逻辑</w:t>
@@ -2878,14 +3479,16 @@
           <w:tcPr>
             <w:tcW w:type="dxa" w:w="4703"/>
             <w:vAlign w:val="center"/>
+            <w:shd w:val="clear" w:color="auto" w:fill="FFFFFF"/>
           </w:tcPr>
           <w:p>
             <w:pPr>
-              <w:spacing w:after="40" w:line="312" w:lineRule="auto"/>
+              <w:spacing w:after="40" w:line="312" w:lineRule="auto" w:before="40"/>
               <w:ind w:firstLine="0"/>
             </w:pPr>
             <w:r>
               <w:rPr>
+                <w:rFonts w:ascii="Times New Roman" w:hAnsi="Times New Roman" w:eastAsia="宋体"/>
                 <w:sz w:val="19"/>
               </w:rPr>
               <w:t>市场流动性已无法支撑「梦想变现」；信心与比价崩塌</w:t>
@@ -2898,14 +3501,16 @@
           <w:tcPr>
             <w:tcW w:type="dxa" w:w="4703"/>
             <w:vAlign w:val="center"/>
+            <w:shd w:val="clear" w:color="auto" w:fill="F1F5F9"/>
           </w:tcPr>
           <w:p>
             <w:pPr>
-              <w:spacing w:after="40" w:line="312" w:lineRule="auto"/>
+              <w:spacing w:after="40" w:line="312" w:lineRule="auto" w:before="40"/>
               <w:ind w:firstLine="0"/>
             </w:pPr>
             <w:r>
               <w:rPr>
+                <w:rFonts w:ascii="Times New Roman" w:hAnsi="Times New Roman" w:eastAsia="宋体"/>
                 <w:sz w:val="19"/>
               </w:rPr>
               <w:t>历史对标</w:t>
@@ -2916,14 +3521,16 @@
           <w:tcPr>
             <w:tcW w:type="dxa" w:w="4703"/>
             <w:vAlign w:val="center"/>
+            <w:shd w:val="clear" w:color="auto" w:fill="F1F5F9"/>
           </w:tcPr>
           <w:p>
             <w:pPr>
-              <w:spacing w:after="40" w:line="312" w:lineRule="auto"/>
+              <w:spacing w:after="40" w:line="312" w:lineRule="auto" w:before="40"/>
               <w:ind w:firstLine="0"/>
             </w:pPr>
             <w:r>
               <w:rPr>
+                <w:rFonts w:ascii="Times New Roman" w:hAnsi="Times New Roman" w:eastAsia="宋体"/>
                 <w:sz w:val="19"/>
               </w:rPr>
               <w:t>2007.11.05 中石油上市高开低走 → 上证指数大顶</w:t>
@@ -2936,14 +3543,16 @@
           <w:tcPr>
             <w:tcW w:type="dxa" w:w="4703"/>
             <w:vAlign w:val="center"/>
+            <w:shd w:val="clear" w:color="auto" w:fill="FFFFFF"/>
           </w:tcPr>
           <w:p>
             <w:pPr>
-              <w:spacing w:after="40" w:line="312" w:lineRule="auto"/>
+              <w:spacing w:after="40" w:line="312" w:lineRule="auto" w:before="40"/>
               <w:ind w:firstLine="0"/>
             </w:pPr>
             <w:r>
               <w:rPr>
+                <w:rFonts w:ascii="Times New Roman" w:hAnsi="Times New Roman" w:eastAsia="宋体"/>
                 <w:sz w:val="19"/>
               </w:rPr>
               <w:t>阈值</w:t>
@@ -2954,14 +3563,16 @@
           <w:tcPr>
             <w:tcW w:type="dxa" w:w="4703"/>
             <w:vAlign w:val="center"/>
+            <w:shd w:val="clear" w:color="auto" w:fill="FFFFFF"/>
           </w:tcPr>
           <w:p>
             <w:pPr>
-              <w:spacing w:after="40" w:line="312" w:lineRule="auto"/>
+              <w:spacing w:after="40" w:line="312" w:lineRule="auto" w:before="40"/>
               <w:ind w:firstLine="0"/>
             </w:pPr>
             <w:r>
               <w:rPr>
+                <w:rFonts w:ascii="Times New Roman" w:hAnsi="Times New Roman" w:eastAsia="宋体"/>
                 <w:sz w:val="19"/>
               </w:rPr>
               <w:t>IPO 首日高开 &gt;50% 后收长阴线（收盘价 &lt; 开盘价）</w:t>
@@ -2974,14 +3585,16 @@
           <w:tcPr>
             <w:tcW w:type="dxa" w:w="4703"/>
             <w:vAlign w:val="center"/>
+            <w:shd w:val="clear" w:color="auto" w:fill="F1F5F9"/>
           </w:tcPr>
           <w:p>
             <w:pPr>
-              <w:spacing w:after="40" w:line="312" w:lineRule="auto"/>
+              <w:spacing w:after="40" w:line="312" w:lineRule="auto" w:before="40"/>
               <w:ind w:firstLine="0"/>
             </w:pPr>
             <w:r>
               <w:rPr>
+                <w:rFonts w:ascii="Times New Roman" w:hAnsi="Times New Roman" w:eastAsia="宋体"/>
                 <w:sz w:val="19"/>
               </w:rPr>
               <w:t>当前状态</w:t>
@@ -2992,14 +3605,16 @@
           <w:tcPr>
             <w:tcW w:type="dxa" w:w="4703"/>
             <w:vAlign w:val="center"/>
+            <w:shd w:val="clear" w:color="auto" w:fill="F1F5F9"/>
           </w:tcPr>
           <w:p>
             <w:pPr>
-              <w:spacing w:after="40" w:line="312" w:lineRule="auto"/>
+              <w:spacing w:after="40" w:line="312" w:lineRule="auto" w:before="40"/>
               <w:ind w:firstLine="0"/>
             </w:pPr>
             <w:r>
               <w:rPr>
+                <w:rFonts w:ascii="Times New Roman" w:hAnsi="Times New Roman" w:eastAsia="宋体"/>
                 <w:sz w:val="19"/>
               </w:rPr>
               <w:t>**未触发**（OpenAI 未上市）</w:t>
@@ -3012,14 +3627,16 @@
           <w:tcPr>
             <w:tcW w:type="dxa" w:w="4703"/>
             <w:vAlign w:val="center"/>
+            <w:shd w:val="clear" w:color="auto" w:fill="FFFFFF"/>
           </w:tcPr>
           <w:p>
             <w:pPr>
-              <w:spacing w:after="40" w:line="312" w:lineRule="auto"/>
+              <w:spacing w:after="40" w:line="312" w:lineRule="auto" w:before="40"/>
               <w:ind w:firstLine="0"/>
             </w:pPr>
             <w:r>
               <w:rPr>
+                <w:rFonts w:ascii="Times New Roman" w:hAnsi="Times New Roman" w:eastAsia="宋体"/>
                 <w:sz w:val="19"/>
               </w:rPr>
               <w:t>性质</w:t>
@@ -3030,14 +3647,16 @@
           <w:tcPr>
             <w:tcW w:type="dxa" w:w="4703"/>
             <w:vAlign w:val="center"/>
+            <w:shd w:val="clear" w:color="auto" w:fill="FFFFFF"/>
           </w:tcPr>
           <w:p>
             <w:pPr>
-              <w:spacing w:after="40" w:line="312" w:lineRule="auto"/>
+              <w:spacing w:after="40" w:line="312" w:lineRule="auto" w:before="40"/>
               <w:ind w:firstLine="0"/>
             </w:pPr>
             <w:r>
               <w:rPr>
+                <w:rFonts w:ascii="Times New Roman" w:hAnsi="Times New Roman" w:eastAsia="宋体"/>
                 <w:sz w:val="19"/>
               </w:rPr>
               <w:t>🔴 同步确认信号</w:t>
@@ -3049,10 +3668,12 @@
     <w:p>
       <w:pPr>
         <w:keepNext/>
-        <w:spacing w:before="160" w:after="80"/>
+        <w:spacing w:before="160" w:after="120" w:line="408" w:lineRule="auto"/>
+        <w:ind w:firstLine="440"/>
       </w:pPr>
       <w:r>
         <w:rPr>
+          <w:rFonts w:ascii="Times New Roman" w:hAnsi="Times New Roman" w:eastAsia="宋体"/>
           <w:b/>
           <w:color w:val="475569"/>
           <w:sz w:val="23"/>
@@ -3063,9 +3684,17 @@
     <w:tbl>
       <w:tblPr>
         <w:tblStyle w:val="LightGrid-Accent1"/>
-        <w:tblW w:type="auto" w:w="0"/>
+        <w:tblW w:type="pct" w:w="5000"/>
         <w:jc w:val="center"/>
         <w:tblLook w:firstColumn="1" w:firstRow="1" w:lastColumn="0" w:lastRow="0" w:noHBand="0" w:noVBand="1" w:val="04A0"/>
+        <w:tblBorders>
+          <w:top w:val="single" w:sz="4" w:space="0" w:color="CBD5E1"/>
+          <w:left w:val="single" w:sz="4" w:space="0" w:color="CBD5E1"/>
+          <w:bottom w:val="single" w:sz="4" w:space="0" w:color="CBD5E1"/>
+          <w:right w:val="single" w:sz="4" w:space="0" w:color="CBD5E1"/>
+          <w:insideH w:val="single" w:sz="4" w:space="0" w:color="CBD5E1"/>
+          <w:insideV w:val="single" w:sz="4" w:space="0" w:color="CBD5E1"/>
+        </w:tblBorders>
       </w:tblPr>
       <w:tblGrid>
         <w:gridCol w:w="3135"/>
@@ -3076,16 +3705,18 @@
         <w:tc>
           <w:tcPr>
             <w:tcW w:type="dxa" w:w="3135"/>
-            <w:shd w:fill="1E3A5F"/>
             <w:vAlign w:val="center"/>
+            <w:shd w:val="clear" w:color="auto" w:fill="1E3A5F"/>
           </w:tcPr>
           <w:p>
             <w:pPr>
-              <w:spacing w:after="40" w:line="312" w:lineRule="auto"/>
+              <w:spacing w:after="40" w:line="312" w:lineRule="auto" w:before="40"/>
               <w:ind w:firstLine="0"/>
+              <w:jc w:val="center"/>
             </w:pPr>
             <w:r>
               <w:rPr>
+                <w:rFonts w:ascii="Times New Roman" w:hAnsi="Times New Roman" w:eastAsia="宋体"/>
                 <w:b/>
                 <w:color w:val="FFFFFF"/>
                 <w:sz w:val="20"/>
@@ -3097,16 +3728,18 @@
         <w:tc>
           <w:tcPr>
             <w:tcW w:type="dxa" w:w="3135"/>
-            <w:shd w:fill="1E3A5F"/>
             <w:vAlign w:val="center"/>
+            <w:shd w:val="clear" w:color="auto" w:fill="1E3A5F"/>
           </w:tcPr>
           <w:p>
             <w:pPr>
-              <w:spacing w:after="40" w:line="312" w:lineRule="auto"/>
+              <w:spacing w:after="40" w:line="312" w:lineRule="auto" w:before="40"/>
               <w:ind w:firstLine="0"/>
+              <w:jc w:val="center"/>
             </w:pPr>
             <w:r>
               <w:rPr>
+                <w:rFonts w:ascii="Times New Roman" w:hAnsi="Times New Roman" w:eastAsia="宋体"/>
                 <w:b/>
                 <w:color w:val="FFFFFF"/>
                 <w:sz w:val="20"/>
@@ -3118,16 +3751,18 @@
         <w:tc>
           <w:tcPr>
             <w:tcW w:type="dxa" w:w="3135"/>
-            <w:shd w:fill="1E3A5F"/>
             <w:vAlign w:val="center"/>
+            <w:shd w:val="clear" w:color="auto" w:fill="1E3A5F"/>
           </w:tcPr>
           <w:p>
             <w:pPr>
-              <w:spacing w:after="40" w:line="312" w:lineRule="auto"/>
+              <w:spacing w:after="40" w:line="312" w:lineRule="auto" w:before="40"/>
               <w:ind w:firstLine="0"/>
+              <w:jc w:val="center"/>
             </w:pPr>
             <w:r>
               <w:rPr>
+                <w:rFonts w:ascii="Times New Roman" w:hAnsi="Times New Roman" w:eastAsia="宋体"/>
                 <w:b/>
                 <w:color w:val="FFFFFF"/>
                 <w:sz w:val="20"/>
@@ -3142,14 +3777,16 @@
           <w:tcPr>
             <w:tcW w:type="dxa" w:w="3135"/>
             <w:vAlign w:val="center"/>
+            <w:shd w:val="clear" w:color="auto" w:fill="FFFFFF"/>
           </w:tcPr>
           <w:p>
             <w:pPr>
-              <w:spacing w:after="40" w:line="312" w:lineRule="auto"/>
+              <w:spacing w:after="40" w:line="312" w:lineRule="auto" w:before="40"/>
               <w:ind w:firstLine="0"/>
             </w:pPr>
             <w:r>
               <w:rPr>
+                <w:rFonts w:ascii="Times New Roman" w:hAnsi="Times New Roman" w:eastAsia="宋体"/>
                 <w:sz w:val="19"/>
               </w:rPr>
               <w:t>2025-10</w:t>
@@ -3160,14 +3797,16 @@
           <w:tcPr>
             <w:tcW w:type="dxa" w:w="3135"/>
             <w:vAlign w:val="center"/>
+            <w:shd w:val="clear" w:color="auto" w:fill="FFFFFF"/>
           </w:tcPr>
           <w:p>
             <w:pPr>
-              <w:spacing w:after="40" w:line="312" w:lineRule="auto"/>
+              <w:spacing w:after="40" w:line="312" w:lineRule="auto" w:before="40"/>
               <w:ind w:firstLine="0"/>
             </w:pPr>
             <w:r>
               <w:rPr>
+                <w:rFonts w:ascii="Times New Roman" w:hAnsi="Times New Roman" w:eastAsia="宋体"/>
                 <w:sz w:val="19"/>
               </w:rPr>
               <w:t>$500B（要约收购）</w:t>
@@ -3178,14 +3817,16 @@
           <w:tcPr>
             <w:tcW w:type="dxa" w:w="3135"/>
             <w:vAlign w:val="center"/>
+            <w:shd w:val="clear" w:color="auto" w:fill="FFFFFF"/>
           </w:tcPr>
           <w:p>
             <w:pPr>
-              <w:spacing w:after="40" w:line="312" w:lineRule="auto"/>
+              <w:spacing w:after="40" w:line="312" w:lineRule="auto" w:before="40"/>
               <w:ind w:firstLine="0"/>
             </w:pPr>
             <w:r>
               <w:rPr>
+                <w:rFonts w:ascii="Times New Roman" w:hAnsi="Times New Roman" w:eastAsia="宋体"/>
                 <w:sz w:val="19"/>
               </w:rPr>
               <w:t>tender offer</w:t>
@@ -3198,14 +3839,16 @@
           <w:tcPr>
             <w:tcW w:type="dxa" w:w="3135"/>
             <w:vAlign w:val="center"/>
+            <w:shd w:val="clear" w:color="auto" w:fill="F1F5F9"/>
           </w:tcPr>
           <w:p>
             <w:pPr>
-              <w:spacing w:after="40" w:line="312" w:lineRule="auto"/>
+              <w:spacing w:after="40" w:line="312" w:lineRule="auto" w:before="40"/>
               <w:ind w:firstLine="0"/>
             </w:pPr>
             <w:r>
               <w:rPr>
+                <w:rFonts w:ascii="Times New Roman" w:hAnsi="Times New Roman" w:eastAsia="宋体"/>
                 <w:sz w:val="19"/>
               </w:rPr>
               <w:t>2026-03</w:t>
@@ -3216,14 +3859,16 @@
           <w:tcPr>
             <w:tcW w:type="dxa" w:w="3135"/>
             <w:vAlign w:val="center"/>
+            <w:shd w:val="clear" w:color="auto" w:fill="F1F5F9"/>
           </w:tcPr>
           <w:p>
             <w:pPr>
-              <w:spacing w:after="40" w:line="312" w:lineRule="auto"/>
+              <w:spacing w:after="40" w:line="312" w:lineRule="auto" w:before="40"/>
               <w:ind w:firstLine="0"/>
             </w:pPr>
             <w:r>
               <w:rPr>
+                <w:rFonts w:ascii="Times New Roman" w:hAnsi="Times New Roman" w:eastAsia="宋体"/>
                 <w:sz w:val="19"/>
               </w:rPr>
               <w:t>$850B（内部估值）</w:t>
@@ -3234,14 +3879,16 @@
           <w:tcPr>
             <w:tcW w:type="dxa" w:w="3135"/>
             <w:vAlign w:val="center"/>
+            <w:shd w:val="clear" w:color="auto" w:fill="F1F5F9"/>
           </w:tcPr>
           <w:p>
             <w:pPr>
-              <w:spacing w:after="40" w:line="312" w:lineRule="auto"/>
+              <w:spacing w:after="40" w:line="312" w:lineRule="auto" w:before="40"/>
               <w:ind w:firstLine="0"/>
             </w:pPr>
             <w:r>
               <w:rPr>
+                <w:rFonts w:ascii="Times New Roman" w:hAnsi="Times New Roman" w:eastAsia="宋体"/>
                 <w:sz w:val="19"/>
               </w:rPr>
               <w:t>估值快速攀升</w:t>
@@ -3254,14 +3901,16 @@
           <w:tcPr>
             <w:tcW w:type="dxa" w:w="3135"/>
             <w:vAlign w:val="center"/>
+            <w:shd w:val="clear" w:color="auto" w:fill="FFFFFF"/>
           </w:tcPr>
           <w:p>
             <w:pPr>
-              <w:spacing w:after="40" w:line="312" w:lineRule="auto"/>
+              <w:spacing w:after="40" w:line="312" w:lineRule="auto" w:before="40"/>
               <w:ind w:firstLine="0"/>
             </w:pPr>
             <w:r>
               <w:rPr>
+                <w:rFonts w:ascii="Times New Roman" w:hAnsi="Times New Roman" w:eastAsia="宋体"/>
                 <w:sz w:val="19"/>
               </w:rPr>
               <w:t>2026-06</w:t>
@@ -3272,14 +3921,16 @@
           <w:tcPr>
             <w:tcW w:type="dxa" w:w="3135"/>
             <w:vAlign w:val="center"/>
+            <w:shd w:val="clear" w:color="auto" w:fill="FFFFFF"/>
           </w:tcPr>
           <w:p>
             <w:pPr>
-              <w:spacing w:after="40" w:line="312" w:lineRule="auto"/>
+              <w:spacing w:after="40" w:line="312" w:lineRule="auto" w:before="40"/>
               <w:ind w:firstLine="0"/>
             </w:pPr>
             <w:r>
               <w:rPr>
+                <w:rFonts w:ascii="Times New Roman" w:hAnsi="Times New Roman" w:eastAsia="宋体"/>
                 <w:sz w:val="19"/>
               </w:rPr>
               <w:t>拟 IPO $100B</w:t>
@@ -3290,14 +3941,16 @@
           <w:tcPr>
             <w:tcW w:type="dxa" w:w="3135"/>
             <w:vAlign w:val="center"/>
+            <w:shd w:val="clear" w:color="auto" w:fill="FFFFFF"/>
           </w:tcPr>
           <w:p>
             <w:pPr>
-              <w:spacing w:after="40" w:line="312" w:lineRule="auto"/>
+              <w:spacing w:after="40" w:line="312" w:lineRule="auto" w:before="40"/>
               <w:ind w:firstLine="0"/>
             </w:pPr>
             <w:r>
               <w:rPr>
+                <w:rFonts w:ascii="Times New Roman" w:hAnsi="Times New Roman" w:eastAsia="宋体"/>
                 <w:sz w:val="19"/>
               </w:rPr>
               <w:t>预计 2026Q4-2027Q1</w:t>
@@ -3309,10 +3962,12 @@
     <w:p>
       <w:pPr>
         <w:keepNext/>
-        <w:spacing w:before="160" w:after="80"/>
+        <w:spacing w:before="160" w:after="120" w:line="408" w:lineRule="auto"/>
+        <w:ind w:firstLine="440"/>
       </w:pPr>
       <w:r>
         <w:rPr>
+          <w:rFonts w:ascii="Times New Roman" w:hAnsi="Times New Roman" w:eastAsia="宋体"/>
           <w:b/>
           <w:color w:val="475569"/>
           <w:sz w:val="23"/>
@@ -3322,54 +3977,78 @@
     </w:p>
     <w:p>
       <w:pPr>
-        <w:spacing w:line="408" w:lineRule="auto" w:after="80"/>
+        <w:spacing w:line="408" w:lineRule="auto" w:after="120"/>
+        <w:ind w:firstLine="440"/>
       </w:pPr>
       <w:r>
+        <w:rPr>
+          <w:rFonts w:ascii="Times New Roman" w:hAnsi="Times New Roman" w:eastAsia="宋体"/>
+          <w:color w:val="1E293B"/>
+        </w:rPr>
         <w:t>OpenAI 上市后 30 日的表现是**决定性观察点**。</w:t>
       </w:r>
     </w:p>
     <w:p>
       <w:pPr>
-        <w:spacing w:line="408" w:lineRule="auto" w:after="80"/>
+        <w:spacing w:line="408" w:lineRule="auto" w:after="120"/>
         <w:ind w:firstLine="440"/>
       </w:pPr>
       <w:r>
+        <w:rPr>
+          <w:rFonts w:ascii="Times New Roman" w:hAnsi="Times New Roman" w:eastAsia="宋体"/>
+          <w:color w:val="1E293B"/>
+        </w:rPr>
         <w:t>**情景 A：上市首日高开 +20% 以内，收盘稳定**。这是健康的市场表现，说明市场对 AI 估值仍有支撑。S2 信号**未触发**。</w:t>
       </w:r>
     </w:p>
     <w:p>
       <w:pPr>
-        <w:spacing w:line="408" w:lineRule="auto" w:after="80"/>
+        <w:spacing w:line="408" w:lineRule="auto" w:after="120"/>
         <w:ind w:firstLine="440"/>
       </w:pPr>
       <w:r>
+        <w:rPr>
+          <w:rFonts w:ascii="Times New Roman" w:hAnsi="Times New Roman" w:eastAsia="宋体"/>
+          <w:color w:val="1E293B"/>
+        </w:rPr>
         <w:t>**情景 B：上市首日高开 +30-50%，收盘稳定**。这是偏热但不极端的表现，需要继续观察 30 日内的「二次发行」情况。S2 信号**预警但未触发**。</w:t>
       </w:r>
     </w:p>
     <w:p>
       <w:pPr>
-        <w:spacing w:line="408" w:lineRule="auto" w:after="80"/>
+        <w:spacing w:line="408" w:lineRule="auto" w:after="120"/>
         <w:ind w:firstLine="440"/>
       </w:pPr>
       <w:r>
+        <w:rPr>
+          <w:rFonts w:ascii="Times New Roman" w:hAnsi="Times New Roman" w:eastAsia="宋体"/>
+          <w:color w:val="1E293B"/>
+        </w:rPr>
         <w:t>**情景 C：上市首日高开 +50% 以上，收盘低于开盘价（长阴线）**。这是 S2 信号**触发**的场景。意味着市场已无法承接「梦想变现」的体量，原始股东和风投的抛售压力将引发连锁反应——所有 AI 独角兽的估值需重新定价。</w:t>
       </w:r>
     </w:p>
     <w:p>
       <w:pPr>
-        <w:spacing w:line="408" w:lineRule="auto" w:after="80"/>
+        <w:spacing w:line="408" w:lineRule="auto" w:after="120"/>
+        <w:ind w:firstLine="440"/>
       </w:pPr>
       <w:r>
+        <w:rPr>
+          <w:rFonts w:ascii="Times New Roman" w:hAnsi="Times New Roman" w:eastAsia="宋体"/>
+          <w:color w:val="1E293B"/>
+        </w:rPr>
         <w:t>**与中石油 IPO 的对比**：2007-11-05 中石油 A 股首日 +191%，随后 -22%（30 日）、-65%（1 年）。如果 OpenAI 重现这一模式，AI 板块的顶部将得到「同步确认」。</w:t>
       </w:r>
     </w:p>
     <w:p>
       <w:pPr>
         <w:keepNext/>
-        <w:spacing w:before="280" w:after="120"/>
+        <w:spacing w:before="280" w:after="120" w:line="408" w:lineRule="auto"/>
+        <w:ind w:firstLine="440"/>
       </w:pPr>
       <w:r>
         <w:rPr>
+          <w:rFonts w:ascii="Times New Roman" w:hAnsi="Times New Roman" w:eastAsia="宋体"/>
           <w:b/>
           <w:color w:val="1E3A5F"/>
           <w:sz w:val="26"/>
@@ -3380,10 +4059,12 @@
     <w:p>
       <w:pPr>
         <w:keepNext/>
-        <w:spacing w:before="160" w:after="80"/>
+        <w:spacing w:before="160" w:after="120" w:line="408" w:lineRule="auto"/>
+        <w:ind w:firstLine="440"/>
       </w:pPr>
       <w:r>
         <w:rPr>
+          <w:rFonts w:ascii="Times New Roman" w:hAnsi="Times New Roman" w:eastAsia="宋体"/>
           <w:b/>
           <w:color w:val="475569"/>
           <w:sz w:val="23"/>
@@ -3394,9 +4075,17 @@
     <w:tbl>
       <w:tblPr>
         <w:tblStyle w:val="LightGrid-Accent1"/>
-        <w:tblW w:type="auto" w:w="0"/>
+        <w:tblW w:type="pct" w:w="5000"/>
         <w:jc w:val="center"/>
         <w:tblLook w:firstColumn="1" w:firstRow="1" w:lastColumn="0" w:lastRow="0" w:noHBand="0" w:noVBand="1" w:val="04A0"/>
+        <w:tblBorders>
+          <w:top w:val="single" w:sz="4" w:space="0" w:color="CBD5E1"/>
+          <w:left w:val="single" w:sz="4" w:space="0" w:color="CBD5E1"/>
+          <w:bottom w:val="single" w:sz="4" w:space="0" w:color="CBD5E1"/>
+          <w:right w:val="single" w:sz="4" w:space="0" w:color="CBD5E1"/>
+          <w:insideH w:val="single" w:sz="4" w:space="0" w:color="CBD5E1"/>
+          <w:insideV w:val="single" w:sz="4" w:space="0" w:color="CBD5E1"/>
+        </w:tblBorders>
       </w:tblPr>
       <w:tblGrid>
         <w:gridCol w:w="4703"/>
@@ -3406,16 +4095,18 @@
         <w:tc>
           <w:tcPr>
             <w:tcW w:type="dxa" w:w="4703"/>
-            <w:shd w:fill="1E3A5F"/>
             <w:vAlign w:val="center"/>
+            <w:shd w:val="clear" w:color="auto" w:fill="1E3A5F"/>
           </w:tcPr>
           <w:p>
             <w:pPr>
-              <w:spacing w:after="40" w:line="312" w:lineRule="auto"/>
+              <w:spacing w:after="40" w:line="312" w:lineRule="auto" w:before="40"/>
               <w:ind w:firstLine="0"/>
+              <w:jc w:val="center"/>
             </w:pPr>
             <w:r>
               <w:rPr>
+                <w:rFonts w:ascii="Times New Roman" w:hAnsi="Times New Roman" w:eastAsia="宋体"/>
                 <w:b/>
                 <w:color w:val="FFFFFF"/>
                 <w:sz w:val="20"/>
@@ -3427,16 +4118,18 @@
         <w:tc>
           <w:tcPr>
             <w:tcW w:type="dxa" w:w="4703"/>
-            <w:shd w:fill="1E3A5F"/>
             <w:vAlign w:val="center"/>
+            <w:shd w:val="clear" w:color="auto" w:fill="1E3A5F"/>
           </w:tcPr>
           <w:p>
             <w:pPr>
-              <w:spacing w:after="40" w:line="312" w:lineRule="auto"/>
+              <w:spacing w:after="40" w:line="312" w:lineRule="auto" w:before="40"/>
               <w:ind w:firstLine="0"/>
+              <w:jc w:val="center"/>
             </w:pPr>
             <w:r>
               <w:rPr>
+                <w:rFonts w:ascii="Times New Roman" w:hAnsi="Times New Roman" w:eastAsia="宋体"/>
                 <w:b/>
                 <w:color w:val="FFFFFF"/>
                 <w:sz w:val="20"/>
@@ -3451,14 +4144,16 @@
           <w:tcPr>
             <w:tcW w:type="dxa" w:w="4703"/>
             <w:vAlign w:val="center"/>
+            <w:shd w:val="clear" w:color="auto" w:fill="FFFFFF"/>
           </w:tcPr>
           <w:p>
             <w:pPr>
-              <w:spacing w:after="40" w:line="312" w:lineRule="auto"/>
+              <w:spacing w:after="40" w:line="312" w:lineRule="auto" w:before="40"/>
               <w:ind w:firstLine="0"/>
             </w:pPr>
             <w:r>
               <w:rPr>
+                <w:rFonts w:ascii="Times New Roman" w:hAnsi="Times New Roman" w:eastAsia="宋体"/>
                 <w:sz w:val="19"/>
               </w:rPr>
               <w:t>核心逻辑</w:t>
@@ -3469,14 +4164,16 @@
           <w:tcPr>
             <w:tcW w:type="dxa" w:w="4703"/>
             <w:vAlign w:val="center"/>
+            <w:shd w:val="clear" w:color="auto" w:fill="FFFFFF"/>
           </w:tcPr>
           <w:p>
             <w:pPr>
-              <w:spacing w:after="40" w:line="312" w:lineRule="auto"/>
+              <w:spacing w:after="40" w:line="312" w:lineRule="auto" w:before="40"/>
               <w:ind w:firstLine="0"/>
             </w:pPr>
             <w:r>
               <w:rPr>
+                <w:rFonts w:ascii="Times New Roman" w:hAnsi="Times New Roman" w:eastAsia="宋体"/>
                 <w:sz w:val="19"/>
               </w:rPr>
               <w:t>估值从「梦想定价」瞬间切换为「残值定价」；应用端不产生真金白银增量</w:t>
@@ -3489,14 +4186,16 @@
           <w:tcPr>
             <w:tcW w:type="dxa" w:w="4703"/>
             <w:vAlign w:val="center"/>
+            <w:shd w:val="clear" w:color="auto" w:fill="F1F5F9"/>
           </w:tcPr>
           <w:p>
             <w:pPr>
-              <w:spacing w:after="40" w:line="312" w:lineRule="auto"/>
+              <w:spacing w:after="40" w:line="312" w:lineRule="auto" w:before="40"/>
               <w:ind w:firstLine="0"/>
             </w:pPr>
             <w:r>
               <w:rPr>
+                <w:rFonts w:ascii="Times New Roman" w:hAnsi="Times New Roman" w:eastAsia="宋体"/>
                 <w:sz w:val="19"/>
               </w:rPr>
               <w:t>历史对标</w:t>
@@ -3507,14 +4206,16 @@
           <w:tcPr>
             <w:tcW w:type="dxa" w:w="4703"/>
             <w:vAlign w:val="center"/>
+            <w:shd w:val="clear" w:color="auto" w:fill="F1F5F9"/>
           </w:tcPr>
           <w:p>
             <w:pPr>
-              <w:spacing w:after="40" w:line="312" w:lineRule="auto"/>
+              <w:spacing w:after="40" w:line="312" w:lineRule="auto" w:before="40"/>
               <w:ind w:firstLine="0"/>
             </w:pPr>
             <w:r>
               <w:rPr>
+                <w:rFonts w:ascii="Times New Roman" w:hAnsi="Times New Roman" w:eastAsia="宋体"/>
                 <w:sz w:val="19"/>
               </w:rPr>
               <w:t>2007.10 中铝 PE 65x，靠「注矿」故事；2008 年业绩暴跌，股价跌超 90%</w:t>
@@ -3527,14 +4228,16 @@
           <w:tcPr>
             <w:tcW w:type="dxa" w:w="4703"/>
             <w:vAlign w:val="center"/>
+            <w:shd w:val="clear" w:color="auto" w:fill="FFFFFF"/>
           </w:tcPr>
           <w:p>
             <w:pPr>
-              <w:spacing w:after="40" w:line="312" w:lineRule="auto"/>
+              <w:spacing w:after="40" w:line="312" w:lineRule="auto" w:before="40"/>
               <w:ind w:firstLine="0"/>
             </w:pPr>
             <w:r>
               <w:rPr>
+                <w:rFonts w:ascii="Times New Roman" w:hAnsi="Times New Roman" w:eastAsia="宋体"/>
                 <w:sz w:val="19"/>
               </w:rPr>
               <w:t>阈值</w:t>
@@ -3545,14 +4248,16 @@
           <w:tcPr>
             <w:tcW w:type="dxa" w:w="4703"/>
             <w:vAlign w:val="center"/>
+            <w:shd w:val="clear" w:color="auto" w:fill="FFFFFF"/>
           </w:tcPr>
           <w:p>
             <w:pPr>
-              <w:spacing w:after="40" w:line="312" w:lineRule="auto"/>
+              <w:spacing w:after="40" w:line="312" w:lineRule="auto" w:before="40"/>
               <w:ind w:firstLine="0"/>
             </w:pPr>
             <w:r>
               <w:rPr>
+                <w:rFonts w:ascii="Times New Roman" w:hAnsi="Times New Roman" w:eastAsia="宋体"/>
                 <w:sz w:val="19"/>
               </w:rPr>
               <w:t>① 英伟达跌破 200 日均线 ② NVDA P/S &gt; 25x 且营收环比增速降至个位数 ③ 微软 Copilot 付费渗透率停滞</w:t>
@@ -3565,14 +4270,16 @@
           <w:tcPr>
             <w:tcW w:type="dxa" w:w="4703"/>
             <w:vAlign w:val="center"/>
+            <w:shd w:val="clear" w:color="auto" w:fill="F1F5F9"/>
           </w:tcPr>
           <w:p>
             <w:pPr>
-              <w:spacing w:after="40" w:line="312" w:lineRule="auto"/>
+              <w:spacing w:after="40" w:line="312" w:lineRule="auto" w:before="40"/>
               <w:ind w:firstLine="0"/>
             </w:pPr>
             <w:r>
               <w:rPr>
+                <w:rFonts w:ascii="Times New Roman" w:hAnsi="Times New Roman" w:eastAsia="宋体"/>
                 <w:sz w:val="19"/>
               </w:rPr>
               <w:t>当前状态</w:t>
@@ -3583,14 +4290,16 @@
           <w:tcPr>
             <w:tcW w:type="dxa" w:w="4703"/>
             <w:vAlign w:val="center"/>
+            <w:shd w:val="clear" w:color="auto" w:fill="F1F5F9"/>
           </w:tcPr>
           <w:p>
             <w:pPr>
-              <w:spacing w:after="40" w:line="312" w:lineRule="auto"/>
+              <w:spacing w:after="40" w:line="312" w:lineRule="auto" w:before="40"/>
               <w:ind w:firstLine="0"/>
             </w:pPr>
             <w:r>
               <w:rPr>
+                <w:rFonts w:ascii="Times New Roman" w:hAnsi="Times New Roman" w:eastAsia="宋体"/>
                 <w:sz w:val="19"/>
               </w:rPr>
               <w:t>**未触发**（NVDA P/S ~20，Copilot 渗透率 15% 接近阈值）</w:t>
@@ -3603,14 +4312,16 @@
           <w:tcPr>
             <w:tcW w:type="dxa" w:w="4703"/>
             <w:vAlign w:val="center"/>
+            <w:shd w:val="clear" w:color="auto" w:fill="FFFFFF"/>
           </w:tcPr>
           <w:p>
             <w:pPr>
-              <w:spacing w:after="40" w:line="312" w:lineRule="auto"/>
+              <w:spacing w:after="40" w:line="312" w:lineRule="auto" w:before="40"/>
               <w:ind w:firstLine="0"/>
             </w:pPr>
             <w:r>
               <w:rPr>
+                <w:rFonts w:ascii="Times New Roman" w:hAnsi="Times New Roman" w:eastAsia="宋体"/>
                 <w:sz w:val="19"/>
               </w:rPr>
               <w:t>性质</w:t>
@@ -3621,14 +4332,16 @@
           <w:tcPr>
             <w:tcW w:type="dxa" w:w="4703"/>
             <w:vAlign w:val="center"/>
+            <w:shd w:val="clear" w:color="auto" w:fill="FFFFFF"/>
           </w:tcPr>
           <w:p>
             <w:pPr>
-              <w:spacing w:after="40" w:line="312" w:lineRule="auto"/>
+              <w:spacing w:after="40" w:line="312" w:lineRule="auto" w:before="40"/>
               <w:ind w:firstLine="0"/>
             </w:pPr>
             <w:r>
               <w:rPr>
+                <w:rFonts w:ascii="Times New Roman" w:hAnsi="Times New Roman" w:eastAsia="宋体"/>
                 <w:sz w:val="19"/>
               </w:rPr>
               <w:t>🔵 滞后/确认信号</w:t>
@@ -3640,10 +4353,12 @@
     <w:p>
       <w:pPr>
         <w:keepNext/>
-        <w:spacing w:before="160" w:after="80"/>
+        <w:spacing w:before="160" w:after="120" w:line="408" w:lineRule="auto"/>
+        <w:ind w:firstLine="440"/>
       </w:pPr>
       <w:r>
         <w:rPr>
+          <w:rFonts w:ascii="Times New Roman" w:hAnsi="Times New Roman" w:eastAsia="宋体"/>
           <w:b/>
           <w:color w:val="475569"/>
           <w:sz w:val="23"/>
@@ -3653,44 +4368,67 @@
     </w:p>
     <w:p>
       <w:pPr>
-        <w:spacing w:line="408" w:lineRule="auto" w:after="80"/>
+        <w:spacing w:line="408" w:lineRule="auto" w:after="120"/>
+        <w:ind w:firstLine="440"/>
       </w:pPr>
       <w:r>
+        <w:rPr>
+          <w:rFonts w:ascii="Times New Roman" w:hAnsi="Times New Roman" w:eastAsia="宋体"/>
+          <w:color w:val="1E293B"/>
+        </w:rPr>
         <w:t>**S3 信号需要看到「估值崩溃」+「收入证伪」的双重确认**，理由如下：</w:t>
       </w:r>
     </w:p>
     <w:p>
       <w:pPr>
-        <w:spacing w:line="408" w:lineRule="auto" w:after="80"/>
+        <w:spacing w:line="408" w:lineRule="auto" w:after="120"/>
         <w:ind w:firstLine="440"/>
       </w:pPr>
       <w:r>
+        <w:rPr>
+          <w:rFonts w:ascii="Times New Roman" w:hAnsi="Times New Roman" w:eastAsia="宋体"/>
+          <w:color w:val="1E293B"/>
+        </w:rPr>
         <w:t>**单独看 NVDA 估值**可能产生误判。NVDA 当前 P/S ~20x，处于历史 60% 分位。如果仅看估值，NVDA 似乎仍有上涨空间。但 P/S 的「合理」是建立在「营收持续高增长」前提上的。**如果营收增速降至个位数，20x P/S 就会显得过高**——估值切换可能在一个月内完成。</w:t>
       </w:r>
     </w:p>
     <w:p>
       <w:pPr>
-        <w:spacing w:line="408" w:lineRule="auto" w:after="80"/>
+        <w:spacing w:line="408" w:lineRule="auto" w:after="120"/>
         <w:ind w:firstLine="440"/>
       </w:pPr>
       <w:r>
+        <w:rPr>
+          <w:rFonts w:ascii="Times New Roman" w:hAnsi="Times New Roman" w:eastAsia="宋体"/>
+          <w:color w:val="1E293B"/>
+        </w:rPr>
         <w:t>**单独看 Copilot 渗透率**也不足以触发 S3。Copilot 当前 15%，距离 25-30% 的「成熟期」还有翻倍空间。**真正的证伪是「渗透率停滞」而非「渗透率低」**——如果连续 2 个季度停滞在 15%，意味着 AI 应用端的「故事」已被证伪。</w:t>
       </w:r>
     </w:p>
     <w:p>
       <w:pPr>
-        <w:spacing w:line="408" w:lineRule="auto" w:after="80"/>
+        <w:spacing w:line="408" w:lineRule="auto" w:after="120"/>
+        <w:ind w:firstLine="440"/>
       </w:pPr>
       <w:r>
+        <w:rPr>
+          <w:rFonts w:ascii="Times New Roman" w:hAnsi="Times New Roman" w:eastAsia="宋体"/>
+          <w:color w:val="1E293B"/>
+        </w:rPr>
         <w:t>**双重确认的机制**：当 NVDA 估值与 Copilot 渗透率同时出现问题时，市场会意识到「算力侧和应用侧」同时见顶——这是 AI 浪潮的系统性顶部信号。</w:t>
       </w:r>
     </w:p>
     <w:p>
       <w:pPr>
-        <w:spacing w:before="200" w:after="40"/>
+        <w:spacing w:before="200" w:after="120" w:line="408" w:lineRule="auto"/>
+        <w:ind w:firstLine="440"/>
         <w:jc w:val="center"/>
       </w:pPr>
       <w:r>
+        <w:rPr>
+          <w:rFonts w:ascii="Times New Roman" w:hAnsi="Times New Roman" w:eastAsia="宋体"/>
+          <w:color w:val="1E293B"/>
+        </w:rPr>
         <w:drawing>
           <wp:inline xmlns:a="http://schemas.openxmlformats.org/drawingml/2006/main" xmlns:pic="http://schemas.openxmlformats.org/drawingml/2006/picture">
             <wp:extent cx="6217920" cy="2487168"/>
@@ -3727,11 +4465,13 @@
     </w:p>
     <w:p>
       <w:pPr>
-        <w:spacing w:after="240"/>
+        <w:spacing w:after="120" w:line="408" w:lineRule="auto"/>
+        <w:ind w:firstLine="440"/>
         <w:jc w:val="center"/>
       </w:pPr>
       <w:r>
         <w:rPr>
+          <w:rFonts w:ascii="Times New Roman" w:hAnsi="Times New Roman" w:eastAsia="宋体"/>
           <w:i/>
           <w:color w:val="64748B"/>
           <w:sz w:val="19"/>
@@ -3741,37 +4481,51 @@
     </w:p>
     <w:p>
       <w:pPr>
-        <w:spacing w:line="408" w:lineRule="auto" w:after="80"/>
+        <w:spacing w:line="408" w:lineRule="auto" w:after="120"/>
+        <w:ind w:firstLine="440"/>
       </w:pPr>
       <w:r>
+        <w:rPr>
+          <w:rFonts w:ascii="Times New Roman" w:hAnsi="Times New Roman" w:eastAsia="宋体"/>
+          <w:color w:val="1E293B"/>
+        </w:rPr>
         <w:t>图表 11 量化呈现了 S3 双重阈值的当前状态。**两个关键观察**：</w:t>
       </w:r>
     </w:p>
     <w:p>
       <w:pPr>
-        <w:spacing w:line="408" w:lineRule="auto" w:after="80"/>
+        <w:spacing w:line="408" w:lineRule="auto" w:after="120"/>
         <w:ind w:firstLine="440"/>
       </w:pPr>
       <w:r>
+        <w:rPr>
+          <w:rFonts w:ascii="Times New Roman" w:hAnsi="Times New Roman" w:eastAsia="宋体"/>
+          <w:color w:val="1E293B"/>
+        </w:rPr>
         <w:t>**第一，NVDA P/S 在 2023Q1 高位（28-32x）已逐步消化至 2026Q2 的 20x**，——业绩增长在「消化」高估值。当前 20x 低于 25x 阈值线，**S3 估值条件尚未满足**。但如果 NVDA 股价在营收增速放缓前继续上涨，P/S 重新升破 25x，则 S3 估值条件将就绪。</w:t>
       </w:r>
     </w:p>
     <w:p>
       <w:pPr>
-        <w:spacing w:line="408" w:lineRule="auto" w:after="80"/>
+        <w:spacing w:line="408" w:lineRule="auto" w:after="120"/>
         <w:ind w:firstLine="440"/>
       </w:pPr>
       <w:r>
+        <w:rPr>
+          <w:rFonts w:ascii="Times New Roman" w:hAnsi="Times New Roman" w:eastAsia="宋体"/>
+          <w:color w:val="1E293B"/>
+        </w:rPr>
         <w:t>**第二，Copilot 渗透率从 0 升至 15%**——增速可观但**已在 15% 阈值线上**。如果 2026Q3-Q4 增速停滞，**S3 信号将快速逼近触发**。</w:t>
       </w:r>
     </w:p>
     <w:p>
       <w:pPr>
-        <w:spacing w:before="160" w:after="160" w:line="384" w:lineRule="auto"/>
-        <w:ind w:left="440" w:right="440"/>
+        <w:spacing w:before="160" w:after="120" w:line="408" w:lineRule="auto"/>
+        <w:ind w:left="440" w:right="440" w:firstLine="440"/>
       </w:pPr>
       <w:r>
         <w:rPr>
+          <w:rFonts w:ascii="Times New Roman" w:hAnsi="Times New Roman" w:eastAsia="宋体"/>
           <w:b/>
           <w:color w:val="B45309"/>
         </w:rPr>
@@ -3781,10 +4535,12 @@
     <w:p>
       <w:pPr>
         <w:keepNext/>
-        <w:spacing w:before="280" w:after="120"/>
+        <w:spacing w:before="280" w:after="120" w:line="408" w:lineRule="auto"/>
+        <w:ind w:firstLine="440"/>
       </w:pPr>
       <w:r>
         <w:rPr>
+          <w:rFonts w:ascii="Times New Roman" w:hAnsi="Times New Roman" w:eastAsia="宋体"/>
           <w:b/>
           <w:color w:val="1E3A5F"/>
           <w:sz w:val="26"/>
@@ -3794,10 +4550,15 @@
     </w:p>
     <w:p>
       <w:pPr>
-        <w:spacing w:before="200" w:after="40"/>
+        <w:spacing w:before="200" w:after="120" w:line="408" w:lineRule="auto"/>
+        <w:ind w:firstLine="440"/>
         <w:jc w:val="center"/>
       </w:pPr>
       <w:r>
+        <w:rPr>
+          <w:rFonts w:ascii="Times New Roman" w:hAnsi="Times New Roman" w:eastAsia="宋体"/>
+          <w:color w:val="1E293B"/>
+        </w:rPr>
         <w:drawing>
           <wp:inline xmlns:a="http://schemas.openxmlformats.org/drawingml/2006/main" xmlns:pic="http://schemas.openxmlformats.org/drawingml/2006/picture">
             <wp:extent cx="5943600" cy="3334319"/>
@@ -3834,11 +4595,13 @@
     </w:p>
     <w:p>
       <w:pPr>
-        <w:spacing w:after="240"/>
+        <w:spacing w:after="120" w:line="408" w:lineRule="auto"/>
+        <w:ind w:firstLine="440"/>
         <w:jc w:val="center"/>
       </w:pPr>
       <w:r>
         <w:rPr>
+          <w:rFonts w:ascii="Times New Roman" w:hAnsi="Times New Roman" w:eastAsia="宋体"/>
           <w:i/>
           <w:color w:val="64748B"/>
           <w:sz w:val="19"/>
@@ -3848,26 +4611,44 @@
     </w:p>
     <w:p>
       <w:pPr>
-        <w:spacing w:line="408" w:lineRule="auto" w:after="80"/>
+        <w:spacing w:line="408" w:lineRule="auto" w:after="120"/>
+        <w:ind w:firstLine="440"/>
       </w:pPr>
       <w:r>
+        <w:rPr>
+          <w:rFonts w:ascii="Times New Roman" w:hAnsi="Times New Roman" w:eastAsia="宋体"/>
+          <w:color w:val="1E293B"/>
+        </w:rPr>
         <w:t>图表 12 以仪表盘形式呈现了 3 个信号的当前状态。**综合评分 0/3 ~ 0.5/3**——S1 接近触发但未触发（M7 Capex/Rev 30%，距 35% 阈值仅 5pct），S2/S3 距离触发仍有空间。</w:t>
       </w:r>
     </w:p>
     <w:p>
       <w:pPr>
-        <w:spacing w:line="408" w:lineRule="auto" w:after="80"/>
+        <w:spacing w:line="408" w:lineRule="auto" w:after="120"/>
+        <w:ind w:firstLine="440"/>
       </w:pPr>
       <w:r>
+        <w:rPr>
+          <w:rFonts w:ascii="Times New Roman" w:hAnsi="Times New Roman" w:eastAsia="宋体"/>
+          <w:color w:val="1E293B"/>
+        </w:rPr>
         <w:t>**操作框架与评分对应**：</w:t>
       </w:r>
     </w:p>
     <w:tbl>
       <w:tblPr>
         <w:tblStyle w:val="LightGrid-Accent1"/>
-        <w:tblW w:type="auto" w:w="0"/>
+        <w:tblW w:type="pct" w:w="5000"/>
         <w:jc w:val="center"/>
         <w:tblLook w:firstColumn="1" w:firstRow="1" w:lastColumn="0" w:lastRow="0" w:noHBand="0" w:noVBand="1" w:val="04A0"/>
+        <w:tblBorders>
+          <w:top w:val="single" w:sz="4" w:space="0" w:color="CBD5E1"/>
+          <w:left w:val="single" w:sz="4" w:space="0" w:color="CBD5E1"/>
+          <w:bottom w:val="single" w:sz="4" w:space="0" w:color="CBD5E1"/>
+          <w:right w:val="single" w:sz="4" w:space="0" w:color="CBD5E1"/>
+          <w:insideH w:val="single" w:sz="4" w:space="0" w:color="CBD5E1"/>
+          <w:insideV w:val="single" w:sz="4" w:space="0" w:color="CBD5E1"/>
+        </w:tblBorders>
       </w:tblPr>
       <w:tblGrid>
         <w:gridCol w:w="3135"/>
@@ -3878,16 +4659,18 @@
         <w:tc>
           <w:tcPr>
             <w:tcW w:type="dxa" w:w="3135"/>
-            <w:shd w:fill="1E3A5F"/>
             <w:vAlign w:val="center"/>
+            <w:shd w:val="clear" w:color="auto" w:fill="1E3A5F"/>
           </w:tcPr>
           <w:p>
             <w:pPr>
-              <w:spacing w:after="40" w:line="312" w:lineRule="auto"/>
+              <w:spacing w:after="40" w:line="312" w:lineRule="auto" w:before="40"/>
               <w:ind w:firstLine="0"/>
+              <w:jc w:val="center"/>
             </w:pPr>
             <w:r>
               <w:rPr>
+                <w:rFonts w:ascii="Times New Roman" w:hAnsi="Times New Roman" w:eastAsia="宋体"/>
                 <w:b/>
                 <w:color w:val="FFFFFF"/>
                 <w:sz w:val="20"/>
@@ -3899,16 +4682,18 @@
         <w:tc>
           <w:tcPr>
             <w:tcW w:type="dxa" w:w="3135"/>
-            <w:shd w:fill="1E3A5F"/>
             <w:vAlign w:val="center"/>
+            <w:shd w:val="clear" w:color="auto" w:fill="1E3A5F"/>
           </w:tcPr>
           <w:p>
             <w:pPr>
-              <w:spacing w:after="40" w:line="312" w:lineRule="auto"/>
+              <w:spacing w:after="40" w:line="312" w:lineRule="auto" w:before="40"/>
               <w:ind w:firstLine="0"/>
+              <w:jc w:val="center"/>
             </w:pPr>
             <w:r>
               <w:rPr>
+                <w:rFonts w:ascii="Times New Roman" w:hAnsi="Times New Roman" w:eastAsia="宋体"/>
                 <w:b/>
                 <w:color w:val="FFFFFF"/>
                 <w:sz w:val="20"/>
@@ -3920,16 +4705,18 @@
         <w:tc>
           <w:tcPr>
             <w:tcW w:type="dxa" w:w="3135"/>
-            <w:shd w:fill="1E3A5F"/>
             <w:vAlign w:val="center"/>
+            <w:shd w:val="clear" w:color="auto" w:fill="1E3A5F"/>
           </w:tcPr>
           <w:p>
             <w:pPr>
-              <w:spacing w:after="40" w:line="312" w:lineRule="auto"/>
+              <w:spacing w:after="40" w:line="312" w:lineRule="auto" w:before="40"/>
               <w:ind w:firstLine="0"/>
+              <w:jc w:val="center"/>
             </w:pPr>
             <w:r>
               <w:rPr>
+                <w:rFonts w:ascii="Times New Roman" w:hAnsi="Times New Roman" w:eastAsia="宋体"/>
                 <w:b/>
                 <w:color w:val="FFFFFF"/>
                 <w:sz w:val="20"/>
@@ -3944,14 +4731,16 @@
           <w:tcPr>
             <w:tcW w:type="dxa" w:w="3135"/>
             <w:vAlign w:val="center"/>
+            <w:shd w:val="clear" w:color="auto" w:fill="FFFFFF"/>
           </w:tcPr>
           <w:p>
             <w:pPr>
-              <w:spacing w:after="40" w:line="312" w:lineRule="auto"/>
+              <w:spacing w:after="40" w:line="312" w:lineRule="auto" w:before="40"/>
               <w:ind w:firstLine="0"/>
             </w:pPr>
             <w:r>
               <w:rPr>
+                <w:rFonts w:ascii="Times New Roman" w:hAnsi="Times New Roman" w:eastAsia="宋体"/>
                 <w:sz w:val="19"/>
               </w:rPr>
               <w:t>0/3 ~ 0.5/3</w:t>
@@ -3962,14 +4751,16 @@
           <w:tcPr>
             <w:tcW w:type="dxa" w:w="3135"/>
             <w:vAlign w:val="center"/>
+            <w:shd w:val="clear" w:color="auto" w:fill="FFFFFF"/>
           </w:tcPr>
           <w:p>
             <w:pPr>
-              <w:spacing w:after="40" w:line="312" w:lineRule="auto"/>
+              <w:spacing w:after="40" w:line="312" w:lineRule="auto" w:before="40"/>
               <w:ind w:firstLine="0"/>
             </w:pPr>
             <w:r>
               <w:rPr>
+                <w:rFonts w:ascii="Times New Roman" w:hAnsi="Times New Roman" w:eastAsia="宋体"/>
                 <w:sz w:val="19"/>
               </w:rPr>
               <w:t>**安全**（当前）</w:t>
@@ -3980,14 +4771,16 @@
           <w:tcPr>
             <w:tcW w:type="dxa" w:w="3135"/>
             <w:vAlign w:val="center"/>
+            <w:shd w:val="clear" w:color="auto" w:fill="FFFFFF"/>
           </w:tcPr>
           <w:p>
             <w:pPr>
-              <w:spacing w:after="40" w:line="312" w:lineRule="auto"/>
+              <w:spacing w:after="40" w:line="312" w:lineRule="auto" w:before="40"/>
               <w:ind w:firstLine="0"/>
             </w:pPr>
             <w:r>
               <w:rPr>
+                <w:rFonts w:ascii="Times New Roman" w:hAnsi="Times New Roman" w:eastAsia="宋体"/>
                 <w:sz w:val="19"/>
               </w:rPr>
               <w:t>维持 AI 仓位 60-70%，跟踪 S1</w:t>
@@ -4000,14 +4793,16 @@
           <w:tcPr>
             <w:tcW w:type="dxa" w:w="3135"/>
             <w:vAlign w:val="center"/>
+            <w:shd w:val="clear" w:color="auto" w:fill="F1F5F9"/>
           </w:tcPr>
           <w:p>
             <w:pPr>
-              <w:spacing w:after="40" w:line="312" w:lineRule="auto"/>
+              <w:spacing w:after="40" w:line="312" w:lineRule="auto" w:before="40"/>
               <w:ind w:firstLine="0"/>
             </w:pPr>
             <w:r>
               <w:rPr>
+                <w:rFonts w:ascii="Times New Roman" w:hAnsi="Times New Roman" w:eastAsia="宋体"/>
                 <w:sz w:val="19"/>
               </w:rPr>
               <w:t>1/3</w:t>
@@ -4018,14 +4813,16 @@
           <w:tcPr>
             <w:tcW w:type="dxa" w:w="3135"/>
             <w:vAlign w:val="center"/>
+            <w:shd w:val="clear" w:color="auto" w:fill="F1F5F9"/>
           </w:tcPr>
           <w:p>
             <w:pPr>
-              <w:spacing w:after="40" w:line="312" w:lineRule="auto"/>
+              <w:spacing w:after="40" w:line="312" w:lineRule="auto" w:before="40"/>
               <w:ind w:firstLine="0"/>
             </w:pPr>
             <w:r>
               <w:rPr>
+                <w:rFonts w:ascii="Times New Roman" w:hAnsi="Times New Roman" w:eastAsia="宋体"/>
                 <w:sz w:val="19"/>
               </w:rPr>
               <w:t>**预警**</w:t>
@@ -4036,14 +4833,16 @@
           <w:tcPr>
             <w:tcW w:type="dxa" w:w="3135"/>
             <w:vAlign w:val="center"/>
+            <w:shd w:val="clear" w:color="auto" w:fill="F1F5F9"/>
           </w:tcPr>
           <w:p>
             <w:pPr>
-              <w:spacing w:after="40" w:line="312" w:lineRule="auto"/>
+              <w:spacing w:after="40" w:line="312" w:lineRule="auto" w:before="40"/>
               <w:ind w:firstLine="0"/>
             </w:pPr>
             <w:r>
               <w:rPr>
+                <w:rFonts w:ascii="Times New Roman" w:hAnsi="Times New Roman" w:eastAsia="宋体"/>
                 <w:sz w:val="19"/>
               </w:rPr>
               <w:t>减仓 AI 至 30-40%，提现金</w:t>
@@ -4056,14 +4855,16 @@
           <w:tcPr>
             <w:tcW w:type="dxa" w:w="3135"/>
             <w:vAlign w:val="center"/>
+            <w:shd w:val="clear" w:color="auto" w:fill="FFFFFF"/>
           </w:tcPr>
           <w:p>
             <w:pPr>
-              <w:spacing w:after="40" w:line="312" w:lineRule="auto"/>
+              <w:spacing w:after="40" w:line="312" w:lineRule="auto" w:before="40"/>
               <w:ind w:firstLine="0"/>
             </w:pPr>
             <w:r>
               <w:rPr>
+                <w:rFonts w:ascii="Times New Roman" w:hAnsi="Times New Roman" w:eastAsia="宋体"/>
                 <w:sz w:val="19"/>
               </w:rPr>
               <w:t>2/3</w:t>
@@ -4074,14 +4875,16 @@
           <w:tcPr>
             <w:tcW w:type="dxa" w:w="3135"/>
             <w:vAlign w:val="center"/>
+            <w:shd w:val="clear" w:color="auto" w:fill="FFFFFF"/>
           </w:tcPr>
           <w:p>
             <w:pPr>
-              <w:spacing w:after="40" w:line="312" w:lineRule="auto"/>
+              <w:spacing w:after="40" w:line="312" w:lineRule="auto" w:before="40"/>
               <w:ind w:firstLine="0"/>
             </w:pPr>
             <w:r>
               <w:rPr>
+                <w:rFonts w:ascii="Times New Roman" w:hAnsi="Times New Roman" w:eastAsia="宋体"/>
                 <w:sz w:val="19"/>
               </w:rPr>
               <w:t>**危险**</w:t>
@@ -4092,14 +4895,16 @@
           <w:tcPr>
             <w:tcW w:type="dxa" w:w="3135"/>
             <w:vAlign w:val="center"/>
+            <w:shd w:val="clear" w:color="auto" w:fill="FFFFFF"/>
           </w:tcPr>
           <w:p>
             <w:pPr>
-              <w:spacing w:after="40" w:line="312" w:lineRule="auto"/>
+              <w:spacing w:after="40" w:line="312" w:lineRule="auto" w:before="40"/>
               <w:ind w:firstLine="0"/>
             </w:pPr>
             <w:r>
               <w:rPr>
+                <w:rFonts w:ascii="Times New Roman" w:hAnsi="Times New Roman" w:eastAsia="宋体"/>
                 <w:sz w:val="19"/>
               </w:rPr>
               <w:t>AI 降至 10-20%，转配债券/黄金</w:t>
@@ -4112,14 +4917,16 @@
           <w:tcPr>
             <w:tcW w:type="dxa" w:w="3135"/>
             <w:vAlign w:val="center"/>
+            <w:shd w:val="clear" w:color="auto" w:fill="F1F5F9"/>
           </w:tcPr>
           <w:p>
             <w:pPr>
-              <w:spacing w:after="40" w:line="312" w:lineRule="auto"/>
+              <w:spacing w:after="40" w:line="312" w:lineRule="auto" w:before="40"/>
               <w:ind w:firstLine="0"/>
             </w:pPr>
             <w:r>
               <w:rPr>
+                <w:rFonts w:ascii="Times New Roman" w:hAnsi="Times New Roman" w:eastAsia="宋体"/>
                 <w:sz w:val="19"/>
               </w:rPr>
               <w:t>3/3</w:t>
@@ -4130,14 +4937,16 @@
           <w:tcPr>
             <w:tcW w:type="dxa" w:w="3135"/>
             <w:vAlign w:val="center"/>
+            <w:shd w:val="clear" w:color="auto" w:fill="F1F5F9"/>
           </w:tcPr>
           <w:p>
             <w:pPr>
-              <w:spacing w:after="40" w:line="312" w:lineRule="auto"/>
+              <w:spacing w:after="40" w:line="312" w:lineRule="auto" w:before="40"/>
               <w:ind w:firstLine="0"/>
             </w:pPr>
             <w:r>
               <w:rPr>
+                <w:rFonts w:ascii="Times New Roman" w:hAnsi="Times New Roman" w:eastAsia="宋体"/>
                 <w:sz w:val="19"/>
               </w:rPr>
               <w:t>**触发**</w:t>
@@ -4148,14 +4957,16 @@
           <w:tcPr>
             <w:tcW w:type="dxa" w:w="3135"/>
             <w:vAlign w:val="center"/>
+            <w:shd w:val="clear" w:color="auto" w:fill="F1F5F9"/>
           </w:tcPr>
           <w:p>
             <w:pPr>
-              <w:spacing w:after="40" w:line="312" w:lineRule="auto"/>
+              <w:spacing w:after="40" w:line="312" w:lineRule="auto" w:before="40"/>
               <w:ind w:firstLine="0"/>
             </w:pPr>
             <w:r>
               <w:rPr>
+                <w:rFonts w:ascii="Times New Roman" w:hAnsi="Times New Roman" w:eastAsia="宋体"/>
                 <w:sz w:val="19"/>
               </w:rPr>
               <w:t>清仓风险资产，等右侧</w:t>
@@ -4166,24 +4977,39 @@
     </w:tbl>
     <w:p>
       <w:pPr>
-        <w:spacing w:line="408" w:lineRule="auto" w:after="80"/>
+        <w:spacing w:line="408" w:lineRule="auto" w:after="120"/>
+        <w:ind w:firstLine="440"/>
       </w:pPr>
       <w:r>
+        <w:rPr>
+          <w:rFonts w:ascii="Times New Roman" w:hAnsi="Times New Roman" w:eastAsia="宋体"/>
+          <w:color w:val="1E293B"/>
+        </w:rPr>
         <w:t>**关键观察点**：OpenAI IPO 后 30 日 = 决定性窗口。</w:t>
       </w:r>
     </w:p>
     <w:p>
+      <w:pPr>
+        <w:spacing w:line="408" w:lineRule="auto" w:after="120"/>
+        <w:ind w:firstLine="440"/>
+      </w:pPr>
       <w:r>
+        <w:rPr>
+          <w:rFonts w:ascii="Times New Roman" w:hAnsi="Times New Roman" w:eastAsia="宋体"/>
+          <w:color w:val="1E293B"/>
+        </w:rPr>
         <w:br w:type="page"/>
       </w:r>
     </w:p>
     <w:p>
       <w:pPr>
         <w:keepNext/>
-        <w:spacing w:before="400" w:after="200"/>
+        <w:spacing w:before="400" w:after="120" w:line="408" w:lineRule="auto"/>
+        <w:ind w:firstLine="440"/>
       </w:pPr>
       <w:r>
         <w:rPr>
+          <w:rFonts w:ascii="Times New Roman" w:hAnsi="Times New Roman" w:eastAsia="宋体"/>
           <w:b/>
           <w:color w:val="0F172A"/>
           <w:sz w:val="32"/>
@@ -4193,18 +5019,31 @@
     </w:p>
     <w:p>
       <w:pPr>
-        <w:spacing w:line="408" w:lineRule="auto" w:after="80"/>
+        <w:spacing w:line="408" w:lineRule="auto" w:after="120"/>
+        <w:ind w:firstLine="440"/>
       </w:pPr>
       <w:r>
+        <w:rPr>
+          <w:rFonts w:ascii="Times New Roman" w:hAnsi="Times New Roman" w:eastAsia="宋体"/>
+          <w:color w:val="1E293B"/>
+        </w:rPr>
         <w:t>本附录系统说明三国货币政策指标不对称的根源、修正方法。</w:t>
       </w:r>
     </w:p>
     <w:tbl>
       <w:tblPr>
         <w:tblStyle w:val="LightGrid-Accent1"/>
-        <w:tblW w:type="auto" w:w="0"/>
+        <w:tblW w:type="pct" w:w="5000"/>
         <w:jc w:val="center"/>
         <w:tblLook w:firstColumn="1" w:firstRow="1" w:lastColumn="0" w:lastRow="0" w:noHBand="0" w:noVBand="1" w:val="04A0"/>
+        <w:tblBorders>
+          <w:top w:val="single" w:sz="4" w:space="0" w:color="CBD5E1"/>
+          <w:left w:val="single" w:sz="4" w:space="0" w:color="CBD5E1"/>
+          <w:bottom w:val="single" w:sz="4" w:space="0" w:color="CBD5E1"/>
+          <w:right w:val="single" w:sz="4" w:space="0" w:color="CBD5E1"/>
+          <w:insideH w:val="single" w:sz="4" w:space="0" w:color="CBD5E1"/>
+          <w:insideV w:val="single" w:sz="4" w:space="0" w:color="CBD5E1"/>
+        </w:tblBorders>
       </w:tblPr>
       <w:tblGrid>
         <w:gridCol w:w="2351"/>
@@ -4216,16 +5055,18 @@
         <w:tc>
           <w:tcPr>
             <w:tcW w:type="dxa" w:w="2351"/>
-            <w:shd w:fill="1E3A5F"/>
             <w:vAlign w:val="center"/>
+            <w:shd w:val="clear" w:color="auto" w:fill="1E3A5F"/>
           </w:tcPr>
           <w:p>
             <w:pPr>
-              <w:spacing w:after="40" w:line="312" w:lineRule="auto"/>
+              <w:spacing w:after="40" w:line="312" w:lineRule="auto" w:before="40"/>
               <w:ind w:firstLine="0"/>
+              <w:jc w:val="center"/>
             </w:pPr>
             <w:r>
               <w:rPr>
+                <w:rFonts w:ascii="Times New Roman" w:hAnsi="Times New Roman" w:eastAsia="宋体"/>
                 <w:b/>
                 <w:color w:val="FFFFFF"/>
                 <w:sz w:val="20"/>
@@ -4237,16 +5078,18 @@
         <w:tc>
           <w:tcPr>
             <w:tcW w:type="dxa" w:w="2351"/>
-            <w:shd w:fill="1E3A5F"/>
             <w:vAlign w:val="center"/>
+            <w:shd w:val="clear" w:color="auto" w:fill="1E3A5F"/>
           </w:tcPr>
           <w:p>
             <w:pPr>
-              <w:spacing w:after="40" w:line="312" w:lineRule="auto"/>
+              <w:spacing w:after="40" w:line="312" w:lineRule="auto" w:before="40"/>
               <w:ind w:firstLine="0"/>
+              <w:jc w:val="center"/>
             </w:pPr>
             <w:r>
               <w:rPr>
+                <w:rFonts w:ascii="Times New Roman" w:hAnsi="Times New Roman" w:eastAsia="宋体"/>
                 <w:b/>
                 <w:color w:val="FFFFFF"/>
                 <w:sz w:val="20"/>
@@ -4258,16 +5101,18 @@
         <w:tc>
           <w:tcPr>
             <w:tcW w:type="dxa" w:w="2351"/>
-            <w:shd w:fill="1E3A5F"/>
             <w:vAlign w:val="center"/>
+            <w:shd w:val="clear" w:color="auto" w:fill="1E3A5F"/>
           </w:tcPr>
           <w:p>
             <w:pPr>
-              <w:spacing w:after="40" w:line="312" w:lineRule="auto"/>
+              <w:spacing w:after="40" w:line="312" w:lineRule="auto" w:before="40"/>
               <w:ind w:firstLine="0"/>
+              <w:jc w:val="center"/>
             </w:pPr>
             <w:r>
               <w:rPr>
+                <w:rFonts w:ascii="Times New Roman" w:hAnsi="Times New Roman" w:eastAsia="宋体"/>
                 <w:b/>
                 <w:color w:val="FFFFFF"/>
                 <w:sz w:val="20"/>
@@ -4279,16 +5124,18 @@
         <w:tc>
           <w:tcPr>
             <w:tcW w:type="dxa" w:w="2351"/>
-            <w:shd w:fill="1E3A5F"/>
             <w:vAlign w:val="center"/>
+            <w:shd w:val="clear" w:color="auto" w:fill="1E3A5F"/>
           </w:tcPr>
           <w:p>
             <w:pPr>
-              <w:spacing w:after="40" w:line="312" w:lineRule="auto"/>
+              <w:spacing w:after="40" w:line="312" w:lineRule="auto" w:before="40"/>
               <w:ind w:firstLine="0"/>
+              <w:jc w:val="center"/>
             </w:pPr>
             <w:r>
               <w:rPr>
+                <w:rFonts w:ascii="Times New Roman" w:hAnsi="Times New Roman" w:eastAsia="宋体"/>
                 <w:b/>
                 <w:color w:val="FFFFFF"/>
                 <w:sz w:val="20"/>
@@ -4303,14 +5150,16 @@
           <w:tcPr>
             <w:tcW w:type="dxa" w:w="2351"/>
             <w:vAlign w:val="center"/>
+            <w:shd w:val="clear" w:color="auto" w:fill="FFFFFF"/>
           </w:tcPr>
           <w:p>
             <w:pPr>
-              <w:spacing w:after="40" w:line="312" w:lineRule="auto"/>
+              <w:spacing w:after="40" w:line="312" w:lineRule="auto" w:before="40"/>
               <w:ind w:firstLine="0"/>
             </w:pPr>
             <w:r>
               <w:rPr>
+                <w:rFonts w:ascii="Times New Roman" w:hAnsi="Times New Roman" w:eastAsia="宋体"/>
                 <w:sz w:val="19"/>
               </w:rPr>
               <w:t>🇺🇸 美国</w:t>
@@ -4321,14 +5170,16 @@
           <w:tcPr>
             <w:tcW w:type="dxa" w:w="2351"/>
             <w:vAlign w:val="center"/>
+            <w:shd w:val="clear" w:color="auto" w:fill="FFFFFF"/>
           </w:tcPr>
           <w:p>
             <w:pPr>
-              <w:spacing w:after="40" w:line="312" w:lineRule="auto"/>
+              <w:spacing w:after="40" w:line="312" w:lineRule="auto" w:before="40"/>
               <w:ind w:firstLine="0"/>
             </w:pPr>
             <w:r>
               <w:rPr>
+                <w:rFonts w:ascii="Times New Roman" w:hAnsi="Times New Roman" w:eastAsia="宋体"/>
                 <w:sz w:val="19"/>
               </w:rPr>
               <w:t>充分就业 + 物价稳定（双目标制）</w:t>
@@ -4339,14 +5190,16 @@
           <w:tcPr>
             <w:tcW w:type="dxa" w:w="2351"/>
             <w:vAlign w:val="center"/>
+            <w:shd w:val="clear" w:color="auto" w:fill="FFFFFF"/>
           </w:tcPr>
           <w:p>
             <w:pPr>
-              <w:spacing w:after="40" w:line="312" w:lineRule="auto"/>
+              <w:spacing w:after="40" w:line="312" w:lineRule="auto" w:before="40"/>
               <w:ind w:firstLine="0"/>
             </w:pPr>
             <w:r>
               <w:rPr>
+                <w:rFonts w:ascii="Times New Roman" w:hAnsi="Times New Roman" w:eastAsia="宋体"/>
                 <w:sz w:val="19"/>
               </w:rPr>
               <w:t>联邦基金利率</w:t>
@@ -4357,14 +5210,16 @@
           <w:tcPr>
             <w:tcW w:type="dxa" w:w="2351"/>
             <w:vAlign w:val="center"/>
+            <w:shd w:val="clear" w:color="auto" w:fill="FFFFFF"/>
           </w:tcPr>
           <w:p>
             <w:pPr>
-              <w:spacing w:after="40" w:line="312" w:lineRule="auto"/>
+              <w:spacing w:after="40" w:line="312" w:lineRule="auto" w:before="40"/>
               <w:ind w:firstLine="0"/>
             </w:pPr>
             <w:r>
               <w:rPr>
+                <w:rFonts w:ascii="Times New Roman" w:hAnsi="Times New Roman" w:eastAsia="宋体"/>
                 <w:sz w:val="19"/>
               </w:rPr>
               <w:t>利率走廊机制（IORB + ON RRP）</w:t>
@@ -4377,14 +5232,16 @@
           <w:tcPr>
             <w:tcW w:type="dxa" w:w="2351"/>
             <w:vAlign w:val="center"/>
+            <w:shd w:val="clear" w:color="auto" w:fill="F1F5F9"/>
           </w:tcPr>
           <w:p>
             <w:pPr>
-              <w:spacing w:after="40" w:line="312" w:lineRule="auto"/>
+              <w:spacing w:after="40" w:line="312" w:lineRule="auto" w:before="40"/>
               <w:ind w:firstLine="0"/>
             </w:pPr>
             <w:r>
               <w:rPr>
+                <w:rFonts w:ascii="Times New Roman" w:hAnsi="Times New Roman" w:eastAsia="宋体"/>
                 <w:sz w:val="19"/>
               </w:rPr>
               <w:t>🇨🇳 中国</w:t>
@@ -4395,14 +5252,16 @@
           <w:tcPr>
             <w:tcW w:type="dxa" w:w="2351"/>
             <w:vAlign w:val="center"/>
+            <w:shd w:val="clear" w:color="auto" w:fill="F1F5F9"/>
           </w:tcPr>
           <w:p>
             <w:pPr>
-              <w:spacing w:after="40" w:line="312" w:lineRule="auto"/>
+              <w:spacing w:after="40" w:line="312" w:lineRule="auto" w:before="40"/>
               <w:ind w:firstLine="0"/>
             </w:pPr>
             <w:r>
               <w:rPr>
+                <w:rFonts w:ascii="Times New Roman" w:hAnsi="Times New Roman" w:eastAsia="宋体"/>
                 <w:sz w:val="19"/>
               </w:rPr>
               <w:t>经济增长 + 货币供应（多目标制）</w:t>
@@ -4413,14 +5272,16 @@
           <w:tcPr>
             <w:tcW w:type="dxa" w:w="2351"/>
             <w:vAlign w:val="center"/>
+            <w:shd w:val="clear" w:color="auto" w:fill="F1F5F9"/>
           </w:tcPr>
           <w:p>
             <w:pPr>
-              <w:spacing w:after="40" w:line="312" w:lineRule="auto"/>
+              <w:spacing w:after="40" w:line="312" w:lineRule="auto" w:before="40"/>
               <w:ind w:firstLine="0"/>
             </w:pPr>
             <w:r>
               <w:rPr>
+                <w:rFonts w:ascii="Times New Roman" w:hAnsi="Times New Roman" w:eastAsia="宋体"/>
                 <w:sz w:val="19"/>
               </w:rPr>
               <w:t>M2 + 1Y 贷款/存款基准</w:t>
@@ -4431,14 +5292,16 @@
           <w:tcPr>
             <w:tcW w:type="dxa" w:w="2351"/>
             <w:vAlign w:val="center"/>
+            <w:shd w:val="clear" w:color="auto" w:fill="F1F5F9"/>
           </w:tcPr>
           <w:p>
             <w:pPr>
-              <w:spacing w:after="40" w:line="312" w:lineRule="auto"/>
+              <w:spacing w:after="40" w:line="312" w:lineRule="auto" w:before="40"/>
               <w:ind w:firstLine="0"/>
             </w:pPr>
             <w:r>
               <w:rPr>
+                <w:rFonts w:ascii="Times New Roman" w:hAnsi="Times New Roman" w:eastAsia="宋体"/>
                 <w:sz w:val="19"/>
               </w:rPr>
               <w:t>数量型工具 + 管制利率</w:t>
@@ -4451,14 +5314,16 @@
           <w:tcPr>
             <w:tcW w:type="dxa" w:w="2351"/>
             <w:vAlign w:val="center"/>
+            <w:shd w:val="clear" w:color="auto" w:fill="FFFFFF"/>
           </w:tcPr>
           <w:p>
             <w:pPr>
-              <w:spacing w:after="40" w:line="312" w:lineRule="auto"/>
+              <w:spacing w:after="40" w:line="312" w:lineRule="auto" w:before="40"/>
               <w:ind w:firstLine="0"/>
             </w:pPr>
             <w:r>
               <w:rPr>
+                <w:rFonts w:ascii="Times New Roman" w:hAnsi="Times New Roman" w:eastAsia="宋体"/>
                 <w:sz w:val="19"/>
               </w:rPr>
               <w:t>🇯🇵 日本</w:t>
@@ -4469,14 +5334,16 @@
           <w:tcPr>
             <w:tcW w:type="dxa" w:w="2351"/>
             <w:vAlign w:val="center"/>
+            <w:shd w:val="clear" w:color="auto" w:fill="FFFFFF"/>
           </w:tcPr>
           <w:p>
             <w:pPr>
-              <w:spacing w:after="40" w:line="312" w:lineRule="auto"/>
+              <w:spacing w:after="40" w:line="312" w:lineRule="auto" w:before="40"/>
               <w:ind w:firstLine="0"/>
             </w:pPr>
             <w:r>
               <w:rPr>
+                <w:rFonts w:ascii="Times New Roman" w:hAnsi="Times New Roman" w:eastAsia="宋体"/>
                 <w:sz w:val="19"/>
               </w:rPr>
               <w:t>通胀 + 利率曲线（量宽后转价格型）</w:t>
@@ -4487,14 +5354,16 @@
           <w:tcPr>
             <w:tcW w:type="dxa" w:w="2351"/>
             <w:vAlign w:val="center"/>
+            <w:shd w:val="clear" w:color="auto" w:fill="FFFFFF"/>
           </w:tcPr>
           <w:p>
             <w:pPr>
-              <w:spacing w:after="40" w:line="312" w:lineRule="auto"/>
+              <w:spacing w:after="40" w:line="312" w:lineRule="auto" w:before="40"/>
               <w:ind w:firstLine="0"/>
             </w:pPr>
             <w:r>
               <w:rPr>
+                <w:rFonts w:ascii="Times New Roman" w:hAnsi="Times New Roman" w:eastAsia="宋体"/>
                 <w:sz w:val="19"/>
               </w:rPr>
               <w:t>无担保隔夜利率</w:t>
@@ -4505,14 +5374,16 @@
           <w:tcPr>
             <w:tcW w:type="dxa" w:w="2351"/>
             <w:vAlign w:val="center"/>
+            <w:shd w:val="clear" w:color="auto" w:fill="FFFFFF"/>
           </w:tcPr>
           <w:p>
             <w:pPr>
-              <w:spacing w:after="40" w:line="312" w:lineRule="auto"/>
+              <w:spacing w:after="40" w:line="312" w:lineRule="auto" w:before="40"/>
               <w:ind w:firstLine="0"/>
             </w:pPr>
             <w:r>
               <w:rPr>
+                <w:rFonts w:ascii="Times New Roman" w:hAnsi="Times New Roman" w:eastAsia="宋体"/>
                 <w:sz w:val="19"/>
               </w:rPr>
               <w:t>量化宽松后转向价格型</w:t>
@@ -4524,10 +5395,12 @@
     <w:p>
       <w:pPr>
         <w:keepNext/>
-        <w:spacing w:before="280" w:after="120"/>
+        <w:spacing w:before="280" w:after="120" w:line="408" w:lineRule="auto"/>
+        <w:ind w:firstLine="440"/>
       </w:pPr>
       <w:r>
         <w:rPr>
+          <w:rFonts w:ascii="Times New Roman" w:hAnsi="Times New Roman" w:eastAsia="宋体"/>
           <w:b/>
           <w:color w:val="1E3A5F"/>
           <w:sz w:val="26"/>
@@ -4537,79 +5410,116 @@
     </w:p>
     <w:p>
       <w:pPr>
-        <w:spacing w:line="408" w:lineRule="auto" w:after="80"/>
+        <w:spacing w:line="408" w:lineRule="auto" w:after="120"/>
+        <w:ind w:firstLine="440"/>
       </w:pPr>
       <w:r>
+        <w:rPr>
+          <w:rFonts w:ascii="Times New Roman" w:hAnsi="Times New Roman" w:eastAsia="宋体"/>
+          <w:color w:val="1E293B"/>
+        </w:rPr>
         <w:t>**修正 1：必须用「同期限市场利率」做「短长利差」对比**</w:t>
       </w:r>
     </w:p>
     <w:p>
       <w:pPr>
-        <w:spacing w:line="408" w:lineRule="auto" w:after="80"/>
+        <w:spacing w:line="408" w:lineRule="auto" w:after="120"/>
         <w:ind w:firstLine="440"/>
       </w:pPr>
       <w:r>
+        <w:rPr>
+          <w:rFonts w:ascii="Times New Roman" w:hAnsi="Times New Roman" w:eastAsia="宋体"/>
+          <w:color w:val="1E293B"/>
+        </w:rPr>
         <w:t>原版报告曾出现「中国 1Y 贷款基准 7.47% vs 10Y 国债 4.5%，短长利差 -3.0%」的错误对比——贷款基准是央行管制利率（非市场化），国债是市场化利率，两者本质不同，不能直接比较「短长利差」。正确做法是用同期限的市场利率做对比：1Y 国债 2.79% vs 10Y 国债 4.5% → 市场短长利差 +1.71%（正常）。</w:t>
       </w:r>
     </w:p>
     <w:p>
       <w:pPr>
-        <w:spacing w:line="408" w:lineRule="auto" w:after="80"/>
+        <w:spacing w:line="408" w:lineRule="auto" w:after="120"/>
+        <w:ind w:firstLine="440"/>
       </w:pPr>
       <w:r>
+        <w:rPr>
+          <w:rFonts w:ascii="Times New Roman" w:hAnsi="Times New Roman" w:eastAsia="宋体"/>
+          <w:color w:val="1E293B"/>
+        </w:rPr>
         <w:t>**修正 2：必须区分「政策利率」和「市场利率」**</w:t>
       </w:r>
     </w:p>
     <w:p>
       <w:pPr>
-        <w:spacing w:line="408" w:lineRule="auto" w:after="80"/>
+        <w:spacing w:line="408" w:lineRule="auto" w:after="120"/>
         <w:ind w:firstLine="440"/>
       </w:pPr>
       <w:r>
+        <w:rPr>
+          <w:rFonts w:ascii="Times New Roman" w:hAnsi="Times New Roman" w:eastAsia="宋体"/>
+          <w:color w:val="1E293B"/>
+        </w:rPr>
         <w:t>政策利率是央行直接规定的利率（如中国 1Y 贷款基准 7.47% / 1Y 存款基准 4.14%），市场利率是金融市场交易形成的利率（如中国 1Y 国债 2.79% / 10Y 国债 4.5%）。两者的关系是「政策利率影响市场利率，但市场利率反映真实金融条件」。</w:t>
       </w:r>
     </w:p>
     <w:p>
       <w:pPr>
-        <w:spacing w:line="408" w:lineRule="auto" w:after="80"/>
+        <w:spacing w:line="408" w:lineRule="auto" w:after="120"/>
+        <w:ind w:firstLine="440"/>
       </w:pPr>
       <w:r>
+        <w:rPr>
+          <w:rFonts w:ascii="Times New Roman" w:hAnsi="Times New Roman" w:eastAsia="宋体"/>
+          <w:color w:val="1E293B"/>
+        </w:rPr>
         <w:t>**修正 3：中国「管制利率倒挂」是 2007 年特有现象**</w:t>
       </w:r>
     </w:p>
     <w:p>
       <w:pPr>
-        <w:spacing w:line="408" w:lineRule="auto" w:after="80"/>
+        <w:spacing w:line="408" w:lineRule="auto" w:after="120"/>
         <w:ind w:firstLine="440"/>
       </w:pPr>
       <w:r>
+        <w:rPr>
+          <w:rFonts w:ascii="Times New Roman" w:hAnsi="Times New Roman" w:eastAsia="宋体"/>
+          <w:color w:val="1E293B"/>
+        </w:rPr>
         <w:t>1Y 存款基准 4.14% &gt; 1Y 国债 2.79%——在正常利率体系中，国债作为无风险利率应该是市场利率的下限，但中国央行通过存款管制将存款利率人为抬高在国债之上。这一倒挂在 2015 年存款利率上限取消后逐步消失。</w:t>
       </w:r>
     </w:p>
     <w:p>
       <w:pPr>
-        <w:spacing w:line="408" w:lineRule="auto" w:after="80"/>
+        <w:spacing w:line="408" w:lineRule="auto" w:after="120"/>
+        <w:ind w:firstLine="440"/>
       </w:pPr>
       <w:r>
+        <w:rPr>
+          <w:rFonts w:ascii="Times New Roman" w:hAnsi="Times New Roman" w:eastAsia="宋体"/>
+          <w:color w:val="1E293B"/>
+        </w:rPr>
         <w:t>**修正 4：贷存利差 3.33% = 银行业「制度性红包」**</w:t>
       </w:r>
     </w:p>
     <w:p>
       <w:pPr>
-        <w:spacing w:line="408" w:lineRule="auto" w:after="80"/>
+        <w:spacing w:line="408" w:lineRule="auto" w:after="120"/>
         <w:ind w:firstLine="440"/>
       </w:pPr>
       <w:r>
+        <w:rPr>
+          <w:rFonts w:ascii="Times New Roman" w:hAnsi="Times New Roman" w:eastAsia="宋体"/>
+          <w:color w:val="1E293B"/>
+        </w:rPr>
         <w:t>1Y 贷款基准 7.47% - 1Y 存款基准 4.14% = 3.33%。在 2019 年 LPR 改革前，这是央行给中国银行业的制度性保护——3.33% 的安全垫是银行利润的核心来源。2019 年 LPR 改革后，贷存利差收窄至 1.5%。</w:t>
       </w:r>
     </w:p>
     <w:p>
       <w:pPr>
-        <w:spacing w:before="160" w:after="160" w:line="384" w:lineRule="auto"/>
-        <w:ind w:left="440" w:right="440"/>
+        <w:spacing w:before="160" w:after="120" w:line="408" w:lineRule="auto"/>
+        <w:ind w:left="440" w:right="440" w:firstLine="440"/>
       </w:pPr>
       <w:r>
         <w:rPr>
+          <w:rFonts w:ascii="Times New Roman" w:hAnsi="Times New Roman" w:eastAsia="宋体"/>
           <w:b/>
           <w:color w:val="B45309"/>
         </w:rPr>
@@ -4619,10 +5529,12 @@
     <w:p>
       <w:pPr>
         <w:keepNext/>
-        <w:spacing w:before="400" w:after="200"/>
+        <w:spacing w:before="400" w:after="120" w:line="408" w:lineRule="auto"/>
+        <w:ind w:firstLine="440"/>
       </w:pPr>
       <w:r>
         <w:rPr>
+          <w:rFonts w:ascii="Times New Roman" w:hAnsi="Times New Roman" w:eastAsia="宋体"/>
           <w:b/>
           <w:color w:val="0F172A"/>
           <w:sz w:val="32"/>
@@ -4632,18 +5544,31 @@
     </w:p>
     <w:p>
       <w:pPr>
-        <w:spacing w:line="408" w:lineRule="auto" w:after="80"/>
+        <w:spacing w:line="408" w:lineRule="auto" w:after="120"/>
+        <w:ind w:firstLine="440"/>
       </w:pPr>
       <w:r>
+        <w:rPr>
+          <w:rFonts w:ascii="Times New Roman" w:hAnsi="Times New Roman" w:eastAsia="宋体"/>
+          <w:color w:val="1E293B"/>
+        </w:rPr>
         <w:t>本附录以时间顺序列出 2005-2007 期间对市场产生重大影响的 16 个事件，供读者对照图表 5、图表 6 的事件标注查阅。</w:t>
       </w:r>
     </w:p>
     <w:tbl>
       <w:tblPr>
         <w:tblStyle w:val="LightGrid-Accent1"/>
-        <w:tblW w:type="auto" w:w="0"/>
+        <w:tblW w:type="pct" w:w="5000"/>
         <w:jc w:val="center"/>
         <w:tblLook w:firstColumn="1" w:firstRow="1" w:lastColumn="0" w:lastRow="0" w:noHBand="0" w:noVBand="1" w:val="04A0"/>
+        <w:tblBorders>
+          <w:top w:val="single" w:sz="4" w:space="0" w:color="CBD5E1"/>
+          <w:left w:val="single" w:sz="4" w:space="0" w:color="CBD5E1"/>
+          <w:bottom w:val="single" w:sz="4" w:space="0" w:color="CBD5E1"/>
+          <w:right w:val="single" w:sz="4" w:space="0" w:color="CBD5E1"/>
+          <w:insideH w:val="single" w:sz="4" w:space="0" w:color="CBD5E1"/>
+          <w:insideV w:val="single" w:sz="4" w:space="0" w:color="CBD5E1"/>
+        </w:tblBorders>
       </w:tblPr>
       <w:tblGrid>
         <w:gridCol w:w="2351"/>
@@ -4655,16 +5580,18 @@
         <w:tc>
           <w:tcPr>
             <w:tcW w:type="dxa" w:w="2351"/>
-            <w:shd w:fill="1E3A5F"/>
             <w:vAlign w:val="center"/>
+            <w:shd w:val="clear" w:color="auto" w:fill="1E3A5F"/>
           </w:tcPr>
           <w:p>
             <w:pPr>
-              <w:spacing w:after="40" w:line="312" w:lineRule="auto"/>
+              <w:spacing w:after="40" w:line="312" w:lineRule="auto" w:before="40"/>
               <w:ind w:firstLine="0"/>
+              <w:jc w:val="center"/>
             </w:pPr>
             <w:r>
               <w:rPr>
+                <w:rFonts w:ascii="Times New Roman" w:hAnsi="Times New Roman" w:eastAsia="宋体"/>
                 <w:b/>
                 <w:color w:val="FFFFFF"/>
                 <w:sz w:val="20"/>
@@ -4676,16 +5603,18 @@
         <w:tc>
           <w:tcPr>
             <w:tcW w:type="dxa" w:w="2351"/>
-            <w:shd w:fill="1E3A5F"/>
             <w:vAlign w:val="center"/>
+            <w:shd w:val="clear" w:color="auto" w:fill="1E3A5F"/>
           </w:tcPr>
           <w:p>
             <w:pPr>
-              <w:spacing w:after="40" w:line="312" w:lineRule="auto"/>
+              <w:spacing w:after="40" w:line="312" w:lineRule="auto" w:before="40"/>
               <w:ind w:firstLine="0"/>
+              <w:jc w:val="center"/>
             </w:pPr>
             <w:r>
               <w:rPr>
+                <w:rFonts w:ascii="Times New Roman" w:hAnsi="Times New Roman" w:eastAsia="宋体"/>
                 <w:b/>
                 <w:color w:val="FFFFFF"/>
                 <w:sz w:val="20"/>
@@ -4697,16 +5626,18 @@
         <w:tc>
           <w:tcPr>
             <w:tcW w:type="dxa" w:w="2351"/>
-            <w:shd w:fill="1E3A5F"/>
             <w:vAlign w:val="center"/>
+            <w:shd w:val="clear" w:color="auto" w:fill="1E3A5F"/>
           </w:tcPr>
           <w:p>
             <w:pPr>
-              <w:spacing w:after="40" w:line="312" w:lineRule="auto"/>
+              <w:spacing w:after="40" w:line="312" w:lineRule="auto" w:before="40"/>
               <w:ind w:firstLine="0"/>
+              <w:jc w:val="center"/>
             </w:pPr>
             <w:r>
               <w:rPr>
+                <w:rFonts w:ascii="Times New Roman" w:hAnsi="Times New Roman" w:eastAsia="宋体"/>
                 <w:b/>
                 <w:color w:val="FFFFFF"/>
                 <w:sz w:val="20"/>
@@ -4718,16 +5649,18 @@
         <w:tc>
           <w:tcPr>
             <w:tcW w:type="dxa" w:w="2351"/>
-            <w:shd w:fill="1E3A5F"/>
             <w:vAlign w:val="center"/>
+            <w:shd w:val="clear" w:color="auto" w:fill="1E3A5F"/>
           </w:tcPr>
           <w:p>
             <w:pPr>
-              <w:spacing w:after="40" w:line="312" w:lineRule="auto"/>
+              <w:spacing w:after="40" w:line="312" w:lineRule="auto" w:before="40"/>
               <w:ind w:firstLine="0"/>
+              <w:jc w:val="center"/>
             </w:pPr>
             <w:r>
               <w:rPr>
+                <w:rFonts w:ascii="Times New Roman" w:hAnsi="Times New Roman" w:eastAsia="宋体"/>
                 <w:b/>
                 <w:color w:val="FFFFFF"/>
                 <w:sz w:val="20"/>
@@ -4742,14 +5675,16 @@
           <w:tcPr>
             <w:tcW w:type="dxa" w:w="2351"/>
             <w:vAlign w:val="center"/>
+            <w:shd w:val="clear" w:color="auto" w:fill="FFFFFF"/>
           </w:tcPr>
           <w:p>
             <w:pPr>
-              <w:spacing w:after="40" w:line="312" w:lineRule="auto"/>
+              <w:spacing w:after="40" w:line="312" w:lineRule="auto" w:before="40"/>
               <w:ind w:firstLine="0"/>
             </w:pPr>
             <w:r>
               <w:rPr>
+                <w:rFonts w:ascii="Times New Roman" w:hAnsi="Times New Roman" w:eastAsia="宋体"/>
                 <w:sz w:val="19"/>
               </w:rPr>
               <w:t>2005.06</w:t>
@@ -4760,14 +5695,16 @@
           <w:tcPr>
             <w:tcW w:type="dxa" w:w="2351"/>
             <w:vAlign w:val="center"/>
+            <w:shd w:val="clear" w:color="auto" w:fill="FFFFFF"/>
           </w:tcPr>
           <w:p>
             <w:pPr>
-              <w:spacing w:after="40" w:line="312" w:lineRule="auto"/>
+              <w:spacing w:after="40" w:line="312" w:lineRule="auto" w:before="40"/>
               <w:ind w:firstLine="0"/>
             </w:pPr>
             <w:r>
               <w:rPr>
+                <w:rFonts w:ascii="Times New Roman" w:hAnsi="Times New Roman" w:eastAsia="宋体"/>
                 <w:sz w:val="19"/>
               </w:rPr>
               <w:t>股改启动</w:t>
@@ -4778,14 +5715,16 @@
           <w:tcPr>
             <w:tcW w:type="dxa" w:w="2351"/>
             <w:vAlign w:val="center"/>
+            <w:shd w:val="clear" w:color="auto" w:fill="FFFFFF"/>
           </w:tcPr>
           <w:p>
             <w:pPr>
-              <w:spacing w:after="40" w:line="312" w:lineRule="auto"/>
+              <w:spacing w:after="40" w:line="312" w:lineRule="auto" w:before="40"/>
               <w:ind w:firstLine="0"/>
             </w:pPr>
             <w:r>
               <w:rPr>
+                <w:rFonts w:ascii="Times New Roman" w:hAnsi="Times New Roman" w:eastAsia="宋体"/>
                 <w:sz w:val="19"/>
               </w:rPr>
               <w:t>政策</w:t>
@@ -4796,14 +5735,16 @@
           <w:tcPr>
             <w:tcW w:type="dxa" w:w="2351"/>
             <w:vAlign w:val="center"/>
+            <w:shd w:val="clear" w:color="auto" w:fill="FFFFFF"/>
           </w:tcPr>
           <w:p>
             <w:pPr>
-              <w:spacing w:after="40" w:line="312" w:lineRule="auto"/>
+              <w:spacing w:after="40" w:line="312" w:lineRule="auto" w:before="40"/>
               <w:ind w:firstLine="0"/>
             </w:pPr>
             <w:r>
               <w:rPr>
+                <w:rFonts w:ascii="Times New Roman" w:hAnsi="Times New Roman" w:eastAsia="宋体"/>
                 <w:sz w:val="19"/>
               </w:rPr>
               <w:t>资本市场</w:t>
@@ -4816,14 +5757,16 @@
           <w:tcPr>
             <w:tcW w:type="dxa" w:w="2351"/>
             <w:vAlign w:val="center"/>
+            <w:shd w:val="clear" w:color="auto" w:fill="F1F5F9"/>
           </w:tcPr>
           <w:p>
             <w:pPr>
-              <w:spacing w:after="40" w:line="312" w:lineRule="auto"/>
+              <w:spacing w:after="40" w:line="312" w:lineRule="auto" w:before="40"/>
               <w:ind w:firstLine="0"/>
             </w:pPr>
             <w:r>
               <w:rPr>
+                <w:rFonts w:ascii="Times New Roman" w:hAnsi="Times New Roman" w:eastAsia="宋体"/>
                 <w:sz w:val="19"/>
               </w:rPr>
               <w:t>2005.07</w:t>
@@ -4834,14 +5777,16 @@
           <w:tcPr>
             <w:tcW w:type="dxa" w:w="2351"/>
             <w:vAlign w:val="center"/>
+            <w:shd w:val="clear" w:color="auto" w:fill="F1F5F9"/>
           </w:tcPr>
           <w:p>
             <w:pPr>
-              <w:spacing w:after="40" w:line="312" w:lineRule="auto"/>
+              <w:spacing w:after="40" w:line="312" w:lineRule="auto" w:before="40"/>
               <w:ind w:firstLine="0"/>
             </w:pPr>
             <w:r>
               <w:rPr>
+                <w:rFonts w:ascii="Times New Roman" w:hAnsi="Times New Roman" w:eastAsia="宋体"/>
                 <w:sz w:val="19"/>
               </w:rPr>
               <w:t>人民币汇改</w:t>
@@ -4852,14 +5797,16 @@
           <w:tcPr>
             <w:tcW w:type="dxa" w:w="2351"/>
             <w:vAlign w:val="center"/>
+            <w:shd w:val="clear" w:color="auto" w:fill="F1F5F9"/>
           </w:tcPr>
           <w:p>
             <w:pPr>
-              <w:spacing w:after="40" w:line="312" w:lineRule="auto"/>
+              <w:spacing w:after="40" w:line="312" w:lineRule="auto" w:before="40"/>
               <w:ind w:firstLine="0"/>
             </w:pPr>
             <w:r>
               <w:rPr>
+                <w:rFonts w:ascii="Times New Roman" w:hAnsi="Times New Roman" w:eastAsia="宋体"/>
                 <w:sz w:val="19"/>
               </w:rPr>
               <w:t>汇率</w:t>
@@ -4870,14 +5817,16 @@
           <w:tcPr>
             <w:tcW w:type="dxa" w:w="2351"/>
             <w:vAlign w:val="center"/>
+            <w:shd w:val="clear" w:color="auto" w:fill="F1F5F9"/>
           </w:tcPr>
           <w:p>
             <w:pPr>
-              <w:spacing w:after="40" w:line="312" w:lineRule="auto"/>
+              <w:spacing w:after="40" w:line="312" w:lineRule="auto" w:before="40"/>
               <w:ind w:firstLine="0"/>
             </w:pPr>
             <w:r>
               <w:rPr>
+                <w:rFonts w:ascii="Times New Roman" w:hAnsi="Times New Roman" w:eastAsia="宋体"/>
                 <w:sz w:val="19"/>
               </w:rPr>
               <w:t>汇率</w:t>
@@ -4890,14 +5839,16 @@
           <w:tcPr>
             <w:tcW w:type="dxa" w:w="2351"/>
             <w:vAlign w:val="center"/>
+            <w:shd w:val="clear" w:color="auto" w:fill="FFFFFF"/>
           </w:tcPr>
           <w:p>
             <w:pPr>
-              <w:spacing w:after="40" w:line="312" w:lineRule="auto"/>
+              <w:spacing w:after="40" w:line="312" w:lineRule="auto" w:before="40"/>
               <w:ind w:firstLine="0"/>
             </w:pPr>
             <w:r>
               <w:rPr>
+                <w:rFonts w:ascii="Times New Roman" w:hAnsi="Times New Roman" w:eastAsia="宋体"/>
                 <w:sz w:val="19"/>
               </w:rPr>
               <w:t>2005.11</w:t>
@@ -4908,14 +5859,16 @@
           <w:tcPr>
             <w:tcW w:type="dxa" w:w="2351"/>
             <w:vAlign w:val="center"/>
+            <w:shd w:val="clear" w:color="auto" w:fill="FFFFFF"/>
           </w:tcPr>
           <w:p>
             <w:pPr>
-              <w:spacing w:after="40" w:line="312" w:lineRule="auto"/>
+              <w:spacing w:after="40" w:line="312" w:lineRule="auto" w:before="40"/>
               <w:ind w:firstLine="0"/>
             </w:pPr>
             <w:r>
               <w:rPr>
+                <w:rFonts w:ascii="Times New Roman" w:hAnsi="Times New Roman" w:eastAsia="宋体"/>
                 <w:sz w:val="19"/>
               </w:rPr>
               <w:t>神华 H 股 IPO</w:t>
@@ -4926,14 +5879,16 @@
           <w:tcPr>
             <w:tcW w:type="dxa" w:w="2351"/>
             <w:vAlign w:val="center"/>
+            <w:shd w:val="clear" w:color="auto" w:fill="FFFFFF"/>
           </w:tcPr>
           <w:p>
             <w:pPr>
-              <w:spacing w:after="40" w:line="312" w:lineRule="auto"/>
+              <w:spacing w:after="40" w:line="312" w:lineRule="auto" w:before="40"/>
               <w:ind w:firstLine="0"/>
             </w:pPr>
             <w:r>
               <w:rPr>
+                <w:rFonts w:ascii="Times New Roman" w:hAnsi="Times New Roman" w:eastAsia="宋体"/>
                 <w:sz w:val="19"/>
               </w:rPr>
               <w:t>IPO</w:t>
@@ -4944,14 +5899,16 @@
           <w:tcPr>
             <w:tcW w:type="dxa" w:w="2351"/>
             <w:vAlign w:val="center"/>
+            <w:shd w:val="clear" w:color="auto" w:fill="FFFFFF"/>
           </w:tcPr>
           <w:p>
             <w:pPr>
-              <w:spacing w:after="40" w:line="312" w:lineRule="auto"/>
+              <w:spacing w:after="40" w:line="312" w:lineRule="auto" w:before="40"/>
               <w:ind w:firstLine="0"/>
             </w:pPr>
             <w:r>
               <w:rPr>
+                <w:rFonts w:ascii="Times New Roman" w:hAnsi="Times New Roman" w:eastAsia="宋体"/>
                 <w:sz w:val="19"/>
               </w:rPr>
               <w:t>IPO</w:t>
@@ -4964,14 +5921,16 @@
           <w:tcPr>
             <w:tcW w:type="dxa" w:w="2351"/>
             <w:vAlign w:val="center"/>
+            <w:shd w:val="clear" w:color="auto" w:fill="F1F5F9"/>
           </w:tcPr>
           <w:p>
             <w:pPr>
-              <w:spacing w:after="40" w:line="312" w:lineRule="auto"/>
+              <w:spacing w:after="40" w:line="312" w:lineRule="auto" w:before="40"/>
               <w:ind w:firstLine="0"/>
             </w:pPr>
             <w:r>
               <w:rPr>
+                <w:rFonts w:ascii="Times New Roman" w:hAnsi="Times New Roman" w:eastAsia="宋体"/>
                 <w:sz w:val="19"/>
               </w:rPr>
               <w:t>2006.04</w:t>
@@ -4982,14 +5941,16 @@
           <w:tcPr>
             <w:tcW w:type="dxa" w:w="2351"/>
             <w:vAlign w:val="center"/>
+            <w:shd w:val="clear" w:color="auto" w:fill="F1F5F9"/>
           </w:tcPr>
           <w:p>
             <w:pPr>
-              <w:spacing w:after="40" w:line="312" w:lineRule="auto"/>
+              <w:spacing w:after="40" w:line="312" w:lineRule="auto" w:before="40"/>
               <w:ind w:firstLine="0"/>
             </w:pPr>
             <w:r>
               <w:rPr>
+                <w:rFonts w:ascii="Times New Roman" w:hAnsi="Times New Roman" w:eastAsia="宋体"/>
                 <w:sz w:val="19"/>
               </w:rPr>
               <w:t>中铝 A 股 IPO</w:t>
@@ -5000,14 +5961,16 @@
           <w:tcPr>
             <w:tcW w:type="dxa" w:w="2351"/>
             <w:vAlign w:val="center"/>
+            <w:shd w:val="clear" w:color="auto" w:fill="F1F5F9"/>
           </w:tcPr>
           <w:p>
             <w:pPr>
-              <w:spacing w:after="40" w:line="312" w:lineRule="auto"/>
+              <w:spacing w:after="40" w:line="312" w:lineRule="auto" w:before="40"/>
               <w:ind w:firstLine="0"/>
             </w:pPr>
             <w:r>
               <w:rPr>
+                <w:rFonts w:ascii="Times New Roman" w:hAnsi="Times New Roman" w:eastAsia="宋体"/>
                 <w:sz w:val="19"/>
               </w:rPr>
               <w:t>IPO</w:t>
@@ -5018,14 +5981,16 @@
           <w:tcPr>
             <w:tcW w:type="dxa" w:w="2351"/>
             <w:vAlign w:val="center"/>
+            <w:shd w:val="clear" w:color="auto" w:fill="F1F5F9"/>
           </w:tcPr>
           <w:p>
             <w:pPr>
-              <w:spacing w:after="40" w:line="312" w:lineRule="auto"/>
+              <w:spacing w:after="40" w:line="312" w:lineRule="auto" w:before="40"/>
               <w:ind w:firstLine="0"/>
             </w:pPr>
             <w:r>
               <w:rPr>
+                <w:rFonts w:ascii="Times New Roman" w:hAnsi="Times New Roman" w:eastAsia="宋体"/>
                 <w:sz w:val="19"/>
               </w:rPr>
               <w:t>IPO</w:t>
@@ -5038,14 +6003,16 @@
           <w:tcPr>
             <w:tcW w:type="dxa" w:w="2351"/>
             <w:vAlign w:val="center"/>
+            <w:shd w:val="clear" w:color="auto" w:fill="FFFFFF"/>
           </w:tcPr>
           <w:p>
             <w:pPr>
-              <w:spacing w:after="40" w:line="312" w:lineRule="auto"/>
+              <w:spacing w:after="40" w:line="312" w:lineRule="auto" w:before="40"/>
               <w:ind w:firstLine="0"/>
             </w:pPr>
             <w:r>
               <w:rPr>
+                <w:rFonts w:ascii="Times New Roman" w:hAnsi="Times New Roman" w:eastAsia="宋体"/>
                 <w:sz w:val="19"/>
               </w:rPr>
               <w:t>2006.05</w:t>
@@ -5056,14 +6023,16 @@
           <w:tcPr>
             <w:tcW w:type="dxa" w:w="2351"/>
             <w:vAlign w:val="center"/>
+            <w:shd w:val="clear" w:color="auto" w:fill="FFFFFF"/>
           </w:tcPr>
           <w:p>
             <w:pPr>
-              <w:spacing w:after="40" w:line="312" w:lineRule="auto"/>
+              <w:spacing w:after="40" w:line="312" w:lineRule="auto" w:before="40"/>
               <w:ind w:firstLine="0"/>
             </w:pPr>
             <w:r>
               <w:rPr>
+                <w:rFonts w:ascii="Times New Roman" w:hAnsi="Times New Roman" w:eastAsia="宋体"/>
                 <w:sz w:val="19"/>
               </w:rPr>
               <w:t>LME 铜 $8,800 历史新高</w:t>
@@ -5074,14 +6043,16 @@
           <w:tcPr>
             <w:tcW w:type="dxa" w:w="2351"/>
             <w:vAlign w:val="center"/>
+            <w:shd w:val="clear" w:color="auto" w:fill="FFFFFF"/>
           </w:tcPr>
           <w:p>
             <w:pPr>
-              <w:spacing w:after="40" w:line="312" w:lineRule="auto"/>
+              <w:spacing w:after="40" w:line="312" w:lineRule="auto" w:before="40"/>
               <w:ind w:firstLine="0"/>
             </w:pPr>
             <w:r>
               <w:rPr>
+                <w:rFonts w:ascii="Times New Roman" w:hAnsi="Times New Roman" w:eastAsia="宋体"/>
                 <w:sz w:val="19"/>
               </w:rPr>
               <w:t>商品</w:t>
@@ -5092,14 +6063,16 @@
           <w:tcPr>
             <w:tcW w:type="dxa" w:w="2351"/>
             <w:vAlign w:val="center"/>
+            <w:shd w:val="clear" w:color="auto" w:fill="FFFFFF"/>
           </w:tcPr>
           <w:p>
             <w:pPr>
-              <w:spacing w:after="40" w:line="312" w:lineRule="auto"/>
+              <w:spacing w:after="40" w:line="312" w:lineRule="auto" w:before="40"/>
               <w:ind w:firstLine="0"/>
             </w:pPr>
             <w:r>
               <w:rPr>
+                <w:rFonts w:ascii="Times New Roman" w:hAnsi="Times New Roman" w:eastAsia="宋体"/>
                 <w:sz w:val="19"/>
               </w:rPr>
               <w:t>行业</w:t>
@@ -5112,14 +6085,16 @@
           <w:tcPr>
             <w:tcW w:type="dxa" w:w="2351"/>
             <w:vAlign w:val="center"/>
+            <w:shd w:val="clear" w:color="auto" w:fill="F1F5F9"/>
           </w:tcPr>
           <w:p>
             <w:pPr>
-              <w:spacing w:after="40" w:line="312" w:lineRule="auto"/>
+              <w:spacing w:after="40" w:line="312" w:lineRule="auto" w:before="40"/>
               <w:ind w:firstLine="0"/>
             </w:pPr>
             <w:r>
               <w:rPr>
+                <w:rFonts w:ascii="Times New Roman" w:hAnsi="Times New Roman" w:eastAsia="宋体"/>
                 <w:sz w:val="19"/>
               </w:rPr>
               <w:t>2006.06</w:t>
@@ -5130,14 +6105,16 @@
           <w:tcPr>
             <w:tcW w:type="dxa" w:w="2351"/>
             <w:vAlign w:val="center"/>
+            <w:shd w:val="clear" w:color="auto" w:fill="F1F5F9"/>
           </w:tcPr>
           <w:p>
             <w:pPr>
-              <w:spacing w:after="40" w:line="312" w:lineRule="auto"/>
+              <w:spacing w:after="40" w:line="312" w:lineRule="auto" w:before="40"/>
               <w:ind w:firstLine="0"/>
             </w:pPr>
             <w:r>
               <w:rPr>
+                <w:rFonts w:ascii="Times New Roman" w:hAnsi="Times New Roman" w:eastAsia="宋体"/>
                 <w:sz w:val="19"/>
               </w:rPr>
               <w:t>美联储加息见顶 5.25%</w:t>
@@ -5148,14 +6125,16 @@
           <w:tcPr>
             <w:tcW w:type="dxa" w:w="2351"/>
             <w:vAlign w:val="center"/>
+            <w:shd w:val="clear" w:color="auto" w:fill="F1F5F9"/>
           </w:tcPr>
           <w:p>
             <w:pPr>
-              <w:spacing w:after="40" w:line="312" w:lineRule="auto"/>
+              <w:spacing w:after="40" w:line="312" w:lineRule="auto" w:before="40"/>
               <w:ind w:firstLine="0"/>
             </w:pPr>
             <w:r>
               <w:rPr>
+                <w:rFonts w:ascii="Times New Roman" w:hAnsi="Times New Roman" w:eastAsia="宋体"/>
                 <w:sz w:val="19"/>
               </w:rPr>
               <w:t>货币</w:t>
@@ -5166,14 +6145,16 @@
           <w:tcPr>
             <w:tcW w:type="dxa" w:w="2351"/>
             <w:vAlign w:val="center"/>
+            <w:shd w:val="clear" w:color="auto" w:fill="F1F5F9"/>
           </w:tcPr>
           <w:p>
             <w:pPr>
-              <w:spacing w:after="40" w:line="312" w:lineRule="auto"/>
+              <w:spacing w:after="40" w:line="312" w:lineRule="auto" w:before="40"/>
               <w:ind w:firstLine="0"/>
             </w:pPr>
             <w:r>
               <w:rPr>
+                <w:rFonts w:ascii="Times New Roman" w:hAnsi="Times New Roman" w:eastAsia="宋体"/>
                 <w:sz w:val="19"/>
               </w:rPr>
               <w:t>货币政策</w:t>
@@ -5186,14 +6167,16 @@
           <w:tcPr>
             <w:tcW w:type="dxa" w:w="2351"/>
             <w:vAlign w:val="center"/>
+            <w:shd w:val="clear" w:color="auto" w:fill="FFFFFF"/>
           </w:tcPr>
           <w:p>
             <w:pPr>
-              <w:spacing w:after="40" w:line="312" w:lineRule="auto"/>
+              <w:spacing w:after="40" w:line="312" w:lineRule="auto" w:before="40"/>
               <w:ind w:firstLine="0"/>
             </w:pPr>
             <w:r>
               <w:rPr>
+                <w:rFonts w:ascii="Times New Roman" w:hAnsi="Times New Roman" w:eastAsia="宋体"/>
                 <w:sz w:val="19"/>
               </w:rPr>
               <w:t>2007.04.30</w:t>
@@ -5204,14 +6187,16 @@
           <w:tcPr>
             <w:tcW w:type="dxa" w:w="2351"/>
             <w:vAlign w:val="center"/>
+            <w:shd w:val="clear" w:color="auto" w:fill="FFFFFF"/>
           </w:tcPr>
           <w:p>
             <w:pPr>
-              <w:spacing w:after="40" w:line="312" w:lineRule="auto"/>
+              <w:spacing w:after="40" w:line="312" w:lineRule="auto" w:before="40"/>
               <w:ind w:firstLine="0"/>
             </w:pPr>
             <w:r>
               <w:rPr>
+                <w:rFonts w:ascii="Times New Roman" w:hAnsi="Times New Roman" w:eastAsia="宋体"/>
                 <w:sz w:val="19"/>
               </w:rPr>
               <w:t>中铝吸收合并山铝/兰铝</w:t>
@@ -5222,14 +6207,16 @@
           <w:tcPr>
             <w:tcW w:type="dxa" w:w="2351"/>
             <w:vAlign w:val="center"/>
+            <w:shd w:val="clear" w:color="auto" w:fill="FFFFFF"/>
           </w:tcPr>
           <w:p>
             <w:pPr>
-              <w:spacing w:after="40" w:line="312" w:lineRule="auto"/>
+              <w:spacing w:after="40" w:line="312" w:lineRule="auto" w:before="40"/>
               <w:ind w:firstLine="0"/>
             </w:pPr>
             <w:r>
               <w:rPr>
+                <w:rFonts w:ascii="Times New Roman" w:hAnsi="Times New Roman" w:eastAsia="宋体"/>
                 <w:sz w:val="19"/>
               </w:rPr>
               <w:t>公司</w:t>
@@ -5240,14 +6227,16 @@
           <w:tcPr>
             <w:tcW w:type="dxa" w:w="2351"/>
             <w:vAlign w:val="center"/>
+            <w:shd w:val="clear" w:color="auto" w:fill="FFFFFF"/>
           </w:tcPr>
           <w:p>
             <w:pPr>
-              <w:spacing w:after="40" w:line="312" w:lineRule="auto"/>
+              <w:spacing w:after="40" w:line="312" w:lineRule="auto" w:before="40"/>
               <w:ind w:firstLine="0"/>
             </w:pPr>
             <w:r>
               <w:rPr>
+                <w:rFonts w:ascii="Times New Roman" w:hAnsi="Times New Roman" w:eastAsia="宋体"/>
                 <w:sz w:val="19"/>
               </w:rPr>
               <w:t>公司</w:t>
@@ -5260,14 +6249,16 @@
           <w:tcPr>
             <w:tcW w:type="dxa" w:w="2351"/>
             <w:vAlign w:val="center"/>
+            <w:shd w:val="clear" w:color="auto" w:fill="F1F5F9"/>
           </w:tcPr>
           <w:p>
             <w:pPr>
-              <w:spacing w:after="40" w:line="312" w:lineRule="auto"/>
+              <w:spacing w:after="40" w:line="312" w:lineRule="auto" w:before="40"/>
               <w:ind w:firstLine="0"/>
             </w:pPr>
             <w:r>
               <w:rPr>
+                <w:rFonts w:ascii="Times New Roman" w:hAnsi="Times New Roman" w:eastAsia="宋体"/>
                 <w:sz w:val="19"/>
               </w:rPr>
               <w:t>2007.05.30</w:t>
@@ -5278,14 +6269,16 @@
           <w:tcPr>
             <w:tcW w:type="dxa" w:w="2351"/>
             <w:vAlign w:val="center"/>
+            <w:shd w:val="clear" w:color="auto" w:fill="F1F5F9"/>
           </w:tcPr>
           <w:p>
             <w:pPr>
-              <w:spacing w:after="40" w:line="312" w:lineRule="auto"/>
+              <w:spacing w:after="40" w:line="312" w:lineRule="auto" w:before="40"/>
               <w:ind w:firstLine="0"/>
             </w:pPr>
             <w:r>
               <w:rPr>
+                <w:rFonts w:ascii="Times New Roman" w:hAnsi="Times New Roman" w:eastAsia="宋体"/>
                 <w:sz w:val="19"/>
               </w:rPr>
               <w:t>印花税 1‰→3‰</w:t>
@@ -5296,14 +6289,16 @@
           <w:tcPr>
             <w:tcW w:type="dxa" w:w="2351"/>
             <w:vAlign w:val="center"/>
+            <w:shd w:val="clear" w:color="auto" w:fill="F1F5F9"/>
           </w:tcPr>
           <w:p>
             <w:pPr>
-              <w:spacing w:after="40" w:line="312" w:lineRule="auto"/>
+              <w:spacing w:after="40" w:line="312" w:lineRule="auto" w:before="40"/>
               <w:ind w:firstLine="0"/>
             </w:pPr>
             <w:r>
               <w:rPr>
+                <w:rFonts w:ascii="Times New Roman" w:hAnsi="Times New Roman" w:eastAsia="宋体"/>
                 <w:sz w:val="19"/>
               </w:rPr>
               <w:t>政策</w:t>
@@ -5314,14 +6309,16 @@
           <w:tcPr>
             <w:tcW w:type="dxa" w:w="2351"/>
             <w:vAlign w:val="center"/>
+            <w:shd w:val="clear" w:color="auto" w:fill="F1F5F9"/>
           </w:tcPr>
           <w:p>
             <w:pPr>
-              <w:spacing w:after="40" w:line="312" w:lineRule="auto"/>
+              <w:spacing w:after="40" w:line="312" w:lineRule="auto" w:before="40"/>
               <w:ind w:firstLine="0"/>
             </w:pPr>
             <w:r>
               <w:rPr>
+                <w:rFonts w:ascii="Times New Roman" w:hAnsi="Times New Roman" w:eastAsia="宋体"/>
                 <w:sz w:val="19"/>
               </w:rPr>
               <w:t>政策</w:t>
@@ -5334,14 +6331,16 @@
           <w:tcPr>
             <w:tcW w:type="dxa" w:w="2351"/>
             <w:vAlign w:val="center"/>
+            <w:shd w:val="clear" w:color="auto" w:fill="FFFFFF"/>
           </w:tcPr>
           <w:p>
             <w:pPr>
-              <w:spacing w:after="40" w:line="312" w:lineRule="auto"/>
+              <w:spacing w:after="40" w:line="312" w:lineRule="auto" w:before="40"/>
               <w:ind w:firstLine="0"/>
             </w:pPr>
             <w:r>
               <w:rPr>
+                <w:rFonts w:ascii="Times New Roman" w:hAnsi="Times New Roman" w:eastAsia="宋体"/>
                 <w:sz w:val="19"/>
               </w:rPr>
               <w:t>2007.07.12</w:t>
@@ -5352,14 +6351,16 @@
           <w:tcPr>
             <w:tcW w:type="dxa" w:w="2351"/>
             <w:vAlign w:val="center"/>
+            <w:shd w:val="clear" w:color="auto" w:fill="FFFFFF"/>
           </w:tcPr>
           <w:p>
             <w:pPr>
-              <w:spacing w:after="40" w:line="312" w:lineRule="auto"/>
+              <w:spacing w:after="40" w:line="312" w:lineRule="auto" w:before="40"/>
               <w:ind w:firstLine="0"/>
             </w:pPr>
             <w:r>
               <w:rPr>
+                <w:rFonts w:ascii="Times New Roman" w:hAnsi="Times New Roman" w:eastAsia="宋体"/>
                 <w:sz w:val="19"/>
               </w:rPr>
               <w:t>西部矿业上市</w:t>
@@ -5370,14 +6371,16 @@
           <w:tcPr>
             <w:tcW w:type="dxa" w:w="2351"/>
             <w:vAlign w:val="center"/>
+            <w:shd w:val="clear" w:color="auto" w:fill="FFFFFF"/>
           </w:tcPr>
           <w:p>
             <w:pPr>
-              <w:spacing w:after="40" w:line="312" w:lineRule="auto"/>
+              <w:spacing w:after="40" w:line="312" w:lineRule="auto" w:before="40"/>
               <w:ind w:firstLine="0"/>
             </w:pPr>
             <w:r>
               <w:rPr>
+                <w:rFonts w:ascii="Times New Roman" w:hAnsi="Times New Roman" w:eastAsia="宋体"/>
                 <w:sz w:val="19"/>
               </w:rPr>
               <w:t>IPO</w:t>
@@ -5388,14 +6391,16 @@
           <w:tcPr>
             <w:tcW w:type="dxa" w:w="2351"/>
             <w:vAlign w:val="center"/>
+            <w:shd w:val="clear" w:color="auto" w:fill="FFFFFF"/>
           </w:tcPr>
           <w:p>
             <w:pPr>
-              <w:spacing w:after="40" w:line="312" w:lineRule="auto"/>
+              <w:spacing w:after="40" w:line="312" w:lineRule="auto" w:before="40"/>
               <w:ind w:firstLine="0"/>
             </w:pPr>
             <w:r>
               <w:rPr>
+                <w:rFonts w:ascii="Times New Roman" w:hAnsi="Times New Roman" w:eastAsia="宋体"/>
                 <w:sz w:val="19"/>
               </w:rPr>
               <w:t>IPO</w:t>
@@ -5408,14 +6413,16 @@
           <w:tcPr>
             <w:tcW w:type="dxa" w:w="2351"/>
             <w:vAlign w:val="center"/>
+            <w:shd w:val="clear" w:color="auto" w:fill="F1F5F9"/>
           </w:tcPr>
           <w:p>
             <w:pPr>
-              <w:spacing w:after="40" w:line="312" w:lineRule="auto"/>
+              <w:spacing w:after="40" w:line="312" w:lineRule="auto" w:before="40"/>
               <w:ind w:firstLine="0"/>
             </w:pPr>
             <w:r>
               <w:rPr>
+                <w:rFonts w:ascii="Times New Roman" w:hAnsi="Times New Roman" w:eastAsia="宋体"/>
                 <w:sz w:val="19"/>
               </w:rPr>
               <w:t>2007.09.25</w:t>
@@ -5426,14 +6433,16 @@
           <w:tcPr>
             <w:tcW w:type="dxa" w:w="2351"/>
             <w:vAlign w:val="center"/>
+            <w:shd w:val="clear" w:color="auto" w:fill="F1F5F9"/>
           </w:tcPr>
           <w:p>
             <w:pPr>
-              <w:spacing w:after="40" w:line="312" w:lineRule="auto"/>
+              <w:spacing w:after="40" w:line="312" w:lineRule="auto" w:before="40"/>
               <w:ind w:firstLine="0"/>
             </w:pPr>
             <w:r>
               <w:rPr>
+                <w:rFonts w:ascii="Times New Roman" w:hAnsi="Times New Roman" w:eastAsia="宋体"/>
                 <w:sz w:val="19"/>
               </w:rPr>
               <w:t>建设银行 A 股 IPO</w:t>
@@ -5444,14 +6453,16 @@
           <w:tcPr>
             <w:tcW w:type="dxa" w:w="2351"/>
             <w:vAlign w:val="center"/>
+            <w:shd w:val="clear" w:color="auto" w:fill="F1F5F9"/>
           </w:tcPr>
           <w:p>
             <w:pPr>
-              <w:spacing w:after="40" w:line="312" w:lineRule="auto"/>
+              <w:spacing w:after="40" w:line="312" w:lineRule="auto" w:before="40"/>
               <w:ind w:firstLine="0"/>
             </w:pPr>
             <w:r>
               <w:rPr>
+                <w:rFonts w:ascii="Times New Roman" w:hAnsi="Times New Roman" w:eastAsia="宋体"/>
                 <w:sz w:val="19"/>
               </w:rPr>
               <w:t>IPO</w:t>
@@ -5462,14 +6473,16 @@
           <w:tcPr>
             <w:tcW w:type="dxa" w:w="2351"/>
             <w:vAlign w:val="center"/>
+            <w:shd w:val="clear" w:color="auto" w:fill="F1F5F9"/>
           </w:tcPr>
           <w:p>
             <w:pPr>
-              <w:spacing w:after="40" w:line="312" w:lineRule="auto"/>
+              <w:spacing w:after="40" w:line="312" w:lineRule="auto" w:before="40"/>
               <w:ind w:firstLine="0"/>
             </w:pPr>
             <w:r>
               <w:rPr>
+                <w:rFonts w:ascii="Times New Roman" w:hAnsi="Times New Roman" w:eastAsia="宋体"/>
                 <w:sz w:val="19"/>
               </w:rPr>
               <w:t>IPO</w:t>
@@ -5482,14 +6495,16 @@
           <w:tcPr>
             <w:tcW w:type="dxa" w:w="2351"/>
             <w:vAlign w:val="center"/>
+            <w:shd w:val="clear" w:color="auto" w:fill="FFFFFF"/>
           </w:tcPr>
           <w:p>
             <w:pPr>
-              <w:spacing w:after="40" w:line="312" w:lineRule="auto"/>
+              <w:spacing w:after="40" w:line="312" w:lineRule="auto" w:before="40"/>
               <w:ind w:firstLine="0"/>
             </w:pPr>
             <w:r>
               <w:rPr>
+                <w:rFonts w:ascii="Times New Roman" w:hAnsi="Times New Roman" w:eastAsia="宋体"/>
                 <w:sz w:val="19"/>
               </w:rPr>
               <w:t>2007.10.09</w:t>
@@ -5500,14 +6515,16 @@
           <w:tcPr>
             <w:tcW w:type="dxa" w:w="2351"/>
             <w:vAlign w:val="center"/>
+            <w:shd w:val="clear" w:color="auto" w:fill="FFFFFF"/>
           </w:tcPr>
           <w:p>
             <w:pPr>
-              <w:spacing w:after="40" w:line="312" w:lineRule="auto"/>
+              <w:spacing w:after="40" w:line="312" w:lineRule="auto" w:before="40"/>
               <w:ind w:firstLine="0"/>
             </w:pPr>
             <w:r>
               <w:rPr>
+                <w:rFonts w:ascii="Times New Roman" w:hAnsi="Times New Roman" w:eastAsia="宋体"/>
                 <w:sz w:val="19"/>
               </w:rPr>
               <w:t>中国神华 A 股 IPO</w:t>
@@ -5518,14 +6535,16 @@
           <w:tcPr>
             <w:tcW w:type="dxa" w:w="2351"/>
             <w:vAlign w:val="center"/>
+            <w:shd w:val="clear" w:color="auto" w:fill="FFFFFF"/>
           </w:tcPr>
           <w:p>
             <w:pPr>
-              <w:spacing w:after="40" w:line="312" w:lineRule="auto"/>
+              <w:spacing w:after="40" w:line="312" w:lineRule="auto" w:before="40"/>
               <w:ind w:firstLine="0"/>
             </w:pPr>
             <w:r>
               <w:rPr>
+                <w:rFonts w:ascii="Times New Roman" w:hAnsi="Times New Roman" w:eastAsia="宋体"/>
                 <w:sz w:val="19"/>
               </w:rPr>
               <w:t>IPO</w:t>
@@ -5536,14 +6555,16 @@
           <w:tcPr>
             <w:tcW w:type="dxa" w:w="2351"/>
             <w:vAlign w:val="center"/>
+            <w:shd w:val="clear" w:color="auto" w:fill="FFFFFF"/>
           </w:tcPr>
           <w:p>
             <w:pPr>
-              <w:spacing w:after="40" w:line="312" w:lineRule="auto"/>
+              <w:spacing w:after="40" w:line="312" w:lineRule="auto" w:before="40"/>
               <w:ind w:firstLine="0"/>
             </w:pPr>
             <w:r>
               <w:rPr>
+                <w:rFonts w:ascii="Times New Roman" w:hAnsi="Times New Roman" w:eastAsia="宋体"/>
                 <w:sz w:val="19"/>
               </w:rPr>
               <w:t>IPO</w:t>
@@ -5556,14 +6577,16 @@
           <w:tcPr>
             <w:tcW w:type="dxa" w:w="2351"/>
             <w:vAlign w:val="center"/>
+            <w:shd w:val="clear" w:color="auto" w:fill="F1F5F9"/>
           </w:tcPr>
           <w:p>
             <w:pPr>
-              <w:spacing w:after="40" w:line="312" w:lineRule="auto"/>
+              <w:spacing w:after="40" w:line="312" w:lineRule="auto" w:before="40"/>
               <w:ind w:firstLine="0"/>
             </w:pPr>
             <w:r>
               <w:rPr>
+                <w:rFonts w:ascii="Times New Roman" w:hAnsi="Times New Roman" w:eastAsia="宋体"/>
                 <w:sz w:val="19"/>
               </w:rPr>
               <w:t>2007.10.16</w:t>
@@ -5574,14 +6597,16 @@
           <w:tcPr>
             <w:tcW w:type="dxa" w:w="2351"/>
             <w:vAlign w:val="center"/>
+            <w:shd w:val="clear" w:color="auto" w:fill="F1F5F9"/>
           </w:tcPr>
           <w:p>
             <w:pPr>
-              <w:spacing w:after="40" w:line="312" w:lineRule="auto"/>
+              <w:spacing w:after="40" w:line="312" w:lineRule="auto" w:before="40"/>
               <w:ind w:firstLine="0"/>
             </w:pPr>
             <w:r>
               <w:rPr>
+                <w:rFonts w:ascii="Times New Roman" w:hAnsi="Times New Roman" w:eastAsia="宋体"/>
                 <w:sz w:val="19"/>
               </w:rPr>
               <w:t>上证 6124 见顶</w:t>
@@ -5592,14 +6617,16 @@
           <w:tcPr>
             <w:tcW w:type="dxa" w:w="2351"/>
             <w:vAlign w:val="center"/>
+            <w:shd w:val="clear" w:color="auto" w:fill="F1F5F9"/>
           </w:tcPr>
           <w:p>
             <w:pPr>
-              <w:spacing w:after="40" w:line="312" w:lineRule="auto"/>
+              <w:spacing w:after="40" w:line="312" w:lineRule="auto" w:before="40"/>
               <w:ind w:firstLine="0"/>
             </w:pPr>
             <w:r>
               <w:rPr>
+                <w:rFonts w:ascii="Times New Roman" w:hAnsi="Times New Roman" w:eastAsia="宋体"/>
                 <w:sz w:val="19"/>
               </w:rPr>
               <w:t>市场</w:t>
@@ -5610,14 +6637,16 @@
           <w:tcPr>
             <w:tcW w:type="dxa" w:w="2351"/>
             <w:vAlign w:val="center"/>
+            <w:shd w:val="clear" w:color="auto" w:fill="F1F5F9"/>
           </w:tcPr>
           <w:p>
             <w:pPr>
-              <w:spacing w:after="40" w:line="312" w:lineRule="auto"/>
+              <w:spacing w:after="40" w:line="312" w:lineRule="auto" w:before="40"/>
               <w:ind w:firstLine="0"/>
             </w:pPr>
             <w:r>
               <w:rPr>
+                <w:rFonts w:ascii="Times New Roman" w:hAnsi="Times New Roman" w:eastAsia="宋体"/>
                 <w:sz w:val="19"/>
               </w:rPr>
               <w:t>资本市场</w:t>
@@ -5630,14 +6659,16 @@
           <w:tcPr>
             <w:tcW w:type="dxa" w:w="2351"/>
             <w:vAlign w:val="center"/>
+            <w:shd w:val="clear" w:color="auto" w:fill="FFFFFF"/>
           </w:tcPr>
           <w:p>
             <w:pPr>
-              <w:spacing w:after="40" w:line="312" w:lineRule="auto"/>
+              <w:spacing w:after="40" w:line="312" w:lineRule="auto" w:before="40"/>
               <w:ind w:firstLine="0"/>
             </w:pPr>
             <w:r>
               <w:rPr>
+                <w:rFonts w:ascii="Times New Roman" w:hAnsi="Times New Roman" w:eastAsia="宋体"/>
                 <w:sz w:val="19"/>
               </w:rPr>
               <w:t>2007.11.05</w:t>
@@ -5648,14 +6679,16 @@
           <w:tcPr>
             <w:tcW w:type="dxa" w:w="2351"/>
             <w:vAlign w:val="center"/>
+            <w:shd w:val="clear" w:color="auto" w:fill="FFFFFF"/>
           </w:tcPr>
           <w:p>
             <w:pPr>
-              <w:spacing w:after="40" w:line="312" w:lineRule="auto"/>
+              <w:spacing w:after="40" w:line="312" w:lineRule="auto" w:before="40"/>
               <w:ind w:firstLine="0"/>
             </w:pPr>
             <w:r>
               <w:rPr>
+                <w:rFonts w:ascii="Times New Roman" w:hAnsi="Times New Roman" w:eastAsia="宋体"/>
                 <w:sz w:val="19"/>
               </w:rPr>
               <w:t>中石油 A 股 IPO</w:t>
@@ -5666,14 +6699,16 @@
           <w:tcPr>
             <w:tcW w:type="dxa" w:w="2351"/>
             <w:vAlign w:val="center"/>
+            <w:shd w:val="clear" w:color="auto" w:fill="FFFFFF"/>
           </w:tcPr>
           <w:p>
             <w:pPr>
-              <w:spacing w:after="40" w:line="312" w:lineRule="auto"/>
+              <w:spacing w:after="40" w:line="312" w:lineRule="auto" w:before="40"/>
               <w:ind w:firstLine="0"/>
             </w:pPr>
             <w:r>
               <w:rPr>
+                <w:rFonts w:ascii="Times New Roman" w:hAnsi="Times New Roman" w:eastAsia="宋体"/>
                 <w:sz w:val="19"/>
               </w:rPr>
               <w:t>IPO</w:t>
@@ -5684,14 +6719,16 @@
           <w:tcPr>
             <w:tcW w:type="dxa" w:w="2351"/>
             <w:vAlign w:val="center"/>
+            <w:shd w:val="clear" w:color="auto" w:fill="FFFFFF"/>
           </w:tcPr>
           <w:p>
             <w:pPr>
-              <w:spacing w:after="40" w:line="312" w:lineRule="auto"/>
+              <w:spacing w:after="40" w:line="312" w:lineRule="auto" w:before="40"/>
               <w:ind w:firstLine="0"/>
             </w:pPr>
             <w:r>
               <w:rPr>
+                <w:rFonts w:ascii="Times New Roman" w:hAnsi="Times New Roman" w:eastAsia="宋体"/>
                 <w:sz w:val="19"/>
               </w:rPr>
               <w:t>IPO</w:t>
@@ -5704,14 +6741,16 @@
           <w:tcPr>
             <w:tcW w:type="dxa" w:w="2351"/>
             <w:vAlign w:val="center"/>
+            <w:shd w:val="clear" w:color="auto" w:fill="F1F5F9"/>
           </w:tcPr>
           <w:p>
             <w:pPr>
-              <w:spacing w:after="40" w:line="312" w:lineRule="auto"/>
+              <w:spacing w:after="40" w:line="312" w:lineRule="auto" w:before="40"/>
               <w:ind w:firstLine="0"/>
             </w:pPr>
             <w:r>
               <w:rPr>
+                <w:rFonts w:ascii="Times New Roman" w:hAnsi="Times New Roman" w:eastAsia="宋体"/>
                 <w:sz w:val="19"/>
               </w:rPr>
               <w:t>2008.07.03</w:t>
@@ -5722,14 +6761,16 @@
           <w:tcPr>
             <w:tcW w:type="dxa" w:w="2351"/>
             <w:vAlign w:val="center"/>
+            <w:shd w:val="clear" w:color="auto" w:fill="F1F5F9"/>
           </w:tcPr>
           <w:p>
             <w:pPr>
-              <w:spacing w:after="40" w:line="312" w:lineRule="auto"/>
+              <w:spacing w:after="40" w:line="312" w:lineRule="auto" w:before="40"/>
               <w:ind w:firstLine="0"/>
             </w:pPr>
             <w:r>
               <w:rPr>
+                <w:rFonts w:ascii="Times New Roman" w:hAnsi="Times New Roman" w:eastAsia="宋体"/>
                 <w:sz w:val="19"/>
               </w:rPr>
               <w:t>LME 铜 $8,985 见顶</w:t>
@@ -5740,14 +6781,16 @@
           <w:tcPr>
             <w:tcW w:type="dxa" w:w="2351"/>
             <w:vAlign w:val="center"/>
+            <w:shd w:val="clear" w:color="auto" w:fill="F1F5F9"/>
           </w:tcPr>
           <w:p>
             <w:pPr>
-              <w:spacing w:after="40" w:line="312" w:lineRule="auto"/>
+              <w:spacing w:after="40" w:line="312" w:lineRule="auto" w:before="40"/>
               <w:ind w:firstLine="0"/>
             </w:pPr>
             <w:r>
               <w:rPr>
+                <w:rFonts w:ascii="Times New Roman" w:hAnsi="Times New Roman" w:eastAsia="宋体"/>
                 <w:sz w:val="19"/>
               </w:rPr>
               <w:t>商品</w:t>
@@ -5758,14 +6801,16 @@
           <w:tcPr>
             <w:tcW w:type="dxa" w:w="2351"/>
             <w:vAlign w:val="center"/>
+            <w:shd w:val="clear" w:color="auto" w:fill="F1F5F9"/>
           </w:tcPr>
           <w:p>
             <w:pPr>
-              <w:spacing w:after="40" w:line="312" w:lineRule="auto"/>
+              <w:spacing w:after="40" w:line="312" w:lineRule="auto" w:before="40"/>
               <w:ind w:firstLine="0"/>
             </w:pPr>
             <w:r>
               <w:rPr>
+                <w:rFonts w:ascii="Times New Roman" w:hAnsi="Times New Roman" w:eastAsia="宋体"/>
                 <w:sz w:val="19"/>
               </w:rPr>
               <w:t>行业</w:t>
@@ -5778,14 +6823,16 @@
           <w:tcPr>
             <w:tcW w:type="dxa" w:w="2351"/>
             <w:vAlign w:val="center"/>
+            <w:shd w:val="clear" w:color="auto" w:fill="FFFFFF"/>
           </w:tcPr>
           <w:p>
             <w:pPr>
-              <w:spacing w:after="40" w:line="312" w:lineRule="auto"/>
+              <w:spacing w:after="40" w:line="312" w:lineRule="auto" w:before="40"/>
               <w:ind w:firstLine="0"/>
             </w:pPr>
             <w:r>
               <w:rPr>
+                <w:rFonts w:ascii="Times New Roman" w:hAnsi="Times New Roman" w:eastAsia="宋体"/>
                 <w:sz w:val="19"/>
               </w:rPr>
               <w:t>2008.10.28</w:t>
@@ -5796,14 +6843,16 @@
           <w:tcPr>
             <w:tcW w:type="dxa" w:w="2351"/>
             <w:vAlign w:val="center"/>
+            <w:shd w:val="clear" w:color="auto" w:fill="FFFFFF"/>
           </w:tcPr>
           <w:p>
             <w:pPr>
-              <w:spacing w:after="40" w:line="312" w:lineRule="auto"/>
+              <w:spacing w:after="40" w:line="312" w:lineRule="auto" w:before="40"/>
               <w:ind w:firstLine="0"/>
             </w:pPr>
             <w:r>
               <w:rPr>
+                <w:rFonts w:ascii="Times New Roman" w:hAnsi="Times New Roman" w:eastAsia="宋体"/>
                 <w:sz w:val="19"/>
               </w:rPr>
               <w:t>上证 1664 金融危机底</w:t>
@@ -5814,14 +6863,16 @@
           <w:tcPr>
             <w:tcW w:type="dxa" w:w="2351"/>
             <w:vAlign w:val="center"/>
+            <w:shd w:val="clear" w:color="auto" w:fill="FFFFFF"/>
           </w:tcPr>
           <w:p>
             <w:pPr>
-              <w:spacing w:after="40" w:line="312" w:lineRule="auto"/>
+              <w:spacing w:after="40" w:line="312" w:lineRule="auto" w:before="40"/>
               <w:ind w:firstLine="0"/>
             </w:pPr>
             <w:r>
               <w:rPr>
+                <w:rFonts w:ascii="Times New Roman" w:hAnsi="Times New Roman" w:eastAsia="宋体"/>
                 <w:sz w:val="19"/>
               </w:rPr>
               <w:t>市场</w:t>
@@ -5832,14 +6883,16 @@
           <w:tcPr>
             <w:tcW w:type="dxa" w:w="2351"/>
             <w:vAlign w:val="center"/>
+            <w:shd w:val="clear" w:color="auto" w:fill="FFFFFF"/>
           </w:tcPr>
           <w:p>
             <w:pPr>
-              <w:spacing w:after="40" w:line="312" w:lineRule="auto"/>
+              <w:spacing w:after="40" w:line="312" w:lineRule="auto" w:before="40"/>
               <w:ind w:firstLine="0"/>
             </w:pPr>
             <w:r>
               <w:rPr>
+                <w:rFonts w:ascii="Times New Roman" w:hAnsi="Times New Roman" w:eastAsia="宋体"/>
                 <w:sz w:val="19"/>
               </w:rPr>
               <w:t>资本市场</w:t>
@@ -5852,14 +6905,16 @@
           <w:tcPr>
             <w:tcW w:type="dxa" w:w="2351"/>
             <w:vAlign w:val="center"/>
+            <w:shd w:val="clear" w:color="auto" w:fill="F1F5F9"/>
           </w:tcPr>
           <w:p>
             <w:pPr>
-              <w:spacing w:after="40" w:line="312" w:lineRule="auto"/>
+              <w:spacing w:after="40" w:line="312" w:lineRule="auto" w:before="40"/>
               <w:ind w:firstLine="0"/>
             </w:pPr>
             <w:r>
               <w:rPr>
+                <w:rFonts w:ascii="Times New Roman" w:hAnsi="Times New Roman" w:eastAsia="宋体"/>
                 <w:sz w:val="19"/>
               </w:rPr>
               <w:t>2008.12</w:t>
@@ -5870,14 +6925,16 @@
           <w:tcPr>
             <w:tcW w:type="dxa" w:w="2351"/>
             <w:vAlign w:val="center"/>
+            <w:shd w:val="clear" w:color="auto" w:fill="F1F5F9"/>
           </w:tcPr>
           <w:p>
             <w:pPr>
-              <w:spacing w:after="40" w:line="312" w:lineRule="auto"/>
+              <w:spacing w:after="40" w:line="312" w:lineRule="auto" w:before="40"/>
               <w:ind w:firstLine="0"/>
             </w:pPr>
             <w:r>
               <w:rPr>
+                <w:rFonts w:ascii="Times New Roman" w:hAnsi="Times New Roman" w:eastAsia="宋体"/>
                 <w:sz w:val="19"/>
               </w:rPr>
               <w:t>雷曼效应</w:t>
@@ -5888,14 +6945,16 @@
           <w:tcPr>
             <w:tcW w:type="dxa" w:w="2351"/>
             <w:vAlign w:val="center"/>
+            <w:shd w:val="clear" w:color="auto" w:fill="F1F5F9"/>
           </w:tcPr>
           <w:p>
             <w:pPr>
-              <w:spacing w:after="40" w:line="312" w:lineRule="auto"/>
+              <w:spacing w:after="40" w:line="312" w:lineRule="auto" w:before="40"/>
               <w:ind w:firstLine="0"/>
             </w:pPr>
             <w:r>
               <w:rPr>
+                <w:rFonts w:ascii="Times New Roman" w:hAnsi="Times New Roman" w:eastAsia="宋体"/>
                 <w:sz w:val="19"/>
               </w:rPr>
               <w:t>宏观</w:t>
@@ -5906,14 +6965,16 @@
           <w:tcPr>
             <w:tcW w:type="dxa" w:w="2351"/>
             <w:vAlign w:val="center"/>
+            <w:shd w:val="clear" w:color="auto" w:fill="F1F5F9"/>
           </w:tcPr>
           <w:p>
             <w:pPr>
-              <w:spacing w:after="40" w:line="312" w:lineRule="auto"/>
+              <w:spacing w:after="40" w:line="312" w:lineRule="auto" w:before="40"/>
               <w:ind w:firstLine="0"/>
             </w:pPr>
             <w:r>
               <w:rPr>
+                <w:rFonts w:ascii="Times New Roman" w:hAnsi="Times New Roman" w:eastAsia="宋体"/>
                 <w:sz w:val="19"/>
               </w:rPr>
               <w:t>危机</w:t>
@@ -5925,10 +6986,12 @@
     <w:p>
       <w:pPr>
         <w:keepNext/>
-        <w:spacing w:before="400" w:after="200"/>
+        <w:spacing w:before="400" w:after="120" w:line="408" w:lineRule="auto"/>
+        <w:ind w:firstLine="440"/>
       </w:pPr>
       <w:r>
         <w:rPr>
+          <w:rFonts w:ascii="Times New Roman" w:hAnsi="Times New Roman" w:eastAsia="宋体"/>
           <w:b/>
           <w:color w:val="0F172A"/>
           <w:sz w:val="32"/>
@@ -5938,9 +7001,14 @@
     </w:p>
     <w:p>
       <w:pPr>
-        <w:spacing w:line="408" w:lineRule="auto" w:after="80"/>
+        <w:spacing w:line="408" w:lineRule="auto" w:after="120"/>
+        <w:ind w:firstLine="440"/>
       </w:pPr>
       <w:r>
+        <w:rPr>
+          <w:rFonts w:ascii="Times New Roman" w:hAnsi="Times New Roman" w:eastAsia="宋体"/>
+          <w:color w:val="1E293B"/>
+        </w:rPr>
         <w:t>本报告数据来源说明：</w:t>
       </w:r>
     </w:p>
@@ -6026,28 +7094,45 @@
     </w:p>
     <w:p>
       <w:pPr>
-        <w:spacing w:line="408" w:lineRule="auto" w:after="80"/>
+        <w:spacing w:line="408" w:lineRule="auto" w:after="120"/>
+        <w:ind w:firstLine="440"/>
       </w:pPr>
       <w:r>
+        <w:rPr>
+          <w:rFonts w:ascii="Times New Roman" w:hAnsi="Times New Roman" w:eastAsia="宋体"/>
+          <w:color w:val="1E293B"/>
+        </w:rPr>
         <w:t>**核心数据文件清单**（TopicResearch/data/raw/）：</w:t>
       </w:r>
     </w:p>
     <w:p>
       <w:pPr>
-        <w:spacing w:line="408" w:lineRule="auto" w:after="80"/>
+        <w:spacing w:line="408" w:lineRule="auto" w:after="120"/>
         <w:ind w:firstLine="440"/>
       </w:pPr>
       <w:r>
+        <w:rPr>
+          <w:rFonts w:ascii="Times New Roman" w:hAnsi="Times New Roman" w:eastAsia="宋体"/>
+          <w:color w:val="1E293B"/>
+        </w:rPr>
         <w:t>本报告使用了 32 个 JSON 数据文件，包括 LME 铜铝日级数据、上证综指日级数据、FRED 联邦基金利率/10Y 国债/30Y 房贷/美元指数/M2/企业债利差、PBOC 中国 M2/外储/利率/贸易顺差、BOJ 日本利率/JGB/汇率/外储、AI 板块 M7 营收/Capex/NDX/Copilot、05-07 IPO 数据、金属涨幅数据、重大事件时间轴、IMF/卖方预期、中国大盘数据等。</w:t>
       </w:r>
     </w:p>
-    <w:p/>
     <w:p>
       <w:pPr>
+        <w:spacing w:line="408" w:lineRule="auto" w:after="120"/>
+        <w:ind w:firstLine="440"/>
+      </w:pPr>
+    </w:p>
+    <w:p>
+      <w:pPr>
+        <w:spacing w:line="408" w:lineRule="auto" w:after="120"/>
+        <w:ind w:firstLine="440"/>
         <w:jc w:val="center"/>
       </w:pPr>
       <w:r>
         <w:rPr>
+          <w:rFonts w:ascii="Times New Roman" w:hAnsi="Times New Roman" w:eastAsia="宋体"/>
           <w:i/>
           <w:color w:val="94A3B8"/>
           <w:sz w:val="22"/>
@@ -6429,10 +7514,12 @@
     <w:qFormat/>
     <w:rsid w:val="00FC693F"/>
     <w:pPr>
-      <w:spacing w:line="384" w:lineRule="auto" w:after="80"/>
+      <w:spacing w:line="408" w:lineRule="auto" w:after="120" w:before="0"/>
+      <w:ind w:firstLine="440"/>
     </w:pPr>
     <w:rPr>
       <w:rFonts w:ascii="Times New Roman" w:hAnsi="Times New Roman" w:eastAsia="宋体"/>
+      <w:color w:val="1E293B"/>
       <w:sz w:val="22"/>
     </w:rPr>
   </w:style>
@@ -6491,15 +7578,16 @@
     <w:pPr>
       <w:keepNext/>
       <w:keepLines/>
-      <w:spacing w:before="480" w:after="0"/>
+      <w:spacing w:before="480" w:after="320" w:line="312" w:lineRule="auto"/>
+      <w:ind w:firstLine="0"/>
       <w:outlineLvl w:val="0"/>
     </w:pPr>
     <w:rPr>
-      <w:rFonts w:asciiTheme="majorHAnsi" w:eastAsiaTheme="majorEastAsia" w:hAnsiTheme="majorHAnsi" w:cstheme="majorBidi"/>
+      <w:rFonts w:asciiTheme="majorHAnsi" w:eastAsiaTheme="majorEastAsia" w:hAnsiTheme="majorHAnsi" w:cstheme="majorBidi" w:ascii="Times New Roman" w:hAnsi="Times New Roman" w:eastAsia="宋体"/>
       <w:b/>
       <w:bCs/>
-      <w:color w:val="365F91" w:themeColor="accent1" w:themeShade="BF"/>
-      <w:sz w:val="28"/>
+      <w:color w:val="1E3A5F"/>
+      <w:sz w:val="36"/>
       <w:szCs w:val="28"/>
     </w:rPr>
   </w:style>
@@ -6515,15 +7603,16 @@
     <w:pPr>
       <w:keepNext/>
       <w:keepLines/>
-      <w:spacing w:before="200" w:after="0"/>
+      <w:spacing w:before="360" w:after="240" w:line="312" w:lineRule="auto"/>
+      <w:ind w:firstLine="0"/>
       <w:outlineLvl w:val="1"/>
     </w:pPr>
     <w:rPr>
-      <w:rFonts w:asciiTheme="majorHAnsi" w:eastAsiaTheme="majorEastAsia" w:hAnsiTheme="majorHAnsi" w:cstheme="majorBidi"/>
+      <w:rFonts w:asciiTheme="majorHAnsi" w:eastAsiaTheme="majorEastAsia" w:hAnsiTheme="majorHAnsi" w:cstheme="majorBidi" w:ascii="Times New Roman" w:hAnsi="Times New Roman" w:eastAsia="宋体"/>
       <w:b/>
       <w:bCs/>
-      <w:color w:val="4F81BD" w:themeColor="accent1"/>
-      <w:sz w:val="26"/>
+      <w:color w:val="1E3A5F"/>
+      <w:sz w:val="28"/>
       <w:szCs w:val="26"/>
     </w:rPr>
   </w:style>
@@ -6539,14 +7628,16 @@
     <w:pPr>
       <w:keepNext/>
       <w:keepLines/>
-      <w:spacing w:before="200" w:after="0"/>
+      <w:spacing w:before="240" w:after="160" w:line="312" w:lineRule="auto"/>
+      <w:ind w:firstLine="0"/>
       <w:outlineLvl w:val="2"/>
     </w:pPr>
     <w:rPr>
-      <w:rFonts w:asciiTheme="majorHAnsi" w:eastAsiaTheme="majorEastAsia" w:hAnsiTheme="majorHAnsi" w:cstheme="majorBidi"/>
+      <w:rFonts w:asciiTheme="majorHAnsi" w:eastAsiaTheme="majorEastAsia" w:hAnsiTheme="majorHAnsi" w:cstheme="majorBidi" w:ascii="Times New Roman" w:hAnsi="Times New Roman" w:eastAsia="宋体"/>
       <w:b/>
       <w:bCs/>
-      <w:color w:val="4F81BD" w:themeColor="accent1"/>
+      <w:color w:val="1E3A5F"/>
+      <w:sz w:val="24"/>
     </w:rPr>
   </w:style>
   <w:style w:type="paragraph" w:styleId="Heading4">
@@ -6562,16 +7653,18 @@
     <w:pPr>
       <w:keepNext/>
       <w:keepLines/>
-      <w:spacing w:before="200" w:after="0"/>
+      <w:spacing w:before="160" w:after="120" w:line="312" w:lineRule="auto"/>
+      <w:ind w:firstLine="0"/>
       <w:outlineLvl w:val="3"/>
     </w:pPr>
     <w:rPr>
-      <w:rFonts w:asciiTheme="majorHAnsi" w:eastAsiaTheme="majorEastAsia" w:hAnsiTheme="majorHAnsi" w:cstheme="majorBidi"/>
+      <w:rFonts w:asciiTheme="majorHAnsi" w:eastAsiaTheme="majorEastAsia" w:hAnsiTheme="majorHAnsi" w:cstheme="majorBidi" w:ascii="Times New Roman" w:hAnsi="Times New Roman" w:eastAsia="宋体"/>
       <w:b/>
       <w:bCs/>
       <w:i/>
       <w:iCs/>
-      <w:color w:val="4F81BD" w:themeColor="accent1"/>
+      <w:color w:val="475569"/>
+      <w:sz w:val="22"/>
     </w:rPr>
   </w:style>
   <w:style w:type="paragraph" w:styleId="Heading5">

--- a/TopicResearch/report/复盘05-07有色vs当前AI板块投资研究.docx
+++ b/TopicResearch/report/复盘05-07有色vs当前AI板块投资研究.docx
@@ -2,33 +2,15 @@
 <file path=word/document.xml><?xml version="1.0" encoding="utf-8"?>
 <w:document xmlns:wpc="http://schemas.microsoft.com/office/word/2010/wordprocessingCanvas" xmlns:mo="http://schemas.microsoft.com/office/mac/office/2008/main" xmlns:mc="http://schemas.openxmlformats.org/markup-compatibility/2006" xmlns:mv="urn:schemas-microsoft-com:mac:vml" xmlns:o="urn:schemas-microsoft-com:office:office" xmlns:r="http://schemas.openxmlformats.org/officeDocument/2006/relationships" xmlns:m="http://schemas.openxmlformats.org/officeDocument/2006/math" xmlns:v="urn:schemas-microsoft-com:vml" xmlns:wp14="http://schemas.microsoft.com/office/word/2010/wordprocessingDrawing" xmlns:wp="http://schemas.openxmlformats.org/drawingml/2006/wordprocessingDrawing" xmlns:w10="urn:schemas-microsoft-com:office:word" xmlns:w="http://schemas.openxmlformats.org/wordprocessingml/2006/main" xmlns:w14="http://schemas.microsoft.com/office/word/2010/wordml" xmlns:wpg="http://schemas.microsoft.com/office/word/2010/wordprocessingGroup" xmlns:wpi="http://schemas.microsoft.com/office/word/2010/wordprocessingInk" xmlns:wne="http://schemas.microsoft.com/office/word/2006/wordml" xmlns:wps="http://schemas.microsoft.com/office/word/2010/wordprocessingShape" mc:Ignorable="w14 wp14">
   <w:body>
+    <w:p/>
+    <w:p/>
+    <w:p/>
     <w:p>
       <w:pPr>
-        <w:spacing w:line="408" w:lineRule="auto" w:after="120"/>
-        <w:ind w:firstLine="440"/>
-      </w:pPr>
-    </w:p>
-    <w:p>
-      <w:pPr>
-        <w:spacing w:line="408" w:lineRule="auto" w:after="120"/>
-        <w:ind w:firstLine="440"/>
-      </w:pPr>
-    </w:p>
-    <w:p>
-      <w:pPr>
-        <w:spacing w:line="408" w:lineRule="auto" w:after="120"/>
-        <w:ind w:firstLine="440"/>
-      </w:pPr>
-    </w:p>
-    <w:p>
-      <w:pPr>
-        <w:spacing w:line="408" w:lineRule="auto" w:after="120"/>
-        <w:ind w:firstLine="440"/>
         <w:jc w:val="center"/>
       </w:pPr>
       <w:r>
         <w:rPr>
-          <w:rFonts w:ascii="Times New Roman" w:hAnsi="Times New Roman" w:eastAsia="宋体"/>
           <w:b/>
           <w:color w:val="0F172A"/>
           <w:sz w:val="48"/>
@@ -40,67 +22,39 @@
     </w:p>
     <w:p>
       <w:pPr>
-        <w:spacing w:before="400" w:line="408" w:lineRule="auto" w:after="120"/>
-        <w:ind w:firstLine="440"/>
+        <w:spacing w:before="400"/>
         <w:jc w:val="center"/>
       </w:pPr>
       <w:r>
         <w:rPr>
-          <w:rFonts w:ascii="Times New Roman" w:hAnsi="Times New Roman" w:eastAsia="宋体"/>
           <w:color w:val="64748B"/>
           <w:sz w:val="26"/>
         </w:rPr>
         <w:t>——基于「资本开支驱动的需求正反馈」的 3 个量化顶部信号</w:t>
       </w:r>
     </w:p>
+    <w:p/>
+    <w:p/>
     <w:p>
       <w:pPr>
-        <w:spacing w:line="408" w:lineRule="auto" w:after="120"/>
-        <w:ind w:firstLine="440"/>
-      </w:pPr>
-    </w:p>
-    <w:p>
-      <w:pPr>
-        <w:spacing w:line="408" w:lineRule="auto" w:after="120"/>
-        <w:ind w:firstLine="440"/>
-      </w:pPr>
-    </w:p>
-    <w:p>
-      <w:pPr>
-        <w:spacing w:line="408" w:lineRule="auto" w:after="120"/>
-        <w:ind w:firstLine="440"/>
         <w:jc w:val="center"/>
       </w:pPr>
       <w:r>
         <w:rPr>
-          <w:rFonts w:ascii="Times New Roman" w:hAnsi="Times New Roman" w:eastAsia="宋体"/>
           <w:color w:val="94A3B8"/>
           <w:sz w:val="20"/>
         </w:rPr>
         <w:t>报告编号：TR-2026-001  |  报告日期：2026 年 6 月 28 日  |  版本 v2.0</w:t>
       </w:r>
     </w:p>
+    <w:p/>
+    <w:p/>
     <w:p>
       <w:pPr>
-        <w:spacing w:line="408" w:lineRule="auto" w:after="120"/>
-        <w:ind w:firstLine="440"/>
-      </w:pPr>
-    </w:p>
-    <w:p>
-      <w:pPr>
-        <w:spacing w:line="408" w:lineRule="auto" w:after="120"/>
-        <w:ind w:firstLine="440"/>
-      </w:pPr>
-    </w:p>
-    <w:p>
-      <w:pPr>
-        <w:spacing w:line="408" w:lineRule="auto" w:after="120"/>
-        <w:ind w:firstLine="440"/>
         <w:jc w:val="center"/>
       </w:pPr>
       <w:r>
         <w:rPr>
-          <w:rFonts w:ascii="Times New Roman" w:hAnsi="Times New Roman" w:eastAsia="宋体"/>
           <w:color w:val="94A3B8"/>
           <w:sz w:val="19"/>
         </w:rPr>
@@ -111,21 +65,13 @@
         <w:t>本报告准绳：05-07 有色复盘 HTML 报告 + slides 演示文稿</w:t>
       </w:r>
     </w:p>
+    <w:p/>
     <w:p>
       <w:pPr>
-        <w:spacing w:line="408" w:lineRule="auto" w:after="120"/>
-        <w:ind w:firstLine="440"/>
-      </w:pPr>
-    </w:p>
-    <w:p>
-      <w:pPr>
-        <w:spacing w:line="408" w:lineRule="auto" w:after="120"/>
-        <w:ind w:firstLine="440"/>
         <w:jc w:val="center"/>
       </w:pPr>
       <w:r>
         <w:rPr>
-          <w:rFonts w:ascii="Times New Roman" w:hAnsi="Times New Roman" w:eastAsia="宋体"/>
           <w:i/>
           <w:color w:val="B45309"/>
           <w:sz w:val="17"/>
@@ -134,27 +80,17 @@
       </w:r>
     </w:p>
     <w:p>
-      <w:pPr>
-        <w:spacing w:line="408" w:lineRule="auto" w:after="120"/>
-        <w:ind w:firstLine="440"/>
-      </w:pPr>
       <w:r>
-        <w:rPr>
-          <w:rFonts w:ascii="Times New Roman" w:hAnsi="Times New Roman" w:eastAsia="宋体"/>
-          <w:color w:val="1E293B"/>
-        </w:rPr>
         <w:br w:type="page"/>
       </w:r>
     </w:p>
     <w:p>
       <w:pPr>
         <w:keepNext/>
-        <w:spacing w:before="400" w:after="120" w:line="408" w:lineRule="auto"/>
-        <w:ind w:firstLine="440"/>
+        <w:spacing w:before="400" w:after="200"/>
       </w:pPr>
       <w:r>
         <w:rPr>
-          <w:rFonts w:ascii="Times New Roman" w:hAnsi="Times New Roman" w:eastAsia="宋体"/>
           <w:b/>
           <w:color w:val="0F172A"/>
           <w:sz w:val="32"/>
@@ -164,103 +100,74 @@
     </w:p>
     <w:p>
       <w:pPr>
-        <w:spacing w:line="408" w:lineRule="auto" w:after="120"/>
+        <w:spacing w:line="408" w:lineRule="auto" w:after="80"/>
         <w:ind w:firstLine="440"/>
       </w:pPr>
       <w:r>
-        <w:rPr>
-          <w:rFonts w:ascii="Times New Roman" w:hAnsi="Times New Roman" w:eastAsia="宋体"/>
-          <w:color w:val="1E293B"/>
-        </w:rPr>
         <w:t>2008 年金融危机后，全球资本市场经历了近 15 年的「低利率 + 低增长」长期停滞。直至 2022 年 11 月 ChatGPT 的横空出世，「AGI 革命」叙事点燃了新一轮资本开支浪潮——M7（Magnificent 7，Apple、Microsoft、Google、Amazon、Meta、Tesla、NVIDIA）在 2023–2026 年间将云端 Capex 累计推高至数千亿美元规模，NVIDIA 股价从 $14（拆股后基准）涨至 $130（+800%），纳斯达克 100 指数从 11000 点冲至 21500 点（+95%）。</w:t>
       </w:r>
     </w:p>
     <w:p>
       <w:pPr>
-        <w:spacing w:line="408" w:lineRule="auto" w:after="120"/>
+        <w:spacing w:line="408" w:lineRule="auto" w:after="80"/>
         <w:ind w:firstLine="440"/>
       </w:pPr>
       <w:r>
-        <w:rPr>
-          <w:rFonts w:ascii="Times New Roman" w:hAnsi="Times New Roman" w:eastAsia="宋体"/>
-          <w:color w:val="1E293B"/>
-        </w:rPr>
         <w:t>这一轮 AI 浪潮的「资本开支驱动的需求正反馈」与 2005–2007 年的有色金属超级周期具有令人不安的结构相似性——彼时全球铜价从 $3,000 涨至 $8,985（+197%），LME 铝价从 $1,807 涨至 $3,000，A 股有色金属指数涨幅高达 1,857%，中铝、云铜等龙头股在「资产注入」叙事下 PE 推升至 60–80 倍。</w:t>
       </w:r>
     </w:p>
     <w:p>
       <w:pPr>
-        <w:spacing w:line="408" w:lineRule="auto" w:after="120"/>
+        <w:spacing w:line="408" w:lineRule="auto" w:after="80"/>
         <w:ind w:firstLine="440"/>
       </w:pPr>
       <w:r>
-        <w:rPr>
-          <w:rFonts w:ascii="Times New Roman" w:hAnsi="Times New Roman" w:eastAsia="宋体"/>
-          <w:color w:val="1E293B"/>
-        </w:rPr>
         <w:t>然而，两轮浪潮在「流动性来源」和「估值锚」上存在本质差异：</w:t>
       </w:r>
     </w:p>
     <w:p>
       <w:pPr>
-        <w:spacing w:line="408" w:lineRule="auto" w:after="120"/>
+        <w:spacing w:line="408" w:lineRule="auto" w:after="80"/>
         <w:ind w:firstLine="440"/>
       </w:pPr>
       <w:r>
-        <w:rPr>
-          <w:rFonts w:ascii="Times New Roman" w:hAnsi="Times New Roman" w:eastAsia="宋体"/>
-          <w:color w:val="1E293B"/>
-        </w:rPr>
         <w:t>05–07 的流动性来自**央行被动放水**——中国出口创汇转化为外汇占款（2005–2007 累计 ~8 万亿元），央行结汇后基础货币扩张，M2 增速从 17.6% 升至 18.5%；同时美元持续贬值（92→80，-13%），日本超低利率（0–0.5%）下日元套息交易规模达 $500B+，三重机制共同构成了商品超级周期的「全球流动性大合唱」。</w:t>
       </w:r>
     </w:p>
     <w:p>
       <w:pPr>
-        <w:spacing w:line="408" w:lineRule="auto" w:after="120"/>
+        <w:spacing w:line="408" w:lineRule="auto" w:after="80"/>
         <w:ind w:firstLine="440"/>
       </w:pPr>
       <w:r>
-        <w:rPr>
-          <w:rFonts w:ascii="Times New Roman" w:hAnsi="Times New Roman" w:eastAsia="宋体"/>
-          <w:color w:val="1E293B"/>
-        </w:rPr>
         <w:t>23–26 的流动性则来自**企业主动喷泉**——M7 自由现金流 + 部分企业债融资直接转化为 AI Capex，M7（除 NVDA）平均 Capex/Rev 从 2024 年的 18% 升至 2026E 的 30%。美联储虽然缩表，但企业信用条件仍宽——M7 自身的盈利和现金成为 AI Capex 的唯一来源。</w:t>
       </w:r>
     </w:p>
     <w:p>
       <w:pPr>
-        <w:spacing w:line="408" w:lineRule="auto" w:after="120"/>
+        <w:spacing w:line="408" w:lineRule="auto" w:after="80"/>
         <w:ind w:firstLine="440"/>
       </w:pPr>
       <w:r>
-        <w:rPr>
-          <w:rFonts w:ascii="Times New Roman" w:hAnsi="Times New Roman" w:eastAsia="宋体"/>
-          <w:color w:val="1E293B"/>
-        </w:rPr>
         <w:t>这一差异意味着 23–26 泡沫可能更「粘」——反应慢于 05–07，但顶部更「陡」——M7 同步减投会瞬间反转。</w:t>
       </w:r>
     </w:p>
     <w:p>
       <w:pPr>
-        <w:spacing w:line="408" w:lineRule="auto" w:after="120"/>
+        <w:spacing w:line="408" w:lineRule="auto" w:after="80"/>
         <w:ind w:firstLine="440"/>
       </w:pPr>
       <w:r>
-        <w:rPr>
-          <w:rFonts w:ascii="Times New Roman" w:hAnsi="Times New Roman" w:eastAsia="宋体"/>
-          <w:color w:val="1E293B"/>
-        </w:rPr>
         <w:t>本报告的核心问题是：在 23–26 AI 浪潮的当前阶段（截至 2026 年 6 月），**我们能否找到 3 个可量化、可监测、可证伪的顶部信号**？这些信号应当在 05–07 的历史镜像中得到验证，并能在不同情境下提示风险。</w:t>
       </w:r>
     </w:p>
     <w:p>
       <w:pPr>
-        <w:spacing w:before="160" w:after="120" w:line="408" w:lineRule="auto"/>
-        <w:ind w:left="440" w:right="440" w:firstLine="440"/>
+        <w:spacing w:before="160" w:after="160" w:line="384" w:lineRule="auto"/>
+        <w:ind w:left="440" w:right="440"/>
       </w:pPr>
       <w:r>
         <w:rPr>
-          <w:rFonts w:ascii="Times New Roman" w:hAnsi="Times New Roman" w:eastAsia="宋体"/>
           <w:b/>
           <w:color w:val="B45309"/>
         </w:rPr>
@@ -270,12 +177,10 @@
     <w:p>
       <w:pPr>
         <w:keepNext/>
-        <w:spacing w:before="400" w:after="120" w:line="408" w:lineRule="auto"/>
-        <w:ind w:firstLine="440"/>
+        <w:spacing w:before="400" w:after="200"/>
       </w:pPr>
       <w:r>
         <w:rPr>
-          <w:rFonts w:ascii="Times New Roman" w:hAnsi="Times New Roman" w:eastAsia="宋体"/>
           <w:b/>
           <w:color w:val="0F172A"/>
           <w:sz w:val="32"/>
@@ -285,26 +190,19 @@
     </w:p>
     <w:p>
       <w:pPr>
-        <w:spacing w:line="408" w:lineRule="auto" w:after="120"/>
-        <w:ind w:firstLine="440"/>
+        <w:spacing w:line="408" w:lineRule="auto" w:after="80"/>
       </w:pPr>
       <w:r>
-        <w:rPr>
-          <w:rFonts w:ascii="Times New Roman" w:hAnsi="Times New Roman" w:eastAsia="宋体"/>
-          <w:color w:val="1E293B"/>
-        </w:rPr>
         <w:t>要回答「AI 浪潮何时见顶」这一问题，首先需要完整理解 2005–2007 这一历史镜像。本部分从「宏观背景—货币政策—汇率/贸易—外汇储备—财政政策—资本市场」六个维度还原 2005–2007 的全貌，并最终回答一个核心问题：当年的超级周期**为什么**会形成、**为什么**会在 2008 年终结。</w:t>
       </w:r>
     </w:p>
     <w:p>
       <w:pPr>
         <w:keepNext/>
-        <w:spacing w:before="280" w:after="120" w:line="408" w:lineRule="auto"/>
-        <w:ind w:firstLine="440"/>
+        <w:spacing w:before="280" w:after="120"/>
       </w:pPr>
       <w:r>
         <w:rPr>
-          <w:rFonts w:ascii="Times New Roman" w:hAnsi="Times New Roman" w:eastAsia="宋体"/>
           <w:b/>
           <w:color w:val="1E3A5F"/>
           <w:sz w:val="26"/>
@@ -314,80 +212,53 @@
     </w:p>
     <w:p>
       <w:pPr>
-        <w:spacing w:line="408" w:lineRule="auto" w:after="120"/>
-        <w:ind w:firstLine="440"/>
+        <w:spacing w:line="408" w:lineRule="auto" w:after="80"/>
       </w:pPr>
       <w:r>
-        <w:rPr>
-          <w:rFonts w:ascii="Times New Roman" w:hAnsi="Times New Roman" w:eastAsia="宋体"/>
-          <w:color w:val="1E293B"/>
-        </w:rPr>
         <w:t>2005–2007 是 21 世纪以来美中日三大经济体**同步增长**的罕见窗口。理解这一同步性，是理解商品超级周期的真正起点——三国增速虽然差异巨大，但角色高度互补。</w:t>
       </w:r>
     </w:p>
     <w:p>
       <w:pPr>
-        <w:spacing w:line="408" w:lineRule="auto" w:after="120"/>
+        <w:spacing w:line="408" w:lineRule="auto" w:after="80"/>
         <w:ind w:firstLine="440"/>
       </w:pPr>
       <w:r>
-        <w:rPr>
-          <w:rFonts w:ascii="Times New Roman" w:hAnsi="Times New Roman" w:eastAsia="宋体"/>
-          <w:color w:val="1E293B"/>
-        </w:rPr>
         <w:t>**美国：减速但消费强**。美国实际 GDP 增速从 2005 年 3.5% 降至 2007 年 1.9%，看似在减速，但名义 GDP 仍维持 5% 左右，**消费和资产价格仍强劲**——这是「财富效应」支撑的典型表现：标普 500 指数从 2002 年底部上涨 101%，居民可支配收入随资产价格上涨而扩张，反过来支撑了对中国制造的消费品需求。</w:t>
       </w:r>
     </w:p>
     <w:p>
       <w:pPr>
-        <w:spacing w:line="408" w:lineRule="auto" w:after="120"/>
+        <w:spacing w:line="408" w:lineRule="auto" w:after="80"/>
         <w:ind w:firstLine="440"/>
       </w:pPr>
       <w:r>
-        <w:rPr>
-          <w:rFonts w:ascii="Times New Roman" w:hAnsi="Times New Roman" w:eastAsia="宋体"/>
-          <w:color w:val="1E293B"/>
-        </w:rPr>
         <w:t>**中国：加速，重工业化+城镇化高峰**。中国 GDP 实际增速从 11.3% 升至 14.2%，名义 GDP 增速更高达 23%（含通胀和资产价格重估）。中国贡献了全球铜消费增量的 60%+，M2 增速 17.6%→18.5%，固定资产投资 CAGR 超过 25%——这是「重工业化+城镇化」双轮驱动的典型样本。</w:t>
       </w:r>
     </w:p>
     <w:p>
       <w:pPr>
-        <w:spacing w:line="408" w:lineRule="auto" w:after="120"/>
+        <w:spacing w:line="408" w:lineRule="auto" w:after="80"/>
         <w:ind w:firstLine="440"/>
       </w:pPr>
       <w:r>
-        <w:rPr>
-          <w:rFonts w:ascii="Times New Roman" w:hAnsi="Times New Roman" w:eastAsia="宋体"/>
-          <w:color w:val="1E293B"/>
-        </w:rPr>
         <w:t>**日本：走出「失去的十年」**。日本实际 GDP 增速仅 0.6%–0.8%，名义 GDP ≈ 0，看似在通缩中挣扎，但企业治理改善、外资流入，日经 225 在 2005 年上涨 40.24%——这意味着日本完成了从「偿债」到「扩张」的模式切换，即将在全球金融体系中扮演新的角色。</w:t>
       </w:r>
     </w:p>
     <w:p>
       <w:pPr>
-        <w:spacing w:line="408" w:lineRule="auto" w:after="120"/>
-        <w:ind w:firstLine="440"/>
+        <w:spacing w:line="408" w:lineRule="auto" w:after="80"/>
       </w:pPr>
       <w:r>
-        <w:rPr>
-          <w:rFonts w:ascii="Times New Roman" w:hAnsi="Times New Roman" w:eastAsia="宋体"/>
-          <w:color w:val="1E293B"/>
-        </w:rPr>
         <w:t>**关键洞察**：这种「同步增长」是 2005–2007 独有的窗口。美国虽减速但消费强、中国处于工业化高峰、日本走出通缩——三国缺一不可。商品超级周期的真正燃料不是「中国需求」单独一个变量，而是**「消费国+生产国+融资国」的三角互补结构**。</w:t>
       </w:r>
     </w:p>
     <w:p>
       <w:pPr>
-        <w:spacing w:before="200" w:after="120" w:line="408" w:lineRule="auto"/>
-        <w:ind w:firstLine="440"/>
+        <w:spacing w:before="200" w:after="40"/>
         <w:jc w:val="center"/>
       </w:pPr>
       <w:r>
-        <w:rPr>
-          <w:rFonts w:ascii="Times New Roman" w:hAnsi="Times New Roman" w:eastAsia="宋体"/>
-          <w:color w:val="1E293B"/>
-        </w:rPr>
         <w:drawing>
           <wp:inline xmlns:a="http://schemas.openxmlformats.org/drawingml/2006/main" xmlns:pic="http://schemas.openxmlformats.org/drawingml/2006/picture">
             <wp:extent cx="6217920" cy="3108960"/>
@@ -424,13 +295,11 @@
     </w:p>
     <w:p>
       <w:pPr>
-        <w:spacing w:after="120" w:line="408" w:lineRule="auto"/>
-        <w:ind w:firstLine="440"/>
+        <w:spacing w:after="240"/>
         <w:jc w:val="center"/>
       </w:pPr>
       <w:r>
         <w:rPr>
-          <w:rFonts w:ascii="Times New Roman" w:hAnsi="Times New Roman" w:eastAsia="宋体"/>
           <w:i/>
           <w:color w:val="64748B"/>
           <w:sz w:val="19"/>
@@ -440,26 +309,19 @@
     </w:p>
     <w:p>
       <w:pPr>
-        <w:spacing w:line="408" w:lineRule="auto" w:after="120"/>
-        <w:ind w:firstLine="440"/>
+        <w:spacing w:line="408" w:lineRule="auto" w:after="80"/>
       </w:pPr>
       <w:r>
-        <w:rPr>
-          <w:rFonts w:ascii="Times New Roman" w:hAnsi="Times New Roman" w:eastAsia="宋体"/>
-          <w:color w:val="1E293B"/>
-        </w:rPr>
-        <w:t>图表 1（9a+9d）清晰揭示了三国宏观背景的**结构性差异**（2007 年峰值数据）：中国 GDP 增速 14.2%（加速）vs 美国 1.9%（减速）vs 日本 0.8%（通缩挣扎）；**中国外储/GDP 48% = 美国的 28 倍、日本的 2.3 倍**——这是全球失衡的极致表现。9b M2 增速同样显示中国 18.5% 是美国的 3.3 倍、日本的 13 倍。9c CPI 显示中国通胀 4.8%（工业品价格上行）vs 日本 0%（持续通缩）。</w:t>
+        <w:t>图表 1（9a+9d）清晰揭示了三国宏观背景的**结构性差异**（2007 年峰值数据）：中国 GDP 增速 14.2%（加速）vs 美国 1.9%（减速）vs 日本 0.8%（通缩挣扎）；**中国外储/GDP 48% = 美国的 28 倍、日本的 2.3 倍**——这是全球失衡的极致表现。9b M2 增速同样显示中国 18.5% 是美国的 3.2 倍、日本的 13 倍。9c CPI 显示中国通胀 4.8%（工业品价格上行）vs 日本 0%（持续通缩）。</w:t>
       </w:r>
     </w:p>
     <w:p>
       <w:pPr>
         <w:keepNext/>
-        <w:spacing w:before="280" w:after="120" w:line="408" w:lineRule="auto"/>
-        <w:ind w:firstLine="440"/>
+        <w:spacing w:before="280" w:after="120"/>
       </w:pPr>
       <w:r>
         <w:rPr>
-          <w:rFonts w:ascii="Times New Roman" w:hAnsi="Times New Roman" w:eastAsia="宋体"/>
           <w:b/>
           <w:color w:val="1E3A5F"/>
           <w:sz w:val="26"/>
@@ -469,67 +331,45 @@
     </w:p>
     <w:p>
       <w:pPr>
-        <w:spacing w:line="408" w:lineRule="auto" w:after="120"/>
+        <w:spacing w:line="408" w:lineRule="auto" w:after="80"/>
         <w:ind w:firstLine="440"/>
       </w:pPr>
       <w:r>
-        <w:rPr>
-          <w:rFonts w:ascii="Times New Roman" w:hAnsi="Times New Roman" w:eastAsia="宋体"/>
-          <w:color w:val="1E293B"/>
-        </w:rPr>
         <w:t>理解 2005–2007 货币政策的关键，是要意识到：**表面上的紧缩，掩盖了实际金融条件的宽松**。如果只看 2007 年末三国央行政策利率——美联储 5.25%、中国 1Y 贷款基准 7.47%、日银 0.5%——会得出三国都在紧缩的结论。然而，市场实际感受的金融条件却普遍宽松。</w:t>
       </w:r>
     </w:p>
     <w:p>
       <w:pPr>
-        <w:spacing w:line="408" w:lineRule="auto" w:after="120"/>
+        <w:spacing w:line="408" w:lineRule="auto" w:after="80"/>
         <w:ind w:firstLine="440"/>
       </w:pPr>
       <w:r>
-        <w:rPr>
-          <w:rFonts w:ascii="Times New Roman" w:hAnsi="Times New Roman" w:eastAsia="宋体"/>
-          <w:color w:val="1E293B"/>
-        </w:rPr>
-        <w:t>**美国的「格林斯潘之谜」**揭示了短端利率与长端利率的脱节。美联储在 2004.06–2006.06 期间加息 17 次，联邦基金利率从 1% 抬至 5.25%；但 10 年期国债利率仅从 4.2% 升至 4.6%——几乎纹丝不动。短长利差从 +3.2% 收窄到 +0.65%，意味着**美联储加的息在金融市场上几乎没有传导**。这一悖论的根源是全球「储蓄过剩」——亚洲国家、石油美元的避险资金持续压低长端利率，使美国实际金融条件仍宽松。</w:t>
+        <w:t>**美国的「格林斯潘之谜」**揭示了短端利率与长端利率的脱节。美联储在 2004.06–2006.06 期间加息 17 次，联邦基金利率从 1% 抬至 5.25%；但 10 年期国债利率仅从 4.2% 升至 4.6%——几乎纹丝不动。短长利差从 +3.2% 收窄至接近零，意味着**美联储加的息在金融市场上几乎没有传导**。这一悖论的根源是全球「储蓄过剩」——亚洲国家、石油美元的避险资金持续压低长端利率，使美国实际金融条件仍宽松。</w:t>
       </w:r>
     </w:p>
     <w:p>
       <w:pPr>
-        <w:spacing w:line="408" w:lineRule="auto" w:after="120"/>
+        <w:spacing w:line="408" w:lineRule="auto" w:after="80"/>
         <w:ind w:firstLine="440"/>
       </w:pPr>
       <w:r>
-        <w:rPr>
-          <w:rFonts w:ascii="Times New Roman" w:hAnsi="Times New Roman" w:eastAsia="宋体"/>
-          <w:color w:val="1E293B"/>
-        </w:rPr>
         <w:t>**中国的情况更奇特**。1Y 贷款基准 7.47% 看似很高，但同期 10 年期国债仅 4.5%；更反常的是 1Y 存款基准 4.14% 居然高于 1Y 国债 2.79%——在正常利率体系中，国债作为无风险利率应该是市场利率的下限，但中国央行通过存款管制将存款利率人为抬高在国债之上。这意味着 2007 年的中国同时存在**管制利率倒挂**（4.14% &gt; 2.79%）和**贷存利差 3.33%**（7.47% - 4.14%）。</w:t>
       </w:r>
     </w:p>
     <w:p>
       <w:pPr>
-        <w:spacing w:line="408" w:lineRule="auto" w:after="120"/>
-        <w:ind w:firstLine="440"/>
+        <w:spacing w:line="408" w:lineRule="auto" w:after="80"/>
       </w:pPr>
       <w:r>
-        <w:rPr>
-          <w:rFonts w:ascii="Times New Roman" w:hAnsi="Times New Roman" w:eastAsia="宋体"/>
-          <w:color w:val="1E293B"/>
-        </w:rPr>
         <w:t>这两个数字是理解中国 2007 年资产价格泡沫的关键。贷存利差 3.33% 是央行在 2019 年 LPR 改革前给中国银行业的「制度性红包」——银行「躺着赚钱」的安全垫；而存款利率被管制在国债之上，意味着居民存款被锁在银行体系内，无法通过市场化渠道配置到股市和楼市。**结果是「被动溢出」——存款利率过低，居民被迫将储蓄转向资产，叠加 M2 增速 18% 的扩张效应**。</w:t>
       </w:r>
     </w:p>
     <w:p>
       <w:pPr>
-        <w:spacing w:before="200" w:after="120" w:line="408" w:lineRule="auto"/>
-        <w:ind w:firstLine="440"/>
+        <w:spacing w:before="200" w:after="40"/>
         <w:jc w:val="center"/>
       </w:pPr>
       <w:r>
-        <w:rPr>
-          <w:rFonts w:ascii="Times New Roman" w:hAnsi="Times New Roman" w:eastAsia="宋体"/>
-          <w:color w:val="1E293B"/>
-        </w:rPr>
         <w:drawing>
           <wp:inline xmlns:a="http://schemas.openxmlformats.org/drawingml/2006/main" xmlns:pic="http://schemas.openxmlformats.org/drawingml/2006/picture">
             <wp:extent cx="5943600" cy="2228850"/>
@@ -566,13 +406,11 @@
     </w:p>
     <w:p>
       <w:pPr>
-        <w:spacing w:after="120" w:line="408" w:lineRule="auto"/>
-        <w:ind w:firstLine="440"/>
+        <w:spacing w:after="240"/>
         <w:jc w:val="center"/>
       </w:pPr>
       <w:r>
         <w:rPr>
-          <w:rFonts w:ascii="Times New Roman" w:hAnsi="Times New Roman" w:eastAsia="宋体"/>
           <w:i/>
           <w:color w:val="64748B"/>
           <w:sz w:val="19"/>
@@ -582,25 +420,20 @@
     </w:p>
     <w:p>
       <w:pPr>
-        <w:spacing w:line="408" w:lineRule="auto" w:after="120"/>
+        <w:spacing w:line="408" w:lineRule="auto" w:after="80"/>
         <w:ind w:firstLine="440"/>
       </w:pPr>
       <w:r>
-        <w:rPr>
-          <w:rFonts w:ascii="Times New Roman" w:hAnsi="Times New Roman" w:eastAsia="宋体"/>
-          <w:color w:val="1E293B"/>
-        </w:rPr>
         <w:t>**日本的故事则是「套利」**。日银 2006 年退出 QE，隔夜利率 0% → 0.5%，但 10Y JGB 仅 1.5%、房贷 2.5%——量宽传导充分。**真正的故事是日元套息**——借日元（利率极低）投资美元资产或商品，估算规模 $500B+。这是 2005–2007 全球风险偏好的关键推手。</w:t>
       </w:r>
     </w:p>
     <w:p>
       <w:pPr>
-        <w:spacing w:before="160" w:after="120" w:line="408" w:lineRule="auto"/>
-        <w:ind w:left="440" w:right="440" w:firstLine="440"/>
+        <w:spacing w:before="160" w:after="160" w:line="384" w:lineRule="auto"/>
+        <w:ind w:left="440" w:right="440"/>
       </w:pPr>
       <w:r>
         <w:rPr>
-          <w:rFonts w:ascii="Times New Roman" w:hAnsi="Times New Roman" w:eastAsia="宋体"/>
           <w:b/>
           <w:color w:val="B45309"/>
         </w:rPr>
@@ -610,12 +443,10 @@
     <w:p>
       <w:pPr>
         <w:keepNext/>
-        <w:spacing w:before="280" w:after="120" w:line="408" w:lineRule="auto"/>
-        <w:ind w:firstLine="440"/>
+        <w:spacing w:before="280" w:after="120"/>
       </w:pPr>
       <w:r>
         <w:rPr>
-          <w:rFonts w:ascii="Times New Roman" w:hAnsi="Times New Roman" w:eastAsia="宋体"/>
           <w:b/>
           <w:color w:val="1E3A5F"/>
           <w:sz w:val="26"/>
@@ -625,41 +456,28 @@
     </w:p>
     <w:p>
       <w:pPr>
-        <w:spacing w:line="408" w:lineRule="auto" w:after="120"/>
+        <w:spacing w:line="408" w:lineRule="auto" w:after="80"/>
         <w:ind w:firstLine="440"/>
       </w:pPr>
       <w:r>
-        <w:rPr>
-          <w:rFonts w:ascii="Times New Roman" w:hAnsi="Times New Roman" w:eastAsia="宋体"/>
-          <w:color w:val="1E293B"/>
-        </w:rPr>
         <w:t>2005–2007 期间，中国外汇储备从 8,189 亿美元跃升至 15,282 亿美元，**两年半内几乎翻倍**。这一数字背后是全球贸易格局的深刻变化——中国出口创汇 $1,022 亿→$2,622 亿，贸易顺差翻倍，外汇占款累计增加近 8 万亿元。</w:t>
       </w:r>
     </w:p>
     <w:p>
       <w:pPr>
-        <w:spacing w:line="408" w:lineRule="auto" w:after="120"/>
+        <w:spacing w:line="408" w:lineRule="auto" w:after="80"/>
         <w:ind w:firstLine="440"/>
       </w:pPr>
       <w:r>
-        <w:rPr>
-          <w:rFonts w:ascii="Times New Roman" w:hAnsi="Times New Roman" w:eastAsia="宋体"/>
-          <w:color w:val="1E293B"/>
-        </w:rPr>
         <w:t>**外储/GDP 48%**——这是 2007 年中国的核心数字，全球第一。美国仅 1.7%，日本 21%。这一失衡本身不可持续，最终必然通过汇率/利率/资产价格调整——这也是 2008 年危机后中国外储增长显著放缓的根本原因。</w:t>
       </w:r>
     </w:p>
     <w:p>
       <w:pPr>
-        <w:spacing w:before="200" w:after="120" w:line="408" w:lineRule="auto"/>
-        <w:ind w:firstLine="440"/>
+        <w:spacing w:before="200" w:after="40"/>
         <w:jc w:val="center"/>
       </w:pPr>
       <w:r>
-        <w:rPr>
-          <w:rFonts w:ascii="Times New Roman" w:hAnsi="Times New Roman" w:eastAsia="宋体"/>
-          <w:color w:val="1E293B"/>
-        </w:rPr>
         <w:drawing>
           <wp:inline xmlns:a="http://schemas.openxmlformats.org/drawingml/2006/main" xmlns:pic="http://schemas.openxmlformats.org/drawingml/2006/picture">
             <wp:extent cx="6217920" cy="2487168"/>
@@ -696,13 +514,11 @@
     </w:p>
     <w:p>
       <w:pPr>
-        <w:spacing w:after="120" w:line="408" w:lineRule="auto"/>
-        <w:ind w:firstLine="440"/>
+        <w:spacing w:after="240"/>
         <w:jc w:val="center"/>
       </w:pPr>
       <w:r>
         <w:rPr>
-          <w:rFonts w:ascii="Times New Roman" w:hAnsi="Times New Roman" w:eastAsia="宋体"/>
           <w:i/>
           <w:color w:val="64748B"/>
           <w:sz w:val="19"/>
@@ -712,28 +528,18 @@
     </w:p>
     <w:p>
       <w:pPr>
-        <w:spacing w:line="408" w:lineRule="auto" w:after="120"/>
-        <w:ind w:firstLine="440"/>
+        <w:spacing w:line="408" w:lineRule="auto" w:after="80"/>
       </w:pPr>
       <w:r>
-        <w:rPr>
-          <w:rFonts w:ascii="Times New Roman" w:hAnsi="Times New Roman" w:eastAsia="宋体"/>
-          <w:color w:val="1E293B"/>
-        </w:rPr>
         <w:t>**美元贬值的连锁效应**是 2005–2007 商品超级周期最直接的燃料：美元指数从 92 跌至 80（-13%），推升以美元计价的商品价格——LME 铜从 $3,000 涨至 $8,000+；同时全球资金流出美国、涌入新兴市场；美国进口成本上升、通胀压力上升、实际利率下降。**这是一条自我强化的链条**——美元越贬值，商品越涨，新兴市场越受益，对美出口越多，外汇占款越多。</w:t>
       </w:r>
     </w:p>
     <w:p>
       <w:pPr>
-        <w:spacing w:before="200" w:after="120" w:line="408" w:lineRule="auto"/>
-        <w:ind w:firstLine="440"/>
+        <w:spacing w:before="200" w:after="40"/>
         <w:jc w:val="center"/>
       </w:pPr>
       <w:r>
-        <w:rPr>
-          <w:rFonts w:ascii="Times New Roman" w:hAnsi="Times New Roman" w:eastAsia="宋体"/>
-          <w:color w:val="1E293B"/>
-        </w:rPr>
         <w:drawing>
           <wp:inline xmlns:a="http://schemas.openxmlformats.org/drawingml/2006/main" xmlns:pic="http://schemas.openxmlformats.org/drawingml/2006/picture">
             <wp:extent cx="6217920" cy="2487168"/>
@@ -770,13 +576,11 @@
     </w:p>
     <w:p>
       <w:pPr>
-        <w:spacing w:after="120" w:line="408" w:lineRule="auto"/>
-        <w:ind w:firstLine="440"/>
+        <w:spacing w:after="240"/>
         <w:jc w:val="center"/>
       </w:pPr>
       <w:r>
         <w:rPr>
-          <w:rFonts w:ascii="Times New Roman" w:hAnsi="Times New Roman" w:eastAsia="宋体"/>
           <w:i/>
           <w:color w:val="64748B"/>
           <w:sz w:val="19"/>
@@ -786,39 +590,28 @@
     </w:p>
     <w:p>
       <w:pPr>
-        <w:spacing w:line="408" w:lineRule="auto" w:after="120"/>
-        <w:ind w:firstLine="440"/>
+        <w:spacing w:line="408" w:lineRule="auto" w:after="80"/>
       </w:pPr>
       <w:r>
-        <w:rPr>
-          <w:rFonts w:ascii="Times New Roman" w:hAnsi="Times New Roman" w:eastAsia="宋体"/>
-          <w:color w:val="1E293B"/>
-        </w:rPr>
         <w:t>图表 4 量化验证了「美元贬值 = 商品燃料」这一论断：美元指数 -17% vs LME 铜价 +183%，**两者负相关系数达 0.92**。这意味着 2005-2007 期间每 1% 的美元贬值，对应约 10% 的铜价上涨。这一机制在 23-26 中是否仍成立？这是 HBM/CoWoS 现货价 vs NVDA 股价的关键观察点。</w:t>
       </w:r>
     </w:p>
     <w:p>
       <w:pPr>
-        <w:spacing w:line="408" w:lineRule="auto" w:after="120"/>
+        <w:spacing w:line="408" w:lineRule="auto" w:after="80"/>
         <w:ind w:firstLine="440"/>
       </w:pPr>
       <w:r>
-        <w:rPr>
-          <w:rFonts w:ascii="Times New Roman" w:hAnsi="Times New Roman" w:eastAsia="宋体"/>
-          <w:color w:val="1E293B"/>
-        </w:rPr>
         <w:t>**人民币升值的悖论**值得单独分析。2005 年 7 月汇改启动，人民币兑美元累计升值约 12%，但贸易顺差反而翻倍。这一悖论的答案在于：(1) 中国生产效率提升，单位劳动力成本下降；(2) 加工贸易占比 50%+，汇率传导有限；(3) 外需强劲，升值预期反而强化了出口订单的提前释放。</w:t>
       </w:r>
     </w:p>
     <w:p>
       <w:pPr>
         <w:keepNext/>
-        <w:spacing w:before="280" w:after="120" w:line="408" w:lineRule="auto"/>
-        <w:ind w:firstLine="440"/>
+        <w:spacing w:before="280" w:after="120"/>
       </w:pPr>
       <w:r>
         <w:rPr>
-          <w:rFonts w:ascii="Times New Roman" w:hAnsi="Times New Roman" w:eastAsia="宋体"/>
           <w:b/>
           <w:color w:val="1E3A5F"/>
           <w:sz w:val="26"/>
@@ -828,31 +621,18 @@
     </w:p>
     <w:p>
       <w:pPr>
-        <w:spacing w:line="408" w:lineRule="auto" w:after="120"/>
-        <w:ind w:firstLine="440"/>
+        <w:spacing w:line="408" w:lineRule="auto" w:after="80"/>
       </w:pPr>
       <w:r>
-        <w:rPr>
-          <w:rFonts w:ascii="Times New Roman" w:hAnsi="Times New Roman" w:eastAsia="宋体"/>
-          <w:color w:val="1E293B"/>
-        </w:rPr>
         <w:t>三国股市的涨幅差异不是估值差异，而是**经济结构差异**的反映。</w:t>
       </w:r>
     </w:p>
     <w:tbl>
       <w:tblPr>
         <w:tblStyle w:val="LightGrid-Accent1"/>
-        <w:tblW w:type="pct" w:w="5000"/>
+        <w:tblW w:type="auto" w:w="0"/>
         <w:jc w:val="center"/>
         <w:tblLook w:firstColumn="1" w:firstRow="1" w:lastColumn="0" w:lastRow="0" w:noHBand="0" w:noVBand="1" w:val="04A0"/>
-        <w:tblBorders>
-          <w:top w:val="single" w:sz="4" w:space="0" w:color="CBD5E1"/>
-          <w:left w:val="single" w:sz="4" w:space="0" w:color="CBD5E1"/>
-          <w:bottom w:val="single" w:sz="4" w:space="0" w:color="CBD5E1"/>
-          <w:right w:val="single" w:sz="4" w:space="0" w:color="CBD5E1"/>
-          <w:insideH w:val="single" w:sz="4" w:space="0" w:color="CBD5E1"/>
-          <w:insideV w:val="single" w:sz="4" w:space="0" w:color="CBD5E1"/>
-        </w:tblBorders>
       </w:tblPr>
       <w:tblGrid>
         <w:gridCol w:w="2351"/>
@@ -864,18 +644,16 @@
         <w:tc>
           <w:tcPr>
             <w:tcW w:type="dxa" w:w="2351"/>
+            <w:shd w:fill="1E3A5F"/>
             <w:vAlign w:val="center"/>
-            <w:shd w:val="clear" w:color="auto" w:fill="1E3A5F"/>
           </w:tcPr>
           <w:p>
             <w:pPr>
-              <w:spacing w:after="40" w:line="312" w:lineRule="auto" w:before="40"/>
+              <w:spacing w:after="40" w:line="312" w:lineRule="auto"/>
               <w:ind w:firstLine="0"/>
-              <w:jc w:val="center"/>
             </w:pPr>
             <w:r>
               <w:rPr>
-                <w:rFonts w:ascii="Times New Roman" w:hAnsi="Times New Roman" w:eastAsia="宋体"/>
                 <w:b/>
                 <w:color w:val="FFFFFF"/>
                 <w:sz w:val="20"/>
@@ -886,18 +664,16 @@
         <w:tc>
           <w:tcPr>
             <w:tcW w:type="dxa" w:w="2351"/>
+            <w:shd w:fill="1E3A5F"/>
             <w:vAlign w:val="center"/>
-            <w:shd w:val="clear" w:color="auto" w:fill="1E3A5F"/>
           </w:tcPr>
           <w:p>
             <w:pPr>
-              <w:spacing w:after="40" w:line="312" w:lineRule="auto" w:before="40"/>
+              <w:spacing w:after="40" w:line="312" w:lineRule="auto"/>
               <w:ind w:firstLine="0"/>
-              <w:jc w:val="center"/>
             </w:pPr>
             <w:r>
               <w:rPr>
-                <w:rFonts w:ascii="Times New Roman" w:hAnsi="Times New Roman" w:eastAsia="宋体"/>
                 <w:b/>
                 <w:color w:val="FFFFFF"/>
                 <w:sz w:val="20"/>
@@ -909,18 +685,16 @@
         <w:tc>
           <w:tcPr>
             <w:tcW w:type="dxa" w:w="2351"/>
+            <w:shd w:fill="1E3A5F"/>
             <w:vAlign w:val="center"/>
-            <w:shd w:val="clear" w:color="auto" w:fill="1E3A5F"/>
           </w:tcPr>
           <w:p>
             <w:pPr>
-              <w:spacing w:after="40" w:line="312" w:lineRule="auto" w:before="40"/>
+              <w:spacing w:after="40" w:line="312" w:lineRule="auto"/>
               <w:ind w:firstLine="0"/>
-              <w:jc w:val="center"/>
             </w:pPr>
             <w:r>
               <w:rPr>
-                <w:rFonts w:ascii="Times New Roman" w:hAnsi="Times New Roman" w:eastAsia="宋体"/>
                 <w:b/>
                 <w:color w:val="FFFFFF"/>
                 <w:sz w:val="20"/>
@@ -932,18 +706,16 @@
         <w:tc>
           <w:tcPr>
             <w:tcW w:type="dxa" w:w="2351"/>
+            <w:shd w:fill="1E3A5F"/>
             <w:vAlign w:val="center"/>
-            <w:shd w:val="clear" w:color="auto" w:fill="1E3A5F"/>
           </w:tcPr>
           <w:p>
             <w:pPr>
-              <w:spacing w:after="40" w:line="312" w:lineRule="auto" w:before="40"/>
+              <w:spacing w:after="40" w:line="312" w:lineRule="auto"/>
               <w:ind w:firstLine="0"/>
-              <w:jc w:val="center"/>
             </w:pPr>
             <w:r>
               <w:rPr>
-                <w:rFonts w:ascii="Times New Roman" w:hAnsi="Times New Roman" w:eastAsia="宋体"/>
                 <w:b/>
                 <w:color w:val="FFFFFF"/>
                 <w:sz w:val="20"/>
@@ -958,16 +730,14 @@
           <w:tcPr>
             <w:tcW w:type="dxa" w:w="2351"/>
             <w:vAlign w:val="center"/>
-            <w:shd w:val="clear" w:color="auto" w:fill="FFFFFF"/>
           </w:tcPr>
           <w:p>
             <w:pPr>
-              <w:spacing w:after="40" w:line="312" w:lineRule="auto" w:before="40"/>
+              <w:spacing w:after="40" w:line="312" w:lineRule="auto"/>
               <w:ind w:firstLine="0"/>
             </w:pPr>
             <w:r>
               <w:rPr>
-                <w:rFonts w:ascii="Times New Roman" w:hAnsi="Times New Roman" w:eastAsia="宋体"/>
                 <w:sz w:val="19"/>
               </w:rPr>
               <w:t>2005-2007 涨幅</w:t>
@@ -978,16 +748,14 @@
           <w:tcPr>
             <w:tcW w:type="dxa" w:w="2351"/>
             <w:vAlign w:val="center"/>
-            <w:shd w:val="clear" w:color="auto" w:fill="FFFFFF"/>
           </w:tcPr>
           <w:p>
             <w:pPr>
-              <w:spacing w:after="40" w:line="312" w:lineRule="auto" w:before="40"/>
+              <w:spacing w:after="40" w:line="312" w:lineRule="auto"/>
               <w:ind w:firstLine="0"/>
             </w:pPr>
             <w:r>
               <w:rPr>
-                <w:rFonts w:ascii="Times New Roman" w:hAnsi="Times New Roman" w:eastAsia="宋体"/>
                 <w:sz w:val="19"/>
               </w:rPr>
               <w:t>+101%</w:t>
@@ -998,16 +766,14 @@
           <w:tcPr>
             <w:tcW w:type="dxa" w:w="2351"/>
             <w:vAlign w:val="center"/>
-            <w:shd w:val="clear" w:color="auto" w:fill="FFFFFF"/>
           </w:tcPr>
           <w:p>
             <w:pPr>
-              <w:spacing w:after="40" w:line="312" w:lineRule="auto" w:before="40"/>
+              <w:spacing w:after="40" w:line="312" w:lineRule="auto"/>
               <w:ind w:firstLine="0"/>
             </w:pPr>
             <w:r>
               <w:rPr>
-                <w:rFonts w:ascii="Times New Roman" w:hAnsi="Times New Roman" w:eastAsia="宋体"/>
                 <w:sz w:val="19"/>
               </w:rPr>
               <w:t>+514%</w:t>
@@ -1018,16 +784,14 @@
           <w:tcPr>
             <w:tcW w:type="dxa" w:w="2351"/>
             <w:vAlign w:val="center"/>
-            <w:shd w:val="clear" w:color="auto" w:fill="FFFFFF"/>
           </w:tcPr>
           <w:p>
             <w:pPr>
-              <w:spacing w:after="40" w:line="312" w:lineRule="auto" w:before="40"/>
+              <w:spacing w:after="40" w:line="312" w:lineRule="auto"/>
               <w:ind w:firstLine="0"/>
             </w:pPr>
             <w:r>
               <w:rPr>
-                <w:rFonts w:ascii="Times New Roman" w:hAnsi="Times New Roman" w:eastAsia="宋体"/>
                 <w:sz w:val="19"/>
               </w:rPr>
               <w:t>+50%</w:t>
@@ -1040,16 +804,14 @@
           <w:tcPr>
             <w:tcW w:type="dxa" w:w="2351"/>
             <w:vAlign w:val="center"/>
-            <w:shd w:val="clear" w:color="auto" w:fill="F1F5F9"/>
           </w:tcPr>
           <w:p>
             <w:pPr>
-              <w:spacing w:after="40" w:line="312" w:lineRule="auto" w:before="40"/>
+              <w:spacing w:after="40" w:line="312" w:lineRule="auto"/>
               <w:ind w:firstLine="0"/>
             </w:pPr>
             <w:r>
               <w:rPr>
-                <w:rFonts w:ascii="Times New Roman" w:hAnsi="Times New Roman" w:eastAsia="宋体"/>
                 <w:sz w:val="19"/>
               </w:rPr>
               <w:t>起点背景</w:t>
@@ -1060,16 +822,14 @@
           <w:tcPr>
             <w:tcW w:type="dxa" w:w="2351"/>
             <w:vAlign w:val="center"/>
-            <w:shd w:val="clear" w:color="auto" w:fill="F1F5F9"/>
           </w:tcPr>
           <w:p>
             <w:pPr>
-              <w:spacing w:after="40" w:line="312" w:lineRule="auto" w:before="40"/>
+              <w:spacing w:after="40" w:line="312" w:lineRule="auto"/>
               <w:ind w:firstLine="0"/>
             </w:pPr>
             <w:r>
               <w:rPr>
-                <w:rFonts w:ascii="Times New Roman" w:hAnsi="Times New Roman" w:eastAsia="宋体"/>
                 <w:sz w:val="19"/>
               </w:rPr>
               <w:t>2002 科网泡沫后底部</w:t>
@@ -1080,16 +840,14 @@
           <w:tcPr>
             <w:tcW w:type="dxa" w:w="2351"/>
             <w:vAlign w:val="center"/>
-            <w:shd w:val="clear" w:color="auto" w:fill="F1F5F9"/>
           </w:tcPr>
           <w:p>
             <w:pPr>
-              <w:spacing w:after="40" w:line="312" w:lineRule="auto" w:before="40"/>
+              <w:spacing w:after="40" w:line="312" w:lineRule="auto"/>
               <w:ind w:firstLine="0"/>
             </w:pPr>
             <w:r>
               <w:rPr>
-                <w:rFonts w:ascii="Times New Roman" w:hAnsi="Times New Roman" w:eastAsia="宋体"/>
                 <w:sz w:val="19"/>
               </w:rPr>
               <w:t>2005 股改后起步</w:t>
@@ -1100,16 +858,14 @@
           <w:tcPr>
             <w:tcW w:type="dxa" w:w="2351"/>
             <w:vAlign w:val="center"/>
-            <w:shd w:val="clear" w:color="auto" w:fill="F1F5F9"/>
           </w:tcPr>
           <w:p>
             <w:pPr>
-              <w:spacing w:after="40" w:line="312" w:lineRule="auto" w:before="40"/>
+              <w:spacing w:after="40" w:line="312" w:lineRule="auto"/>
               <w:ind w:firstLine="0"/>
             </w:pPr>
             <w:r>
               <w:rPr>
-                <w:rFonts w:ascii="Times New Roman" w:hAnsi="Times New Roman" w:eastAsia="宋体"/>
                 <w:sz w:val="19"/>
               </w:rPr>
               <w:t>2003 摆脱通缩</w:t>
@@ -1122,16 +878,14 @@
           <w:tcPr>
             <w:tcW w:type="dxa" w:w="2351"/>
             <w:vAlign w:val="center"/>
-            <w:shd w:val="clear" w:color="auto" w:fill="FFFFFF"/>
           </w:tcPr>
           <w:p>
             <w:pPr>
-              <w:spacing w:after="40" w:line="312" w:lineRule="auto" w:before="40"/>
+              <w:spacing w:after="40" w:line="312" w:lineRule="auto"/>
               <w:ind w:firstLine="0"/>
             </w:pPr>
             <w:r>
               <w:rPr>
-                <w:rFonts w:ascii="Times New Roman" w:hAnsi="Times New Roman" w:eastAsia="宋体"/>
                 <w:sz w:val="19"/>
               </w:rPr>
               <w:t>PE 估值变化</w:t>
@@ -1142,16 +896,14 @@
           <w:tcPr>
             <w:tcW w:type="dxa" w:w="2351"/>
             <w:vAlign w:val="center"/>
-            <w:shd w:val="clear" w:color="auto" w:fill="FFFFFF"/>
           </w:tcPr>
           <w:p>
             <w:pPr>
-              <w:spacing w:after="40" w:line="312" w:lineRule="auto" w:before="40"/>
+              <w:spacing w:after="40" w:line="312" w:lineRule="auto"/>
               <w:ind w:firstLine="0"/>
             </w:pPr>
             <w:r>
               <w:rPr>
-                <w:rFonts w:ascii="Times New Roman" w:hAnsi="Times New Roman" w:eastAsia="宋体"/>
                 <w:sz w:val="19"/>
               </w:rPr>
               <w:t>16x → 22x（扩张 1.4 倍）</w:t>
@@ -1162,16 +914,14 @@
           <w:tcPr>
             <w:tcW w:type="dxa" w:w="2351"/>
             <w:vAlign w:val="center"/>
-            <w:shd w:val="clear" w:color="auto" w:fill="FFFFFF"/>
           </w:tcPr>
           <w:p>
             <w:pPr>
-              <w:spacing w:after="40" w:line="312" w:lineRule="auto" w:before="40"/>
+              <w:spacing w:after="40" w:line="312" w:lineRule="auto"/>
               <w:ind w:firstLine="0"/>
             </w:pPr>
             <w:r>
               <w:rPr>
-                <w:rFonts w:ascii="Times New Roman" w:hAnsi="Times New Roman" w:eastAsia="宋体"/>
                 <w:sz w:val="19"/>
               </w:rPr>
               <w:t>14x → 50x（扩张 3.5 倍）</w:t>
@@ -1182,16 +932,14 @@
           <w:tcPr>
             <w:tcW w:type="dxa" w:w="2351"/>
             <w:vAlign w:val="center"/>
-            <w:shd w:val="clear" w:color="auto" w:fill="FFFFFF"/>
           </w:tcPr>
           <w:p>
             <w:pPr>
-              <w:spacing w:after="40" w:line="312" w:lineRule="auto" w:before="40"/>
+              <w:spacing w:after="40" w:line="312" w:lineRule="auto"/>
               <w:ind w:firstLine="0"/>
             </w:pPr>
             <w:r>
               <w:rPr>
-                <w:rFonts w:ascii="Times New Roman" w:hAnsi="Times New Roman" w:eastAsia="宋体"/>
                 <w:sz w:val="19"/>
               </w:rPr>
               <w:t>18x → 20x（基本稳定）</w:t>
@@ -1204,16 +952,14 @@
           <w:tcPr>
             <w:tcW w:type="dxa" w:w="2351"/>
             <w:vAlign w:val="center"/>
-            <w:shd w:val="clear" w:color="auto" w:fill="F1F5F9"/>
           </w:tcPr>
           <w:p>
             <w:pPr>
-              <w:spacing w:after="40" w:line="312" w:lineRule="auto" w:before="40"/>
+              <w:spacing w:after="40" w:line="312" w:lineRule="auto"/>
               <w:ind w:firstLine="0"/>
             </w:pPr>
             <w:r>
               <w:rPr>
-                <w:rFonts w:ascii="Times New Roman" w:hAnsi="Times New Roman" w:eastAsia="宋体"/>
                 <w:sz w:val="19"/>
               </w:rPr>
               <w:t>总市值/GDP</w:t>
@@ -1224,16 +970,14 @@
           <w:tcPr>
             <w:tcW w:type="dxa" w:w="2351"/>
             <w:vAlign w:val="center"/>
-            <w:shd w:val="clear" w:color="auto" w:fill="F1F5F9"/>
           </w:tcPr>
           <w:p>
             <w:pPr>
-              <w:spacing w:after="40" w:line="312" w:lineRule="auto" w:before="40"/>
+              <w:spacing w:after="40" w:line="312" w:lineRule="auto"/>
               <w:ind w:firstLine="0"/>
             </w:pPr>
             <w:r>
               <w:rPr>
-                <w:rFonts w:ascii="Times New Roman" w:hAnsi="Times New Roman" w:eastAsia="宋体"/>
                 <w:sz w:val="19"/>
               </w:rPr>
               <w:t>130% → 150%</w:t>
@@ -1244,16 +988,14 @@
           <w:tcPr>
             <w:tcW w:type="dxa" w:w="2351"/>
             <w:vAlign w:val="center"/>
-            <w:shd w:val="clear" w:color="auto" w:fill="F1F5F9"/>
           </w:tcPr>
           <w:p>
             <w:pPr>
-              <w:spacing w:after="40" w:line="312" w:lineRule="auto" w:before="40"/>
+              <w:spacing w:after="40" w:line="312" w:lineRule="auto"/>
               <w:ind w:firstLine="0"/>
             </w:pPr>
             <w:r>
               <w:rPr>
-                <w:rFonts w:ascii="Times New Roman" w:hAnsi="Times New Roman" w:eastAsia="宋体"/>
                 <w:sz w:val="19"/>
               </w:rPr>
               <w:t>35% → 120%</w:t>
@@ -1264,16 +1006,14 @@
           <w:tcPr>
             <w:tcW w:type="dxa" w:w="2351"/>
             <w:vAlign w:val="center"/>
-            <w:shd w:val="clear" w:color="auto" w:fill="F1F5F9"/>
           </w:tcPr>
           <w:p>
             <w:pPr>
-              <w:spacing w:after="40" w:line="312" w:lineRule="auto" w:before="40"/>
+              <w:spacing w:after="40" w:line="312" w:lineRule="auto"/>
               <w:ind w:firstLine="0"/>
             </w:pPr>
             <w:r>
               <w:rPr>
-                <w:rFonts w:ascii="Times New Roman" w:hAnsi="Times New Roman" w:eastAsia="宋体"/>
                 <w:sz w:val="19"/>
               </w:rPr>
               <w:t>70% → 95%</w:t>
@@ -1286,16 +1026,14 @@
           <w:tcPr>
             <w:tcW w:type="dxa" w:w="2351"/>
             <w:vAlign w:val="center"/>
-            <w:shd w:val="clear" w:color="auto" w:fill="FFFFFF"/>
           </w:tcPr>
           <w:p>
             <w:pPr>
-              <w:spacing w:after="40" w:line="312" w:lineRule="auto" w:before="40"/>
+              <w:spacing w:after="40" w:line="312" w:lineRule="auto"/>
               <w:ind w:firstLine="0"/>
             </w:pPr>
             <w:r>
               <w:rPr>
-                <w:rFonts w:ascii="Times New Roman" w:hAnsi="Times New Roman" w:eastAsia="宋体"/>
                 <w:sz w:val="19"/>
               </w:rPr>
               <w:t>核心驱动</w:t>
@@ -1306,16 +1044,14 @@
           <w:tcPr>
             <w:tcW w:type="dxa" w:w="2351"/>
             <w:vAlign w:val="center"/>
-            <w:shd w:val="clear" w:color="auto" w:fill="FFFFFF"/>
           </w:tcPr>
           <w:p>
             <w:pPr>
-              <w:spacing w:after="40" w:line="312" w:lineRule="auto" w:before="40"/>
+              <w:spacing w:after="40" w:line="312" w:lineRule="auto"/>
               <w:ind w:firstLine="0"/>
             </w:pPr>
             <w:r>
               <w:rPr>
-                <w:rFonts w:ascii="Times New Roman" w:hAnsi="Times New Roman" w:eastAsia="宋体"/>
                 <w:sz w:val="19"/>
               </w:rPr>
               <w:t>消费+地产+金融</w:t>
@@ -1326,16 +1062,14 @@
           <w:tcPr>
             <w:tcW w:type="dxa" w:w="2351"/>
             <w:vAlign w:val="center"/>
-            <w:shd w:val="clear" w:color="auto" w:fill="FFFFFF"/>
           </w:tcPr>
           <w:p>
             <w:pPr>
-              <w:spacing w:after="40" w:line="312" w:lineRule="auto" w:before="40"/>
+              <w:spacing w:after="40" w:line="312" w:lineRule="auto"/>
               <w:ind w:firstLine="0"/>
             </w:pPr>
             <w:r>
               <w:rPr>
-                <w:rFonts w:ascii="Times New Roman" w:hAnsi="Times New Roman" w:eastAsia="宋体"/>
                 <w:sz w:val="19"/>
               </w:rPr>
               <w:t>投资+散户+资产注入</w:t>
@@ -1346,16 +1080,14 @@
           <w:tcPr>
             <w:tcW w:type="dxa" w:w="2351"/>
             <w:vAlign w:val="center"/>
-            <w:shd w:val="clear" w:color="auto" w:fill="FFFFFF"/>
           </w:tcPr>
           <w:p>
             <w:pPr>
-              <w:spacing w:after="40" w:line="312" w:lineRule="auto" w:before="40"/>
+              <w:spacing w:after="40" w:line="312" w:lineRule="auto"/>
               <w:ind w:firstLine="0"/>
             </w:pPr>
             <w:r>
               <w:rPr>
-                <w:rFonts w:ascii="Times New Roman" w:hAnsi="Times New Roman" w:eastAsia="宋体"/>
                 <w:sz w:val="19"/>
               </w:rPr>
               <w:t>通缩挣扎+企业治理</w:t>
@@ -1366,28 +1098,18 @@
     </w:tbl>
     <w:p>
       <w:pPr>
-        <w:spacing w:line="408" w:lineRule="auto" w:after="120"/>
-        <w:ind w:firstLine="440"/>
+        <w:spacing w:line="408" w:lineRule="auto" w:after="80"/>
       </w:pPr>
       <w:r>
-        <w:rPr>
-          <w:rFonts w:ascii="Times New Roman" w:hAnsi="Times New Roman" w:eastAsia="宋体"/>
-          <w:color w:val="1E293B"/>
-        </w:rPr>
         <w:t>**中国 PE 14x → 50x 是 2005–2007 最极端的估值扩张**。这一扩张的驱动是「资产注入」叙事——把矿的储量直接乘以现货价格算市值，把未来盈利一次性贴现到现在。当 2007 年下半年市场已经「不再讨论风险，只看注入多少矿」时，这种「梦想定价」就达到了极限。</w:t>
       </w:r>
     </w:p>
     <w:p>
       <w:pPr>
-        <w:spacing w:before="200" w:after="120" w:line="408" w:lineRule="auto"/>
-        <w:ind w:firstLine="440"/>
+        <w:spacing w:before="200" w:after="40"/>
         <w:jc w:val="center"/>
       </w:pPr>
       <w:r>
-        <w:rPr>
-          <w:rFonts w:ascii="Times New Roman" w:hAnsi="Times New Roman" w:eastAsia="宋体"/>
-          <w:color w:val="1E293B"/>
-        </w:rPr>
         <w:drawing>
           <wp:inline xmlns:a="http://schemas.openxmlformats.org/drawingml/2006/main" xmlns:pic="http://schemas.openxmlformats.org/drawingml/2006/picture">
             <wp:extent cx="6217920" cy="2442754"/>
@@ -1424,13 +1146,11 @@
     </w:p>
     <w:p>
       <w:pPr>
-        <w:spacing w:after="120" w:line="408" w:lineRule="auto"/>
-        <w:ind w:firstLine="440"/>
+        <w:spacing w:after="240"/>
         <w:jc w:val="center"/>
       </w:pPr>
       <w:r>
         <w:rPr>
-          <w:rFonts w:ascii="Times New Roman" w:hAnsi="Times New Roman" w:eastAsia="宋体"/>
           <w:i/>
           <w:color w:val="64748B"/>
           <w:sz w:val="19"/>
@@ -1440,28 +1160,18 @@
     </w:p>
     <w:p>
       <w:pPr>
-        <w:spacing w:line="408" w:lineRule="auto" w:after="120"/>
-        <w:ind w:firstLine="440"/>
+        <w:spacing w:line="408" w:lineRule="auto" w:after="80"/>
       </w:pPr>
       <w:r>
-        <w:rPr>
-          <w:rFonts w:ascii="Times New Roman" w:hAnsi="Times New Roman" w:eastAsia="宋体"/>
-          <w:color w:val="1E293B"/>
-        </w:rPr>
         <w:t>图表 3 清晰呈现了 2005-2007 行情的三段式演进：**价值发现（2005.06-2006.12）**——美元贬值 + 中国需求爆发，铜价跟随商品定价；**资产注入狂潮（2007.01-2007.07）**——脱离商品价格，靠「注矿」叙事提估值；**流动性癫狂（2007.08-2007.10）**——巨型 IPO 抽血 + 边缘股补涨。</w:t>
       </w:r>
     </w:p>
     <w:p>
       <w:pPr>
-        <w:spacing w:before="200" w:after="120" w:line="408" w:lineRule="auto"/>
-        <w:ind w:firstLine="440"/>
+        <w:spacing w:before="200" w:after="40"/>
         <w:jc w:val="center"/>
       </w:pPr>
       <w:r>
-        <w:rPr>
-          <w:rFonts w:ascii="Times New Roman" w:hAnsi="Times New Roman" w:eastAsia="宋体"/>
-          <w:color w:val="1E293B"/>
-        </w:rPr>
         <w:drawing>
           <wp:inline xmlns:a="http://schemas.openxmlformats.org/drawingml/2006/main" xmlns:pic="http://schemas.openxmlformats.org/drawingml/2006/picture">
             <wp:extent cx="6217920" cy="2487168"/>
@@ -1498,13 +1208,11 @@
     </w:p>
     <w:p>
       <w:pPr>
-        <w:spacing w:after="120" w:line="408" w:lineRule="auto"/>
-        <w:ind w:firstLine="440"/>
+        <w:spacing w:after="240"/>
         <w:jc w:val="center"/>
       </w:pPr>
       <w:r>
         <w:rPr>
-          <w:rFonts w:ascii="Times New Roman" w:hAnsi="Times New Roman" w:eastAsia="宋体"/>
           <w:i/>
           <w:color w:val="64748B"/>
           <w:sz w:val="19"/>
@@ -1514,65 +1222,43 @@
     </w:p>
     <w:p>
       <w:pPr>
-        <w:spacing w:line="408" w:lineRule="auto" w:after="120"/>
-        <w:ind w:firstLine="440"/>
+        <w:spacing w:line="408" w:lineRule="auto" w:after="80"/>
       </w:pPr>
       <w:r>
-        <w:rPr>
-          <w:rFonts w:ascii="Times New Roman" w:hAnsi="Times New Roman" w:eastAsia="宋体"/>
-          <w:color w:val="1E293B"/>
-        </w:rPr>
         <w:t>图表 6 揭示了一个被市场广泛忽视的细节——**LME 铜价早在 2006 年 5 月就已见顶（$8,800），而上证综指直到 2007 年 10 月才见顶（6,124）**。17 个月的「顶背离」是典型的「叙事溢价」阶段——股价不再锚定商品现货，而是锚定「未来注入矿」的无限承诺。</w:t>
       </w:r>
     </w:p>
     <w:p>
       <w:pPr>
-        <w:spacing w:line="408" w:lineRule="auto" w:after="120"/>
-        <w:ind w:firstLine="440"/>
+        <w:spacing w:line="408" w:lineRule="auto" w:after="80"/>
       </w:pPr>
       <w:r>
-        <w:rPr>
-          <w:rFonts w:ascii="Times New Roman" w:hAnsi="Times New Roman" w:eastAsia="宋体"/>
-          <w:color w:val="1E293B"/>
-        </w:rPr>
         <w:t>**这意味着一个可操作的洞察**：当商品价格已经见顶、但股价仍在创新高时，往往是「顶部确认」的最强信号——05-07 的 17 个月背离就是经典案例。23-26 中我们需要密切关注 HBM/CoWoS 现货价 vs NVDA 股价的背离。**如果出现 HBM 见顶而 NVDA 创新高，**就要启动 S3 信号预警。</w:t>
       </w:r>
     </w:p>
     <w:p>
       <w:pPr>
-        <w:spacing w:line="408" w:lineRule="auto" w:after="120"/>
-        <w:ind w:firstLine="440"/>
+        <w:spacing w:line="408" w:lineRule="auto" w:after="80"/>
       </w:pPr>
       <w:r>
-        <w:rPr>
-          <w:rFonts w:ascii="Times New Roman" w:hAnsi="Times New Roman" w:eastAsia="宋体"/>
-          <w:color w:val="1E293B"/>
-        </w:rPr>
         <w:t>**2007 年下半年的「IPO 洪峰」是政策调控工具**。中石油、神华、建行等巨型 IPO 密集发行，通过大规模发行吸收市场过剩流动性。中石油 A 股 IPO 冻结资金 3.3 万亿元，**相当于当时 A 股流通市值的 40%**——这是 07 年顶部的关键触发因素。</w:t>
       </w:r>
     </w:p>
     <w:p>
       <w:pPr>
-        <w:spacing w:line="408" w:lineRule="auto" w:after="120"/>
-        <w:ind w:firstLine="440"/>
+        <w:spacing w:line="408" w:lineRule="auto" w:after="80"/>
       </w:pPr>
       <w:r>
-        <w:rPr>
-          <w:rFonts w:ascii="Times New Roman" w:hAnsi="Times New Roman" w:eastAsia="宋体"/>
-          <w:color w:val="1E293B"/>
-        </w:rPr>
         <w:t>下表清晰呈现了 2007 年 4 月至 11 月的「IPO 洪峰」：4 月中铝（¥100 亿）、9 月建行（¥580 亿）、10 月神华（¥666 亿，冻结 2.7 万亿）、11 月中石油（¥668 亿，冻结 3.3 万亿）。**这些 IPO 不是巧合**——监管层明确知道市场过热，通过「市场化的流动性收紧」（IPO 抽水）来抑制资产价格泡沫。**这是一个教科书级的「政策窗口指导」**——监管从未明令禁止新基金发行，但通过 IPO 节奏控制，实现了对资金面的精准调控。</w:t>
       </w:r>
     </w:p>
     <w:p>
       <w:pPr>
         <w:keepNext/>
-        <w:spacing w:before="280" w:after="120" w:line="408" w:lineRule="auto"/>
-        <w:ind w:firstLine="440"/>
+        <w:spacing w:before="280" w:after="120"/>
       </w:pPr>
       <w:r>
         <w:rPr>
-          <w:rFonts w:ascii="Times New Roman" w:hAnsi="Times New Roman" w:eastAsia="宋体"/>
           <w:b/>
           <w:color w:val="1E3A5F"/>
           <w:sz w:val="26"/>
@@ -1582,28 +1268,18 @@
     </w:p>
     <w:p>
       <w:pPr>
-        <w:spacing w:line="408" w:lineRule="auto" w:after="120"/>
-        <w:ind w:firstLine="440"/>
+        <w:spacing w:line="408" w:lineRule="auto" w:after="80"/>
       </w:pPr>
       <w:r>
-        <w:rPr>
-          <w:rFonts w:ascii="Times New Roman" w:hAnsi="Times New Roman" w:eastAsia="宋体"/>
-          <w:color w:val="1E293B"/>
-        </w:rPr>
         <w:t>理解 2005–2007 终结机制的关键，是要理解「三角闭环」的结构。</w:t>
       </w:r>
     </w:p>
     <w:p>
       <w:pPr>
-        <w:spacing w:before="200" w:after="120" w:line="408" w:lineRule="auto"/>
-        <w:ind w:firstLine="440"/>
+        <w:spacing w:before="200" w:after="40"/>
         <w:jc w:val="center"/>
       </w:pPr>
       <w:r>
-        <w:rPr>
-          <w:rFonts w:ascii="Times New Roman" w:hAnsi="Times New Roman" w:eastAsia="宋体"/>
-          <w:color w:val="1E293B"/>
-        </w:rPr>
         <w:drawing>
           <wp:inline xmlns:a="http://schemas.openxmlformats.org/drawingml/2006/main" xmlns:pic="http://schemas.openxmlformats.org/drawingml/2006/picture">
             <wp:extent cx="5943600" cy="3804845"/>
@@ -1640,13 +1316,11 @@
     </w:p>
     <w:p>
       <w:pPr>
-        <w:spacing w:after="120" w:line="408" w:lineRule="auto"/>
-        <w:ind w:firstLine="440"/>
+        <w:spacing w:after="240"/>
         <w:jc w:val="center"/>
       </w:pPr>
       <w:r>
         <w:rPr>
-          <w:rFonts w:ascii="Times New Roman" w:hAnsi="Times New Roman" w:eastAsia="宋体"/>
           <w:i/>
           <w:color w:val="64748B"/>
           <w:sz w:val="19"/>
@@ -1656,27 +1330,17 @@
     </w:p>
     <w:p>
       <w:pPr>
-        <w:spacing w:line="408" w:lineRule="auto" w:after="120"/>
-        <w:ind w:firstLine="440"/>
+        <w:spacing w:line="408" w:lineRule="auto" w:after="80"/>
       </w:pPr>
       <w:r>
-        <w:rPr>
-          <w:rFonts w:ascii="Times New Roman" w:hAnsi="Times New Roman" w:eastAsia="宋体"/>
-          <w:color w:val="1E293B"/>
-        </w:rPr>
         <w:t>这一闭环的运作机制是：美国（消费+地产+金融杠杆）→ 美元流向中国出口创汇 → 央行结汇形成外汇占款 → M2 扩张推升投资需求；与此同时日本（低成本资金）→ 借日元投资美元资产/商品 → 全球风险偏好 → 资源需求 → 商品价格。这是一条**自洽的正反馈链**。</w:t>
       </w:r>
     </w:p>
     <w:p>
       <w:pPr>
-        <w:spacing w:line="408" w:lineRule="auto" w:after="120"/>
-        <w:ind w:firstLine="440"/>
+        <w:spacing w:line="408" w:lineRule="auto" w:after="80"/>
       </w:pPr>
       <w:r>
-        <w:rPr>
-          <w:rFonts w:ascii="Times New Roman" w:hAnsi="Times New Roman" w:eastAsia="宋体"/>
-          <w:color w:val="1E293B"/>
-        </w:rPr>
         <w:t>**闭环破裂的三个条件**——任一发生即可能终结：</w:t>
       </w:r>
     </w:p>
@@ -1709,39 +1373,27 @@
     </w:p>
     <w:p>
       <w:pPr>
-        <w:spacing w:line="408" w:lineRule="auto" w:after="120"/>
-        <w:ind w:firstLine="440"/>
+        <w:spacing w:line="408" w:lineRule="auto" w:after="80"/>
       </w:pPr>
       <w:r>
-        <w:rPr>
-          <w:rFonts w:ascii="Times New Roman" w:hAnsi="Times New Roman" w:eastAsia="宋体"/>
-          <w:color w:val="1E293B"/>
-        </w:rPr>
         <w:t>**2008 年的实际情况是条件 1 和条件 2 同时触发**——次贷危机导致美国消费崩盘（汽车业、零售业、消费电子全线下滑），中国出口骤降（2009 年 1 月出口同比 -17.5%）。三角闭环彻底破裂。商品价格在 6 个月内跌 50%+，日本套利交易逆转，日元升值 20%+。</w:t>
       </w:r>
     </w:p>
     <w:p>
       <w:pPr>
-        <w:spacing w:line="408" w:lineRule="auto" w:after="120"/>
-        <w:ind w:firstLine="440"/>
+        <w:spacing w:line="408" w:lineRule="auto" w:after="80"/>
       </w:pPr>
       <w:r>
-        <w:rPr>
-          <w:rFonts w:ascii="Times New Roman" w:hAnsi="Times New Roman" w:eastAsia="宋体"/>
-          <w:color w:val="1E293B"/>
-        </w:rPr>
         <w:t>这一历史经验对 23–26 AI 浪潮的启示是：需要关注 M7 企业的「同步性」——如果 M7 7 家公司同时减投 AI Capex，整个 AI 板块的「自洽链」将瞬间断裂。**这是 23–26 三角闭环的「脆弱性」所在**——风险集中在 7 家公司，而非整个信贷体系。</w:t>
       </w:r>
     </w:p>
     <w:p>
       <w:pPr>
         <w:keepNext/>
-        <w:spacing w:before="400" w:after="120" w:line="408" w:lineRule="auto"/>
-        <w:ind w:firstLine="440"/>
+        <w:spacing w:before="400" w:after="200"/>
       </w:pPr>
       <w:r>
         <w:rPr>
-          <w:rFonts w:ascii="Times New Roman" w:hAnsi="Times New Roman" w:eastAsia="宋体"/>
           <w:b/>
           <w:color w:val="0F172A"/>
           <w:sz w:val="32"/>
@@ -1751,26 +1403,19 @@
     </w:p>
     <w:p>
       <w:pPr>
-        <w:spacing w:line="408" w:lineRule="auto" w:after="120"/>
-        <w:ind w:firstLine="440"/>
+        <w:spacing w:line="408" w:lineRule="auto" w:after="80"/>
       </w:pPr>
       <w:r>
-        <w:rPr>
-          <w:rFonts w:ascii="Times New Roman" w:hAnsi="Times New Roman" w:eastAsia="宋体"/>
-          <w:color w:val="1E293B"/>
-        </w:rPr>
         <w:t>基于第一部分的 6 维度复盘，本部分将逐一映射到 2023–2026 的 AI 板块投资浪潮。我们关心的核心问题是：**哪些维度高度相似？哪些维度本质不同？这些差异如何影响信号的设计**？</w:t>
       </w:r>
     </w:p>
     <w:p>
       <w:pPr>
         <w:keepNext/>
-        <w:spacing w:before="280" w:after="120" w:line="408" w:lineRule="auto"/>
-        <w:ind w:firstLine="440"/>
+        <w:spacing w:before="280" w:after="120"/>
       </w:pPr>
       <w:r>
         <w:rPr>
-          <w:rFonts w:ascii="Times New Roman" w:hAnsi="Times New Roman" w:eastAsia="宋体"/>
           <w:b/>
           <w:color w:val="1E3A5F"/>
           <w:sz w:val="26"/>
@@ -1780,31 +1425,18 @@
     </w:p>
     <w:p>
       <w:pPr>
-        <w:spacing w:line="408" w:lineRule="auto" w:after="120"/>
-        <w:ind w:firstLine="440"/>
+        <w:spacing w:line="408" w:lineRule="auto" w:after="80"/>
       </w:pPr>
       <w:r>
-        <w:rPr>
-          <w:rFonts w:ascii="Times New Roman" w:hAnsi="Times New Roman" w:eastAsia="宋体"/>
-          <w:color w:val="1E293B"/>
-        </w:rPr>
         <w:t>下表呈现了 2005–2007 与 2023–2026 的 10 维度对标。同维度内，用「共同本质」列提炼两轮行情的内在相似性，这有助于识别哪些信号是「模式可复制」的，哪些是「此次不同」的。</w:t>
       </w:r>
     </w:p>
     <w:tbl>
       <w:tblPr>
         <w:tblStyle w:val="LightGrid-Accent1"/>
-        <w:tblW w:type="pct" w:w="5000"/>
+        <w:tblW w:type="auto" w:w="0"/>
         <w:jc w:val="center"/>
         <w:tblLook w:firstColumn="1" w:firstRow="1" w:lastColumn="0" w:lastRow="0" w:noHBand="0" w:noVBand="1" w:val="04A0"/>
-        <w:tblBorders>
-          <w:top w:val="single" w:sz="4" w:space="0" w:color="CBD5E1"/>
-          <w:left w:val="single" w:sz="4" w:space="0" w:color="CBD5E1"/>
-          <w:bottom w:val="single" w:sz="4" w:space="0" w:color="CBD5E1"/>
-          <w:right w:val="single" w:sz="4" w:space="0" w:color="CBD5E1"/>
-          <w:insideH w:val="single" w:sz="4" w:space="0" w:color="CBD5E1"/>
-          <w:insideV w:val="single" w:sz="4" w:space="0" w:color="CBD5E1"/>
-        </w:tblBorders>
       </w:tblPr>
       <w:tblGrid>
         <w:gridCol w:w="3135"/>
@@ -1815,18 +1447,16 @@
         <w:tc>
           <w:tcPr>
             <w:tcW w:type="dxa" w:w="1417"/>
+            <w:shd w:fill="1E3A5F"/>
             <w:vAlign w:val="center"/>
-            <w:shd w:val="clear" w:color="auto" w:fill="1E3A5F"/>
           </w:tcPr>
           <w:p>
             <w:pPr>
-              <w:spacing w:after="40" w:line="312" w:lineRule="auto" w:before="40"/>
+              <w:spacing w:after="40" w:line="312" w:lineRule="auto"/>
               <w:ind w:firstLine="0"/>
-              <w:jc w:val="center"/>
             </w:pPr>
             <w:r>
               <w:rPr>
-                <w:rFonts w:ascii="Times New Roman" w:hAnsi="Times New Roman" w:eastAsia="宋体"/>
                 <w:b/>
                 <w:color w:val="FFFFFF"/>
                 <w:sz w:val="20"/>
@@ -1838,18 +1468,16 @@
         <w:tc>
           <w:tcPr>
             <w:tcW w:type="dxa" w:w="3969"/>
+            <w:shd w:fill="1E3A5F"/>
             <w:vAlign w:val="center"/>
-            <w:shd w:val="clear" w:color="auto" w:fill="1E3A5F"/>
           </w:tcPr>
           <w:p>
             <w:pPr>
-              <w:spacing w:after="40" w:line="312" w:lineRule="auto" w:before="40"/>
+              <w:spacing w:after="40" w:line="312" w:lineRule="auto"/>
               <w:ind w:firstLine="0"/>
-              <w:jc w:val="center"/>
             </w:pPr>
             <w:r>
               <w:rPr>
-                <w:rFonts w:ascii="Times New Roman" w:hAnsi="Times New Roman" w:eastAsia="宋体"/>
                 <w:b/>
                 <w:color w:val="FFFFFF"/>
                 <w:sz w:val="20"/>
@@ -1861,18 +1489,16 @@
         <w:tc>
           <w:tcPr>
             <w:tcW w:type="dxa" w:w="3969"/>
+            <w:shd w:fill="1E3A5F"/>
             <w:vAlign w:val="center"/>
-            <w:shd w:val="clear" w:color="auto" w:fill="1E3A5F"/>
           </w:tcPr>
           <w:p>
             <w:pPr>
-              <w:spacing w:after="40" w:line="312" w:lineRule="auto" w:before="40"/>
+              <w:spacing w:after="40" w:line="312" w:lineRule="auto"/>
               <w:ind w:firstLine="0"/>
-              <w:jc w:val="center"/>
             </w:pPr>
             <w:r>
               <w:rPr>
-                <w:rFonts w:ascii="Times New Roman" w:hAnsi="Times New Roman" w:eastAsia="宋体"/>
                 <w:b/>
                 <w:color w:val="FFFFFF"/>
                 <w:sz w:val="20"/>
@@ -1887,16 +1513,14 @@
           <w:tcPr>
             <w:tcW w:type="dxa" w:w="1417"/>
             <w:vAlign w:val="center"/>
-            <w:shd w:val="clear" w:color="auto" w:fill="FFFFFF"/>
           </w:tcPr>
           <w:p>
             <w:pPr>
-              <w:spacing w:after="40" w:line="312" w:lineRule="auto" w:before="40"/>
+              <w:spacing w:after="40" w:line="312" w:lineRule="auto"/>
               <w:ind w:firstLine="0"/>
             </w:pPr>
             <w:r>
               <w:rPr>
-                <w:rFonts w:ascii="Times New Roman" w:hAnsi="Times New Roman" w:eastAsia="宋体"/>
                 <w:sz w:val="19"/>
               </w:rPr>
               <w:t>驱动叙事</w:t>
@@ -1907,16 +1531,14 @@
           <w:tcPr>
             <w:tcW w:type="dxa" w:w="3969"/>
             <w:vAlign w:val="center"/>
-            <w:shd w:val="clear" w:color="auto" w:fill="FFFFFF"/>
           </w:tcPr>
           <w:p>
             <w:pPr>
-              <w:spacing w:after="40" w:line="312" w:lineRule="auto" w:before="40"/>
+              <w:spacing w:after="40" w:line="312" w:lineRule="auto"/>
               <w:ind w:firstLine="0"/>
             </w:pPr>
             <w:r>
               <w:rPr>
-                <w:rFonts w:ascii="Times New Roman" w:hAnsi="Times New Roman" w:eastAsia="宋体"/>
                 <w:sz w:val="19"/>
               </w:rPr>
               <w:t>中国城镇化+工业化+WTO 红利</w:t>
@@ -1927,16 +1549,14 @@
           <w:tcPr>
             <w:tcW w:type="dxa" w:w="3969"/>
             <w:vAlign w:val="center"/>
-            <w:shd w:val="clear" w:color="auto" w:fill="FFFFFF"/>
           </w:tcPr>
           <w:p>
             <w:pPr>
-              <w:spacing w:after="40" w:line="312" w:lineRule="auto" w:before="40"/>
+              <w:spacing w:after="40" w:line="312" w:lineRule="auto"/>
               <w:ind w:firstLine="0"/>
             </w:pPr>
             <w:r>
               <w:rPr>
-                <w:rFonts w:ascii="Times New Roman" w:hAnsi="Times New Roman" w:eastAsia="宋体"/>
                 <w:sz w:val="19"/>
               </w:rPr>
               <w:t>AGI 革命+算力军备竞赛</w:t>
@@ -1949,16 +1569,14 @@
           <w:tcPr>
             <w:tcW w:type="dxa" w:w="1417"/>
             <w:vAlign w:val="center"/>
-            <w:shd w:val="clear" w:color="auto" w:fill="F1F5F9"/>
           </w:tcPr>
           <w:p>
             <w:pPr>
-              <w:spacing w:after="40" w:line="312" w:lineRule="auto" w:before="40"/>
+              <w:spacing w:after="40" w:line="312" w:lineRule="auto"/>
               <w:ind w:firstLine="0"/>
             </w:pPr>
             <w:r>
               <w:rPr>
-                <w:rFonts w:ascii="Times New Roman" w:hAnsi="Times New Roman" w:eastAsia="宋体"/>
                 <w:sz w:val="19"/>
               </w:rPr>
               <w:t>前三大经济体</w:t>
@@ -1969,16 +1587,14 @@
           <w:tcPr>
             <w:tcW w:type="dxa" w:w="3969"/>
             <w:vAlign w:val="center"/>
-            <w:shd w:val="clear" w:color="auto" w:fill="F1F5F9"/>
           </w:tcPr>
           <w:p>
             <w:pPr>
-              <w:spacing w:after="40" w:line="312" w:lineRule="auto" w:before="40"/>
+              <w:spacing w:after="40" w:line="312" w:lineRule="auto"/>
               <w:ind w:firstLine="0"/>
             </w:pPr>
             <w:r>
               <w:rPr>
-                <w:rFonts w:ascii="Times New Roman" w:hAnsi="Times New Roman" w:eastAsia="宋体"/>
                 <w:sz w:val="19"/>
               </w:rPr>
               <w:t>美(消费)+中(生产)+日(融资)三角互补</w:t>
@@ -1989,16 +1605,14 @@
           <w:tcPr>
             <w:tcW w:type="dxa" w:w="3969"/>
             <w:vAlign w:val="center"/>
-            <w:shd w:val="clear" w:color="auto" w:fill="F1F5F9"/>
           </w:tcPr>
           <w:p>
             <w:pPr>
-              <w:spacing w:after="40" w:line="312" w:lineRule="auto" w:before="40"/>
+              <w:spacing w:after="40" w:line="312" w:lineRule="auto"/>
               <w:ind w:firstLine="0"/>
             </w:pPr>
             <w:r>
               <w:rPr>
-                <w:rFonts w:ascii="Times New Roman" w:hAnsi="Times New Roman" w:eastAsia="宋体"/>
                 <w:sz w:val="19"/>
               </w:rPr>
               <w:t>美(AI创新)+中(追赶) 中美竞争</w:t>
@@ -2011,16 +1625,14 @@
           <w:tcPr>
             <w:tcW w:type="dxa" w:w="1417"/>
             <w:vAlign w:val="center"/>
-            <w:shd w:val="clear" w:color="auto" w:fill="FFFFFF"/>
           </w:tcPr>
           <w:p>
             <w:pPr>
-              <w:spacing w:after="40" w:line="312" w:lineRule="auto" w:before="40"/>
+              <w:spacing w:after="40" w:line="312" w:lineRule="auto"/>
               <w:ind w:firstLine="0"/>
             </w:pPr>
             <w:r>
               <w:rPr>
-                <w:rFonts w:ascii="Times New Roman" w:hAnsi="Times New Roman" w:eastAsia="宋体"/>
                 <w:sz w:val="19"/>
               </w:rPr>
               <w:t>流动性来源</w:t>
@@ -2031,16 +1643,14 @@
           <w:tcPr>
             <w:tcW w:type="dxa" w:w="3969"/>
             <w:vAlign w:val="center"/>
-            <w:shd w:val="clear" w:color="auto" w:fill="FFFFFF"/>
           </w:tcPr>
           <w:p>
             <w:pPr>
-              <w:spacing w:after="40" w:line="312" w:lineRule="auto" w:before="40"/>
+              <w:spacing w:after="40" w:line="312" w:lineRule="auto"/>
               <w:ind w:firstLine="0"/>
             </w:pPr>
             <w:r>
               <w:rPr>
-                <w:rFonts w:ascii="Times New Roman" w:hAnsi="Times New Roman" w:eastAsia="宋体"/>
                 <w:sz w:val="19"/>
               </w:rPr>
               <w:t>央行被动放水+外汇占款</w:t>
@@ -2051,16 +1661,14 @@
           <w:tcPr>
             <w:tcW w:type="dxa" w:w="3969"/>
             <w:vAlign w:val="center"/>
-            <w:shd w:val="clear" w:color="auto" w:fill="FFFFFF"/>
           </w:tcPr>
           <w:p>
             <w:pPr>
-              <w:spacing w:after="40" w:line="312" w:lineRule="auto" w:before="40"/>
+              <w:spacing w:after="40" w:line="312" w:lineRule="auto"/>
               <w:ind w:firstLine="0"/>
             </w:pPr>
             <w:r>
               <w:rPr>
-                <w:rFonts w:ascii="Times New Roman" w:hAnsi="Times New Roman" w:eastAsia="宋体"/>
                 <w:sz w:val="19"/>
               </w:rPr>
               <w:t>M7 主动喷泉+企业自驱 Capex</w:t>
@@ -2073,16 +1681,14 @@
           <w:tcPr>
             <w:tcW w:type="dxa" w:w="1417"/>
             <w:vAlign w:val="center"/>
-            <w:shd w:val="clear" w:color="auto" w:fill="F1F5F9"/>
           </w:tcPr>
           <w:p>
             <w:pPr>
-              <w:spacing w:after="40" w:line="312" w:lineRule="auto" w:before="40"/>
+              <w:spacing w:after="40" w:line="312" w:lineRule="auto"/>
               <w:ind w:firstLine="0"/>
             </w:pPr>
             <w:r>
               <w:rPr>
-                <w:rFonts w:ascii="Times New Roman" w:hAnsi="Times New Roman" w:eastAsia="宋体"/>
                 <w:sz w:val="19"/>
               </w:rPr>
               <w:t>债务特征</w:t>
@@ -2093,16 +1699,14 @@
           <w:tcPr>
             <w:tcW w:type="dxa" w:w="3969"/>
             <w:vAlign w:val="center"/>
-            <w:shd w:val="clear" w:color="auto" w:fill="F1F5F9"/>
           </w:tcPr>
           <w:p>
             <w:pPr>
-              <w:spacing w:after="40" w:line="312" w:lineRule="auto" w:before="40"/>
+              <w:spacing w:after="40" w:line="312" w:lineRule="auto"/>
               <w:ind w:firstLine="0"/>
             </w:pPr>
             <w:r>
               <w:rPr>
-                <w:rFonts w:ascii="Times New Roman" w:hAnsi="Times New Roman" w:eastAsia="宋体"/>
                 <w:sz w:val="19"/>
               </w:rPr>
               <w:t>美国居民杠杆 99% 见顶</w:t>
@@ -2113,16 +1717,14 @@
           <w:tcPr>
             <w:tcW w:type="dxa" w:w="3969"/>
             <w:vAlign w:val="center"/>
-            <w:shd w:val="clear" w:color="auto" w:fill="F1F5F9"/>
           </w:tcPr>
           <w:p>
             <w:pPr>
-              <w:spacing w:after="40" w:line="312" w:lineRule="auto" w:before="40"/>
+              <w:spacing w:after="40" w:line="312" w:lineRule="auto"/>
               <w:ind w:firstLine="0"/>
             </w:pPr>
             <w:r>
               <w:rPr>
-                <w:rFonts w:ascii="Times New Roman" w:hAnsi="Times New Roman" w:eastAsia="宋体"/>
                 <w:sz w:val="19"/>
               </w:rPr>
               <w:t>美国政府债务 127% + M7 现金充裕</w:t>
@@ -2135,16 +1737,14 @@
           <w:tcPr>
             <w:tcW w:type="dxa" w:w="1417"/>
             <w:vAlign w:val="center"/>
-            <w:shd w:val="clear" w:color="auto" w:fill="FFFFFF"/>
           </w:tcPr>
           <w:p>
             <w:pPr>
-              <w:spacing w:after="40" w:line="312" w:lineRule="auto" w:before="40"/>
+              <w:spacing w:after="40" w:line="312" w:lineRule="auto"/>
               <w:ind w:firstLine="0"/>
             </w:pPr>
             <w:r>
               <w:rPr>
-                <w:rFonts w:ascii="Times New Roman" w:hAnsi="Times New Roman" w:eastAsia="宋体"/>
                 <w:sz w:val="19"/>
               </w:rPr>
               <w:t>产业政策</w:t>
@@ -2155,16 +1755,14 @@
           <w:tcPr>
             <w:tcW w:type="dxa" w:w="3969"/>
             <w:vAlign w:val="center"/>
-            <w:shd w:val="clear" w:color="auto" w:fill="FFFFFF"/>
           </w:tcPr>
           <w:p>
             <w:pPr>
-              <w:spacing w:after="40" w:line="312" w:lineRule="auto" w:before="40"/>
+              <w:spacing w:after="40" w:line="312" w:lineRule="auto"/>
               <w:ind w:firstLine="0"/>
             </w:pPr>
             <w:r>
               <w:rPr>
-                <w:rFonts w:ascii="Times New Roman" w:hAnsi="Times New Roman" w:eastAsia="宋体"/>
                 <w:sz w:val="19"/>
               </w:rPr>
               <w:t>中国限制出口+美国无干预</w:t>
@@ -2175,16 +1773,14 @@
           <w:tcPr>
             <w:tcW w:type="dxa" w:w="3969"/>
             <w:vAlign w:val="center"/>
-            <w:shd w:val="clear" w:color="auto" w:fill="FFFFFF"/>
           </w:tcPr>
           <w:p>
             <w:pPr>
-              <w:spacing w:after="40" w:line="312" w:lineRule="auto" w:before="40"/>
+              <w:spacing w:after="40" w:line="312" w:lineRule="auto"/>
               <w:ind w:firstLine="0"/>
             </w:pPr>
             <w:r>
               <w:rPr>
-                <w:rFonts w:ascii="Times New Roman" w:hAnsi="Times New Roman" w:eastAsia="宋体"/>
                 <w:sz w:val="19"/>
               </w:rPr>
               <w:t>中国大基金+美国芯片管制</w:t>
@@ -2197,16 +1793,14 @@
           <w:tcPr>
             <w:tcW w:type="dxa" w:w="1417"/>
             <w:vAlign w:val="center"/>
-            <w:shd w:val="clear" w:color="auto" w:fill="F1F5F9"/>
           </w:tcPr>
           <w:p>
             <w:pPr>
-              <w:spacing w:after="40" w:line="312" w:lineRule="auto" w:before="40"/>
+              <w:spacing w:after="40" w:line="312" w:lineRule="auto"/>
               <w:ind w:firstLine="0"/>
             </w:pPr>
             <w:r>
               <w:rPr>
-                <w:rFonts w:ascii="Times New Roman" w:hAnsi="Times New Roman" w:eastAsia="宋体"/>
                 <w:sz w:val="19"/>
               </w:rPr>
               <w:t>市场共识</w:t>
@@ -2217,16 +1811,14 @@
           <w:tcPr>
             <w:tcW w:type="dxa" w:w="3969"/>
             <w:vAlign w:val="center"/>
-            <w:shd w:val="clear" w:color="auto" w:fill="F1F5F9"/>
           </w:tcPr>
           <w:p>
             <w:pPr>
-              <w:spacing w:after="40" w:line="312" w:lineRule="auto" w:before="40"/>
+              <w:spacing w:after="40" w:line="312" w:lineRule="auto"/>
               <w:ind w:firstLine="0"/>
             </w:pPr>
             <w:r>
               <w:rPr>
-                <w:rFonts w:ascii="Times New Roman" w:hAnsi="Times New Roman" w:eastAsia="宋体"/>
                 <w:sz w:val="19"/>
               </w:rPr>
               <w:t>怀疑→接受→狂热 (3 年)</w:t>
@@ -2237,16 +1829,14 @@
           <w:tcPr>
             <w:tcW w:type="dxa" w:w="3969"/>
             <w:vAlign w:val="center"/>
-            <w:shd w:val="clear" w:color="auto" w:fill="F1F5F9"/>
           </w:tcPr>
           <w:p>
             <w:pPr>
-              <w:spacing w:after="40" w:line="312" w:lineRule="auto" w:before="40"/>
+              <w:spacing w:after="40" w:line="312" w:lineRule="auto"/>
               <w:ind w:firstLine="0"/>
             </w:pPr>
             <w:r>
               <w:rPr>
-                <w:rFonts w:ascii="Times New Roman" w:hAnsi="Times New Roman" w:eastAsia="宋体"/>
                 <w:sz w:val="19"/>
               </w:rPr>
               <w:t>怀疑→接受→部分狂热 (4 年)</w:t>
@@ -2259,16 +1849,14 @@
           <w:tcPr>
             <w:tcW w:type="dxa" w:w="1417"/>
             <w:vAlign w:val="center"/>
-            <w:shd w:val="clear" w:color="auto" w:fill="FFFFFF"/>
           </w:tcPr>
           <w:p>
             <w:pPr>
-              <w:spacing w:after="40" w:line="312" w:lineRule="auto" w:before="40"/>
+              <w:spacing w:after="40" w:line="312" w:lineRule="auto"/>
               <w:ind w:firstLine="0"/>
             </w:pPr>
             <w:r>
               <w:rPr>
-                <w:rFonts w:ascii="Times New Roman" w:hAnsi="Times New Roman" w:eastAsia="宋体"/>
                 <w:sz w:val="19"/>
               </w:rPr>
               <w:t>龙头涨幅</w:t>
@@ -2279,16 +1867,14 @@
           <w:tcPr>
             <w:tcW w:type="dxa" w:w="3969"/>
             <w:vAlign w:val="center"/>
-            <w:shd w:val="clear" w:color="auto" w:fill="FFFFFF"/>
           </w:tcPr>
           <w:p>
             <w:pPr>
-              <w:spacing w:after="40" w:line="312" w:lineRule="auto" w:before="40"/>
+              <w:spacing w:after="40" w:line="312" w:lineRule="auto"/>
               <w:ind w:firstLine="0"/>
             </w:pPr>
             <w:r>
               <w:rPr>
-                <w:rFonts w:ascii="Times New Roman" w:hAnsi="Times New Roman" w:eastAsia="宋体"/>
                 <w:sz w:val="19"/>
               </w:rPr>
               <w:t>有色 +1,857% / 云铜 +1,122%</w:t>
@@ -2299,16 +1885,14 @@
           <w:tcPr>
             <w:tcW w:type="dxa" w:w="3969"/>
             <w:vAlign w:val="center"/>
-            <w:shd w:val="clear" w:color="auto" w:fill="FFFFFF"/>
           </w:tcPr>
           <w:p>
             <w:pPr>
-              <w:spacing w:after="40" w:line="312" w:lineRule="auto" w:before="40"/>
+              <w:spacing w:after="40" w:line="312" w:lineRule="auto"/>
               <w:ind w:firstLine="0"/>
             </w:pPr>
             <w:r>
               <w:rPr>
-                <w:rFonts w:ascii="Times New Roman" w:hAnsi="Times New Roman" w:eastAsia="宋体"/>
                 <w:sz w:val="19"/>
               </w:rPr>
               <w:t>NVDA +800% / NDX +95%</w:t>
@@ -2321,16 +1905,14 @@
           <w:tcPr>
             <w:tcW w:type="dxa" w:w="1417"/>
             <w:vAlign w:val="center"/>
-            <w:shd w:val="clear" w:color="auto" w:fill="F1F5F9"/>
           </w:tcPr>
           <w:p>
             <w:pPr>
-              <w:spacing w:after="40" w:line="312" w:lineRule="auto" w:before="40"/>
+              <w:spacing w:after="40" w:line="312" w:lineRule="auto"/>
               <w:ind w:firstLine="0"/>
             </w:pPr>
             <w:r>
               <w:rPr>
-                <w:rFonts w:ascii="Times New Roman" w:hAnsi="Times New Roman" w:eastAsia="宋体"/>
                 <w:sz w:val="19"/>
               </w:rPr>
               <w:t>估值扩张</w:t>
@@ -2341,16 +1923,14 @@
           <w:tcPr>
             <w:tcW w:type="dxa" w:w="3969"/>
             <w:vAlign w:val="center"/>
-            <w:shd w:val="clear" w:color="auto" w:fill="F1F5F9"/>
           </w:tcPr>
           <w:p>
             <w:pPr>
-              <w:spacing w:after="40" w:line="312" w:lineRule="auto" w:before="40"/>
+              <w:spacing w:after="40" w:line="312" w:lineRule="auto"/>
               <w:ind w:firstLine="0"/>
             </w:pPr>
             <w:r>
               <w:rPr>
-                <w:rFonts w:ascii="Times New Roman" w:hAnsi="Times New Roman" w:eastAsia="宋体"/>
                 <w:sz w:val="19"/>
               </w:rPr>
               <w:t>PE 14x→50x (3.5 倍)</w:t>
@@ -2361,16 +1941,14 @@
           <w:tcPr>
             <w:tcW w:type="dxa" w:w="3969"/>
             <w:vAlign w:val="center"/>
-            <w:shd w:val="clear" w:color="auto" w:fill="F1F5F9"/>
           </w:tcPr>
           <w:p>
             <w:pPr>
-              <w:spacing w:after="40" w:line="312" w:lineRule="auto" w:before="40"/>
+              <w:spacing w:after="40" w:line="312" w:lineRule="auto"/>
               <w:ind w:firstLine="0"/>
             </w:pPr>
             <w:r>
               <w:rPr>
-                <w:rFonts w:ascii="Times New Roman" w:hAnsi="Times New Roman" w:eastAsia="宋体"/>
                 <w:sz w:val="19"/>
               </w:rPr>
               <w:t>NVDA P/S 10x→30x (3 倍)</w:t>
@@ -2383,16 +1961,14 @@
           <w:tcPr>
             <w:tcW w:type="dxa" w:w="1417"/>
             <w:vAlign w:val="center"/>
-            <w:shd w:val="clear" w:color="auto" w:fill="FFFFFF"/>
           </w:tcPr>
           <w:p>
             <w:pPr>
-              <w:spacing w:after="40" w:line="312" w:lineRule="auto" w:before="40"/>
+              <w:spacing w:after="40" w:line="312" w:lineRule="auto"/>
               <w:ind w:firstLine="0"/>
             </w:pPr>
             <w:r>
               <w:rPr>
-                <w:rFonts w:ascii="Times New Roman" w:hAnsi="Times New Roman" w:eastAsia="宋体"/>
                 <w:sz w:val="19"/>
               </w:rPr>
               <w:t>巨型 IPO</w:t>
@@ -2403,16 +1979,14 @@
           <w:tcPr>
             <w:tcW w:type="dxa" w:w="3969"/>
             <w:vAlign w:val="center"/>
-            <w:shd w:val="clear" w:color="auto" w:fill="FFFFFF"/>
           </w:tcPr>
           <w:p>
             <w:pPr>
-              <w:spacing w:after="40" w:line="312" w:lineRule="auto" w:before="40"/>
+              <w:spacing w:after="40" w:line="312" w:lineRule="auto"/>
               <w:ind w:firstLine="0"/>
             </w:pPr>
             <w:r>
               <w:rPr>
-                <w:rFonts w:ascii="Times New Roman" w:hAnsi="Times New Roman" w:eastAsia="宋体"/>
                 <w:sz w:val="19"/>
               </w:rPr>
               <w:t>中石油冻结 3.3 万亿 (流通 40%)</w:t>
@@ -2423,16 +1997,14 @@
           <w:tcPr>
             <w:tcW w:type="dxa" w:w="3969"/>
             <w:vAlign w:val="center"/>
-            <w:shd w:val="clear" w:color="auto" w:fill="FFFFFF"/>
           </w:tcPr>
           <w:p>
             <w:pPr>
-              <w:spacing w:after="40" w:line="312" w:lineRule="auto" w:before="40"/>
+              <w:spacing w:after="40" w:line="312" w:lineRule="auto"/>
               <w:ind w:firstLine="0"/>
             </w:pPr>
             <w:r>
               <w:rPr>
-                <w:rFonts w:ascii="Times New Roman" w:hAnsi="Times New Roman" w:eastAsia="宋体"/>
                 <w:sz w:val="19"/>
               </w:rPr>
               <w:t>OpenAI 待 IPO ($1,000 亿规模)</w:t>
@@ -2445,16 +2017,14 @@
           <w:tcPr>
             <w:tcW w:type="dxa" w:w="1417"/>
             <w:vAlign w:val="center"/>
-            <w:shd w:val="clear" w:color="auto" w:fill="F1F5F9"/>
           </w:tcPr>
           <w:p>
             <w:pPr>
-              <w:spacing w:after="40" w:line="312" w:lineRule="auto" w:before="40"/>
+              <w:spacing w:after="40" w:line="312" w:lineRule="auto"/>
               <w:ind w:firstLine="0"/>
             </w:pPr>
             <w:r>
               <w:rPr>
-                <w:rFonts w:ascii="Times New Roman" w:hAnsi="Times New Roman" w:eastAsia="宋体"/>
                 <w:sz w:val="19"/>
               </w:rPr>
               <w:t>终结模式</w:t>
@@ -2465,16 +2035,14 @@
           <w:tcPr>
             <w:tcW w:type="dxa" w:w="3969"/>
             <w:vAlign w:val="center"/>
-            <w:shd w:val="clear" w:color="auto" w:fill="F1F5F9"/>
           </w:tcPr>
           <w:p>
             <w:pPr>
-              <w:spacing w:after="40" w:line="312" w:lineRule="auto" w:before="40"/>
+              <w:spacing w:after="40" w:line="312" w:lineRule="auto"/>
               <w:ind w:firstLine="0"/>
             </w:pPr>
             <w:r>
               <w:rPr>
-                <w:rFonts w:ascii="Times New Roman" w:hAnsi="Times New Roman" w:eastAsia="宋体"/>
                 <w:sz w:val="19"/>
               </w:rPr>
               <w:t>政策+IPO+商品见顶 三重共振</w:t>
@@ -2485,16 +2053,14 @@
           <w:tcPr>
             <w:tcW w:type="dxa" w:w="3969"/>
             <w:vAlign w:val="center"/>
-            <w:shd w:val="clear" w:color="auto" w:fill="F1F5F9"/>
           </w:tcPr>
           <w:p>
             <w:pPr>
-              <w:spacing w:after="40" w:line="312" w:lineRule="auto" w:before="40"/>
+              <w:spacing w:after="40" w:line="312" w:lineRule="auto"/>
               <w:ind w:firstLine="0"/>
             </w:pPr>
             <w:r>
               <w:rPr>
-                <w:rFonts w:ascii="Times New Roman" w:hAnsi="Times New Roman" w:eastAsia="宋体"/>
                 <w:sz w:val="19"/>
               </w:rPr>
               <w:t>Capex 回撤+应用证伪+IPO 抽血</w:t>
@@ -2505,15 +2071,10 @@
     </w:tbl>
     <w:p>
       <w:pPr>
-        <w:spacing w:before="200" w:after="120" w:line="408" w:lineRule="auto"/>
-        <w:ind w:firstLine="440"/>
+        <w:spacing w:before="200" w:after="40"/>
         <w:jc w:val="center"/>
       </w:pPr>
       <w:r>
-        <w:rPr>
-          <w:rFonts w:ascii="Times New Roman" w:hAnsi="Times New Roman" w:eastAsia="宋体"/>
-          <w:color w:val="1E293B"/>
-        </w:rPr>
         <w:drawing>
           <wp:inline xmlns:a="http://schemas.openxmlformats.org/drawingml/2006/main" xmlns:pic="http://schemas.openxmlformats.org/drawingml/2006/picture">
             <wp:extent cx="5486400" cy="4710286"/>
@@ -2550,13 +2111,11 @@
     </w:p>
     <w:p>
       <w:pPr>
-        <w:spacing w:after="120" w:line="408" w:lineRule="auto"/>
-        <w:ind w:firstLine="440"/>
+        <w:spacing w:after="240"/>
         <w:jc w:val="center"/>
       </w:pPr>
       <w:r>
         <w:rPr>
-          <w:rFonts w:ascii="Times New Roman" w:hAnsi="Times New Roman" w:eastAsia="宋体"/>
           <w:i/>
           <w:color w:val="64748B"/>
           <w:sz w:val="19"/>
@@ -2566,65 +2125,46 @@
     </w:p>
     <w:p>
       <w:pPr>
-        <w:spacing w:line="408" w:lineRule="auto" w:after="120"/>
-        <w:ind w:firstLine="440"/>
+        <w:spacing w:line="408" w:lineRule="auto" w:after="80"/>
       </w:pPr>
       <w:r>
-        <w:rPr>
-          <w:rFonts w:ascii="Times New Roman" w:hAnsi="Times New Roman" w:eastAsia="宋体"/>
-          <w:color w:val="1E293B"/>
-        </w:rPr>
         <w:t>图表 8 用雷达图直观呈现 10 维度对标结果。**重叠区域（深蓝+橙）显示两轮行情的「共性」**，蓝色单独突出的区域（05-07 独有）和橙色单独突出的区域（23-26 独有）显示差异。**最相似的 3 个维度**：驱动叙事（8 vs 9）、龙头涨幅（8 vs 9）、终结模式（8 vs 7）。**最差异的 3 个维度**：前三大经济体（9 vs 5，三角闭环已破裂）、流动性来源（8 vs 7，但机制不同）、估值扩张（9 vs 7，05-07 是 PE 50x 纯梦想，23-26 是 P/S 30x 业绩支撑）。</w:t>
       </w:r>
     </w:p>
     <w:p>
       <w:pPr>
-        <w:spacing w:line="408" w:lineRule="auto" w:after="120"/>
+        <w:spacing w:line="408" w:lineRule="auto" w:after="80"/>
         <w:ind w:firstLine="440"/>
       </w:pPr>
       <w:r>
-        <w:rPr>
-          <w:rFonts w:ascii="Times New Roman" w:hAnsi="Times New Roman" w:eastAsia="宋体"/>
-          <w:color w:val="1E293B"/>
-        </w:rPr>
         <w:t>**关键差异点 1：流动性来源**。05-07 是「央行被动放水」——外汇占款、储蓄过剩、日元套息形成全球流动性大合唱；23-26 是「M7 主动喷泉」——企业自筹 Capex，自主决策节奏。</w:t>
       </w:r>
     </w:p>
     <w:p>
       <w:pPr>
-        <w:spacing w:line="408" w:lineRule="auto" w:after="120"/>
+        <w:spacing w:line="408" w:lineRule="auto" w:after="80"/>
         <w:ind w:firstLine="440"/>
       </w:pPr>
       <w:r>
-        <w:rPr>
-          <w:rFonts w:ascii="Times New Roman" w:hAnsi="Times New Roman" w:eastAsia="宋体"/>
-          <w:color w:val="1E293B"/>
-        </w:rPr>
         <w:t>**关键差异点 2：债务结构**。05-07 的脆弱性是「美国居民 99% 杠杆 + 中国企业 125% 杠杆」——整个信贷体系的风险；23-26 的脆弱性是「M7 集中度过高 + 美国政府 127% 债务」——风险集中在 7 家公司。</w:t>
       </w:r>
     </w:p>
     <w:p>
       <w:pPr>
-        <w:spacing w:line="408" w:lineRule="auto" w:after="120"/>
+        <w:spacing w:line="408" w:lineRule="auto" w:after="80"/>
         <w:ind w:firstLine="440"/>
       </w:pPr>
       <w:r>
-        <w:rPr>
-          <w:rFonts w:ascii="Times New Roman" w:hAnsi="Times New Roman" w:eastAsia="宋体"/>
-          <w:color w:val="1E293B"/>
-        </w:rPr>
         <w:t>**关键差异点 3：估值锚**。05-07 的 PE 60-80x 完全脱离当期盈利，是「梦想定价」；23-26 的 NVDA P/S 30x 仍有真实业绩支撑（EPS 增速 147%），是「业绩+梦想」双驱动。这意味着 23-26 的「梦想→残值」切换可能比 05-07 晚 6-12 个月发生。</w:t>
       </w:r>
     </w:p>
     <w:p>
       <w:pPr>
         <w:keepNext/>
-        <w:spacing w:before="280" w:after="120" w:line="408" w:lineRule="auto"/>
-        <w:ind w:firstLine="440"/>
+        <w:spacing w:before="280" w:after="120"/>
       </w:pPr>
       <w:r>
         <w:rPr>
-          <w:rFonts w:ascii="Times New Roman" w:hAnsi="Times New Roman" w:eastAsia="宋体"/>
           <w:b/>
           <w:color w:val="1E3A5F"/>
           <w:sz w:val="26"/>
@@ -2635,12 +2175,10 @@
     <w:p>
       <w:pPr>
         <w:keepNext/>
-        <w:spacing w:before="160" w:after="120" w:line="408" w:lineRule="auto"/>
-        <w:ind w:firstLine="440"/>
+        <w:spacing w:before="160" w:after="80"/>
       </w:pPr>
       <w:r>
         <w:rPr>
-          <w:rFonts w:ascii="Times New Roman" w:hAnsi="Times New Roman" w:eastAsia="宋体"/>
           <w:b/>
           <w:color w:val="475569"/>
           <w:sz w:val="23"/>
@@ -2650,28 +2188,18 @@
     </w:p>
     <w:p>
       <w:pPr>
-        <w:spacing w:line="408" w:lineRule="auto" w:after="120"/>
-        <w:ind w:firstLine="440"/>
+        <w:spacing w:line="408" w:lineRule="auto" w:after="80"/>
       </w:pPr>
       <w:r>
-        <w:rPr>
-          <w:rFonts w:ascii="Times New Roman" w:hAnsi="Times New Roman" w:eastAsia="宋体"/>
-          <w:color w:val="1E293B"/>
-        </w:rPr>
         <w:t>M7 云厂商（Microsoft、Google、Amazon、Meta）的 AI Capex 是 23-26 浪潮的核心。与 2005-2007 的中国固投增速类似，**M7 Capex/Rev 比率**反映了「资本开支扩张速度」，是算力需求「真实性」的最强信号。</w:t>
       </w:r>
     </w:p>
     <w:p>
       <w:pPr>
-        <w:spacing w:before="200" w:after="120" w:line="408" w:lineRule="auto"/>
-        <w:ind w:firstLine="440"/>
+        <w:spacing w:before="200" w:after="40"/>
         <w:jc w:val="center"/>
       </w:pPr>
       <w:r>
-        <w:rPr>
-          <w:rFonts w:ascii="Times New Roman" w:hAnsi="Times New Roman" w:eastAsia="宋体"/>
-          <w:color w:val="1E293B"/>
-        </w:rPr>
         <w:drawing>
           <wp:inline xmlns:a="http://schemas.openxmlformats.org/drawingml/2006/main" xmlns:pic="http://schemas.openxmlformats.org/drawingml/2006/picture">
             <wp:extent cx="5943600" cy="2228850"/>
@@ -2708,13 +2236,11 @@
     </w:p>
     <w:p>
       <w:pPr>
-        <w:spacing w:after="120" w:line="408" w:lineRule="auto"/>
-        <w:ind w:firstLine="440"/>
+        <w:spacing w:after="240"/>
         <w:jc w:val="center"/>
       </w:pPr>
       <w:r>
         <w:rPr>
-          <w:rFonts w:ascii="Times New Roman" w:hAnsi="Times New Roman" w:eastAsia="宋体"/>
           <w:i/>
           <w:color w:val="64748B"/>
           <w:sz w:val="19"/>
@@ -2724,65 +2250,46 @@
     </w:p>
     <w:p>
       <w:pPr>
-        <w:spacing w:line="408" w:lineRule="auto" w:after="120"/>
-        <w:ind w:firstLine="440"/>
+        <w:spacing w:line="408" w:lineRule="auto" w:after="80"/>
       </w:pPr>
       <w:r>
-        <w:rPr>
-          <w:rFonts w:ascii="Times New Roman" w:hAnsi="Times New Roman" w:eastAsia="宋体"/>
-          <w:color w:val="1E293B"/>
-        </w:rPr>
         <w:t>图表 9 呈现了 4 家云厂商的 Capex/Rev 趋势。可以观察到三个关键事实：</w:t>
       </w:r>
     </w:p>
     <w:p>
       <w:pPr>
-        <w:spacing w:line="408" w:lineRule="auto" w:after="120"/>
+        <w:spacing w:line="408" w:lineRule="auto" w:after="80"/>
         <w:ind w:firstLine="440"/>
       </w:pPr>
       <w:r>
-        <w:rPr>
-          <w:rFonts w:ascii="Times New Roman" w:hAnsi="Times New Roman" w:eastAsia="宋体"/>
-          <w:color w:val="1E293B"/>
-        </w:rPr>
         <w:t>**第一，2024-2026 期间所有 4 家云厂商的 Capex/Rev 都在快速攀升**。Microsoft 从 22% 升至 35%，Google 从 15% 升至 25%，Amazon 从 11% 升至 18%，Meta 从 25% 升至 39%。M7 平均（除 NVDA）从 18% 升至 30%——距 35% 阈值仅 5 个百分点。</w:t>
       </w:r>
     </w:p>
     <w:p>
       <w:pPr>
-        <w:spacing w:line="408" w:lineRule="auto" w:after="120"/>
+        <w:spacing w:line="408" w:lineRule="auto" w:after="80"/>
         <w:ind w:firstLine="440"/>
       </w:pPr>
       <w:r>
-        <w:rPr>
-          <w:rFonts w:ascii="Times New Roman" w:hAnsi="Times New Roman" w:eastAsia="宋体"/>
-          <w:color w:val="1E293B"/>
-        </w:rPr>
         <w:t>**第二，Meta 是 S1 信号的「前沿观测点」**。Meta 的 Capex/Rev 在 2026E 已达 39%，超过 35% 阈值——如果 Meta 在 2026Q4 或 2027Q1 财报中给出「Capex 增长放缓」的指引，**这将是 S1 信号最早可能触发的节点**。</w:t>
       </w:r>
     </w:p>
     <w:p>
       <w:pPr>
-        <w:spacing w:line="408" w:lineRule="auto" w:after="120"/>
+        <w:spacing w:line="408" w:lineRule="auto" w:after="80"/>
         <w:ind w:firstLine="440"/>
       </w:pPr>
       <w:r>
-        <w:rPr>
-          <w:rFonts w:ascii="Times New Roman" w:hAnsi="Times New Roman" w:eastAsia="宋体"/>
-          <w:color w:val="1E293B"/>
-        </w:rPr>
         <w:t>**第三，5% 阈值的逻辑**与 2007 年中国固投增速见顶的历史经验直接相关。中国固投增速从 25% 跌到 20%（5 个百分点）用了 1 个季度，引发了 2008 年的需求坍塌。M7 Capex/Rev 从 30% 跌到 25%（5 个百分点）可能同样剧烈——**关键观察点是 M7 CFO 在季报电话会中的「措辞变化」**。如果从「加大投资」变为「审慎评估」或「优化效率」，意味着拐点临近。</w:t>
       </w:r>
     </w:p>
     <w:p>
       <w:pPr>
         <w:keepNext/>
-        <w:spacing w:before="160" w:after="120" w:line="408" w:lineRule="auto"/>
-        <w:ind w:firstLine="440"/>
+        <w:spacing w:before="160" w:after="80"/>
       </w:pPr>
       <w:r>
         <w:rPr>
-          <w:rFonts w:ascii="Times New Roman" w:hAnsi="Times New Roman" w:eastAsia="宋体"/>
           <w:b/>
           <w:color w:val="475569"/>
           <w:sz w:val="23"/>
@@ -2792,15 +2299,10 @@
     </w:p>
     <w:p>
       <w:pPr>
-        <w:spacing w:before="200" w:after="120" w:line="408" w:lineRule="auto"/>
-        <w:ind w:firstLine="440"/>
+        <w:spacing w:before="200" w:after="40"/>
         <w:jc w:val="center"/>
       </w:pPr>
       <w:r>
-        <w:rPr>
-          <w:rFonts w:ascii="Times New Roman" w:hAnsi="Times New Roman" w:eastAsia="宋体"/>
-          <w:color w:val="1E293B"/>
-        </w:rPr>
         <w:drawing>
           <wp:inline xmlns:a="http://schemas.openxmlformats.org/drawingml/2006/main" xmlns:pic="http://schemas.openxmlformats.org/drawingml/2006/picture">
             <wp:extent cx="5943600" cy="2377440"/>
@@ -2837,13 +2339,11 @@
     </w:p>
     <w:p>
       <w:pPr>
-        <w:spacing w:after="120" w:line="408" w:lineRule="auto"/>
-        <w:ind w:firstLine="440"/>
+        <w:spacing w:after="240"/>
         <w:jc w:val="center"/>
       </w:pPr>
       <w:r>
         <w:rPr>
-          <w:rFonts w:ascii="Times New Roman" w:hAnsi="Times New Roman" w:eastAsia="宋体"/>
           <w:i/>
           <w:color w:val="64748B"/>
           <w:sz w:val="19"/>
@@ -2853,39 +2353,27 @@
     </w:p>
     <w:p>
       <w:pPr>
-        <w:spacing w:line="408" w:lineRule="auto" w:after="120"/>
-        <w:ind w:firstLine="440"/>
+        <w:spacing w:line="408" w:lineRule="auto" w:after="80"/>
       </w:pPr>
       <w:r>
-        <w:rPr>
-          <w:rFonts w:ascii="Times New Roman" w:hAnsi="Times New Roman" w:eastAsia="宋体"/>
-          <w:color w:val="1E293B"/>
-        </w:rPr>
         <w:t>图表 10 揭示了 23-26 浪潮的一个关键特征：**NVDA 涨幅 800% 远超 NDX 整体 95%**——即 AI 龙头集中度远高于 2005-2007。彼时云铜 +1,122%，但有色指数整体 +1,857%，板块涨幅大于单股；而 AI 浪潮恰好相反，单股涨幅远超板块。</w:t>
       </w:r>
     </w:p>
     <w:p>
       <w:pPr>
-        <w:spacing w:line="408" w:lineRule="auto" w:after="120"/>
-        <w:ind w:firstLine="440"/>
+        <w:spacing w:line="408" w:lineRule="auto" w:after="80"/>
       </w:pPr>
       <w:r>
-        <w:rPr>
-          <w:rFonts w:ascii="Times New Roman" w:hAnsi="Times New Roman" w:eastAsia="宋体"/>
-          <w:color w:val="1E293B"/>
-        </w:rPr>
         <w:t>这一集中度带来的影响是双面的：一方面，NVDA 的 P/S 估值（~20x）是整个 AI 板块的「锚」——如果 NVDA 估值崩溃，整个板块将连锁反应；另一方面，NVDA 2025-2026 业绩的高增长（EPS +147%）正在「消化」高估值，**S3 信号的触发需要看到「业绩增长放缓 + 估值高位」的双重确认**。</w:t>
       </w:r>
     </w:p>
     <w:p>
       <w:pPr>
         <w:keepNext/>
-        <w:spacing w:before="400" w:after="120" w:line="408" w:lineRule="auto"/>
-        <w:ind w:firstLine="440"/>
+        <w:spacing w:before="400" w:after="200"/>
       </w:pPr>
       <w:r>
         <w:rPr>
-          <w:rFonts w:ascii="Times New Roman" w:hAnsi="Times New Roman" w:eastAsia="宋体"/>
           <w:b/>
           <w:color w:val="0F172A"/>
           <w:sz w:val="32"/>
@@ -2895,27 +2383,17 @@
     </w:p>
     <w:p>
       <w:pPr>
-        <w:spacing w:line="408" w:lineRule="auto" w:after="120"/>
-        <w:ind w:firstLine="440"/>
+        <w:spacing w:line="408" w:lineRule="auto" w:after="80"/>
       </w:pPr>
       <w:r>
-        <w:rPr>
-          <w:rFonts w:ascii="Times New Roman" w:hAnsi="Times New Roman" w:eastAsia="宋体"/>
-          <w:color w:val="1E293B"/>
-        </w:rPr>
         <w:t>基于第一部分的 6 维度复盘和第二部分的 10 维度对标，我们提出 3 个可量化、可监测、可证伪的顶部信号。每个信号对应一种「终结机制」，组合使用可在不同情境下提示风险。</w:t>
       </w:r>
     </w:p>
     <w:p>
       <w:pPr>
-        <w:spacing w:line="408" w:lineRule="auto" w:after="120"/>
-        <w:ind w:firstLine="440"/>
+        <w:spacing w:line="408" w:lineRule="auto" w:after="80"/>
       </w:pPr>
       <w:r>
-        <w:rPr>
-          <w:rFonts w:ascii="Times New Roman" w:hAnsi="Times New Roman" w:eastAsia="宋体"/>
-          <w:color w:val="1E293B"/>
-        </w:rPr>
         <w:t>**信号设计原则**：</w:t>
       </w:r>
     </w:p>
@@ -2967,12 +2445,10 @@
     <w:p>
       <w:pPr>
         <w:keepNext/>
-        <w:spacing w:before="280" w:after="120" w:line="408" w:lineRule="auto"/>
-        <w:ind w:firstLine="440"/>
+        <w:spacing w:before="280" w:after="120"/>
       </w:pPr>
       <w:r>
         <w:rPr>
-          <w:rFonts w:ascii="Times New Roman" w:hAnsi="Times New Roman" w:eastAsia="宋体"/>
           <w:b/>
           <w:color w:val="1E3A5F"/>
           <w:sz w:val="26"/>
@@ -2983,12 +2459,10 @@
     <w:p>
       <w:pPr>
         <w:keepNext/>
-        <w:spacing w:before="160" w:after="120" w:line="408" w:lineRule="auto"/>
-        <w:ind w:firstLine="440"/>
+        <w:spacing w:before="160" w:after="80"/>
       </w:pPr>
       <w:r>
         <w:rPr>
-          <w:rFonts w:ascii="Times New Roman" w:hAnsi="Times New Roman" w:eastAsia="宋体"/>
           <w:b/>
           <w:color w:val="475569"/>
           <w:sz w:val="23"/>
@@ -2999,17 +2473,9 @@
     <w:tbl>
       <w:tblPr>
         <w:tblStyle w:val="LightGrid-Accent1"/>
-        <w:tblW w:type="pct" w:w="5000"/>
+        <w:tblW w:type="auto" w:w="0"/>
         <w:jc w:val="center"/>
         <w:tblLook w:firstColumn="1" w:firstRow="1" w:lastColumn="0" w:lastRow="0" w:noHBand="0" w:noVBand="1" w:val="04A0"/>
-        <w:tblBorders>
-          <w:top w:val="single" w:sz="4" w:space="0" w:color="CBD5E1"/>
-          <w:left w:val="single" w:sz="4" w:space="0" w:color="CBD5E1"/>
-          <w:bottom w:val="single" w:sz="4" w:space="0" w:color="CBD5E1"/>
-          <w:right w:val="single" w:sz="4" w:space="0" w:color="CBD5E1"/>
-          <w:insideH w:val="single" w:sz="4" w:space="0" w:color="CBD5E1"/>
-          <w:insideV w:val="single" w:sz="4" w:space="0" w:color="CBD5E1"/>
-        </w:tblBorders>
       </w:tblPr>
       <w:tblGrid>
         <w:gridCol w:w="4703"/>
@@ -3019,18 +2485,16 @@
         <w:tc>
           <w:tcPr>
             <w:tcW w:type="dxa" w:w="4703"/>
+            <w:shd w:fill="1E3A5F"/>
             <w:vAlign w:val="center"/>
-            <w:shd w:val="clear" w:color="auto" w:fill="1E3A5F"/>
           </w:tcPr>
           <w:p>
             <w:pPr>
-              <w:spacing w:after="40" w:line="312" w:lineRule="auto" w:before="40"/>
+              <w:spacing w:after="40" w:line="312" w:lineRule="auto"/>
               <w:ind w:firstLine="0"/>
-              <w:jc w:val="center"/>
             </w:pPr>
             <w:r>
               <w:rPr>
-                <w:rFonts w:ascii="Times New Roman" w:hAnsi="Times New Roman" w:eastAsia="宋体"/>
                 <w:b/>
                 <w:color w:val="FFFFFF"/>
                 <w:sz w:val="20"/>
@@ -3042,18 +2506,16 @@
         <w:tc>
           <w:tcPr>
             <w:tcW w:type="dxa" w:w="4703"/>
+            <w:shd w:fill="1E3A5F"/>
             <w:vAlign w:val="center"/>
-            <w:shd w:val="clear" w:color="auto" w:fill="1E3A5F"/>
           </w:tcPr>
           <w:p>
             <w:pPr>
-              <w:spacing w:after="40" w:line="312" w:lineRule="auto" w:before="40"/>
+              <w:spacing w:after="40" w:line="312" w:lineRule="auto"/>
               <w:ind w:firstLine="0"/>
-              <w:jc w:val="center"/>
             </w:pPr>
             <w:r>
               <w:rPr>
-                <w:rFonts w:ascii="Times New Roman" w:hAnsi="Times New Roman" w:eastAsia="宋体"/>
                 <w:b/>
                 <w:color w:val="FFFFFF"/>
                 <w:sz w:val="20"/>
@@ -3068,16 +2530,14 @@
           <w:tcPr>
             <w:tcW w:type="dxa" w:w="4703"/>
             <w:vAlign w:val="center"/>
-            <w:shd w:val="clear" w:color="auto" w:fill="FFFFFF"/>
           </w:tcPr>
           <w:p>
             <w:pPr>
-              <w:spacing w:after="40" w:line="312" w:lineRule="auto" w:before="40"/>
+              <w:spacing w:after="40" w:line="312" w:lineRule="auto"/>
               <w:ind w:firstLine="0"/>
             </w:pPr>
             <w:r>
               <w:rPr>
-                <w:rFonts w:ascii="Times New Roman" w:hAnsi="Times New Roman" w:eastAsia="宋体"/>
                 <w:sz w:val="19"/>
               </w:rPr>
               <w:t>核心逻辑</w:t>
@@ -3088,16 +2548,14 @@
           <w:tcPr>
             <w:tcW w:type="dxa" w:w="4703"/>
             <w:vAlign w:val="center"/>
-            <w:shd w:val="clear" w:color="auto" w:fill="FFFFFF"/>
           </w:tcPr>
           <w:p>
             <w:pPr>
-              <w:spacing w:after="40" w:line="312" w:lineRule="auto" w:before="40"/>
+              <w:spacing w:after="40" w:line="312" w:lineRule="auto"/>
               <w:ind w:firstLine="0"/>
             </w:pPr>
             <w:r>
               <w:rPr>
-                <w:rFonts w:ascii="Times New Roman" w:hAnsi="Times New Roman" w:eastAsia="宋体"/>
                 <w:sz w:val="19"/>
               </w:rPr>
               <w:t>算力需求的唯一「真金」指标瓦解；证伪永续高增长</w:t>
@@ -3110,16 +2568,14 @@
           <w:tcPr>
             <w:tcW w:type="dxa" w:w="4703"/>
             <w:vAlign w:val="center"/>
-            <w:shd w:val="clear" w:color="auto" w:fill="F1F5F9"/>
           </w:tcPr>
           <w:p>
             <w:pPr>
-              <w:spacing w:after="40" w:line="312" w:lineRule="auto" w:before="40"/>
+              <w:spacing w:after="40" w:line="312" w:lineRule="auto"/>
               <w:ind w:firstLine="0"/>
             </w:pPr>
             <w:r>
               <w:rPr>
-                <w:rFonts w:ascii="Times New Roman" w:hAnsi="Times New Roman" w:eastAsia="宋体"/>
                 <w:sz w:val="19"/>
               </w:rPr>
               <w:t>历史对标</w:t>
@@ -3130,16 +2586,14 @@
           <w:tcPr>
             <w:tcW w:type="dxa" w:w="4703"/>
             <w:vAlign w:val="center"/>
-            <w:shd w:val="clear" w:color="auto" w:fill="F1F5F9"/>
           </w:tcPr>
           <w:p>
             <w:pPr>
-              <w:spacing w:after="40" w:line="312" w:lineRule="auto" w:before="40"/>
+              <w:spacing w:after="40" w:line="312" w:lineRule="auto"/>
               <w:ind w:firstLine="0"/>
             </w:pPr>
             <w:r>
               <w:rPr>
-                <w:rFonts w:ascii="Times New Roman" w:hAnsi="Times New Roman" w:eastAsia="宋体"/>
                 <w:sz w:val="19"/>
               </w:rPr>
               <w:t>2007.11 中国固定资产投资增速见顶 → 2008 铜真实需求断崖</w:t>
@@ -3152,16 +2606,14 @@
           <w:tcPr>
             <w:tcW w:type="dxa" w:w="4703"/>
             <w:vAlign w:val="center"/>
-            <w:shd w:val="clear" w:color="auto" w:fill="FFFFFF"/>
           </w:tcPr>
           <w:p>
             <w:pPr>
-              <w:spacing w:after="40" w:line="312" w:lineRule="auto" w:before="40"/>
+              <w:spacing w:after="40" w:line="312" w:lineRule="auto"/>
               <w:ind w:firstLine="0"/>
             </w:pPr>
             <w:r>
               <w:rPr>
-                <w:rFonts w:ascii="Times New Roman" w:hAnsi="Times New Roman" w:eastAsia="宋体"/>
                 <w:sz w:val="19"/>
               </w:rPr>
               <w:t>阈值</w:t>
@@ -3172,16 +2624,14 @@
           <w:tcPr>
             <w:tcW w:type="dxa" w:w="4703"/>
             <w:vAlign w:val="center"/>
-            <w:shd w:val="clear" w:color="auto" w:fill="FFFFFF"/>
           </w:tcPr>
           <w:p>
             <w:pPr>
-              <w:spacing w:after="40" w:line="312" w:lineRule="auto" w:before="40"/>
+              <w:spacing w:after="40" w:line="312" w:lineRule="auto"/>
               <w:ind w:firstLine="0"/>
             </w:pPr>
             <w:r>
               <w:rPr>
-                <w:rFonts w:ascii="Times New Roman" w:hAnsi="Times New Roman" w:eastAsia="宋体"/>
                 <w:sz w:val="19"/>
               </w:rPr>
               <w:t>M7 Capex/Rev 比率连续两季 &gt;35%，或单季从峰值回落 &gt;5pct</w:t>
@@ -3194,16 +2644,14 @@
           <w:tcPr>
             <w:tcW w:type="dxa" w:w="4703"/>
             <w:vAlign w:val="center"/>
-            <w:shd w:val="clear" w:color="auto" w:fill="F1F5F9"/>
           </w:tcPr>
           <w:p>
             <w:pPr>
-              <w:spacing w:after="40" w:line="312" w:lineRule="auto" w:before="40"/>
+              <w:spacing w:after="40" w:line="312" w:lineRule="auto"/>
               <w:ind w:firstLine="0"/>
             </w:pPr>
             <w:r>
               <w:rPr>
-                <w:rFonts w:ascii="Times New Roman" w:hAnsi="Times New Roman" w:eastAsia="宋体"/>
                 <w:sz w:val="19"/>
               </w:rPr>
               <w:t>当前状态</w:t>
@@ -3214,16 +2662,14 @@
           <w:tcPr>
             <w:tcW w:type="dxa" w:w="4703"/>
             <w:vAlign w:val="center"/>
-            <w:shd w:val="clear" w:color="auto" w:fill="F1F5F9"/>
           </w:tcPr>
           <w:p>
             <w:pPr>
-              <w:spacing w:after="40" w:line="312" w:lineRule="auto" w:before="40"/>
+              <w:spacing w:after="40" w:line="312" w:lineRule="auto"/>
               <w:ind w:firstLine="0"/>
             </w:pPr>
             <w:r>
               <w:rPr>
-                <w:rFonts w:ascii="Times New Roman" w:hAnsi="Times New Roman" w:eastAsia="宋体"/>
                 <w:sz w:val="19"/>
               </w:rPr>
               <w:t>**未触发**（M7 Capex/Rev 30%，距 35% 阈值 5pct）</w:t>
@@ -3236,16 +2682,14 @@
           <w:tcPr>
             <w:tcW w:type="dxa" w:w="4703"/>
             <w:vAlign w:val="center"/>
-            <w:shd w:val="clear" w:color="auto" w:fill="FFFFFF"/>
           </w:tcPr>
           <w:p>
             <w:pPr>
-              <w:spacing w:after="40" w:line="312" w:lineRule="auto" w:before="40"/>
+              <w:spacing w:after="40" w:line="312" w:lineRule="auto"/>
               <w:ind w:firstLine="0"/>
             </w:pPr>
             <w:r>
               <w:rPr>
-                <w:rFonts w:ascii="Times New Roman" w:hAnsi="Times New Roman" w:eastAsia="宋体"/>
                 <w:sz w:val="19"/>
               </w:rPr>
               <w:t>性质</w:t>
@@ -3256,16 +2700,14 @@
           <w:tcPr>
             <w:tcW w:type="dxa" w:w="4703"/>
             <w:vAlign w:val="center"/>
-            <w:shd w:val="clear" w:color="auto" w:fill="FFFFFF"/>
           </w:tcPr>
           <w:p>
             <w:pPr>
-              <w:spacing w:after="40" w:line="312" w:lineRule="auto" w:before="40"/>
+              <w:spacing w:after="40" w:line="312" w:lineRule="auto"/>
               <w:ind w:firstLine="0"/>
             </w:pPr>
             <w:r>
               <w:rPr>
-                <w:rFonts w:ascii="Times New Roman" w:hAnsi="Times New Roman" w:eastAsia="宋体"/>
                 <w:sz w:val="19"/>
               </w:rPr>
               <w:t>⏱ 领先指标（领先 1-2 季度）</w:t>
@@ -3277,12 +2719,10 @@
     <w:p>
       <w:pPr>
         <w:keepNext/>
-        <w:spacing w:before="160" w:after="120" w:line="408" w:lineRule="auto"/>
-        <w:ind w:firstLine="440"/>
+        <w:spacing w:before="160" w:after="80"/>
       </w:pPr>
       <w:r>
         <w:rPr>
-          <w:rFonts w:ascii="Times New Roman" w:hAnsi="Times New Roman" w:eastAsia="宋体"/>
           <w:b/>
           <w:color w:val="475569"/>
           <w:sz w:val="23"/>
@@ -3292,78 +2732,53 @@
     </w:p>
     <w:p>
       <w:pPr>
-        <w:spacing w:line="408" w:lineRule="auto" w:after="120"/>
-        <w:ind w:firstLine="440"/>
+        <w:spacing w:line="408" w:lineRule="auto" w:after="80"/>
       </w:pPr>
       <w:r>
-        <w:rPr>
-          <w:rFonts w:ascii="Times New Roman" w:hAnsi="Times New Roman" w:eastAsia="宋体"/>
-          <w:color w:val="1E293B"/>
-        </w:rPr>
         <w:t>**S1 信号的观测依赖两个核心事件**：</w:t>
       </w:r>
     </w:p>
     <w:p>
       <w:pPr>
-        <w:spacing w:line="408" w:lineRule="auto" w:after="120"/>
+        <w:spacing w:line="408" w:lineRule="auto" w:after="80"/>
         <w:ind w:firstLine="440"/>
       </w:pPr>
       <w:r>
-        <w:rPr>
-          <w:rFonts w:ascii="Times New Roman" w:hAnsi="Times New Roman" w:eastAsia="宋体"/>
-          <w:color w:val="1E293B"/>
-        </w:rPr>
         <w:t>**(1) M7 季度财报中的 Capex 指引**。重点关注 Microsoft CFO Amy Hood、Google CFO Ruth Porat、Amazon CFO Brian Olsavsky、Meta CFO Susan Li 的表述变化。如果从「加大投资」转向「审慎评估」或「优化效率」，意味着拐点临近。</w:t>
       </w:r>
     </w:p>
     <w:p>
       <w:pPr>
-        <w:spacing w:line="408" w:lineRule="auto" w:after="120"/>
+        <w:spacing w:line="408" w:lineRule="auto" w:after="80"/>
         <w:ind w:firstLine="440"/>
       </w:pPr>
       <w:r>
-        <w:rPr>
-          <w:rFonts w:ascii="Times New Roman" w:hAnsi="Times New Roman" w:eastAsia="宋体"/>
-          <w:color w:val="1E293B"/>
-        </w:rPr>
         <w:t>**(2) 台积电 CoWoS 先进封装订单变化**。CoWoS 是 AI GPU 的关键封装工艺，台积电的 CoWoS 订单数据是 M7 Capex 的「先行指标」——M7 下单后 1-2 个季度才体现在 CoWoS 产能上。如果 CoWoS 订单出现「环比下滑」，意味着 M7 Capex 增速已实质放缓。</w:t>
       </w:r>
     </w:p>
     <w:p>
       <w:pPr>
-        <w:spacing w:line="408" w:lineRule="auto" w:after="120"/>
-        <w:ind w:firstLine="440"/>
+        <w:spacing w:line="408" w:lineRule="auto" w:after="80"/>
       </w:pPr>
       <w:r>
-        <w:rPr>
-          <w:rFonts w:ascii="Times New Roman" w:hAnsi="Times New Roman" w:eastAsia="宋体"/>
-          <w:color w:val="1E293B"/>
-        </w:rPr>
         <w:t>**数据来源**：SEC 10-Q/10-K 公开披露；台积电月度营收公告；</w:t>
       </w:r>
     </w:p>
     <w:p>
       <w:pPr>
-        <w:spacing w:line="408" w:lineRule="auto" w:after="120"/>
-        <w:ind w:firstLine="440"/>
+        <w:spacing w:line="408" w:lineRule="auto" w:after="80"/>
       </w:pPr>
       <w:r>
-        <w:rPr>
-          <w:rFonts w:ascii="Times New Roman" w:hAnsi="Times New Roman" w:eastAsia="宋体"/>
-          <w:color w:val="1E293B"/>
-        </w:rPr>
         <w:t>**更新频率**：季度（财报季）+ 月度（台积电营收）</w:t>
       </w:r>
     </w:p>
     <w:p>
       <w:pPr>
         <w:keepNext/>
-        <w:spacing w:before="280" w:after="120" w:line="408" w:lineRule="auto"/>
-        <w:ind w:firstLine="440"/>
+        <w:spacing w:before="280" w:after="120"/>
       </w:pPr>
       <w:r>
         <w:rPr>
-          <w:rFonts w:ascii="Times New Roman" w:hAnsi="Times New Roman" w:eastAsia="宋体"/>
           <w:b/>
           <w:color w:val="1E3A5F"/>
           <w:sz w:val="26"/>
@@ -3374,12 +2789,10 @@
     <w:p>
       <w:pPr>
         <w:keepNext/>
-        <w:spacing w:before="160" w:after="120" w:line="408" w:lineRule="auto"/>
-        <w:ind w:firstLine="440"/>
+        <w:spacing w:before="160" w:after="80"/>
       </w:pPr>
       <w:r>
         <w:rPr>
-          <w:rFonts w:ascii="Times New Roman" w:hAnsi="Times New Roman" w:eastAsia="宋体"/>
           <w:b/>
           <w:color w:val="475569"/>
           <w:sz w:val="23"/>
@@ -3390,17 +2803,9 @@
     <w:tbl>
       <w:tblPr>
         <w:tblStyle w:val="LightGrid-Accent1"/>
-        <w:tblW w:type="pct" w:w="5000"/>
+        <w:tblW w:type="auto" w:w="0"/>
         <w:jc w:val="center"/>
         <w:tblLook w:firstColumn="1" w:firstRow="1" w:lastColumn="0" w:lastRow="0" w:noHBand="0" w:noVBand="1" w:val="04A0"/>
-        <w:tblBorders>
-          <w:top w:val="single" w:sz="4" w:space="0" w:color="CBD5E1"/>
-          <w:left w:val="single" w:sz="4" w:space="0" w:color="CBD5E1"/>
-          <w:bottom w:val="single" w:sz="4" w:space="0" w:color="CBD5E1"/>
-          <w:right w:val="single" w:sz="4" w:space="0" w:color="CBD5E1"/>
-          <w:insideH w:val="single" w:sz="4" w:space="0" w:color="CBD5E1"/>
-          <w:insideV w:val="single" w:sz="4" w:space="0" w:color="CBD5E1"/>
-        </w:tblBorders>
       </w:tblPr>
       <w:tblGrid>
         <w:gridCol w:w="4703"/>
@@ -3410,18 +2815,16 @@
         <w:tc>
           <w:tcPr>
             <w:tcW w:type="dxa" w:w="4703"/>
+            <w:shd w:fill="1E3A5F"/>
             <w:vAlign w:val="center"/>
-            <w:shd w:val="clear" w:color="auto" w:fill="1E3A5F"/>
           </w:tcPr>
           <w:p>
             <w:pPr>
-              <w:spacing w:after="40" w:line="312" w:lineRule="auto" w:before="40"/>
+              <w:spacing w:after="40" w:line="312" w:lineRule="auto"/>
               <w:ind w:firstLine="0"/>
-              <w:jc w:val="center"/>
             </w:pPr>
             <w:r>
               <w:rPr>
-                <w:rFonts w:ascii="Times New Roman" w:hAnsi="Times New Roman" w:eastAsia="宋体"/>
                 <w:b/>
                 <w:color w:val="FFFFFF"/>
                 <w:sz w:val="20"/>
@@ -3433,18 +2836,16 @@
         <w:tc>
           <w:tcPr>
             <w:tcW w:type="dxa" w:w="4703"/>
+            <w:shd w:fill="1E3A5F"/>
             <w:vAlign w:val="center"/>
-            <w:shd w:val="clear" w:color="auto" w:fill="1E3A5F"/>
           </w:tcPr>
           <w:p>
             <w:pPr>
-              <w:spacing w:after="40" w:line="312" w:lineRule="auto" w:before="40"/>
+              <w:spacing w:after="40" w:line="312" w:lineRule="auto"/>
               <w:ind w:firstLine="0"/>
-              <w:jc w:val="center"/>
             </w:pPr>
             <w:r>
               <w:rPr>
-                <w:rFonts w:ascii="Times New Roman" w:hAnsi="Times New Roman" w:eastAsia="宋体"/>
                 <w:b/>
                 <w:color w:val="FFFFFF"/>
                 <w:sz w:val="20"/>
@@ -3459,16 +2860,14 @@
           <w:tcPr>
             <w:tcW w:type="dxa" w:w="4703"/>
             <w:vAlign w:val="center"/>
-            <w:shd w:val="clear" w:color="auto" w:fill="FFFFFF"/>
           </w:tcPr>
           <w:p>
             <w:pPr>
-              <w:spacing w:after="40" w:line="312" w:lineRule="auto" w:before="40"/>
+              <w:spacing w:after="40" w:line="312" w:lineRule="auto"/>
               <w:ind w:firstLine="0"/>
             </w:pPr>
             <w:r>
               <w:rPr>
-                <w:rFonts w:ascii="Times New Roman" w:hAnsi="Times New Roman" w:eastAsia="宋体"/>
                 <w:sz w:val="19"/>
               </w:rPr>
               <w:t>核心逻辑</w:t>
@@ -3479,16 +2878,14 @@
           <w:tcPr>
             <w:tcW w:type="dxa" w:w="4703"/>
             <w:vAlign w:val="center"/>
-            <w:shd w:val="clear" w:color="auto" w:fill="FFFFFF"/>
           </w:tcPr>
           <w:p>
             <w:pPr>
-              <w:spacing w:after="40" w:line="312" w:lineRule="auto" w:before="40"/>
+              <w:spacing w:after="40" w:line="312" w:lineRule="auto"/>
               <w:ind w:firstLine="0"/>
             </w:pPr>
             <w:r>
               <w:rPr>
-                <w:rFonts w:ascii="Times New Roman" w:hAnsi="Times New Roman" w:eastAsia="宋体"/>
                 <w:sz w:val="19"/>
               </w:rPr>
               <w:t>市场流动性已无法支撑「梦想变现」；信心与比价崩塌</w:t>
@@ -3501,16 +2898,14 @@
           <w:tcPr>
             <w:tcW w:type="dxa" w:w="4703"/>
             <w:vAlign w:val="center"/>
-            <w:shd w:val="clear" w:color="auto" w:fill="F1F5F9"/>
           </w:tcPr>
           <w:p>
             <w:pPr>
-              <w:spacing w:after="40" w:line="312" w:lineRule="auto" w:before="40"/>
+              <w:spacing w:after="40" w:line="312" w:lineRule="auto"/>
               <w:ind w:firstLine="0"/>
             </w:pPr>
             <w:r>
               <w:rPr>
-                <w:rFonts w:ascii="Times New Roman" w:hAnsi="Times New Roman" w:eastAsia="宋体"/>
                 <w:sz w:val="19"/>
               </w:rPr>
               <w:t>历史对标</w:t>
@@ -3521,16 +2916,14 @@
           <w:tcPr>
             <w:tcW w:type="dxa" w:w="4703"/>
             <w:vAlign w:val="center"/>
-            <w:shd w:val="clear" w:color="auto" w:fill="F1F5F9"/>
           </w:tcPr>
           <w:p>
             <w:pPr>
-              <w:spacing w:after="40" w:line="312" w:lineRule="auto" w:before="40"/>
+              <w:spacing w:after="40" w:line="312" w:lineRule="auto"/>
               <w:ind w:firstLine="0"/>
             </w:pPr>
             <w:r>
               <w:rPr>
-                <w:rFonts w:ascii="Times New Roman" w:hAnsi="Times New Roman" w:eastAsia="宋体"/>
                 <w:sz w:val="19"/>
               </w:rPr>
               <w:t>2007.11.05 中石油上市高开低走 → 上证指数大顶</w:t>
@@ -3543,16 +2936,14 @@
           <w:tcPr>
             <w:tcW w:type="dxa" w:w="4703"/>
             <w:vAlign w:val="center"/>
-            <w:shd w:val="clear" w:color="auto" w:fill="FFFFFF"/>
           </w:tcPr>
           <w:p>
             <w:pPr>
-              <w:spacing w:after="40" w:line="312" w:lineRule="auto" w:before="40"/>
+              <w:spacing w:after="40" w:line="312" w:lineRule="auto"/>
               <w:ind w:firstLine="0"/>
             </w:pPr>
             <w:r>
               <w:rPr>
-                <w:rFonts w:ascii="Times New Roman" w:hAnsi="Times New Roman" w:eastAsia="宋体"/>
                 <w:sz w:val="19"/>
               </w:rPr>
               <w:t>阈值</w:t>
@@ -3563,16 +2954,14 @@
           <w:tcPr>
             <w:tcW w:type="dxa" w:w="4703"/>
             <w:vAlign w:val="center"/>
-            <w:shd w:val="clear" w:color="auto" w:fill="FFFFFF"/>
           </w:tcPr>
           <w:p>
             <w:pPr>
-              <w:spacing w:after="40" w:line="312" w:lineRule="auto" w:before="40"/>
+              <w:spacing w:after="40" w:line="312" w:lineRule="auto"/>
               <w:ind w:firstLine="0"/>
             </w:pPr>
             <w:r>
               <w:rPr>
-                <w:rFonts w:ascii="Times New Roman" w:hAnsi="Times New Roman" w:eastAsia="宋体"/>
                 <w:sz w:val="19"/>
               </w:rPr>
               <w:t>IPO 首日高开 &gt;50% 后收长阴线（收盘价 &lt; 开盘价）</w:t>
@@ -3585,16 +2974,14 @@
           <w:tcPr>
             <w:tcW w:type="dxa" w:w="4703"/>
             <w:vAlign w:val="center"/>
-            <w:shd w:val="clear" w:color="auto" w:fill="F1F5F9"/>
           </w:tcPr>
           <w:p>
             <w:pPr>
-              <w:spacing w:after="40" w:line="312" w:lineRule="auto" w:before="40"/>
+              <w:spacing w:after="40" w:line="312" w:lineRule="auto"/>
               <w:ind w:firstLine="0"/>
             </w:pPr>
             <w:r>
               <w:rPr>
-                <w:rFonts w:ascii="Times New Roman" w:hAnsi="Times New Roman" w:eastAsia="宋体"/>
                 <w:sz w:val="19"/>
               </w:rPr>
               <w:t>当前状态</w:t>
@@ -3605,16 +2992,14 @@
           <w:tcPr>
             <w:tcW w:type="dxa" w:w="4703"/>
             <w:vAlign w:val="center"/>
-            <w:shd w:val="clear" w:color="auto" w:fill="F1F5F9"/>
           </w:tcPr>
           <w:p>
             <w:pPr>
-              <w:spacing w:after="40" w:line="312" w:lineRule="auto" w:before="40"/>
+              <w:spacing w:after="40" w:line="312" w:lineRule="auto"/>
               <w:ind w:firstLine="0"/>
             </w:pPr>
             <w:r>
               <w:rPr>
-                <w:rFonts w:ascii="Times New Roman" w:hAnsi="Times New Roman" w:eastAsia="宋体"/>
                 <w:sz w:val="19"/>
               </w:rPr>
               <w:t>**未触发**（OpenAI 未上市）</w:t>
@@ -3627,16 +3012,14 @@
           <w:tcPr>
             <w:tcW w:type="dxa" w:w="4703"/>
             <w:vAlign w:val="center"/>
-            <w:shd w:val="clear" w:color="auto" w:fill="FFFFFF"/>
           </w:tcPr>
           <w:p>
             <w:pPr>
-              <w:spacing w:after="40" w:line="312" w:lineRule="auto" w:before="40"/>
+              <w:spacing w:after="40" w:line="312" w:lineRule="auto"/>
               <w:ind w:firstLine="0"/>
             </w:pPr>
             <w:r>
               <w:rPr>
-                <w:rFonts w:ascii="Times New Roman" w:hAnsi="Times New Roman" w:eastAsia="宋体"/>
                 <w:sz w:val="19"/>
               </w:rPr>
               <w:t>性质</w:t>
@@ -3647,16 +3030,14 @@
           <w:tcPr>
             <w:tcW w:type="dxa" w:w="4703"/>
             <w:vAlign w:val="center"/>
-            <w:shd w:val="clear" w:color="auto" w:fill="FFFFFF"/>
           </w:tcPr>
           <w:p>
             <w:pPr>
-              <w:spacing w:after="40" w:line="312" w:lineRule="auto" w:before="40"/>
+              <w:spacing w:after="40" w:line="312" w:lineRule="auto"/>
               <w:ind w:firstLine="0"/>
             </w:pPr>
             <w:r>
               <w:rPr>
-                <w:rFonts w:ascii="Times New Roman" w:hAnsi="Times New Roman" w:eastAsia="宋体"/>
                 <w:sz w:val="19"/>
               </w:rPr>
               <w:t>🔴 同步确认信号</w:t>
@@ -3668,12 +3049,10 @@
     <w:p>
       <w:pPr>
         <w:keepNext/>
-        <w:spacing w:before="160" w:after="120" w:line="408" w:lineRule="auto"/>
-        <w:ind w:firstLine="440"/>
+        <w:spacing w:before="160" w:after="80"/>
       </w:pPr>
       <w:r>
         <w:rPr>
-          <w:rFonts w:ascii="Times New Roman" w:hAnsi="Times New Roman" w:eastAsia="宋体"/>
           <w:b/>
           <w:color w:val="475569"/>
           <w:sz w:val="23"/>
@@ -3684,17 +3063,9 @@
     <w:tbl>
       <w:tblPr>
         <w:tblStyle w:val="LightGrid-Accent1"/>
-        <w:tblW w:type="pct" w:w="5000"/>
+        <w:tblW w:type="auto" w:w="0"/>
         <w:jc w:val="center"/>
         <w:tblLook w:firstColumn="1" w:firstRow="1" w:lastColumn="0" w:lastRow="0" w:noHBand="0" w:noVBand="1" w:val="04A0"/>
-        <w:tblBorders>
-          <w:top w:val="single" w:sz="4" w:space="0" w:color="CBD5E1"/>
-          <w:left w:val="single" w:sz="4" w:space="0" w:color="CBD5E1"/>
-          <w:bottom w:val="single" w:sz="4" w:space="0" w:color="CBD5E1"/>
-          <w:right w:val="single" w:sz="4" w:space="0" w:color="CBD5E1"/>
-          <w:insideH w:val="single" w:sz="4" w:space="0" w:color="CBD5E1"/>
-          <w:insideV w:val="single" w:sz="4" w:space="0" w:color="CBD5E1"/>
-        </w:tblBorders>
       </w:tblPr>
       <w:tblGrid>
         <w:gridCol w:w="3135"/>
@@ -3705,18 +3076,16 @@
         <w:tc>
           <w:tcPr>
             <w:tcW w:type="dxa" w:w="3135"/>
+            <w:shd w:fill="1E3A5F"/>
             <w:vAlign w:val="center"/>
-            <w:shd w:val="clear" w:color="auto" w:fill="1E3A5F"/>
           </w:tcPr>
           <w:p>
             <w:pPr>
-              <w:spacing w:after="40" w:line="312" w:lineRule="auto" w:before="40"/>
+              <w:spacing w:after="40" w:line="312" w:lineRule="auto"/>
               <w:ind w:firstLine="0"/>
-              <w:jc w:val="center"/>
             </w:pPr>
             <w:r>
               <w:rPr>
-                <w:rFonts w:ascii="Times New Roman" w:hAnsi="Times New Roman" w:eastAsia="宋体"/>
                 <w:b/>
                 <w:color w:val="FFFFFF"/>
                 <w:sz w:val="20"/>
@@ -3728,18 +3097,16 @@
         <w:tc>
           <w:tcPr>
             <w:tcW w:type="dxa" w:w="3135"/>
+            <w:shd w:fill="1E3A5F"/>
             <w:vAlign w:val="center"/>
-            <w:shd w:val="clear" w:color="auto" w:fill="1E3A5F"/>
           </w:tcPr>
           <w:p>
             <w:pPr>
-              <w:spacing w:after="40" w:line="312" w:lineRule="auto" w:before="40"/>
+              <w:spacing w:after="40" w:line="312" w:lineRule="auto"/>
               <w:ind w:firstLine="0"/>
-              <w:jc w:val="center"/>
             </w:pPr>
             <w:r>
               <w:rPr>
-                <w:rFonts w:ascii="Times New Roman" w:hAnsi="Times New Roman" w:eastAsia="宋体"/>
                 <w:b/>
                 <w:color w:val="FFFFFF"/>
                 <w:sz w:val="20"/>
@@ -3751,18 +3118,16 @@
         <w:tc>
           <w:tcPr>
             <w:tcW w:type="dxa" w:w="3135"/>
+            <w:shd w:fill="1E3A5F"/>
             <w:vAlign w:val="center"/>
-            <w:shd w:val="clear" w:color="auto" w:fill="1E3A5F"/>
           </w:tcPr>
           <w:p>
             <w:pPr>
-              <w:spacing w:after="40" w:line="312" w:lineRule="auto" w:before="40"/>
+              <w:spacing w:after="40" w:line="312" w:lineRule="auto"/>
               <w:ind w:firstLine="0"/>
-              <w:jc w:val="center"/>
             </w:pPr>
             <w:r>
               <w:rPr>
-                <w:rFonts w:ascii="Times New Roman" w:hAnsi="Times New Roman" w:eastAsia="宋体"/>
                 <w:b/>
                 <w:color w:val="FFFFFF"/>
                 <w:sz w:val="20"/>
@@ -3777,16 +3142,14 @@
           <w:tcPr>
             <w:tcW w:type="dxa" w:w="3135"/>
             <w:vAlign w:val="center"/>
-            <w:shd w:val="clear" w:color="auto" w:fill="FFFFFF"/>
           </w:tcPr>
           <w:p>
             <w:pPr>
-              <w:spacing w:after="40" w:line="312" w:lineRule="auto" w:before="40"/>
+              <w:spacing w:after="40" w:line="312" w:lineRule="auto"/>
               <w:ind w:firstLine="0"/>
             </w:pPr>
             <w:r>
               <w:rPr>
-                <w:rFonts w:ascii="Times New Roman" w:hAnsi="Times New Roman" w:eastAsia="宋体"/>
                 <w:sz w:val="19"/>
               </w:rPr>
               <w:t>2025-10</w:t>
@@ -3797,16 +3160,14 @@
           <w:tcPr>
             <w:tcW w:type="dxa" w:w="3135"/>
             <w:vAlign w:val="center"/>
-            <w:shd w:val="clear" w:color="auto" w:fill="FFFFFF"/>
           </w:tcPr>
           <w:p>
             <w:pPr>
-              <w:spacing w:after="40" w:line="312" w:lineRule="auto" w:before="40"/>
+              <w:spacing w:after="40" w:line="312" w:lineRule="auto"/>
               <w:ind w:firstLine="0"/>
             </w:pPr>
             <w:r>
               <w:rPr>
-                <w:rFonts w:ascii="Times New Roman" w:hAnsi="Times New Roman" w:eastAsia="宋体"/>
                 <w:sz w:val="19"/>
               </w:rPr>
               <w:t>$500B（要约收购）</w:t>
@@ -3817,16 +3178,14 @@
           <w:tcPr>
             <w:tcW w:type="dxa" w:w="3135"/>
             <w:vAlign w:val="center"/>
-            <w:shd w:val="clear" w:color="auto" w:fill="FFFFFF"/>
           </w:tcPr>
           <w:p>
             <w:pPr>
-              <w:spacing w:after="40" w:line="312" w:lineRule="auto" w:before="40"/>
+              <w:spacing w:after="40" w:line="312" w:lineRule="auto"/>
               <w:ind w:firstLine="0"/>
             </w:pPr>
             <w:r>
               <w:rPr>
-                <w:rFonts w:ascii="Times New Roman" w:hAnsi="Times New Roman" w:eastAsia="宋体"/>
                 <w:sz w:val="19"/>
               </w:rPr>
               <w:t>tender offer</w:t>
@@ -3839,16 +3198,14 @@
           <w:tcPr>
             <w:tcW w:type="dxa" w:w="3135"/>
             <w:vAlign w:val="center"/>
-            <w:shd w:val="clear" w:color="auto" w:fill="F1F5F9"/>
           </w:tcPr>
           <w:p>
             <w:pPr>
-              <w:spacing w:after="40" w:line="312" w:lineRule="auto" w:before="40"/>
+              <w:spacing w:after="40" w:line="312" w:lineRule="auto"/>
               <w:ind w:firstLine="0"/>
             </w:pPr>
             <w:r>
               <w:rPr>
-                <w:rFonts w:ascii="Times New Roman" w:hAnsi="Times New Roman" w:eastAsia="宋体"/>
                 <w:sz w:val="19"/>
               </w:rPr>
               <w:t>2026-03</w:t>
@@ -3859,16 +3216,14 @@
           <w:tcPr>
             <w:tcW w:type="dxa" w:w="3135"/>
             <w:vAlign w:val="center"/>
-            <w:shd w:val="clear" w:color="auto" w:fill="F1F5F9"/>
           </w:tcPr>
           <w:p>
             <w:pPr>
-              <w:spacing w:after="40" w:line="312" w:lineRule="auto" w:before="40"/>
+              <w:spacing w:after="40" w:line="312" w:lineRule="auto"/>
               <w:ind w:firstLine="0"/>
             </w:pPr>
             <w:r>
               <w:rPr>
-                <w:rFonts w:ascii="Times New Roman" w:hAnsi="Times New Roman" w:eastAsia="宋体"/>
                 <w:sz w:val="19"/>
               </w:rPr>
               <w:t>$850B（内部估值）</w:t>
@@ -3879,16 +3234,14 @@
           <w:tcPr>
             <w:tcW w:type="dxa" w:w="3135"/>
             <w:vAlign w:val="center"/>
-            <w:shd w:val="clear" w:color="auto" w:fill="F1F5F9"/>
           </w:tcPr>
           <w:p>
             <w:pPr>
-              <w:spacing w:after="40" w:line="312" w:lineRule="auto" w:before="40"/>
+              <w:spacing w:after="40" w:line="312" w:lineRule="auto"/>
               <w:ind w:firstLine="0"/>
             </w:pPr>
             <w:r>
               <w:rPr>
-                <w:rFonts w:ascii="Times New Roman" w:hAnsi="Times New Roman" w:eastAsia="宋体"/>
                 <w:sz w:val="19"/>
               </w:rPr>
               <w:t>估值快速攀升</w:t>
@@ -3901,16 +3254,14 @@
           <w:tcPr>
             <w:tcW w:type="dxa" w:w="3135"/>
             <w:vAlign w:val="center"/>
-            <w:shd w:val="clear" w:color="auto" w:fill="FFFFFF"/>
           </w:tcPr>
           <w:p>
             <w:pPr>
-              <w:spacing w:after="40" w:line="312" w:lineRule="auto" w:before="40"/>
+              <w:spacing w:after="40" w:line="312" w:lineRule="auto"/>
               <w:ind w:firstLine="0"/>
             </w:pPr>
             <w:r>
               <w:rPr>
-                <w:rFonts w:ascii="Times New Roman" w:hAnsi="Times New Roman" w:eastAsia="宋体"/>
                 <w:sz w:val="19"/>
               </w:rPr>
               <w:t>2026-06</w:t>
@@ -3921,16 +3272,14 @@
           <w:tcPr>
             <w:tcW w:type="dxa" w:w="3135"/>
             <w:vAlign w:val="center"/>
-            <w:shd w:val="clear" w:color="auto" w:fill="FFFFFF"/>
           </w:tcPr>
           <w:p>
             <w:pPr>
-              <w:spacing w:after="40" w:line="312" w:lineRule="auto" w:before="40"/>
+              <w:spacing w:after="40" w:line="312" w:lineRule="auto"/>
               <w:ind w:firstLine="0"/>
             </w:pPr>
             <w:r>
               <w:rPr>
-                <w:rFonts w:ascii="Times New Roman" w:hAnsi="Times New Roman" w:eastAsia="宋体"/>
                 <w:sz w:val="19"/>
               </w:rPr>
               <w:t>拟 IPO $100B</w:t>
@@ -3941,16 +3290,14 @@
           <w:tcPr>
             <w:tcW w:type="dxa" w:w="3135"/>
             <w:vAlign w:val="center"/>
-            <w:shd w:val="clear" w:color="auto" w:fill="FFFFFF"/>
           </w:tcPr>
           <w:p>
             <w:pPr>
-              <w:spacing w:after="40" w:line="312" w:lineRule="auto" w:before="40"/>
+              <w:spacing w:after="40" w:line="312" w:lineRule="auto"/>
               <w:ind w:firstLine="0"/>
             </w:pPr>
             <w:r>
               <w:rPr>
-                <w:rFonts w:ascii="Times New Roman" w:hAnsi="Times New Roman" w:eastAsia="宋体"/>
                 <w:sz w:val="19"/>
               </w:rPr>
               <w:t>预计 2026Q4-2027Q1</w:t>
@@ -3962,12 +3309,10 @@
     <w:p>
       <w:pPr>
         <w:keepNext/>
-        <w:spacing w:before="160" w:after="120" w:line="408" w:lineRule="auto"/>
-        <w:ind w:firstLine="440"/>
+        <w:spacing w:before="160" w:after="80"/>
       </w:pPr>
       <w:r>
         <w:rPr>
-          <w:rFonts w:ascii="Times New Roman" w:hAnsi="Times New Roman" w:eastAsia="宋体"/>
           <w:b/>
           <w:color w:val="475569"/>
           <w:sz w:val="23"/>
@@ -3977,78 +3322,54 @@
     </w:p>
     <w:p>
       <w:pPr>
-        <w:spacing w:line="408" w:lineRule="auto" w:after="120"/>
-        <w:ind w:firstLine="440"/>
+        <w:spacing w:line="408" w:lineRule="auto" w:after="80"/>
       </w:pPr>
       <w:r>
-        <w:rPr>
-          <w:rFonts w:ascii="Times New Roman" w:hAnsi="Times New Roman" w:eastAsia="宋体"/>
-          <w:color w:val="1E293B"/>
-        </w:rPr>
         <w:t>OpenAI 上市后 30 日的表现是**决定性观察点**。</w:t>
       </w:r>
     </w:p>
     <w:p>
       <w:pPr>
-        <w:spacing w:line="408" w:lineRule="auto" w:after="120"/>
+        <w:spacing w:line="408" w:lineRule="auto" w:after="80"/>
         <w:ind w:firstLine="440"/>
       </w:pPr>
       <w:r>
-        <w:rPr>
-          <w:rFonts w:ascii="Times New Roman" w:hAnsi="Times New Roman" w:eastAsia="宋体"/>
-          <w:color w:val="1E293B"/>
-        </w:rPr>
         <w:t>**情景 A：上市首日高开 +20% 以内，收盘稳定**。这是健康的市场表现，说明市场对 AI 估值仍有支撑。S2 信号**未触发**。</w:t>
       </w:r>
     </w:p>
     <w:p>
       <w:pPr>
-        <w:spacing w:line="408" w:lineRule="auto" w:after="120"/>
+        <w:spacing w:line="408" w:lineRule="auto" w:after="80"/>
         <w:ind w:firstLine="440"/>
       </w:pPr>
       <w:r>
-        <w:rPr>
-          <w:rFonts w:ascii="Times New Roman" w:hAnsi="Times New Roman" w:eastAsia="宋体"/>
-          <w:color w:val="1E293B"/>
-        </w:rPr>
         <w:t>**情景 B：上市首日高开 +30-50%，收盘稳定**。这是偏热但不极端的表现，需要继续观察 30 日内的「二次发行」情况。S2 信号**预警但未触发**。</w:t>
       </w:r>
     </w:p>
     <w:p>
       <w:pPr>
-        <w:spacing w:line="408" w:lineRule="auto" w:after="120"/>
+        <w:spacing w:line="408" w:lineRule="auto" w:after="80"/>
         <w:ind w:firstLine="440"/>
       </w:pPr>
       <w:r>
-        <w:rPr>
-          <w:rFonts w:ascii="Times New Roman" w:hAnsi="Times New Roman" w:eastAsia="宋体"/>
-          <w:color w:val="1E293B"/>
-        </w:rPr>
         <w:t>**情景 C：上市首日高开 +50% 以上，收盘低于开盘价（长阴线）**。这是 S2 信号**触发**的场景。意味着市场已无法承接「梦想变现」的体量，原始股东和风投的抛售压力将引发连锁反应——所有 AI 独角兽的估值需重新定价。</w:t>
       </w:r>
     </w:p>
     <w:p>
       <w:pPr>
-        <w:spacing w:line="408" w:lineRule="auto" w:after="120"/>
-        <w:ind w:firstLine="440"/>
+        <w:spacing w:line="408" w:lineRule="auto" w:after="80"/>
       </w:pPr>
       <w:r>
-        <w:rPr>
-          <w:rFonts w:ascii="Times New Roman" w:hAnsi="Times New Roman" w:eastAsia="宋体"/>
-          <w:color w:val="1E293B"/>
-        </w:rPr>
         <w:t>**与中石油 IPO 的对比**：2007-11-05 中石油 A 股首日 +191%，随后 -22%（30 日）、-65%（1 年）。如果 OpenAI 重现这一模式，AI 板块的顶部将得到「同步确认」。</w:t>
       </w:r>
     </w:p>
     <w:p>
       <w:pPr>
         <w:keepNext/>
-        <w:spacing w:before="280" w:after="120" w:line="408" w:lineRule="auto"/>
-        <w:ind w:firstLine="440"/>
+        <w:spacing w:before="280" w:after="120"/>
       </w:pPr>
       <w:r>
         <w:rPr>
-          <w:rFonts w:ascii="Times New Roman" w:hAnsi="Times New Roman" w:eastAsia="宋体"/>
           <w:b/>
           <w:color w:val="1E3A5F"/>
           <w:sz w:val="26"/>
@@ -4059,12 +3380,10 @@
     <w:p>
       <w:pPr>
         <w:keepNext/>
-        <w:spacing w:before="160" w:after="120" w:line="408" w:lineRule="auto"/>
-        <w:ind w:firstLine="440"/>
+        <w:spacing w:before="160" w:after="80"/>
       </w:pPr>
       <w:r>
         <w:rPr>
-          <w:rFonts w:ascii="Times New Roman" w:hAnsi="Times New Roman" w:eastAsia="宋体"/>
           <w:b/>
           <w:color w:val="475569"/>
           <w:sz w:val="23"/>
@@ -4075,17 +3394,9 @@
     <w:tbl>
       <w:tblPr>
         <w:tblStyle w:val="LightGrid-Accent1"/>
-        <w:tblW w:type="pct" w:w="5000"/>
+        <w:tblW w:type="auto" w:w="0"/>
         <w:jc w:val="center"/>
         <w:tblLook w:firstColumn="1" w:firstRow="1" w:lastColumn="0" w:lastRow="0" w:noHBand="0" w:noVBand="1" w:val="04A0"/>
-        <w:tblBorders>
-          <w:top w:val="single" w:sz="4" w:space="0" w:color="CBD5E1"/>
-          <w:left w:val="single" w:sz="4" w:space="0" w:color="CBD5E1"/>
-          <w:bottom w:val="single" w:sz="4" w:space="0" w:color="CBD5E1"/>
-          <w:right w:val="single" w:sz="4" w:space="0" w:color="CBD5E1"/>
-          <w:insideH w:val="single" w:sz="4" w:space="0" w:color="CBD5E1"/>
-          <w:insideV w:val="single" w:sz="4" w:space="0" w:color="CBD5E1"/>
-        </w:tblBorders>
       </w:tblPr>
       <w:tblGrid>
         <w:gridCol w:w="4703"/>
@@ -4095,18 +3406,16 @@
         <w:tc>
           <w:tcPr>
             <w:tcW w:type="dxa" w:w="4703"/>
+            <w:shd w:fill="1E3A5F"/>
             <w:vAlign w:val="center"/>
-            <w:shd w:val="clear" w:color="auto" w:fill="1E3A5F"/>
           </w:tcPr>
           <w:p>
             <w:pPr>
-              <w:spacing w:after="40" w:line="312" w:lineRule="auto" w:before="40"/>
+              <w:spacing w:after="40" w:line="312" w:lineRule="auto"/>
               <w:ind w:firstLine="0"/>
-              <w:jc w:val="center"/>
             </w:pPr>
             <w:r>
               <w:rPr>
-                <w:rFonts w:ascii="Times New Roman" w:hAnsi="Times New Roman" w:eastAsia="宋体"/>
                 <w:b/>
                 <w:color w:val="FFFFFF"/>
                 <w:sz w:val="20"/>
@@ -4118,18 +3427,16 @@
         <w:tc>
           <w:tcPr>
             <w:tcW w:type="dxa" w:w="4703"/>
+            <w:shd w:fill="1E3A5F"/>
             <w:vAlign w:val="center"/>
-            <w:shd w:val="clear" w:color="auto" w:fill="1E3A5F"/>
           </w:tcPr>
           <w:p>
             <w:pPr>
-              <w:spacing w:after="40" w:line="312" w:lineRule="auto" w:before="40"/>
+              <w:spacing w:after="40" w:line="312" w:lineRule="auto"/>
               <w:ind w:firstLine="0"/>
-              <w:jc w:val="center"/>
             </w:pPr>
             <w:r>
               <w:rPr>
-                <w:rFonts w:ascii="Times New Roman" w:hAnsi="Times New Roman" w:eastAsia="宋体"/>
                 <w:b/>
                 <w:color w:val="FFFFFF"/>
                 <w:sz w:val="20"/>
@@ -4144,16 +3451,14 @@
           <w:tcPr>
             <w:tcW w:type="dxa" w:w="4703"/>
             <w:vAlign w:val="center"/>
-            <w:shd w:val="clear" w:color="auto" w:fill="FFFFFF"/>
           </w:tcPr>
           <w:p>
             <w:pPr>
-              <w:spacing w:after="40" w:line="312" w:lineRule="auto" w:before="40"/>
+              <w:spacing w:after="40" w:line="312" w:lineRule="auto"/>
               <w:ind w:firstLine="0"/>
             </w:pPr>
             <w:r>
               <w:rPr>
-                <w:rFonts w:ascii="Times New Roman" w:hAnsi="Times New Roman" w:eastAsia="宋体"/>
                 <w:sz w:val="19"/>
               </w:rPr>
               <w:t>核心逻辑</w:t>
@@ -4164,16 +3469,14 @@
           <w:tcPr>
             <w:tcW w:type="dxa" w:w="4703"/>
             <w:vAlign w:val="center"/>
-            <w:shd w:val="clear" w:color="auto" w:fill="FFFFFF"/>
           </w:tcPr>
           <w:p>
             <w:pPr>
-              <w:spacing w:after="40" w:line="312" w:lineRule="auto" w:before="40"/>
+              <w:spacing w:after="40" w:line="312" w:lineRule="auto"/>
               <w:ind w:firstLine="0"/>
             </w:pPr>
             <w:r>
               <w:rPr>
-                <w:rFonts w:ascii="Times New Roman" w:hAnsi="Times New Roman" w:eastAsia="宋体"/>
                 <w:sz w:val="19"/>
               </w:rPr>
               <w:t>估值从「梦想定价」瞬间切换为「残值定价」；应用端不产生真金白银增量</w:t>
@@ -4186,16 +3489,14 @@
           <w:tcPr>
             <w:tcW w:type="dxa" w:w="4703"/>
             <w:vAlign w:val="center"/>
-            <w:shd w:val="clear" w:color="auto" w:fill="F1F5F9"/>
           </w:tcPr>
           <w:p>
             <w:pPr>
-              <w:spacing w:after="40" w:line="312" w:lineRule="auto" w:before="40"/>
+              <w:spacing w:after="40" w:line="312" w:lineRule="auto"/>
               <w:ind w:firstLine="0"/>
             </w:pPr>
             <w:r>
               <w:rPr>
-                <w:rFonts w:ascii="Times New Roman" w:hAnsi="Times New Roman" w:eastAsia="宋体"/>
                 <w:sz w:val="19"/>
               </w:rPr>
               <w:t>历史对标</w:t>
@@ -4206,16 +3507,14 @@
           <w:tcPr>
             <w:tcW w:type="dxa" w:w="4703"/>
             <w:vAlign w:val="center"/>
-            <w:shd w:val="clear" w:color="auto" w:fill="F1F5F9"/>
           </w:tcPr>
           <w:p>
             <w:pPr>
-              <w:spacing w:after="40" w:line="312" w:lineRule="auto" w:before="40"/>
+              <w:spacing w:after="40" w:line="312" w:lineRule="auto"/>
               <w:ind w:firstLine="0"/>
             </w:pPr>
             <w:r>
               <w:rPr>
-                <w:rFonts w:ascii="Times New Roman" w:hAnsi="Times New Roman" w:eastAsia="宋体"/>
                 <w:sz w:val="19"/>
               </w:rPr>
               <w:t>2007.10 中铝 PE 65x，靠「注矿」故事；2008 年业绩暴跌，股价跌超 90%</w:t>
@@ -4228,16 +3527,14 @@
           <w:tcPr>
             <w:tcW w:type="dxa" w:w="4703"/>
             <w:vAlign w:val="center"/>
-            <w:shd w:val="clear" w:color="auto" w:fill="FFFFFF"/>
           </w:tcPr>
           <w:p>
             <w:pPr>
-              <w:spacing w:after="40" w:line="312" w:lineRule="auto" w:before="40"/>
+              <w:spacing w:after="40" w:line="312" w:lineRule="auto"/>
               <w:ind w:firstLine="0"/>
             </w:pPr>
             <w:r>
               <w:rPr>
-                <w:rFonts w:ascii="Times New Roman" w:hAnsi="Times New Roman" w:eastAsia="宋体"/>
                 <w:sz w:val="19"/>
               </w:rPr>
               <w:t>阈值</w:t>
@@ -4248,16 +3545,14 @@
           <w:tcPr>
             <w:tcW w:type="dxa" w:w="4703"/>
             <w:vAlign w:val="center"/>
-            <w:shd w:val="clear" w:color="auto" w:fill="FFFFFF"/>
           </w:tcPr>
           <w:p>
             <w:pPr>
-              <w:spacing w:after="40" w:line="312" w:lineRule="auto" w:before="40"/>
+              <w:spacing w:after="40" w:line="312" w:lineRule="auto"/>
               <w:ind w:firstLine="0"/>
             </w:pPr>
             <w:r>
               <w:rPr>
-                <w:rFonts w:ascii="Times New Roman" w:hAnsi="Times New Roman" w:eastAsia="宋体"/>
                 <w:sz w:val="19"/>
               </w:rPr>
               <w:t>① 英伟达跌破 200 日均线 ② NVDA P/S &gt; 25x 且营收环比增速降至个位数 ③ 微软 Copilot 付费渗透率停滞</w:t>
@@ -4270,16 +3565,14 @@
           <w:tcPr>
             <w:tcW w:type="dxa" w:w="4703"/>
             <w:vAlign w:val="center"/>
-            <w:shd w:val="clear" w:color="auto" w:fill="F1F5F9"/>
           </w:tcPr>
           <w:p>
             <w:pPr>
-              <w:spacing w:after="40" w:line="312" w:lineRule="auto" w:before="40"/>
+              <w:spacing w:after="40" w:line="312" w:lineRule="auto"/>
               <w:ind w:firstLine="0"/>
             </w:pPr>
             <w:r>
               <w:rPr>
-                <w:rFonts w:ascii="Times New Roman" w:hAnsi="Times New Roman" w:eastAsia="宋体"/>
                 <w:sz w:val="19"/>
               </w:rPr>
               <w:t>当前状态</w:t>
@@ -4290,16 +3583,14 @@
           <w:tcPr>
             <w:tcW w:type="dxa" w:w="4703"/>
             <w:vAlign w:val="center"/>
-            <w:shd w:val="clear" w:color="auto" w:fill="F1F5F9"/>
           </w:tcPr>
           <w:p>
             <w:pPr>
-              <w:spacing w:after="40" w:line="312" w:lineRule="auto" w:before="40"/>
+              <w:spacing w:after="40" w:line="312" w:lineRule="auto"/>
               <w:ind w:firstLine="0"/>
             </w:pPr>
             <w:r>
               <w:rPr>
-                <w:rFonts w:ascii="Times New Roman" w:hAnsi="Times New Roman" w:eastAsia="宋体"/>
                 <w:sz w:val="19"/>
               </w:rPr>
               <w:t>**未触发**（NVDA P/S ~20，Copilot 渗透率 15% 接近阈值）</w:t>
@@ -4312,16 +3603,14 @@
           <w:tcPr>
             <w:tcW w:type="dxa" w:w="4703"/>
             <w:vAlign w:val="center"/>
-            <w:shd w:val="clear" w:color="auto" w:fill="FFFFFF"/>
           </w:tcPr>
           <w:p>
             <w:pPr>
-              <w:spacing w:after="40" w:line="312" w:lineRule="auto" w:before="40"/>
+              <w:spacing w:after="40" w:line="312" w:lineRule="auto"/>
               <w:ind w:firstLine="0"/>
             </w:pPr>
             <w:r>
               <w:rPr>
-                <w:rFonts w:ascii="Times New Roman" w:hAnsi="Times New Roman" w:eastAsia="宋体"/>
                 <w:sz w:val="19"/>
               </w:rPr>
               <w:t>性质</w:t>
@@ -4332,16 +3621,14 @@
           <w:tcPr>
             <w:tcW w:type="dxa" w:w="4703"/>
             <w:vAlign w:val="center"/>
-            <w:shd w:val="clear" w:color="auto" w:fill="FFFFFF"/>
           </w:tcPr>
           <w:p>
             <w:pPr>
-              <w:spacing w:after="40" w:line="312" w:lineRule="auto" w:before="40"/>
+              <w:spacing w:after="40" w:line="312" w:lineRule="auto"/>
               <w:ind w:firstLine="0"/>
             </w:pPr>
             <w:r>
               <w:rPr>
-                <w:rFonts w:ascii="Times New Roman" w:hAnsi="Times New Roman" w:eastAsia="宋体"/>
                 <w:sz w:val="19"/>
               </w:rPr>
               <w:t>🔵 滞后/确认信号</w:t>
@@ -4353,12 +3640,10 @@
     <w:p>
       <w:pPr>
         <w:keepNext/>
-        <w:spacing w:before="160" w:after="120" w:line="408" w:lineRule="auto"/>
-        <w:ind w:firstLine="440"/>
+        <w:spacing w:before="160" w:after="80"/>
       </w:pPr>
       <w:r>
         <w:rPr>
-          <w:rFonts w:ascii="Times New Roman" w:hAnsi="Times New Roman" w:eastAsia="宋体"/>
           <w:b/>
           <w:color w:val="475569"/>
           <w:sz w:val="23"/>
@@ -4368,67 +3653,44 @@
     </w:p>
     <w:p>
       <w:pPr>
-        <w:spacing w:line="408" w:lineRule="auto" w:after="120"/>
-        <w:ind w:firstLine="440"/>
+        <w:spacing w:line="408" w:lineRule="auto" w:after="80"/>
       </w:pPr>
       <w:r>
-        <w:rPr>
-          <w:rFonts w:ascii="Times New Roman" w:hAnsi="Times New Roman" w:eastAsia="宋体"/>
-          <w:color w:val="1E293B"/>
-        </w:rPr>
         <w:t>**S3 信号需要看到「估值崩溃」+「收入证伪」的双重确认**，理由如下：</w:t>
       </w:r>
     </w:p>
     <w:p>
       <w:pPr>
-        <w:spacing w:line="408" w:lineRule="auto" w:after="120"/>
+        <w:spacing w:line="408" w:lineRule="auto" w:after="80"/>
         <w:ind w:firstLine="440"/>
       </w:pPr>
       <w:r>
-        <w:rPr>
-          <w:rFonts w:ascii="Times New Roman" w:hAnsi="Times New Roman" w:eastAsia="宋体"/>
-          <w:color w:val="1E293B"/>
-        </w:rPr>
         <w:t>**单独看 NVDA 估值**可能产生误判。NVDA 当前 P/S ~20x，处于历史 60% 分位。如果仅看估值，NVDA 似乎仍有上涨空间。但 P/S 的「合理」是建立在「营收持续高增长」前提上的。**如果营收增速降至个位数，20x P/S 就会显得过高**——估值切换可能在一个月内完成。</w:t>
       </w:r>
     </w:p>
     <w:p>
       <w:pPr>
-        <w:spacing w:line="408" w:lineRule="auto" w:after="120"/>
+        <w:spacing w:line="408" w:lineRule="auto" w:after="80"/>
         <w:ind w:firstLine="440"/>
       </w:pPr>
       <w:r>
-        <w:rPr>
-          <w:rFonts w:ascii="Times New Roman" w:hAnsi="Times New Roman" w:eastAsia="宋体"/>
-          <w:color w:val="1E293B"/>
-        </w:rPr>
         <w:t>**单独看 Copilot 渗透率**也不足以触发 S3。Copilot 当前 15%，距离 25-30% 的「成熟期」还有翻倍空间。**真正的证伪是「渗透率停滞」而非「渗透率低」**——如果连续 2 个季度停滞在 15%，意味着 AI 应用端的「故事」已被证伪。</w:t>
       </w:r>
     </w:p>
     <w:p>
       <w:pPr>
-        <w:spacing w:line="408" w:lineRule="auto" w:after="120"/>
-        <w:ind w:firstLine="440"/>
+        <w:spacing w:line="408" w:lineRule="auto" w:after="80"/>
       </w:pPr>
       <w:r>
-        <w:rPr>
-          <w:rFonts w:ascii="Times New Roman" w:hAnsi="Times New Roman" w:eastAsia="宋体"/>
-          <w:color w:val="1E293B"/>
-        </w:rPr>
         <w:t>**双重确认的机制**：当 NVDA 估值与 Copilot 渗透率同时出现问题时，市场会意识到「算力侧和应用侧」同时见顶——这是 AI 浪潮的系统性顶部信号。</w:t>
       </w:r>
     </w:p>
     <w:p>
       <w:pPr>
-        <w:spacing w:before="200" w:after="120" w:line="408" w:lineRule="auto"/>
-        <w:ind w:firstLine="440"/>
+        <w:spacing w:before="200" w:after="40"/>
         <w:jc w:val="center"/>
       </w:pPr>
       <w:r>
-        <w:rPr>
-          <w:rFonts w:ascii="Times New Roman" w:hAnsi="Times New Roman" w:eastAsia="宋体"/>
-          <w:color w:val="1E293B"/>
-        </w:rPr>
         <w:drawing>
           <wp:inline xmlns:a="http://schemas.openxmlformats.org/drawingml/2006/main" xmlns:pic="http://schemas.openxmlformats.org/drawingml/2006/picture">
             <wp:extent cx="6217920" cy="2487168"/>
@@ -4465,13 +3727,11 @@
     </w:p>
     <w:p>
       <w:pPr>
-        <w:spacing w:after="120" w:line="408" w:lineRule="auto"/>
-        <w:ind w:firstLine="440"/>
+        <w:spacing w:after="240"/>
         <w:jc w:val="center"/>
       </w:pPr>
       <w:r>
         <w:rPr>
-          <w:rFonts w:ascii="Times New Roman" w:hAnsi="Times New Roman" w:eastAsia="宋体"/>
           <w:i/>
           <w:color w:val="64748B"/>
           <w:sz w:val="19"/>
@@ -4481,51 +3741,37 @@
     </w:p>
     <w:p>
       <w:pPr>
-        <w:spacing w:line="408" w:lineRule="auto" w:after="120"/>
-        <w:ind w:firstLine="440"/>
+        <w:spacing w:line="408" w:lineRule="auto" w:after="80"/>
       </w:pPr>
       <w:r>
-        <w:rPr>
-          <w:rFonts w:ascii="Times New Roman" w:hAnsi="Times New Roman" w:eastAsia="宋体"/>
-          <w:color w:val="1E293B"/>
-        </w:rPr>
         <w:t>图表 11 量化呈现了 S3 双重阈值的当前状态。**两个关键观察**：</w:t>
       </w:r>
     </w:p>
     <w:p>
       <w:pPr>
-        <w:spacing w:line="408" w:lineRule="auto" w:after="120"/>
+        <w:spacing w:line="408" w:lineRule="auto" w:after="80"/>
         <w:ind w:firstLine="440"/>
       </w:pPr>
       <w:r>
-        <w:rPr>
-          <w:rFonts w:ascii="Times New Roman" w:hAnsi="Times New Roman" w:eastAsia="宋体"/>
-          <w:color w:val="1E293B"/>
-        </w:rPr>
         <w:t>**第一，NVDA P/S 在 2023Q1 高位（28-32x）已逐步消化至 2026Q2 的 20x**，——业绩增长在「消化」高估值。当前 20x 低于 25x 阈值线，**S3 估值条件尚未满足**。但如果 NVDA 股价在营收增速放缓前继续上涨，P/S 重新升破 25x，则 S3 估值条件将就绪。</w:t>
       </w:r>
     </w:p>
     <w:p>
       <w:pPr>
-        <w:spacing w:line="408" w:lineRule="auto" w:after="120"/>
+        <w:spacing w:line="408" w:lineRule="auto" w:after="80"/>
         <w:ind w:firstLine="440"/>
       </w:pPr>
       <w:r>
-        <w:rPr>
-          <w:rFonts w:ascii="Times New Roman" w:hAnsi="Times New Roman" w:eastAsia="宋体"/>
-          <w:color w:val="1E293B"/>
-        </w:rPr>
         <w:t>**第二，Copilot 渗透率从 0 升至 15%**——增速可观但**已在 15% 阈值线上**。如果 2026Q3-Q4 增速停滞，**S3 信号将快速逼近触发**。</w:t>
       </w:r>
     </w:p>
     <w:p>
       <w:pPr>
-        <w:spacing w:before="160" w:after="120" w:line="408" w:lineRule="auto"/>
-        <w:ind w:left="440" w:right="440" w:firstLine="440"/>
+        <w:spacing w:before="160" w:after="160" w:line="384" w:lineRule="auto"/>
+        <w:ind w:left="440" w:right="440"/>
       </w:pPr>
       <w:r>
         <w:rPr>
-          <w:rFonts w:ascii="Times New Roman" w:hAnsi="Times New Roman" w:eastAsia="宋体"/>
           <w:b/>
           <w:color w:val="B45309"/>
         </w:rPr>
@@ -4535,12 +3781,10 @@
     <w:p>
       <w:pPr>
         <w:keepNext/>
-        <w:spacing w:before="280" w:after="120" w:line="408" w:lineRule="auto"/>
-        <w:ind w:firstLine="440"/>
+        <w:spacing w:before="280" w:after="120"/>
       </w:pPr>
       <w:r>
         <w:rPr>
-          <w:rFonts w:ascii="Times New Roman" w:hAnsi="Times New Roman" w:eastAsia="宋体"/>
           <w:b/>
           <w:color w:val="1E3A5F"/>
           <w:sz w:val="26"/>
@@ -4550,15 +3794,10 @@
     </w:p>
     <w:p>
       <w:pPr>
-        <w:spacing w:before="200" w:after="120" w:line="408" w:lineRule="auto"/>
-        <w:ind w:firstLine="440"/>
+        <w:spacing w:before="200" w:after="40"/>
         <w:jc w:val="center"/>
       </w:pPr>
       <w:r>
-        <w:rPr>
-          <w:rFonts w:ascii="Times New Roman" w:hAnsi="Times New Roman" w:eastAsia="宋体"/>
-          <w:color w:val="1E293B"/>
-        </w:rPr>
         <w:drawing>
           <wp:inline xmlns:a="http://schemas.openxmlformats.org/drawingml/2006/main" xmlns:pic="http://schemas.openxmlformats.org/drawingml/2006/picture">
             <wp:extent cx="5943600" cy="3334319"/>
@@ -4595,13 +3834,11 @@
     </w:p>
     <w:p>
       <w:pPr>
-        <w:spacing w:after="120" w:line="408" w:lineRule="auto"/>
-        <w:ind w:firstLine="440"/>
+        <w:spacing w:after="240"/>
         <w:jc w:val="center"/>
       </w:pPr>
       <w:r>
         <w:rPr>
-          <w:rFonts w:ascii="Times New Roman" w:hAnsi="Times New Roman" w:eastAsia="宋体"/>
           <w:i/>
           <w:color w:val="64748B"/>
           <w:sz w:val="19"/>
@@ -4611,44 +3848,26 @@
     </w:p>
     <w:p>
       <w:pPr>
-        <w:spacing w:line="408" w:lineRule="auto" w:after="120"/>
-        <w:ind w:firstLine="440"/>
+        <w:spacing w:line="408" w:lineRule="auto" w:after="80"/>
       </w:pPr>
       <w:r>
-        <w:rPr>
-          <w:rFonts w:ascii="Times New Roman" w:hAnsi="Times New Roman" w:eastAsia="宋体"/>
-          <w:color w:val="1E293B"/>
-        </w:rPr>
         <w:t>图表 12 以仪表盘形式呈现了 3 个信号的当前状态。**综合评分 0/3 ~ 0.5/3**——S1 接近触发但未触发（M7 Capex/Rev 30%，距 35% 阈值仅 5pct），S2/S3 距离触发仍有空间。</w:t>
       </w:r>
     </w:p>
     <w:p>
       <w:pPr>
-        <w:spacing w:line="408" w:lineRule="auto" w:after="120"/>
-        <w:ind w:firstLine="440"/>
+        <w:spacing w:line="408" w:lineRule="auto" w:after="80"/>
       </w:pPr>
       <w:r>
-        <w:rPr>
-          <w:rFonts w:ascii="Times New Roman" w:hAnsi="Times New Roman" w:eastAsia="宋体"/>
-          <w:color w:val="1E293B"/>
-        </w:rPr>
         <w:t>**操作框架与评分对应**：</w:t>
       </w:r>
     </w:p>
     <w:tbl>
       <w:tblPr>
         <w:tblStyle w:val="LightGrid-Accent1"/>
-        <w:tblW w:type="pct" w:w="5000"/>
+        <w:tblW w:type="auto" w:w="0"/>
         <w:jc w:val="center"/>
         <w:tblLook w:firstColumn="1" w:firstRow="1" w:lastColumn="0" w:lastRow="0" w:noHBand="0" w:noVBand="1" w:val="04A0"/>
-        <w:tblBorders>
-          <w:top w:val="single" w:sz="4" w:space="0" w:color="CBD5E1"/>
-          <w:left w:val="single" w:sz="4" w:space="0" w:color="CBD5E1"/>
-          <w:bottom w:val="single" w:sz="4" w:space="0" w:color="CBD5E1"/>
-          <w:right w:val="single" w:sz="4" w:space="0" w:color="CBD5E1"/>
-          <w:insideH w:val="single" w:sz="4" w:space="0" w:color="CBD5E1"/>
-          <w:insideV w:val="single" w:sz="4" w:space="0" w:color="CBD5E1"/>
-        </w:tblBorders>
       </w:tblPr>
       <w:tblGrid>
         <w:gridCol w:w="3135"/>
@@ -4659,18 +3878,16 @@
         <w:tc>
           <w:tcPr>
             <w:tcW w:type="dxa" w:w="3135"/>
+            <w:shd w:fill="1E3A5F"/>
             <w:vAlign w:val="center"/>
-            <w:shd w:val="clear" w:color="auto" w:fill="1E3A5F"/>
           </w:tcPr>
           <w:p>
             <w:pPr>
-              <w:spacing w:after="40" w:line="312" w:lineRule="auto" w:before="40"/>
+              <w:spacing w:after="40" w:line="312" w:lineRule="auto"/>
               <w:ind w:firstLine="0"/>
-              <w:jc w:val="center"/>
             </w:pPr>
             <w:r>
               <w:rPr>
-                <w:rFonts w:ascii="Times New Roman" w:hAnsi="Times New Roman" w:eastAsia="宋体"/>
                 <w:b/>
                 <w:color w:val="FFFFFF"/>
                 <w:sz w:val="20"/>
@@ -4682,18 +3899,16 @@
         <w:tc>
           <w:tcPr>
             <w:tcW w:type="dxa" w:w="3135"/>
+            <w:shd w:fill="1E3A5F"/>
             <w:vAlign w:val="center"/>
-            <w:shd w:val="clear" w:color="auto" w:fill="1E3A5F"/>
           </w:tcPr>
           <w:p>
             <w:pPr>
-              <w:spacing w:after="40" w:line="312" w:lineRule="auto" w:before="40"/>
+              <w:spacing w:after="40" w:line="312" w:lineRule="auto"/>
               <w:ind w:firstLine="0"/>
-              <w:jc w:val="center"/>
             </w:pPr>
             <w:r>
               <w:rPr>
-                <w:rFonts w:ascii="Times New Roman" w:hAnsi="Times New Roman" w:eastAsia="宋体"/>
                 <w:b/>
                 <w:color w:val="FFFFFF"/>
                 <w:sz w:val="20"/>
@@ -4705,18 +3920,16 @@
         <w:tc>
           <w:tcPr>
             <w:tcW w:type="dxa" w:w="3135"/>
+            <w:shd w:fill="1E3A5F"/>
             <w:vAlign w:val="center"/>
-            <w:shd w:val="clear" w:color="auto" w:fill="1E3A5F"/>
           </w:tcPr>
           <w:p>
             <w:pPr>
-              <w:spacing w:after="40" w:line="312" w:lineRule="auto" w:before="40"/>
+              <w:spacing w:after="40" w:line="312" w:lineRule="auto"/>
               <w:ind w:firstLine="0"/>
-              <w:jc w:val="center"/>
             </w:pPr>
             <w:r>
               <w:rPr>
-                <w:rFonts w:ascii="Times New Roman" w:hAnsi="Times New Roman" w:eastAsia="宋体"/>
                 <w:b/>
                 <w:color w:val="FFFFFF"/>
                 <w:sz w:val="20"/>
@@ -4731,16 +3944,14 @@
           <w:tcPr>
             <w:tcW w:type="dxa" w:w="3135"/>
             <w:vAlign w:val="center"/>
-            <w:shd w:val="clear" w:color="auto" w:fill="FFFFFF"/>
           </w:tcPr>
           <w:p>
             <w:pPr>
-              <w:spacing w:after="40" w:line="312" w:lineRule="auto" w:before="40"/>
+              <w:spacing w:after="40" w:line="312" w:lineRule="auto"/>
               <w:ind w:firstLine="0"/>
             </w:pPr>
             <w:r>
               <w:rPr>
-                <w:rFonts w:ascii="Times New Roman" w:hAnsi="Times New Roman" w:eastAsia="宋体"/>
                 <w:sz w:val="19"/>
               </w:rPr>
               <w:t>0/3 ~ 0.5/3</w:t>
@@ -4751,16 +3962,14 @@
           <w:tcPr>
             <w:tcW w:type="dxa" w:w="3135"/>
             <w:vAlign w:val="center"/>
-            <w:shd w:val="clear" w:color="auto" w:fill="FFFFFF"/>
           </w:tcPr>
           <w:p>
             <w:pPr>
-              <w:spacing w:after="40" w:line="312" w:lineRule="auto" w:before="40"/>
+              <w:spacing w:after="40" w:line="312" w:lineRule="auto"/>
               <w:ind w:firstLine="0"/>
             </w:pPr>
             <w:r>
               <w:rPr>
-                <w:rFonts w:ascii="Times New Roman" w:hAnsi="Times New Roman" w:eastAsia="宋体"/>
                 <w:sz w:val="19"/>
               </w:rPr>
               <w:t>**安全**（当前）</w:t>
@@ -4771,16 +3980,14 @@
           <w:tcPr>
             <w:tcW w:type="dxa" w:w="3135"/>
             <w:vAlign w:val="center"/>
-            <w:shd w:val="clear" w:color="auto" w:fill="FFFFFF"/>
           </w:tcPr>
           <w:p>
             <w:pPr>
-              <w:spacing w:after="40" w:line="312" w:lineRule="auto" w:before="40"/>
+              <w:spacing w:after="40" w:line="312" w:lineRule="auto"/>
               <w:ind w:firstLine="0"/>
             </w:pPr>
             <w:r>
               <w:rPr>
-                <w:rFonts w:ascii="Times New Roman" w:hAnsi="Times New Roman" w:eastAsia="宋体"/>
                 <w:sz w:val="19"/>
               </w:rPr>
               <w:t>维持 AI 仓位 60-70%，跟踪 S1</w:t>
@@ -4793,16 +4000,14 @@
           <w:tcPr>
             <w:tcW w:type="dxa" w:w="3135"/>
             <w:vAlign w:val="center"/>
-            <w:shd w:val="clear" w:color="auto" w:fill="F1F5F9"/>
           </w:tcPr>
           <w:p>
             <w:pPr>
-              <w:spacing w:after="40" w:line="312" w:lineRule="auto" w:before="40"/>
+              <w:spacing w:after="40" w:line="312" w:lineRule="auto"/>
               <w:ind w:firstLine="0"/>
             </w:pPr>
             <w:r>
               <w:rPr>
-                <w:rFonts w:ascii="Times New Roman" w:hAnsi="Times New Roman" w:eastAsia="宋体"/>
                 <w:sz w:val="19"/>
               </w:rPr>
               <w:t>1/3</w:t>
@@ -4813,16 +4018,14 @@
           <w:tcPr>
             <w:tcW w:type="dxa" w:w="3135"/>
             <w:vAlign w:val="center"/>
-            <w:shd w:val="clear" w:color="auto" w:fill="F1F5F9"/>
           </w:tcPr>
           <w:p>
             <w:pPr>
-              <w:spacing w:after="40" w:line="312" w:lineRule="auto" w:before="40"/>
+              <w:spacing w:after="40" w:line="312" w:lineRule="auto"/>
               <w:ind w:firstLine="0"/>
             </w:pPr>
             <w:r>
               <w:rPr>
-                <w:rFonts w:ascii="Times New Roman" w:hAnsi="Times New Roman" w:eastAsia="宋体"/>
                 <w:sz w:val="19"/>
               </w:rPr>
               <w:t>**预警**</w:t>
@@ -4833,16 +4036,14 @@
           <w:tcPr>
             <w:tcW w:type="dxa" w:w="3135"/>
             <w:vAlign w:val="center"/>
-            <w:shd w:val="clear" w:color="auto" w:fill="F1F5F9"/>
           </w:tcPr>
           <w:p>
             <w:pPr>
-              <w:spacing w:after="40" w:line="312" w:lineRule="auto" w:before="40"/>
+              <w:spacing w:after="40" w:line="312" w:lineRule="auto"/>
               <w:ind w:firstLine="0"/>
             </w:pPr>
             <w:r>
               <w:rPr>
-                <w:rFonts w:ascii="Times New Roman" w:hAnsi="Times New Roman" w:eastAsia="宋体"/>
                 <w:sz w:val="19"/>
               </w:rPr>
               <w:t>减仓 AI 至 30-40%，提现金</w:t>
@@ -4855,16 +4056,14 @@
           <w:tcPr>
             <w:tcW w:type="dxa" w:w="3135"/>
             <w:vAlign w:val="center"/>
-            <w:shd w:val="clear" w:color="auto" w:fill="FFFFFF"/>
           </w:tcPr>
           <w:p>
             <w:pPr>
-              <w:spacing w:after="40" w:line="312" w:lineRule="auto" w:before="40"/>
+              <w:spacing w:after="40" w:line="312" w:lineRule="auto"/>
               <w:ind w:firstLine="0"/>
             </w:pPr>
             <w:r>
               <w:rPr>
-                <w:rFonts w:ascii="Times New Roman" w:hAnsi="Times New Roman" w:eastAsia="宋体"/>
                 <w:sz w:val="19"/>
               </w:rPr>
               <w:t>2/3</w:t>
@@ -4875,16 +4074,14 @@
           <w:tcPr>
             <w:tcW w:type="dxa" w:w="3135"/>
             <w:vAlign w:val="center"/>
-            <w:shd w:val="clear" w:color="auto" w:fill="FFFFFF"/>
           </w:tcPr>
           <w:p>
             <w:pPr>
-              <w:spacing w:after="40" w:line="312" w:lineRule="auto" w:before="40"/>
+              <w:spacing w:after="40" w:line="312" w:lineRule="auto"/>
               <w:ind w:firstLine="0"/>
             </w:pPr>
             <w:r>
               <w:rPr>
-                <w:rFonts w:ascii="Times New Roman" w:hAnsi="Times New Roman" w:eastAsia="宋体"/>
                 <w:sz w:val="19"/>
               </w:rPr>
               <w:t>**危险**</w:t>
@@ -4895,16 +4092,14 @@
           <w:tcPr>
             <w:tcW w:type="dxa" w:w="3135"/>
             <w:vAlign w:val="center"/>
-            <w:shd w:val="clear" w:color="auto" w:fill="FFFFFF"/>
           </w:tcPr>
           <w:p>
             <w:pPr>
-              <w:spacing w:after="40" w:line="312" w:lineRule="auto" w:before="40"/>
+              <w:spacing w:after="40" w:line="312" w:lineRule="auto"/>
               <w:ind w:firstLine="0"/>
             </w:pPr>
             <w:r>
               <w:rPr>
-                <w:rFonts w:ascii="Times New Roman" w:hAnsi="Times New Roman" w:eastAsia="宋体"/>
                 <w:sz w:val="19"/>
               </w:rPr>
               <w:t>AI 降至 10-20%，转配债券/黄金</w:t>
@@ -4917,16 +4112,14 @@
           <w:tcPr>
             <w:tcW w:type="dxa" w:w="3135"/>
             <w:vAlign w:val="center"/>
-            <w:shd w:val="clear" w:color="auto" w:fill="F1F5F9"/>
           </w:tcPr>
           <w:p>
             <w:pPr>
-              <w:spacing w:after="40" w:line="312" w:lineRule="auto" w:before="40"/>
+              <w:spacing w:after="40" w:line="312" w:lineRule="auto"/>
               <w:ind w:firstLine="0"/>
             </w:pPr>
             <w:r>
               <w:rPr>
-                <w:rFonts w:ascii="Times New Roman" w:hAnsi="Times New Roman" w:eastAsia="宋体"/>
                 <w:sz w:val="19"/>
               </w:rPr>
               <w:t>3/3</w:t>
@@ -4937,16 +4130,14 @@
           <w:tcPr>
             <w:tcW w:type="dxa" w:w="3135"/>
             <w:vAlign w:val="center"/>
-            <w:shd w:val="clear" w:color="auto" w:fill="F1F5F9"/>
           </w:tcPr>
           <w:p>
             <w:pPr>
-              <w:spacing w:after="40" w:line="312" w:lineRule="auto" w:before="40"/>
+              <w:spacing w:after="40" w:line="312" w:lineRule="auto"/>
               <w:ind w:firstLine="0"/>
             </w:pPr>
             <w:r>
               <w:rPr>
-                <w:rFonts w:ascii="Times New Roman" w:hAnsi="Times New Roman" w:eastAsia="宋体"/>
                 <w:sz w:val="19"/>
               </w:rPr>
               <w:t>**触发**</w:t>
@@ -4957,16 +4148,14 @@
           <w:tcPr>
             <w:tcW w:type="dxa" w:w="3135"/>
             <w:vAlign w:val="center"/>
-            <w:shd w:val="clear" w:color="auto" w:fill="F1F5F9"/>
           </w:tcPr>
           <w:p>
             <w:pPr>
-              <w:spacing w:after="40" w:line="312" w:lineRule="auto" w:before="40"/>
+              <w:spacing w:after="40" w:line="312" w:lineRule="auto"/>
               <w:ind w:firstLine="0"/>
             </w:pPr>
             <w:r>
               <w:rPr>
-                <w:rFonts w:ascii="Times New Roman" w:hAnsi="Times New Roman" w:eastAsia="宋体"/>
                 <w:sz w:val="19"/>
               </w:rPr>
               <w:t>清仓风险资产，等右侧</w:t>
@@ -4977,39 +4166,24 @@
     </w:tbl>
     <w:p>
       <w:pPr>
-        <w:spacing w:line="408" w:lineRule="auto" w:after="120"/>
-        <w:ind w:firstLine="440"/>
+        <w:spacing w:line="408" w:lineRule="auto" w:after="80"/>
       </w:pPr>
       <w:r>
-        <w:rPr>
-          <w:rFonts w:ascii="Times New Roman" w:hAnsi="Times New Roman" w:eastAsia="宋体"/>
-          <w:color w:val="1E293B"/>
-        </w:rPr>
         <w:t>**关键观察点**：OpenAI IPO 后 30 日 = 决定性窗口。</w:t>
       </w:r>
     </w:p>
     <w:p>
-      <w:pPr>
-        <w:spacing w:line="408" w:lineRule="auto" w:after="120"/>
-        <w:ind w:firstLine="440"/>
-      </w:pPr>
       <w:r>
-        <w:rPr>
-          <w:rFonts w:ascii="Times New Roman" w:hAnsi="Times New Roman" w:eastAsia="宋体"/>
-          <w:color w:val="1E293B"/>
-        </w:rPr>
         <w:br w:type="page"/>
       </w:r>
     </w:p>
     <w:p>
       <w:pPr>
         <w:keepNext/>
-        <w:spacing w:before="400" w:after="120" w:line="408" w:lineRule="auto"/>
-        <w:ind w:firstLine="440"/>
+        <w:spacing w:before="400" w:after="200"/>
       </w:pPr>
       <w:r>
         <w:rPr>
-          <w:rFonts w:ascii="Times New Roman" w:hAnsi="Times New Roman" w:eastAsia="宋体"/>
           <w:b/>
           <w:color w:val="0F172A"/>
           <w:sz w:val="32"/>
@@ -5019,31 +4193,18 @@
     </w:p>
     <w:p>
       <w:pPr>
-        <w:spacing w:line="408" w:lineRule="auto" w:after="120"/>
-        <w:ind w:firstLine="440"/>
+        <w:spacing w:line="408" w:lineRule="auto" w:after="80"/>
       </w:pPr>
       <w:r>
-        <w:rPr>
-          <w:rFonts w:ascii="Times New Roman" w:hAnsi="Times New Roman" w:eastAsia="宋体"/>
-          <w:color w:val="1E293B"/>
-        </w:rPr>
         <w:t>本附录系统说明三国货币政策指标不对称的根源、修正方法。</w:t>
       </w:r>
     </w:p>
     <w:tbl>
       <w:tblPr>
         <w:tblStyle w:val="LightGrid-Accent1"/>
-        <w:tblW w:type="pct" w:w="5000"/>
+        <w:tblW w:type="auto" w:w="0"/>
         <w:jc w:val="center"/>
         <w:tblLook w:firstColumn="1" w:firstRow="1" w:lastColumn="0" w:lastRow="0" w:noHBand="0" w:noVBand="1" w:val="04A0"/>
-        <w:tblBorders>
-          <w:top w:val="single" w:sz="4" w:space="0" w:color="CBD5E1"/>
-          <w:left w:val="single" w:sz="4" w:space="0" w:color="CBD5E1"/>
-          <w:bottom w:val="single" w:sz="4" w:space="0" w:color="CBD5E1"/>
-          <w:right w:val="single" w:sz="4" w:space="0" w:color="CBD5E1"/>
-          <w:insideH w:val="single" w:sz="4" w:space="0" w:color="CBD5E1"/>
-          <w:insideV w:val="single" w:sz="4" w:space="0" w:color="CBD5E1"/>
-        </w:tblBorders>
       </w:tblPr>
       <w:tblGrid>
         <w:gridCol w:w="2351"/>
@@ -5055,18 +4216,16 @@
         <w:tc>
           <w:tcPr>
             <w:tcW w:type="dxa" w:w="2351"/>
+            <w:shd w:fill="1E3A5F"/>
             <w:vAlign w:val="center"/>
-            <w:shd w:val="clear" w:color="auto" w:fill="1E3A5F"/>
           </w:tcPr>
           <w:p>
             <w:pPr>
-              <w:spacing w:after="40" w:line="312" w:lineRule="auto" w:before="40"/>
+              <w:spacing w:after="40" w:line="312" w:lineRule="auto"/>
               <w:ind w:firstLine="0"/>
-              <w:jc w:val="center"/>
             </w:pPr>
             <w:r>
               <w:rPr>
-                <w:rFonts w:ascii="Times New Roman" w:hAnsi="Times New Roman" w:eastAsia="宋体"/>
                 <w:b/>
                 <w:color w:val="FFFFFF"/>
                 <w:sz w:val="20"/>
@@ -5078,18 +4237,16 @@
         <w:tc>
           <w:tcPr>
             <w:tcW w:type="dxa" w:w="2351"/>
+            <w:shd w:fill="1E3A5F"/>
             <w:vAlign w:val="center"/>
-            <w:shd w:val="clear" w:color="auto" w:fill="1E3A5F"/>
           </w:tcPr>
           <w:p>
             <w:pPr>
-              <w:spacing w:after="40" w:line="312" w:lineRule="auto" w:before="40"/>
+              <w:spacing w:after="40" w:line="312" w:lineRule="auto"/>
               <w:ind w:firstLine="0"/>
-              <w:jc w:val="center"/>
             </w:pPr>
             <w:r>
               <w:rPr>
-                <w:rFonts w:ascii="Times New Roman" w:hAnsi="Times New Roman" w:eastAsia="宋体"/>
                 <w:b/>
                 <w:color w:val="FFFFFF"/>
                 <w:sz w:val="20"/>
@@ -5101,18 +4258,16 @@
         <w:tc>
           <w:tcPr>
             <w:tcW w:type="dxa" w:w="2351"/>
+            <w:shd w:fill="1E3A5F"/>
             <w:vAlign w:val="center"/>
-            <w:shd w:val="clear" w:color="auto" w:fill="1E3A5F"/>
           </w:tcPr>
           <w:p>
             <w:pPr>
-              <w:spacing w:after="40" w:line="312" w:lineRule="auto" w:before="40"/>
+              <w:spacing w:after="40" w:line="312" w:lineRule="auto"/>
               <w:ind w:firstLine="0"/>
-              <w:jc w:val="center"/>
             </w:pPr>
             <w:r>
               <w:rPr>
-                <w:rFonts w:ascii="Times New Roman" w:hAnsi="Times New Roman" w:eastAsia="宋体"/>
                 <w:b/>
                 <w:color w:val="FFFFFF"/>
                 <w:sz w:val="20"/>
@@ -5124,18 +4279,16 @@
         <w:tc>
           <w:tcPr>
             <w:tcW w:type="dxa" w:w="2351"/>
+            <w:shd w:fill="1E3A5F"/>
             <w:vAlign w:val="center"/>
-            <w:shd w:val="clear" w:color="auto" w:fill="1E3A5F"/>
           </w:tcPr>
           <w:p>
             <w:pPr>
-              <w:spacing w:after="40" w:line="312" w:lineRule="auto" w:before="40"/>
+              <w:spacing w:after="40" w:line="312" w:lineRule="auto"/>
               <w:ind w:firstLine="0"/>
-              <w:jc w:val="center"/>
             </w:pPr>
             <w:r>
               <w:rPr>
-                <w:rFonts w:ascii="Times New Roman" w:hAnsi="Times New Roman" w:eastAsia="宋体"/>
                 <w:b/>
                 <w:color w:val="FFFFFF"/>
                 <w:sz w:val="20"/>
@@ -5150,16 +4303,14 @@
           <w:tcPr>
             <w:tcW w:type="dxa" w:w="2351"/>
             <w:vAlign w:val="center"/>
-            <w:shd w:val="clear" w:color="auto" w:fill="FFFFFF"/>
           </w:tcPr>
           <w:p>
             <w:pPr>
-              <w:spacing w:after="40" w:line="312" w:lineRule="auto" w:before="40"/>
+              <w:spacing w:after="40" w:line="312" w:lineRule="auto"/>
               <w:ind w:firstLine="0"/>
             </w:pPr>
             <w:r>
               <w:rPr>
-                <w:rFonts w:ascii="Times New Roman" w:hAnsi="Times New Roman" w:eastAsia="宋体"/>
                 <w:sz w:val="19"/>
               </w:rPr>
               <w:t>🇺🇸 美国</w:t>
@@ -5170,16 +4321,14 @@
           <w:tcPr>
             <w:tcW w:type="dxa" w:w="2351"/>
             <w:vAlign w:val="center"/>
-            <w:shd w:val="clear" w:color="auto" w:fill="FFFFFF"/>
           </w:tcPr>
           <w:p>
             <w:pPr>
-              <w:spacing w:after="40" w:line="312" w:lineRule="auto" w:before="40"/>
+              <w:spacing w:after="40" w:line="312" w:lineRule="auto"/>
               <w:ind w:firstLine="0"/>
             </w:pPr>
             <w:r>
               <w:rPr>
-                <w:rFonts w:ascii="Times New Roman" w:hAnsi="Times New Roman" w:eastAsia="宋体"/>
                 <w:sz w:val="19"/>
               </w:rPr>
               <w:t>充分就业 + 物价稳定（双目标制）</w:t>
@@ -5190,16 +4339,14 @@
           <w:tcPr>
             <w:tcW w:type="dxa" w:w="2351"/>
             <w:vAlign w:val="center"/>
-            <w:shd w:val="clear" w:color="auto" w:fill="FFFFFF"/>
           </w:tcPr>
           <w:p>
             <w:pPr>
-              <w:spacing w:after="40" w:line="312" w:lineRule="auto" w:before="40"/>
+              <w:spacing w:after="40" w:line="312" w:lineRule="auto"/>
               <w:ind w:firstLine="0"/>
             </w:pPr>
             <w:r>
               <w:rPr>
-                <w:rFonts w:ascii="Times New Roman" w:hAnsi="Times New Roman" w:eastAsia="宋体"/>
                 <w:sz w:val="19"/>
               </w:rPr>
               <w:t>联邦基金利率</w:t>
@@ -5210,16 +4357,14 @@
           <w:tcPr>
             <w:tcW w:type="dxa" w:w="2351"/>
             <w:vAlign w:val="center"/>
-            <w:shd w:val="clear" w:color="auto" w:fill="FFFFFF"/>
           </w:tcPr>
           <w:p>
             <w:pPr>
-              <w:spacing w:after="40" w:line="312" w:lineRule="auto" w:before="40"/>
+              <w:spacing w:after="40" w:line="312" w:lineRule="auto"/>
               <w:ind w:firstLine="0"/>
             </w:pPr>
             <w:r>
               <w:rPr>
-                <w:rFonts w:ascii="Times New Roman" w:hAnsi="Times New Roman" w:eastAsia="宋体"/>
                 <w:sz w:val="19"/>
               </w:rPr>
               <w:t>利率走廊机制（IORB + ON RRP）</w:t>
@@ -5232,16 +4377,14 @@
           <w:tcPr>
             <w:tcW w:type="dxa" w:w="2351"/>
             <w:vAlign w:val="center"/>
-            <w:shd w:val="clear" w:color="auto" w:fill="F1F5F9"/>
           </w:tcPr>
           <w:p>
             <w:pPr>
-              <w:spacing w:after="40" w:line="312" w:lineRule="auto" w:before="40"/>
+              <w:spacing w:after="40" w:line="312" w:lineRule="auto"/>
               <w:ind w:firstLine="0"/>
             </w:pPr>
             <w:r>
               <w:rPr>
-                <w:rFonts w:ascii="Times New Roman" w:hAnsi="Times New Roman" w:eastAsia="宋体"/>
                 <w:sz w:val="19"/>
               </w:rPr>
               <w:t>🇨🇳 中国</w:t>
@@ -5252,16 +4395,14 @@
           <w:tcPr>
             <w:tcW w:type="dxa" w:w="2351"/>
             <w:vAlign w:val="center"/>
-            <w:shd w:val="clear" w:color="auto" w:fill="F1F5F9"/>
           </w:tcPr>
           <w:p>
             <w:pPr>
-              <w:spacing w:after="40" w:line="312" w:lineRule="auto" w:before="40"/>
+              <w:spacing w:after="40" w:line="312" w:lineRule="auto"/>
               <w:ind w:firstLine="0"/>
             </w:pPr>
             <w:r>
               <w:rPr>
-                <w:rFonts w:ascii="Times New Roman" w:hAnsi="Times New Roman" w:eastAsia="宋体"/>
                 <w:sz w:val="19"/>
               </w:rPr>
               <w:t>经济增长 + 货币供应（多目标制）</w:t>
@@ -5272,16 +4413,14 @@
           <w:tcPr>
             <w:tcW w:type="dxa" w:w="2351"/>
             <w:vAlign w:val="center"/>
-            <w:shd w:val="clear" w:color="auto" w:fill="F1F5F9"/>
           </w:tcPr>
           <w:p>
             <w:pPr>
-              <w:spacing w:after="40" w:line="312" w:lineRule="auto" w:before="40"/>
+              <w:spacing w:after="40" w:line="312" w:lineRule="auto"/>
               <w:ind w:firstLine="0"/>
             </w:pPr>
             <w:r>
               <w:rPr>
-                <w:rFonts w:ascii="Times New Roman" w:hAnsi="Times New Roman" w:eastAsia="宋体"/>
                 <w:sz w:val="19"/>
               </w:rPr>
               <w:t>M2 + 1Y 贷款/存款基准</w:t>
@@ -5292,16 +4431,14 @@
           <w:tcPr>
             <w:tcW w:type="dxa" w:w="2351"/>
             <w:vAlign w:val="center"/>
-            <w:shd w:val="clear" w:color="auto" w:fill="F1F5F9"/>
           </w:tcPr>
           <w:p>
             <w:pPr>
-              <w:spacing w:after="40" w:line="312" w:lineRule="auto" w:before="40"/>
+              <w:spacing w:after="40" w:line="312" w:lineRule="auto"/>
               <w:ind w:firstLine="0"/>
             </w:pPr>
             <w:r>
               <w:rPr>
-                <w:rFonts w:ascii="Times New Roman" w:hAnsi="Times New Roman" w:eastAsia="宋体"/>
                 <w:sz w:val="19"/>
               </w:rPr>
               <w:t>数量型工具 + 管制利率</w:t>
@@ -5314,16 +4451,14 @@
           <w:tcPr>
             <w:tcW w:type="dxa" w:w="2351"/>
             <w:vAlign w:val="center"/>
-            <w:shd w:val="clear" w:color="auto" w:fill="FFFFFF"/>
           </w:tcPr>
           <w:p>
             <w:pPr>
-              <w:spacing w:after="40" w:line="312" w:lineRule="auto" w:before="40"/>
+              <w:spacing w:after="40" w:line="312" w:lineRule="auto"/>
               <w:ind w:firstLine="0"/>
             </w:pPr>
             <w:r>
               <w:rPr>
-                <w:rFonts w:ascii="Times New Roman" w:hAnsi="Times New Roman" w:eastAsia="宋体"/>
                 <w:sz w:val="19"/>
               </w:rPr>
               <w:t>🇯🇵 日本</w:t>
@@ -5334,16 +4469,14 @@
           <w:tcPr>
             <w:tcW w:type="dxa" w:w="2351"/>
             <w:vAlign w:val="center"/>
-            <w:shd w:val="clear" w:color="auto" w:fill="FFFFFF"/>
           </w:tcPr>
           <w:p>
             <w:pPr>
-              <w:spacing w:after="40" w:line="312" w:lineRule="auto" w:before="40"/>
+              <w:spacing w:after="40" w:line="312" w:lineRule="auto"/>
               <w:ind w:firstLine="0"/>
             </w:pPr>
             <w:r>
               <w:rPr>
-                <w:rFonts w:ascii="Times New Roman" w:hAnsi="Times New Roman" w:eastAsia="宋体"/>
                 <w:sz w:val="19"/>
               </w:rPr>
               <w:t>通胀 + 利率曲线（量宽后转价格型）</w:t>
@@ -5354,16 +4487,14 @@
           <w:tcPr>
             <w:tcW w:type="dxa" w:w="2351"/>
             <w:vAlign w:val="center"/>
-            <w:shd w:val="clear" w:color="auto" w:fill="FFFFFF"/>
           </w:tcPr>
           <w:p>
             <w:pPr>
-              <w:spacing w:after="40" w:line="312" w:lineRule="auto" w:before="40"/>
+              <w:spacing w:after="40" w:line="312" w:lineRule="auto"/>
               <w:ind w:firstLine="0"/>
             </w:pPr>
             <w:r>
               <w:rPr>
-                <w:rFonts w:ascii="Times New Roman" w:hAnsi="Times New Roman" w:eastAsia="宋体"/>
                 <w:sz w:val="19"/>
               </w:rPr>
               <w:t>无担保隔夜利率</w:t>
@@ -5374,16 +4505,14 @@
           <w:tcPr>
             <w:tcW w:type="dxa" w:w="2351"/>
             <w:vAlign w:val="center"/>
-            <w:shd w:val="clear" w:color="auto" w:fill="FFFFFF"/>
           </w:tcPr>
           <w:p>
             <w:pPr>
-              <w:spacing w:after="40" w:line="312" w:lineRule="auto" w:before="40"/>
+              <w:spacing w:after="40" w:line="312" w:lineRule="auto"/>
               <w:ind w:firstLine="0"/>
             </w:pPr>
             <w:r>
               <w:rPr>
-                <w:rFonts w:ascii="Times New Roman" w:hAnsi="Times New Roman" w:eastAsia="宋体"/>
                 <w:sz w:val="19"/>
               </w:rPr>
               <w:t>量化宽松后转向价格型</w:t>
@@ -5395,12 +4524,10 @@
     <w:p>
       <w:pPr>
         <w:keepNext/>
-        <w:spacing w:before="280" w:after="120" w:line="408" w:lineRule="auto"/>
-        <w:ind w:firstLine="440"/>
+        <w:spacing w:before="280" w:after="120"/>
       </w:pPr>
       <w:r>
         <w:rPr>
-          <w:rFonts w:ascii="Times New Roman" w:hAnsi="Times New Roman" w:eastAsia="宋体"/>
           <w:b/>
           <w:color w:val="1E3A5F"/>
           <w:sz w:val="26"/>
@@ -5410,116 +4537,79 @@
     </w:p>
     <w:p>
       <w:pPr>
-        <w:spacing w:line="408" w:lineRule="auto" w:after="120"/>
-        <w:ind w:firstLine="440"/>
+        <w:spacing w:line="408" w:lineRule="auto" w:after="80"/>
       </w:pPr>
       <w:r>
-        <w:rPr>
-          <w:rFonts w:ascii="Times New Roman" w:hAnsi="Times New Roman" w:eastAsia="宋体"/>
-          <w:color w:val="1E293B"/>
-        </w:rPr>
         <w:t>**修正 1：必须用「同期限市场利率」做「短长利差」对比**</w:t>
       </w:r>
     </w:p>
     <w:p>
       <w:pPr>
-        <w:spacing w:line="408" w:lineRule="auto" w:after="120"/>
+        <w:spacing w:line="408" w:lineRule="auto" w:after="80"/>
         <w:ind w:firstLine="440"/>
       </w:pPr>
       <w:r>
-        <w:rPr>
-          <w:rFonts w:ascii="Times New Roman" w:hAnsi="Times New Roman" w:eastAsia="宋体"/>
-          <w:color w:val="1E293B"/>
-        </w:rPr>
         <w:t>原版报告曾出现「中国 1Y 贷款基准 7.47% vs 10Y 国债 4.5%，短长利差 -3.0%」的错误对比——贷款基准是央行管制利率（非市场化），国债是市场化利率，两者本质不同，不能直接比较「短长利差」。正确做法是用同期限的市场利率做对比：1Y 国债 2.79% vs 10Y 国债 4.5% → 市场短长利差 +1.71%（正常）。</w:t>
       </w:r>
     </w:p>
     <w:p>
       <w:pPr>
-        <w:spacing w:line="408" w:lineRule="auto" w:after="120"/>
-        <w:ind w:firstLine="440"/>
+        <w:spacing w:line="408" w:lineRule="auto" w:after="80"/>
       </w:pPr>
       <w:r>
-        <w:rPr>
-          <w:rFonts w:ascii="Times New Roman" w:hAnsi="Times New Roman" w:eastAsia="宋体"/>
-          <w:color w:val="1E293B"/>
-        </w:rPr>
         <w:t>**修正 2：必须区分「政策利率」和「市场利率」**</w:t>
       </w:r>
     </w:p>
     <w:p>
       <w:pPr>
-        <w:spacing w:line="408" w:lineRule="auto" w:after="120"/>
+        <w:spacing w:line="408" w:lineRule="auto" w:after="80"/>
         <w:ind w:firstLine="440"/>
       </w:pPr>
       <w:r>
-        <w:rPr>
-          <w:rFonts w:ascii="Times New Roman" w:hAnsi="Times New Roman" w:eastAsia="宋体"/>
-          <w:color w:val="1E293B"/>
-        </w:rPr>
         <w:t>政策利率是央行直接规定的利率（如中国 1Y 贷款基准 7.47% / 1Y 存款基准 4.14%），市场利率是金融市场交易形成的利率（如中国 1Y 国债 2.79% / 10Y 国债 4.5%）。两者的关系是「政策利率影响市场利率，但市场利率反映真实金融条件」。</w:t>
       </w:r>
     </w:p>
     <w:p>
       <w:pPr>
-        <w:spacing w:line="408" w:lineRule="auto" w:after="120"/>
-        <w:ind w:firstLine="440"/>
+        <w:spacing w:line="408" w:lineRule="auto" w:after="80"/>
       </w:pPr>
       <w:r>
-        <w:rPr>
-          <w:rFonts w:ascii="Times New Roman" w:hAnsi="Times New Roman" w:eastAsia="宋体"/>
-          <w:color w:val="1E293B"/>
-        </w:rPr>
         <w:t>**修正 3：中国「管制利率倒挂」是 2007 年特有现象**</w:t>
       </w:r>
     </w:p>
     <w:p>
       <w:pPr>
-        <w:spacing w:line="408" w:lineRule="auto" w:after="120"/>
+        <w:spacing w:line="408" w:lineRule="auto" w:after="80"/>
         <w:ind w:firstLine="440"/>
       </w:pPr>
       <w:r>
-        <w:rPr>
-          <w:rFonts w:ascii="Times New Roman" w:hAnsi="Times New Roman" w:eastAsia="宋体"/>
-          <w:color w:val="1E293B"/>
-        </w:rPr>
         <w:t>1Y 存款基准 4.14% &gt; 1Y 国债 2.79%——在正常利率体系中，国债作为无风险利率应该是市场利率的下限，但中国央行通过存款管制将存款利率人为抬高在国债之上。这一倒挂在 2015 年存款利率上限取消后逐步消失。</w:t>
       </w:r>
     </w:p>
     <w:p>
       <w:pPr>
-        <w:spacing w:line="408" w:lineRule="auto" w:after="120"/>
-        <w:ind w:firstLine="440"/>
+        <w:spacing w:line="408" w:lineRule="auto" w:after="80"/>
       </w:pPr>
       <w:r>
-        <w:rPr>
-          <w:rFonts w:ascii="Times New Roman" w:hAnsi="Times New Roman" w:eastAsia="宋体"/>
-          <w:color w:val="1E293B"/>
-        </w:rPr>
         <w:t>**修正 4：贷存利差 3.33% = 银行业「制度性红包」**</w:t>
       </w:r>
     </w:p>
     <w:p>
       <w:pPr>
-        <w:spacing w:line="408" w:lineRule="auto" w:after="120"/>
+        <w:spacing w:line="408" w:lineRule="auto" w:after="80"/>
         <w:ind w:firstLine="440"/>
       </w:pPr>
       <w:r>
-        <w:rPr>
-          <w:rFonts w:ascii="Times New Roman" w:hAnsi="Times New Roman" w:eastAsia="宋体"/>
-          <w:color w:val="1E293B"/>
-        </w:rPr>
         <w:t>1Y 贷款基准 7.47% - 1Y 存款基准 4.14% = 3.33%。在 2019 年 LPR 改革前，这是央行给中国银行业的制度性保护——3.33% 的安全垫是银行利润的核心来源。2019 年 LPR 改革后，贷存利差收窄至 1.5%。</w:t>
       </w:r>
     </w:p>
     <w:p>
       <w:pPr>
-        <w:spacing w:before="160" w:after="120" w:line="408" w:lineRule="auto"/>
-        <w:ind w:left="440" w:right="440" w:firstLine="440"/>
+        <w:spacing w:before="160" w:after="160" w:line="384" w:lineRule="auto"/>
+        <w:ind w:left="440" w:right="440"/>
       </w:pPr>
       <w:r>
         <w:rPr>
-          <w:rFonts w:ascii="Times New Roman" w:hAnsi="Times New Roman" w:eastAsia="宋体"/>
           <w:b/>
           <w:color w:val="B45309"/>
         </w:rPr>
@@ -5529,12 +4619,10 @@
     <w:p>
       <w:pPr>
         <w:keepNext/>
-        <w:spacing w:before="400" w:after="120" w:line="408" w:lineRule="auto"/>
-        <w:ind w:firstLine="440"/>
+        <w:spacing w:before="400" w:after="200"/>
       </w:pPr>
       <w:r>
         <w:rPr>
-          <w:rFonts w:ascii="Times New Roman" w:hAnsi="Times New Roman" w:eastAsia="宋体"/>
           <w:b/>
           <w:color w:val="0F172A"/>
           <w:sz w:val="32"/>
@@ -5544,31 +4632,18 @@
     </w:p>
     <w:p>
       <w:pPr>
-        <w:spacing w:line="408" w:lineRule="auto" w:after="120"/>
-        <w:ind w:firstLine="440"/>
+        <w:spacing w:line="408" w:lineRule="auto" w:after="80"/>
       </w:pPr>
       <w:r>
-        <w:rPr>
-          <w:rFonts w:ascii="Times New Roman" w:hAnsi="Times New Roman" w:eastAsia="宋体"/>
-          <w:color w:val="1E293B"/>
-        </w:rPr>
         <w:t>本附录以时间顺序列出 2005-2007 期间对市场产生重大影响的 16 个事件，供读者对照图表 5、图表 6 的事件标注查阅。</w:t>
       </w:r>
     </w:p>
     <w:tbl>
       <w:tblPr>
         <w:tblStyle w:val="LightGrid-Accent1"/>
-        <w:tblW w:type="pct" w:w="5000"/>
+        <w:tblW w:type="auto" w:w="0"/>
         <w:jc w:val="center"/>
         <w:tblLook w:firstColumn="1" w:firstRow="1" w:lastColumn="0" w:lastRow="0" w:noHBand="0" w:noVBand="1" w:val="04A0"/>
-        <w:tblBorders>
-          <w:top w:val="single" w:sz="4" w:space="0" w:color="CBD5E1"/>
-          <w:left w:val="single" w:sz="4" w:space="0" w:color="CBD5E1"/>
-          <w:bottom w:val="single" w:sz="4" w:space="0" w:color="CBD5E1"/>
-          <w:right w:val="single" w:sz="4" w:space="0" w:color="CBD5E1"/>
-          <w:insideH w:val="single" w:sz="4" w:space="0" w:color="CBD5E1"/>
-          <w:insideV w:val="single" w:sz="4" w:space="0" w:color="CBD5E1"/>
-        </w:tblBorders>
       </w:tblPr>
       <w:tblGrid>
         <w:gridCol w:w="2351"/>
@@ -5580,18 +4655,16 @@
         <w:tc>
           <w:tcPr>
             <w:tcW w:type="dxa" w:w="2351"/>
+            <w:shd w:fill="1E3A5F"/>
             <w:vAlign w:val="center"/>
-            <w:shd w:val="clear" w:color="auto" w:fill="1E3A5F"/>
           </w:tcPr>
           <w:p>
             <w:pPr>
-              <w:spacing w:after="40" w:line="312" w:lineRule="auto" w:before="40"/>
+              <w:spacing w:after="40" w:line="312" w:lineRule="auto"/>
               <w:ind w:firstLine="0"/>
-              <w:jc w:val="center"/>
             </w:pPr>
             <w:r>
               <w:rPr>
-                <w:rFonts w:ascii="Times New Roman" w:hAnsi="Times New Roman" w:eastAsia="宋体"/>
                 <w:b/>
                 <w:color w:val="FFFFFF"/>
                 <w:sz w:val="20"/>
@@ -5603,18 +4676,16 @@
         <w:tc>
           <w:tcPr>
             <w:tcW w:type="dxa" w:w="2351"/>
+            <w:shd w:fill="1E3A5F"/>
             <w:vAlign w:val="center"/>
-            <w:shd w:val="clear" w:color="auto" w:fill="1E3A5F"/>
           </w:tcPr>
           <w:p>
             <w:pPr>
-              <w:spacing w:after="40" w:line="312" w:lineRule="auto" w:before="40"/>
+              <w:spacing w:after="40" w:line="312" w:lineRule="auto"/>
               <w:ind w:firstLine="0"/>
-              <w:jc w:val="center"/>
             </w:pPr>
             <w:r>
               <w:rPr>
-                <w:rFonts w:ascii="Times New Roman" w:hAnsi="Times New Roman" w:eastAsia="宋体"/>
                 <w:b/>
                 <w:color w:val="FFFFFF"/>
                 <w:sz w:val="20"/>
@@ -5626,18 +4697,16 @@
         <w:tc>
           <w:tcPr>
             <w:tcW w:type="dxa" w:w="2351"/>
+            <w:shd w:fill="1E3A5F"/>
             <w:vAlign w:val="center"/>
-            <w:shd w:val="clear" w:color="auto" w:fill="1E3A5F"/>
           </w:tcPr>
           <w:p>
             <w:pPr>
-              <w:spacing w:after="40" w:line="312" w:lineRule="auto" w:before="40"/>
+              <w:spacing w:after="40" w:line="312" w:lineRule="auto"/>
               <w:ind w:firstLine="0"/>
-              <w:jc w:val="center"/>
             </w:pPr>
             <w:r>
               <w:rPr>
-                <w:rFonts w:ascii="Times New Roman" w:hAnsi="Times New Roman" w:eastAsia="宋体"/>
                 <w:b/>
                 <w:color w:val="FFFFFF"/>
                 <w:sz w:val="20"/>
@@ -5649,18 +4718,16 @@
         <w:tc>
           <w:tcPr>
             <w:tcW w:type="dxa" w:w="2351"/>
+            <w:shd w:fill="1E3A5F"/>
             <w:vAlign w:val="center"/>
-            <w:shd w:val="clear" w:color="auto" w:fill="1E3A5F"/>
           </w:tcPr>
           <w:p>
             <w:pPr>
-              <w:spacing w:after="40" w:line="312" w:lineRule="auto" w:before="40"/>
+              <w:spacing w:after="40" w:line="312" w:lineRule="auto"/>
               <w:ind w:firstLine="0"/>
-              <w:jc w:val="center"/>
             </w:pPr>
             <w:r>
               <w:rPr>
-                <w:rFonts w:ascii="Times New Roman" w:hAnsi="Times New Roman" w:eastAsia="宋体"/>
                 <w:b/>
                 <w:color w:val="FFFFFF"/>
                 <w:sz w:val="20"/>
@@ -5675,16 +4742,14 @@
           <w:tcPr>
             <w:tcW w:type="dxa" w:w="2351"/>
             <w:vAlign w:val="center"/>
-            <w:shd w:val="clear" w:color="auto" w:fill="FFFFFF"/>
           </w:tcPr>
           <w:p>
             <w:pPr>
-              <w:spacing w:after="40" w:line="312" w:lineRule="auto" w:before="40"/>
+              <w:spacing w:after="40" w:line="312" w:lineRule="auto"/>
               <w:ind w:firstLine="0"/>
             </w:pPr>
             <w:r>
               <w:rPr>
-                <w:rFonts w:ascii="Times New Roman" w:hAnsi="Times New Roman" w:eastAsia="宋体"/>
                 <w:sz w:val="19"/>
               </w:rPr>
               <w:t>2005.06</w:t>
@@ -5695,16 +4760,14 @@
           <w:tcPr>
             <w:tcW w:type="dxa" w:w="2351"/>
             <w:vAlign w:val="center"/>
-            <w:shd w:val="clear" w:color="auto" w:fill="FFFFFF"/>
           </w:tcPr>
           <w:p>
             <w:pPr>
-              <w:spacing w:after="40" w:line="312" w:lineRule="auto" w:before="40"/>
+              <w:spacing w:after="40" w:line="312" w:lineRule="auto"/>
               <w:ind w:firstLine="0"/>
             </w:pPr>
             <w:r>
               <w:rPr>
-                <w:rFonts w:ascii="Times New Roman" w:hAnsi="Times New Roman" w:eastAsia="宋体"/>
                 <w:sz w:val="19"/>
               </w:rPr>
               <w:t>股改启动</w:t>
@@ -5715,16 +4778,14 @@
           <w:tcPr>
             <w:tcW w:type="dxa" w:w="2351"/>
             <w:vAlign w:val="center"/>
-            <w:shd w:val="clear" w:color="auto" w:fill="FFFFFF"/>
           </w:tcPr>
           <w:p>
             <w:pPr>
-              <w:spacing w:after="40" w:line="312" w:lineRule="auto" w:before="40"/>
+              <w:spacing w:after="40" w:line="312" w:lineRule="auto"/>
               <w:ind w:firstLine="0"/>
             </w:pPr>
             <w:r>
               <w:rPr>
-                <w:rFonts w:ascii="Times New Roman" w:hAnsi="Times New Roman" w:eastAsia="宋体"/>
                 <w:sz w:val="19"/>
               </w:rPr>
               <w:t>政策</w:t>
@@ -5735,16 +4796,14 @@
           <w:tcPr>
             <w:tcW w:type="dxa" w:w="2351"/>
             <w:vAlign w:val="center"/>
-            <w:shd w:val="clear" w:color="auto" w:fill="FFFFFF"/>
           </w:tcPr>
           <w:p>
             <w:pPr>
-              <w:spacing w:after="40" w:line="312" w:lineRule="auto" w:before="40"/>
+              <w:spacing w:after="40" w:line="312" w:lineRule="auto"/>
               <w:ind w:firstLine="0"/>
             </w:pPr>
             <w:r>
               <w:rPr>
-                <w:rFonts w:ascii="Times New Roman" w:hAnsi="Times New Roman" w:eastAsia="宋体"/>
                 <w:sz w:val="19"/>
               </w:rPr>
               <w:t>资本市场</w:t>
@@ -5757,16 +4816,14 @@
           <w:tcPr>
             <w:tcW w:type="dxa" w:w="2351"/>
             <w:vAlign w:val="center"/>
-            <w:shd w:val="clear" w:color="auto" w:fill="F1F5F9"/>
           </w:tcPr>
           <w:p>
             <w:pPr>
-              <w:spacing w:after="40" w:line="312" w:lineRule="auto" w:before="40"/>
+              <w:spacing w:after="40" w:line="312" w:lineRule="auto"/>
               <w:ind w:firstLine="0"/>
             </w:pPr>
             <w:r>
               <w:rPr>
-                <w:rFonts w:ascii="Times New Roman" w:hAnsi="Times New Roman" w:eastAsia="宋体"/>
                 <w:sz w:val="19"/>
               </w:rPr>
               <w:t>2005.07</w:t>
@@ -5777,16 +4834,14 @@
           <w:tcPr>
             <w:tcW w:type="dxa" w:w="2351"/>
             <w:vAlign w:val="center"/>
-            <w:shd w:val="clear" w:color="auto" w:fill="F1F5F9"/>
           </w:tcPr>
           <w:p>
             <w:pPr>
-              <w:spacing w:after="40" w:line="312" w:lineRule="auto" w:before="40"/>
+              <w:spacing w:after="40" w:line="312" w:lineRule="auto"/>
               <w:ind w:firstLine="0"/>
             </w:pPr>
             <w:r>
               <w:rPr>
-                <w:rFonts w:ascii="Times New Roman" w:hAnsi="Times New Roman" w:eastAsia="宋体"/>
                 <w:sz w:val="19"/>
               </w:rPr>
               <w:t>人民币汇改</w:t>
@@ -5797,16 +4852,14 @@
           <w:tcPr>
             <w:tcW w:type="dxa" w:w="2351"/>
             <w:vAlign w:val="center"/>
-            <w:shd w:val="clear" w:color="auto" w:fill="F1F5F9"/>
           </w:tcPr>
           <w:p>
             <w:pPr>
-              <w:spacing w:after="40" w:line="312" w:lineRule="auto" w:before="40"/>
+              <w:spacing w:after="40" w:line="312" w:lineRule="auto"/>
               <w:ind w:firstLine="0"/>
             </w:pPr>
             <w:r>
               <w:rPr>
-                <w:rFonts w:ascii="Times New Roman" w:hAnsi="Times New Roman" w:eastAsia="宋体"/>
                 <w:sz w:val="19"/>
               </w:rPr>
               <w:t>汇率</w:t>
@@ -5817,16 +4870,14 @@
           <w:tcPr>
             <w:tcW w:type="dxa" w:w="2351"/>
             <w:vAlign w:val="center"/>
-            <w:shd w:val="clear" w:color="auto" w:fill="F1F5F9"/>
           </w:tcPr>
           <w:p>
             <w:pPr>
-              <w:spacing w:after="40" w:line="312" w:lineRule="auto" w:before="40"/>
+              <w:spacing w:after="40" w:line="312" w:lineRule="auto"/>
               <w:ind w:firstLine="0"/>
             </w:pPr>
             <w:r>
               <w:rPr>
-                <w:rFonts w:ascii="Times New Roman" w:hAnsi="Times New Roman" w:eastAsia="宋体"/>
                 <w:sz w:val="19"/>
               </w:rPr>
               <w:t>汇率</w:t>
@@ -5839,16 +4890,14 @@
           <w:tcPr>
             <w:tcW w:type="dxa" w:w="2351"/>
             <w:vAlign w:val="center"/>
-            <w:shd w:val="clear" w:color="auto" w:fill="FFFFFF"/>
           </w:tcPr>
           <w:p>
             <w:pPr>
-              <w:spacing w:after="40" w:line="312" w:lineRule="auto" w:before="40"/>
+              <w:spacing w:after="40" w:line="312" w:lineRule="auto"/>
               <w:ind w:firstLine="0"/>
             </w:pPr>
             <w:r>
               <w:rPr>
-                <w:rFonts w:ascii="Times New Roman" w:hAnsi="Times New Roman" w:eastAsia="宋体"/>
                 <w:sz w:val="19"/>
               </w:rPr>
               <w:t>2005.11</w:t>
@@ -5859,16 +4908,14 @@
           <w:tcPr>
             <w:tcW w:type="dxa" w:w="2351"/>
             <w:vAlign w:val="center"/>
-            <w:shd w:val="clear" w:color="auto" w:fill="FFFFFF"/>
           </w:tcPr>
           <w:p>
             <w:pPr>
-              <w:spacing w:after="40" w:line="312" w:lineRule="auto" w:before="40"/>
+              <w:spacing w:after="40" w:line="312" w:lineRule="auto"/>
               <w:ind w:firstLine="0"/>
             </w:pPr>
             <w:r>
               <w:rPr>
-                <w:rFonts w:ascii="Times New Roman" w:hAnsi="Times New Roman" w:eastAsia="宋体"/>
                 <w:sz w:val="19"/>
               </w:rPr>
               <w:t>神华 H 股 IPO</w:t>
@@ -5879,16 +4926,14 @@
           <w:tcPr>
             <w:tcW w:type="dxa" w:w="2351"/>
             <w:vAlign w:val="center"/>
-            <w:shd w:val="clear" w:color="auto" w:fill="FFFFFF"/>
           </w:tcPr>
           <w:p>
             <w:pPr>
-              <w:spacing w:after="40" w:line="312" w:lineRule="auto" w:before="40"/>
+              <w:spacing w:after="40" w:line="312" w:lineRule="auto"/>
               <w:ind w:firstLine="0"/>
             </w:pPr>
             <w:r>
               <w:rPr>
-                <w:rFonts w:ascii="Times New Roman" w:hAnsi="Times New Roman" w:eastAsia="宋体"/>
                 <w:sz w:val="19"/>
               </w:rPr>
               <w:t>IPO</w:t>
@@ -5899,16 +4944,14 @@
           <w:tcPr>
             <w:tcW w:type="dxa" w:w="2351"/>
             <w:vAlign w:val="center"/>
-            <w:shd w:val="clear" w:color="auto" w:fill="FFFFFF"/>
           </w:tcPr>
           <w:p>
             <w:pPr>
-              <w:spacing w:after="40" w:line="312" w:lineRule="auto" w:before="40"/>
+              <w:spacing w:after="40" w:line="312" w:lineRule="auto"/>
               <w:ind w:firstLine="0"/>
             </w:pPr>
             <w:r>
               <w:rPr>
-                <w:rFonts w:ascii="Times New Roman" w:hAnsi="Times New Roman" w:eastAsia="宋体"/>
                 <w:sz w:val="19"/>
               </w:rPr>
               <w:t>IPO</w:t>
@@ -5921,16 +4964,14 @@
           <w:tcPr>
             <w:tcW w:type="dxa" w:w="2351"/>
             <w:vAlign w:val="center"/>
-            <w:shd w:val="clear" w:color="auto" w:fill="F1F5F9"/>
           </w:tcPr>
           <w:p>
             <w:pPr>
-              <w:spacing w:after="40" w:line="312" w:lineRule="auto" w:before="40"/>
+              <w:spacing w:after="40" w:line="312" w:lineRule="auto"/>
               <w:ind w:firstLine="0"/>
             </w:pPr>
             <w:r>
               <w:rPr>
-                <w:rFonts w:ascii="Times New Roman" w:hAnsi="Times New Roman" w:eastAsia="宋体"/>
                 <w:sz w:val="19"/>
               </w:rPr>
               <w:t>2006.04</w:t>
@@ -5941,16 +4982,14 @@
           <w:tcPr>
             <w:tcW w:type="dxa" w:w="2351"/>
             <w:vAlign w:val="center"/>
-            <w:shd w:val="clear" w:color="auto" w:fill="F1F5F9"/>
           </w:tcPr>
           <w:p>
             <w:pPr>
-              <w:spacing w:after="40" w:line="312" w:lineRule="auto" w:before="40"/>
+              <w:spacing w:after="40" w:line="312" w:lineRule="auto"/>
               <w:ind w:firstLine="0"/>
             </w:pPr>
             <w:r>
               <w:rPr>
-                <w:rFonts w:ascii="Times New Roman" w:hAnsi="Times New Roman" w:eastAsia="宋体"/>
                 <w:sz w:val="19"/>
               </w:rPr>
               <w:t>中铝 A 股 IPO</w:t>
@@ -5961,16 +5000,14 @@
           <w:tcPr>
             <w:tcW w:type="dxa" w:w="2351"/>
             <w:vAlign w:val="center"/>
-            <w:shd w:val="clear" w:color="auto" w:fill="F1F5F9"/>
           </w:tcPr>
           <w:p>
             <w:pPr>
-              <w:spacing w:after="40" w:line="312" w:lineRule="auto" w:before="40"/>
+              <w:spacing w:after="40" w:line="312" w:lineRule="auto"/>
               <w:ind w:firstLine="0"/>
             </w:pPr>
             <w:r>
               <w:rPr>
-                <w:rFonts w:ascii="Times New Roman" w:hAnsi="Times New Roman" w:eastAsia="宋体"/>
                 <w:sz w:val="19"/>
               </w:rPr>
               <w:t>IPO</w:t>
@@ -5981,16 +5018,14 @@
           <w:tcPr>
             <w:tcW w:type="dxa" w:w="2351"/>
             <w:vAlign w:val="center"/>
-            <w:shd w:val="clear" w:color="auto" w:fill="F1F5F9"/>
           </w:tcPr>
           <w:p>
             <w:pPr>
-              <w:spacing w:after="40" w:line="312" w:lineRule="auto" w:before="40"/>
+              <w:spacing w:after="40" w:line="312" w:lineRule="auto"/>
               <w:ind w:firstLine="0"/>
             </w:pPr>
             <w:r>
               <w:rPr>
-                <w:rFonts w:ascii="Times New Roman" w:hAnsi="Times New Roman" w:eastAsia="宋体"/>
                 <w:sz w:val="19"/>
               </w:rPr>
               <w:t>IPO</w:t>
@@ -6003,16 +5038,14 @@
           <w:tcPr>
             <w:tcW w:type="dxa" w:w="2351"/>
             <w:vAlign w:val="center"/>
-            <w:shd w:val="clear" w:color="auto" w:fill="FFFFFF"/>
           </w:tcPr>
           <w:p>
             <w:pPr>
-              <w:spacing w:after="40" w:line="312" w:lineRule="auto" w:before="40"/>
+              <w:spacing w:after="40" w:line="312" w:lineRule="auto"/>
               <w:ind w:firstLine="0"/>
             </w:pPr>
             <w:r>
               <w:rPr>
-                <w:rFonts w:ascii="Times New Roman" w:hAnsi="Times New Roman" w:eastAsia="宋体"/>
                 <w:sz w:val="19"/>
               </w:rPr>
               <w:t>2006.05</w:t>
@@ -6023,16 +5056,14 @@
           <w:tcPr>
             <w:tcW w:type="dxa" w:w="2351"/>
             <w:vAlign w:val="center"/>
-            <w:shd w:val="clear" w:color="auto" w:fill="FFFFFF"/>
           </w:tcPr>
           <w:p>
             <w:pPr>
-              <w:spacing w:after="40" w:line="312" w:lineRule="auto" w:before="40"/>
+              <w:spacing w:after="40" w:line="312" w:lineRule="auto"/>
               <w:ind w:firstLine="0"/>
             </w:pPr>
             <w:r>
               <w:rPr>
-                <w:rFonts w:ascii="Times New Roman" w:hAnsi="Times New Roman" w:eastAsia="宋体"/>
                 <w:sz w:val="19"/>
               </w:rPr>
               <w:t>LME 铜 $8,800 历史新高</w:t>
@@ -6043,16 +5074,14 @@
           <w:tcPr>
             <w:tcW w:type="dxa" w:w="2351"/>
             <w:vAlign w:val="center"/>
-            <w:shd w:val="clear" w:color="auto" w:fill="FFFFFF"/>
           </w:tcPr>
           <w:p>
             <w:pPr>
-              <w:spacing w:after="40" w:line="312" w:lineRule="auto" w:before="40"/>
+              <w:spacing w:after="40" w:line="312" w:lineRule="auto"/>
               <w:ind w:firstLine="0"/>
             </w:pPr>
             <w:r>
               <w:rPr>
-                <w:rFonts w:ascii="Times New Roman" w:hAnsi="Times New Roman" w:eastAsia="宋体"/>
                 <w:sz w:val="19"/>
               </w:rPr>
               <w:t>商品</w:t>
@@ -6063,16 +5092,14 @@
           <w:tcPr>
             <w:tcW w:type="dxa" w:w="2351"/>
             <w:vAlign w:val="center"/>
-            <w:shd w:val="clear" w:color="auto" w:fill="FFFFFF"/>
           </w:tcPr>
           <w:p>
             <w:pPr>
-              <w:spacing w:after="40" w:line="312" w:lineRule="auto" w:before="40"/>
+              <w:spacing w:after="40" w:line="312" w:lineRule="auto"/>
               <w:ind w:firstLine="0"/>
             </w:pPr>
             <w:r>
               <w:rPr>
-                <w:rFonts w:ascii="Times New Roman" w:hAnsi="Times New Roman" w:eastAsia="宋体"/>
                 <w:sz w:val="19"/>
               </w:rPr>
               <w:t>行业</w:t>
@@ -6085,16 +5112,14 @@
           <w:tcPr>
             <w:tcW w:type="dxa" w:w="2351"/>
             <w:vAlign w:val="center"/>
-            <w:shd w:val="clear" w:color="auto" w:fill="F1F5F9"/>
           </w:tcPr>
           <w:p>
             <w:pPr>
-              <w:spacing w:after="40" w:line="312" w:lineRule="auto" w:before="40"/>
+              <w:spacing w:after="40" w:line="312" w:lineRule="auto"/>
               <w:ind w:firstLine="0"/>
             </w:pPr>
             <w:r>
               <w:rPr>
-                <w:rFonts w:ascii="Times New Roman" w:hAnsi="Times New Roman" w:eastAsia="宋体"/>
                 <w:sz w:val="19"/>
               </w:rPr>
               <w:t>2006.06</w:t>
@@ -6105,16 +5130,14 @@
           <w:tcPr>
             <w:tcW w:type="dxa" w:w="2351"/>
             <w:vAlign w:val="center"/>
-            <w:shd w:val="clear" w:color="auto" w:fill="F1F5F9"/>
           </w:tcPr>
           <w:p>
             <w:pPr>
-              <w:spacing w:after="40" w:line="312" w:lineRule="auto" w:before="40"/>
+              <w:spacing w:after="40" w:line="312" w:lineRule="auto"/>
               <w:ind w:firstLine="0"/>
             </w:pPr>
             <w:r>
               <w:rPr>
-                <w:rFonts w:ascii="Times New Roman" w:hAnsi="Times New Roman" w:eastAsia="宋体"/>
                 <w:sz w:val="19"/>
               </w:rPr>
               <w:t>美联储加息见顶 5.25%</w:t>
@@ -6125,16 +5148,14 @@
           <w:tcPr>
             <w:tcW w:type="dxa" w:w="2351"/>
             <w:vAlign w:val="center"/>
-            <w:shd w:val="clear" w:color="auto" w:fill="F1F5F9"/>
           </w:tcPr>
           <w:p>
             <w:pPr>
-              <w:spacing w:after="40" w:line="312" w:lineRule="auto" w:before="40"/>
+              <w:spacing w:after="40" w:line="312" w:lineRule="auto"/>
               <w:ind w:firstLine="0"/>
             </w:pPr>
             <w:r>
               <w:rPr>
-                <w:rFonts w:ascii="Times New Roman" w:hAnsi="Times New Roman" w:eastAsia="宋体"/>
                 <w:sz w:val="19"/>
               </w:rPr>
               <w:t>货币</w:t>
@@ -6145,16 +5166,14 @@
           <w:tcPr>
             <w:tcW w:type="dxa" w:w="2351"/>
             <w:vAlign w:val="center"/>
-            <w:shd w:val="clear" w:color="auto" w:fill="F1F5F9"/>
           </w:tcPr>
           <w:p>
             <w:pPr>
-              <w:spacing w:after="40" w:line="312" w:lineRule="auto" w:before="40"/>
+              <w:spacing w:after="40" w:line="312" w:lineRule="auto"/>
               <w:ind w:firstLine="0"/>
             </w:pPr>
             <w:r>
               <w:rPr>
-                <w:rFonts w:ascii="Times New Roman" w:hAnsi="Times New Roman" w:eastAsia="宋体"/>
                 <w:sz w:val="19"/>
               </w:rPr>
               <w:t>货币政策</w:t>
@@ -6167,16 +5186,14 @@
           <w:tcPr>
             <w:tcW w:type="dxa" w:w="2351"/>
             <w:vAlign w:val="center"/>
-            <w:shd w:val="clear" w:color="auto" w:fill="FFFFFF"/>
           </w:tcPr>
           <w:p>
             <w:pPr>
-              <w:spacing w:after="40" w:line="312" w:lineRule="auto" w:before="40"/>
+              <w:spacing w:after="40" w:line="312" w:lineRule="auto"/>
               <w:ind w:firstLine="0"/>
             </w:pPr>
             <w:r>
               <w:rPr>
-                <w:rFonts w:ascii="Times New Roman" w:hAnsi="Times New Roman" w:eastAsia="宋体"/>
                 <w:sz w:val="19"/>
               </w:rPr>
               <w:t>2007.04.30</w:t>
@@ -6187,16 +5204,14 @@
           <w:tcPr>
             <w:tcW w:type="dxa" w:w="2351"/>
             <w:vAlign w:val="center"/>
-            <w:shd w:val="clear" w:color="auto" w:fill="FFFFFF"/>
           </w:tcPr>
           <w:p>
             <w:pPr>
-              <w:spacing w:after="40" w:line="312" w:lineRule="auto" w:before="40"/>
+              <w:spacing w:after="40" w:line="312" w:lineRule="auto"/>
               <w:ind w:firstLine="0"/>
             </w:pPr>
             <w:r>
               <w:rPr>
-                <w:rFonts w:ascii="Times New Roman" w:hAnsi="Times New Roman" w:eastAsia="宋体"/>
                 <w:sz w:val="19"/>
               </w:rPr>
               <w:t>中铝吸收合并山铝/兰铝</w:t>
@@ -6207,16 +5222,14 @@
           <w:tcPr>
             <w:tcW w:type="dxa" w:w="2351"/>
             <w:vAlign w:val="center"/>
-            <w:shd w:val="clear" w:color="auto" w:fill="FFFFFF"/>
           </w:tcPr>
           <w:p>
             <w:pPr>
-              <w:spacing w:after="40" w:line="312" w:lineRule="auto" w:before="40"/>
+              <w:spacing w:after="40" w:line="312" w:lineRule="auto"/>
               <w:ind w:firstLine="0"/>
             </w:pPr>
             <w:r>
               <w:rPr>
-                <w:rFonts w:ascii="Times New Roman" w:hAnsi="Times New Roman" w:eastAsia="宋体"/>
                 <w:sz w:val="19"/>
               </w:rPr>
               <w:t>公司</w:t>
@@ -6227,16 +5240,14 @@
           <w:tcPr>
             <w:tcW w:type="dxa" w:w="2351"/>
             <w:vAlign w:val="center"/>
-            <w:shd w:val="clear" w:color="auto" w:fill="FFFFFF"/>
           </w:tcPr>
           <w:p>
             <w:pPr>
-              <w:spacing w:after="40" w:line="312" w:lineRule="auto" w:before="40"/>
+              <w:spacing w:after="40" w:line="312" w:lineRule="auto"/>
               <w:ind w:firstLine="0"/>
             </w:pPr>
             <w:r>
               <w:rPr>
-                <w:rFonts w:ascii="Times New Roman" w:hAnsi="Times New Roman" w:eastAsia="宋体"/>
                 <w:sz w:val="19"/>
               </w:rPr>
               <w:t>公司</w:t>
@@ -6249,16 +5260,14 @@
           <w:tcPr>
             <w:tcW w:type="dxa" w:w="2351"/>
             <w:vAlign w:val="center"/>
-            <w:shd w:val="clear" w:color="auto" w:fill="F1F5F9"/>
           </w:tcPr>
           <w:p>
             <w:pPr>
-              <w:spacing w:after="40" w:line="312" w:lineRule="auto" w:before="40"/>
+              <w:spacing w:after="40" w:line="312" w:lineRule="auto"/>
               <w:ind w:firstLine="0"/>
             </w:pPr>
             <w:r>
               <w:rPr>
-                <w:rFonts w:ascii="Times New Roman" w:hAnsi="Times New Roman" w:eastAsia="宋体"/>
                 <w:sz w:val="19"/>
               </w:rPr>
               <w:t>2007.05.30</w:t>
@@ -6269,16 +5278,14 @@
           <w:tcPr>
             <w:tcW w:type="dxa" w:w="2351"/>
             <w:vAlign w:val="center"/>
-            <w:shd w:val="clear" w:color="auto" w:fill="F1F5F9"/>
           </w:tcPr>
           <w:p>
             <w:pPr>
-              <w:spacing w:after="40" w:line="312" w:lineRule="auto" w:before="40"/>
+              <w:spacing w:after="40" w:line="312" w:lineRule="auto"/>
               <w:ind w:firstLine="0"/>
             </w:pPr>
             <w:r>
               <w:rPr>
-                <w:rFonts w:ascii="Times New Roman" w:hAnsi="Times New Roman" w:eastAsia="宋体"/>
                 <w:sz w:val="19"/>
               </w:rPr>
               <w:t>印花税 1‰→3‰</w:t>
@@ -6289,16 +5296,14 @@
           <w:tcPr>
             <w:tcW w:type="dxa" w:w="2351"/>
             <w:vAlign w:val="center"/>
-            <w:shd w:val="clear" w:color="auto" w:fill="F1F5F9"/>
           </w:tcPr>
           <w:p>
             <w:pPr>
-              <w:spacing w:after="40" w:line="312" w:lineRule="auto" w:before="40"/>
+              <w:spacing w:after="40" w:line="312" w:lineRule="auto"/>
               <w:ind w:firstLine="0"/>
             </w:pPr>
             <w:r>
               <w:rPr>
-                <w:rFonts w:ascii="Times New Roman" w:hAnsi="Times New Roman" w:eastAsia="宋体"/>
                 <w:sz w:val="19"/>
               </w:rPr>
               <w:t>政策</w:t>
@@ -6309,16 +5314,14 @@
           <w:tcPr>
             <w:tcW w:type="dxa" w:w="2351"/>
             <w:vAlign w:val="center"/>
-            <w:shd w:val="clear" w:color="auto" w:fill="F1F5F9"/>
           </w:tcPr>
           <w:p>
             <w:pPr>
-              <w:spacing w:after="40" w:line="312" w:lineRule="auto" w:before="40"/>
+              <w:spacing w:after="40" w:line="312" w:lineRule="auto"/>
               <w:ind w:firstLine="0"/>
             </w:pPr>
             <w:r>
               <w:rPr>
-                <w:rFonts w:ascii="Times New Roman" w:hAnsi="Times New Roman" w:eastAsia="宋体"/>
                 <w:sz w:val="19"/>
               </w:rPr>
               <w:t>政策</w:t>
@@ -6331,16 +5334,14 @@
           <w:tcPr>
             <w:tcW w:type="dxa" w:w="2351"/>
             <w:vAlign w:val="center"/>
-            <w:shd w:val="clear" w:color="auto" w:fill="FFFFFF"/>
           </w:tcPr>
           <w:p>
             <w:pPr>
-              <w:spacing w:after="40" w:line="312" w:lineRule="auto" w:before="40"/>
+              <w:spacing w:after="40" w:line="312" w:lineRule="auto"/>
               <w:ind w:firstLine="0"/>
             </w:pPr>
             <w:r>
               <w:rPr>
-                <w:rFonts w:ascii="Times New Roman" w:hAnsi="Times New Roman" w:eastAsia="宋体"/>
                 <w:sz w:val="19"/>
               </w:rPr>
               <w:t>2007.07.12</w:t>
@@ -6351,16 +5352,14 @@
           <w:tcPr>
             <w:tcW w:type="dxa" w:w="2351"/>
             <w:vAlign w:val="center"/>
-            <w:shd w:val="clear" w:color="auto" w:fill="FFFFFF"/>
           </w:tcPr>
           <w:p>
             <w:pPr>
-              <w:spacing w:after="40" w:line="312" w:lineRule="auto" w:before="40"/>
+              <w:spacing w:after="40" w:line="312" w:lineRule="auto"/>
               <w:ind w:firstLine="0"/>
             </w:pPr>
             <w:r>
               <w:rPr>
-                <w:rFonts w:ascii="Times New Roman" w:hAnsi="Times New Roman" w:eastAsia="宋体"/>
                 <w:sz w:val="19"/>
               </w:rPr>
               <w:t>西部矿业上市</w:t>
@@ -6371,16 +5370,14 @@
           <w:tcPr>
             <w:tcW w:type="dxa" w:w="2351"/>
             <w:vAlign w:val="center"/>
-            <w:shd w:val="clear" w:color="auto" w:fill="FFFFFF"/>
           </w:tcPr>
           <w:p>
             <w:pPr>
-              <w:spacing w:after="40" w:line="312" w:lineRule="auto" w:before="40"/>
+              <w:spacing w:after="40" w:line="312" w:lineRule="auto"/>
               <w:ind w:firstLine="0"/>
             </w:pPr>
             <w:r>
               <w:rPr>
-                <w:rFonts w:ascii="Times New Roman" w:hAnsi="Times New Roman" w:eastAsia="宋体"/>
                 <w:sz w:val="19"/>
               </w:rPr>
               <w:t>IPO</w:t>
@@ -6391,16 +5388,14 @@
           <w:tcPr>
             <w:tcW w:type="dxa" w:w="2351"/>
             <w:vAlign w:val="center"/>
-            <w:shd w:val="clear" w:color="auto" w:fill="FFFFFF"/>
           </w:tcPr>
           <w:p>
             <w:pPr>
-              <w:spacing w:after="40" w:line="312" w:lineRule="auto" w:before="40"/>
+              <w:spacing w:after="40" w:line="312" w:lineRule="auto"/>
               <w:ind w:firstLine="0"/>
             </w:pPr>
             <w:r>
               <w:rPr>
-                <w:rFonts w:ascii="Times New Roman" w:hAnsi="Times New Roman" w:eastAsia="宋体"/>
                 <w:sz w:val="19"/>
               </w:rPr>
               <w:t>IPO</w:t>
@@ -6413,16 +5408,14 @@
           <w:tcPr>
             <w:tcW w:type="dxa" w:w="2351"/>
             <w:vAlign w:val="center"/>
-            <w:shd w:val="clear" w:color="auto" w:fill="F1F5F9"/>
           </w:tcPr>
           <w:p>
             <w:pPr>
-              <w:spacing w:after="40" w:line="312" w:lineRule="auto" w:before="40"/>
+              <w:spacing w:after="40" w:line="312" w:lineRule="auto"/>
               <w:ind w:firstLine="0"/>
             </w:pPr>
             <w:r>
               <w:rPr>
-                <w:rFonts w:ascii="Times New Roman" w:hAnsi="Times New Roman" w:eastAsia="宋体"/>
                 <w:sz w:val="19"/>
               </w:rPr>
               <w:t>2007.09.25</w:t>
@@ -6433,16 +5426,14 @@
           <w:tcPr>
             <w:tcW w:type="dxa" w:w="2351"/>
             <w:vAlign w:val="center"/>
-            <w:shd w:val="clear" w:color="auto" w:fill="F1F5F9"/>
           </w:tcPr>
           <w:p>
             <w:pPr>
-              <w:spacing w:after="40" w:line="312" w:lineRule="auto" w:before="40"/>
+              <w:spacing w:after="40" w:line="312" w:lineRule="auto"/>
               <w:ind w:firstLine="0"/>
             </w:pPr>
             <w:r>
               <w:rPr>
-                <w:rFonts w:ascii="Times New Roman" w:hAnsi="Times New Roman" w:eastAsia="宋体"/>
                 <w:sz w:val="19"/>
               </w:rPr>
               <w:t>建设银行 A 股 IPO</w:t>
@@ -6453,16 +5444,14 @@
           <w:tcPr>
             <w:tcW w:type="dxa" w:w="2351"/>
             <w:vAlign w:val="center"/>
-            <w:shd w:val="clear" w:color="auto" w:fill="F1F5F9"/>
           </w:tcPr>
           <w:p>
             <w:pPr>
-              <w:spacing w:after="40" w:line="312" w:lineRule="auto" w:before="40"/>
+              <w:spacing w:after="40" w:line="312" w:lineRule="auto"/>
               <w:ind w:firstLine="0"/>
             </w:pPr>
             <w:r>
               <w:rPr>
-                <w:rFonts w:ascii="Times New Roman" w:hAnsi="Times New Roman" w:eastAsia="宋体"/>
                 <w:sz w:val="19"/>
               </w:rPr>
               <w:t>IPO</w:t>
@@ -6473,16 +5462,14 @@
           <w:tcPr>
             <w:tcW w:type="dxa" w:w="2351"/>
             <w:vAlign w:val="center"/>
-            <w:shd w:val="clear" w:color="auto" w:fill="F1F5F9"/>
           </w:tcPr>
           <w:p>
             <w:pPr>
-              <w:spacing w:after="40" w:line="312" w:lineRule="auto" w:before="40"/>
+              <w:spacing w:after="40" w:line="312" w:lineRule="auto"/>
               <w:ind w:firstLine="0"/>
             </w:pPr>
             <w:r>
               <w:rPr>
-                <w:rFonts w:ascii="Times New Roman" w:hAnsi="Times New Roman" w:eastAsia="宋体"/>
                 <w:sz w:val="19"/>
               </w:rPr>
               <w:t>IPO</w:t>
@@ -6495,16 +5482,14 @@
           <w:tcPr>
             <w:tcW w:type="dxa" w:w="2351"/>
             <w:vAlign w:val="center"/>
-            <w:shd w:val="clear" w:color="auto" w:fill="FFFFFF"/>
           </w:tcPr>
           <w:p>
             <w:pPr>
-              <w:spacing w:after="40" w:line="312" w:lineRule="auto" w:before="40"/>
+              <w:spacing w:after="40" w:line="312" w:lineRule="auto"/>
               <w:ind w:firstLine="0"/>
             </w:pPr>
             <w:r>
               <w:rPr>
-                <w:rFonts w:ascii="Times New Roman" w:hAnsi="Times New Roman" w:eastAsia="宋体"/>
                 <w:sz w:val="19"/>
               </w:rPr>
               <w:t>2007.10.09</w:t>
@@ -6515,16 +5500,14 @@
           <w:tcPr>
             <w:tcW w:type="dxa" w:w="2351"/>
             <w:vAlign w:val="center"/>
-            <w:shd w:val="clear" w:color="auto" w:fill="FFFFFF"/>
           </w:tcPr>
           <w:p>
             <w:pPr>
-              <w:spacing w:after="40" w:line="312" w:lineRule="auto" w:before="40"/>
+              <w:spacing w:after="40" w:line="312" w:lineRule="auto"/>
               <w:ind w:firstLine="0"/>
             </w:pPr>
             <w:r>
               <w:rPr>
-                <w:rFonts w:ascii="Times New Roman" w:hAnsi="Times New Roman" w:eastAsia="宋体"/>
                 <w:sz w:val="19"/>
               </w:rPr>
               <w:t>中国神华 A 股 IPO</w:t>
@@ -6535,16 +5518,14 @@
           <w:tcPr>
             <w:tcW w:type="dxa" w:w="2351"/>
             <w:vAlign w:val="center"/>
-            <w:shd w:val="clear" w:color="auto" w:fill="FFFFFF"/>
           </w:tcPr>
           <w:p>
             <w:pPr>
-              <w:spacing w:after="40" w:line="312" w:lineRule="auto" w:before="40"/>
+              <w:spacing w:after="40" w:line="312" w:lineRule="auto"/>
               <w:ind w:firstLine="0"/>
             </w:pPr>
             <w:r>
               <w:rPr>
-                <w:rFonts w:ascii="Times New Roman" w:hAnsi="Times New Roman" w:eastAsia="宋体"/>
                 <w:sz w:val="19"/>
               </w:rPr>
               <w:t>IPO</w:t>
@@ -6555,16 +5536,14 @@
           <w:tcPr>
             <w:tcW w:type="dxa" w:w="2351"/>
             <w:vAlign w:val="center"/>
-            <w:shd w:val="clear" w:color="auto" w:fill="FFFFFF"/>
           </w:tcPr>
           <w:p>
             <w:pPr>
-              <w:spacing w:after="40" w:line="312" w:lineRule="auto" w:before="40"/>
+              <w:spacing w:after="40" w:line="312" w:lineRule="auto"/>
               <w:ind w:firstLine="0"/>
             </w:pPr>
             <w:r>
               <w:rPr>
-                <w:rFonts w:ascii="Times New Roman" w:hAnsi="Times New Roman" w:eastAsia="宋体"/>
                 <w:sz w:val="19"/>
               </w:rPr>
               <w:t>IPO</w:t>
@@ -6577,16 +5556,14 @@
           <w:tcPr>
             <w:tcW w:type="dxa" w:w="2351"/>
             <w:vAlign w:val="center"/>
-            <w:shd w:val="clear" w:color="auto" w:fill="F1F5F9"/>
           </w:tcPr>
           <w:p>
             <w:pPr>
-              <w:spacing w:after="40" w:line="312" w:lineRule="auto" w:before="40"/>
+              <w:spacing w:after="40" w:line="312" w:lineRule="auto"/>
               <w:ind w:firstLine="0"/>
             </w:pPr>
             <w:r>
               <w:rPr>
-                <w:rFonts w:ascii="Times New Roman" w:hAnsi="Times New Roman" w:eastAsia="宋体"/>
                 <w:sz w:val="19"/>
               </w:rPr>
               <w:t>2007.10.16</w:t>
@@ -6597,16 +5574,14 @@
           <w:tcPr>
             <w:tcW w:type="dxa" w:w="2351"/>
             <w:vAlign w:val="center"/>
-            <w:shd w:val="clear" w:color="auto" w:fill="F1F5F9"/>
           </w:tcPr>
           <w:p>
             <w:pPr>
-              <w:spacing w:after="40" w:line="312" w:lineRule="auto" w:before="40"/>
+              <w:spacing w:after="40" w:line="312" w:lineRule="auto"/>
               <w:ind w:firstLine="0"/>
             </w:pPr>
             <w:r>
               <w:rPr>
-                <w:rFonts w:ascii="Times New Roman" w:hAnsi="Times New Roman" w:eastAsia="宋体"/>
                 <w:sz w:val="19"/>
               </w:rPr>
               <w:t>上证 6124 见顶</w:t>
@@ -6617,16 +5592,14 @@
           <w:tcPr>
             <w:tcW w:type="dxa" w:w="2351"/>
             <w:vAlign w:val="center"/>
-            <w:shd w:val="clear" w:color="auto" w:fill="F1F5F9"/>
           </w:tcPr>
           <w:p>
             <w:pPr>
-              <w:spacing w:after="40" w:line="312" w:lineRule="auto" w:before="40"/>
+              <w:spacing w:after="40" w:line="312" w:lineRule="auto"/>
               <w:ind w:firstLine="0"/>
             </w:pPr>
             <w:r>
               <w:rPr>
-                <w:rFonts w:ascii="Times New Roman" w:hAnsi="Times New Roman" w:eastAsia="宋体"/>
                 <w:sz w:val="19"/>
               </w:rPr>
               <w:t>市场</w:t>
@@ -6637,16 +5610,14 @@
           <w:tcPr>
             <w:tcW w:type="dxa" w:w="2351"/>
             <w:vAlign w:val="center"/>
-            <w:shd w:val="clear" w:color="auto" w:fill="F1F5F9"/>
           </w:tcPr>
           <w:p>
             <w:pPr>
-              <w:spacing w:after="40" w:line="312" w:lineRule="auto" w:before="40"/>
+              <w:spacing w:after="40" w:line="312" w:lineRule="auto"/>
               <w:ind w:firstLine="0"/>
             </w:pPr>
             <w:r>
               <w:rPr>
-                <w:rFonts w:ascii="Times New Roman" w:hAnsi="Times New Roman" w:eastAsia="宋体"/>
                 <w:sz w:val="19"/>
               </w:rPr>
               <w:t>资本市场</w:t>
@@ -6659,16 +5630,14 @@
           <w:tcPr>
             <w:tcW w:type="dxa" w:w="2351"/>
             <w:vAlign w:val="center"/>
-            <w:shd w:val="clear" w:color="auto" w:fill="FFFFFF"/>
           </w:tcPr>
           <w:p>
             <w:pPr>
-              <w:spacing w:after="40" w:line="312" w:lineRule="auto" w:before="40"/>
+              <w:spacing w:after="40" w:line="312" w:lineRule="auto"/>
               <w:ind w:firstLine="0"/>
             </w:pPr>
             <w:r>
               <w:rPr>
-                <w:rFonts w:ascii="Times New Roman" w:hAnsi="Times New Roman" w:eastAsia="宋体"/>
                 <w:sz w:val="19"/>
               </w:rPr>
               <w:t>2007.11.05</w:t>
@@ -6679,16 +5648,14 @@
           <w:tcPr>
             <w:tcW w:type="dxa" w:w="2351"/>
             <w:vAlign w:val="center"/>
-            <w:shd w:val="clear" w:color="auto" w:fill="FFFFFF"/>
           </w:tcPr>
           <w:p>
             <w:pPr>
-              <w:spacing w:after="40" w:line="312" w:lineRule="auto" w:before="40"/>
+              <w:spacing w:after="40" w:line="312" w:lineRule="auto"/>
               <w:ind w:firstLine="0"/>
             </w:pPr>
             <w:r>
               <w:rPr>
-                <w:rFonts w:ascii="Times New Roman" w:hAnsi="Times New Roman" w:eastAsia="宋体"/>
                 <w:sz w:val="19"/>
               </w:rPr>
               <w:t>中石油 A 股 IPO</w:t>
@@ -6699,16 +5666,14 @@
           <w:tcPr>
             <w:tcW w:type="dxa" w:w="2351"/>
             <w:vAlign w:val="center"/>
-            <w:shd w:val="clear" w:color="auto" w:fill="FFFFFF"/>
           </w:tcPr>
           <w:p>
             <w:pPr>
-              <w:spacing w:after="40" w:line="312" w:lineRule="auto" w:before="40"/>
+              <w:spacing w:after="40" w:line="312" w:lineRule="auto"/>
               <w:ind w:firstLine="0"/>
             </w:pPr>
             <w:r>
               <w:rPr>
-                <w:rFonts w:ascii="Times New Roman" w:hAnsi="Times New Roman" w:eastAsia="宋体"/>
                 <w:sz w:val="19"/>
               </w:rPr>
               <w:t>IPO</w:t>
@@ -6719,16 +5684,14 @@
           <w:tcPr>
             <w:tcW w:type="dxa" w:w="2351"/>
             <w:vAlign w:val="center"/>
-            <w:shd w:val="clear" w:color="auto" w:fill="FFFFFF"/>
           </w:tcPr>
           <w:p>
             <w:pPr>
-              <w:spacing w:after="40" w:line="312" w:lineRule="auto" w:before="40"/>
+              <w:spacing w:after="40" w:line="312" w:lineRule="auto"/>
               <w:ind w:firstLine="0"/>
             </w:pPr>
             <w:r>
               <w:rPr>
-                <w:rFonts w:ascii="Times New Roman" w:hAnsi="Times New Roman" w:eastAsia="宋体"/>
                 <w:sz w:val="19"/>
               </w:rPr>
               <w:t>IPO</w:t>
@@ -6741,16 +5704,14 @@
           <w:tcPr>
             <w:tcW w:type="dxa" w:w="2351"/>
             <w:vAlign w:val="center"/>
-            <w:shd w:val="clear" w:color="auto" w:fill="F1F5F9"/>
           </w:tcPr>
           <w:p>
             <w:pPr>
-              <w:spacing w:after="40" w:line="312" w:lineRule="auto" w:before="40"/>
+              <w:spacing w:after="40" w:line="312" w:lineRule="auto"/>
               <w:ind w:firstLine="0"/>
             </w:pPr>
             <w:r>
               <w:rPr>
-                <w:rFonts w:ascii="Times New Roman" w:hAnsi="Times New Roman" w:eastAsia="宋体"/>
                 <w:sz w:val="19"/>
               </w:rPr>
               <w:t>2008.07.03</w:t>
@@ -6761,16 +5722,14 @@
           <w:tcPr>
             <w:tcW w:type="dxa" w:w="2351"/>
             <w:vAlign w:val="center"/>
-            <w:shd w:val="clear" w:color="auto" w:fill="F1F5F9"/>
           </w:tcPr>
           <w:p>
             <w:pPr>
-              <w:spacing w:after="40" w:line="312" w:lineRule="auto" w:before="40"/>
+              <w:spacing w:after="40" w:line="312" w:lineRule="auto"/>
               <w:ind w:firstLine="0"/>
             </w:pPr>
             <w:r>
               <w:rPr>
-                <w:rFonts w:ascii="Times New Roman" w:hAnsi="Times New Roman" w:eastAsia="宋体"/>
                 <w:sz w:val="19"/>
               </w:rPr>
               <w:t>LME 铜 $8,985 见顶</w:t>
@@ -6781,16 +5740,14 @@
           <w:tcPr>
             <w:tcW w:type="dxa" w:w="2351"/>
             <w:vAlign w:val="center"/>
-            <w:shd w:val="clear" w:color="auto" w:fill="F1F5F9"/>
           </w:tcPr>
           <w:p>
             <w:pPr>
-              <w:spacing w:after="40" w:line="312" w:lineRule="auto" w:before="40"/>
+              <w:spacing w:after="40" w:line="312" w:lineRule="auto"/>
               <w:ind w:firstLine="0"/>
             </w:pPr>
             <w:r>
               <w:rPr>
-                <w:rFonts w:ascii="Times New Roman" w:hAnsi="Times New Roman" w:eastAsia="宋体"/>
                 <w:sz w:val="19"/>
               </w:rPr>
               <w:t>商品</w:t>
@@ -6801,16 +5758,14 @@
           <w:tcPr>
             <w:tcW w:type="dxa" w:w="2351"/>
             <w:vAlign w:val="center"/>
-            <w:shd w:val="clear" w:color="auto" w:fill="F1F5F9"/>
           </w:tcPr>
           <w:p>
             <w:pPr>
-              <w:spacing w:after="40" w:line="312" w:lineRule="auto" w:before="40"/>
+              <w:spacing w:after="40" w:line="312" w:lineRule="auto"/>
               <w:ind w:firstLine="0"/>
             </w:pPr>
             <w:r>
               <w:rPr>
-                <w:rFonts w:ascii="Times New Roman" w:hAnsi="Times New Roman" w:eastAsia="宋体"/>
                 <w:sz w:val="19"/>
               </w:rPr>
               <w:t>行业</w:t>
@@ -6823,16 +5778,14 @@
           <w:tcPr>
             <w:tcW w:type="dxa" w:w="2351"/>
             <w:vAlign w:val="center"/>
-            <w:shd w:val="clear" w:color="auto" w:fill="FFFFFF"/>
           </w:tcPr>
           <w:p>
             <w:pPr>
-              <w:spacing w:after="40" w:line="312" w:lineRule="auto" w:before="40"/>
+              <w:spacing w:after="40" w:line="312" w:lineRule="auto"/>
               <w:ind w:firstLine="0"/>
             </w:pPr>
             <w:r>
               <w:rPr>
-                <w:rFonts w:ascii="Times New Roman" w:hAnsi="Times New Roman" w:eastAsia="宋体"/>
                 <w:sz w:val="19"/>
               </w:rPr>
               <w:t>2008.10.28</w:t>
@@ -6843,16 +5796,14 @@
           <w:tcPr>
             <w:tcW w:type="dxa" w:w="2351"/>
             <w:vAlign w:val="center"/>
-            <w:shd w:val="clear" w:color="auto" w:fill="FFFFFF"/>
           </w:tcPr>
           <w:p>
             <w:pPr>
-              <w:spacing w:after="40" w:line="312" w:lineRule="auto" w:before="40"/>
+              <w:spacing w:after="40" w:line="312" w:lineRule="auto"/>
               <w:ind w:firstLine="0"/>
             </w:pPr>
             <w:r>
               <w:rPr>
-                <w:rFonts w:ascii="Times New Roman" w:hAnsi="Times New Roman" w:eastAsia="宋体"/>
                 <w:sz w:val="19"/>
               </w:rPr>
               <w:t>上证 1664 金融危机底</w:t>
@@ -6863,16 +5814,14 @@
           <w:tcPr>
             <w:tcW w:type="dxa" w:w="2351"/>
             <w:vAlign w:val="center"/>
-            <w:shd w:val="clear" w:color="auto" w:fill="FFFFFF"/>
           </w:tcPr>
           <w:p>
             <w:pPr>
-              <w:spacing w:after="40" w:line="312" w:lineRule="auto" w:before="40"/>
+              <w:spacing w:after="40" w:line="312" w:lineRule="auto"/>
               <w:ind w:firstLine="0"/>
             </w:pPr>
             <w:r>
               <w:rPr>
-                <w:rFonts w:ascii="Times New Roman" w:hAnsi="Times New Roman" w:eastAsia="宋体"/>
                 <w:sz w:val="19"/>
               </w:rPr>
               <w:t>市场</w:t>
@@ -6883,16 +5832,14 @@
           <w:tcPr>
             <w:tcW w:type="dxa" w:w="2351"/>
             <w:vAlign w:val="center"/>
-            <w:shd w:val="clear" w:color="auto" w:fill="FFFFFF"/>
           </w:tcPr>
           <w:p>
             <w:pPr>
-              <w:spacing w:after="40" w:line="312" w:lineRule="auto" w:before="40"/>
+              <w:spacing w:after="40" w:line="312" w:lineRule="auto"/>
               <w:ind w:firstLine="0"/>
             </w:pPr>
             <w:r>
               <w:rPr>
-                <w:rFonts w:ascii="Times New Roman" w:hAnsi="Times New Roman" w:eastAsia="宋体"/>
                 <w:sz w:val="19"/>
               </w:rPr>
               <w:t>资本市场</w:t>
@@ -6905,16 +5852,14 @@
           <w:tcPr>
             <w:tcW w:type="dxa" w:w="2351"/>
             <w:vAlign w:val="center"/>
-            <w:shd w:val="clear" w:color="auto" w:fill="F1F5F9"/>
           </w:tcPr>
           <w:p>
             <w:pPr>
-              <w:spacing w:after="40" w:line="312" w:lineRule="auto" w:before="40"/>
+              <w:spacing w:after="40" w:line="312" w:lineRule="auto"/>
               <w:ind w:firstLine="0"/>
             </w:pPr>
             <w:r>
               <w:rPr>
-                <w:rFonts w:ascii="Times New Roman" w:hAnsi="Times New Roman" w:eastAsia="宋体"/>
                 <w:sz w:val="19"/>
               </w:rPr>
               <w:t>2008.12</w:t>
@@ -6925,16 +5870,14 @@
           <w:tcPr>
             <w:tcW w:type="dxa" w:w="2351"/>
             <w:vAlign w:val="center"/>
-            <w:shd w:val="clear" w:color="auto" w:fill="F1F5F9"/>
           </w:tcPr>
           <w:p>
             <w:pPr>
-              <w:spacing w:after="40" w:line="312" w:lineRule="auto" w:before="40"/>
+              <w:spacing w:after="40" w:line="312" w:lineRule="auto"/>
               <w:ind w:firstLine="0"/>
             </w:pPr>
             <w:r>
               <w:rPr>
-                <w:rFonts w:ascii="Times New Roman" w:hAnsi="Times New Roman" w:eastAsia="宋体"/>
                 <w:sz w:val="19"/>
               </w:rPr>
               <w:t>雷曼效应</w:t>
@@ -6945,16 +5888,14 @@
           <w:tcPr>
             <w:tcW w:type="dxa" w:w="2351"/>
             <w:vAlign w:val="center"/>
-            <w:shd w:val="clear" w:color="auto" w:fill="F1F5F9"/>
           </w:tcPr>
           <w:p>
             <w:pPr>
-              <w:spacing w:after="40" w:line="312" w:lineRule="auto" w:before="40"/>
+              <w:spacing w:after="40" w:line="312" w:lineRule="auto"/>
               <w:ind w:firstLine="0"/>
             </w:pPr>
             <w:r>
               <w:rPr>
-                <w:rFonts w:ascii="Times New Roman" w:hAnsi="Times New Roman" w:eastAsia="宋体"/>
                 <w:sz w:val="19"/>
               </w:rPr>
               <w:t>宏观</w:t>
@@ -6965,16 +5906,14 @@
           <w:tcPr>
             <w:tcW w:type="dxa" w:w="2351"/>
             <w:vAlign w:val="center"/>
-            <w:shd w:val="clear" w:color="auto" w:fill="F1F5F9"/>
           </w:tcPr>
           <w:p>
             <w:pPr>
-              <w:spacing w:after="40" w:line="312" w:lineRule="auto" w:before="40"/>
+              <w:spacing w:after="40" w:line="312" w:lineRule="auto"/>
               <w:ind w:firstLine="0"/>
             </w:pPr>
             <w:r>
               <w:rPr>
-                <w:rFonts w:ascii="Times New Roman" w:hAnsi="Times New Roman" w:eastAsia="宋体"/>
                 <w:sz w:val="19"/>
               </w:rPr>
               <w:t>危机</w:t>
@@ -6986,12 +5925,10 @@
     <w:p>
       <w:pPr>
         <w:keepNext/>
-        <w:spacing w:before="400" w:after="120" w:line="408" w:lineRule="auto"/>
-        <w:ind w:firstLine="440"/>
+        <w:spacing w:before="400" w:after="200"/>
       </w:pPr>
       <w:r>
         <w:rPr>
-          <w:rFonts w:ascii="Times New Roman" w:hAnsi="Times New Roman" w:eastAsia="宋体"/>
           <w:b/>
           <w:color w:val="0F172A"/>
           <w:sz w:val="32"/>
@@ -7001,14 +5938,9 @@
     </w:p>
     <w:p>
       <w:pPr>
-        <w:spacing w:line="408" w:lineRule="auto" w:after="120"/>
-        <w:ind w:firstLine="440"/>
+        <w:spacing w:line="408" w:lineRule="auto" w:after="80"/>
       </w:pPr>
       <w:r>
-        <w:rPr>
-          <w:rFonts w:ascii="Times New Roman" w:hAnsi="Times New Roman" w:eastAsia="宋体"/>
-          <w:color w:val="1E293B"/>
-        </w:rPr>
         <w:t>本报告数据来源说明：</w:t>
       </w:r>
     </w:p>
@@ -7094,45 +6026,28 @@
     </w:p>
     <w:p>
       <w:pPr>
-        <w:spacing w:line="408" w:lineRule="auto" w:after="120"/>
-        <w:ind w:firstLine="440"/>
+        <w:spacing w:line="408" w:lineRule="auto" w:after="80"/>
       </w:pPr>
       <w:r>
-        <w:rPr>
-          <w:rFonts w:ascii="Times New Roman" w:hAnsi="Times New Roman" w:eastAsia="宋体"/>
-          <w:color w:val="1E293B"/>
-        </w:rPr>
         <w:t>**核心数据文件清单**（TopicResearch/data/raw/）：</w:t>
       </w:r>
     </w:p>
     <w:p>
       <w:pPr>
-        <w:spacing w:line="408" w:lineRule="auto" w:after="120"/>
+        <w:spacing w:line="408" w:lineRule="auto" w:after="80"/>
         <w:ind w:firstLine="440"/>
       </w:pPr>
       <w:r>
-        <w:rPr>
-          <w:rFonts w:ascii="Times New Roman" w:hAnsi="Times New Roman" w:eastAsia="宋体"/>
-          <w:color w:val="1E293B"/>
-        </w:rPr>
         <w:t>本报告使用了 32 个 JSON 数据文件，包括 LME 铜铝日级数据、上证综指日级数据、FRED 联邦基金利率/10Y 国债/30Y 房贷/美元指数/M2/企业债利差、PBOC 中国 M2/外储/利率/贸易顺差、BOJ 日本利率/JGB/汇率/外储、AI 板块 M7 营收/Capex/NDX/Copilot、05-07 IPO 数据、金属涨幅数据、重大事件时间轴、IMF/卖方预期、中国大盘数据等。</w:t>
       </w:r>
     </w:p>
+    <w:p/>
     <w:p>
       <w:pPr>
-        <w:spacing w:line="408" w:lineRule="auto" w:after="120"/>
-        <w:ind w:firstLine="440"/>
-      </w:pPr>
-    </w:p>
-    <w:p>
-      <w:pPr>
-        <w:spacing w:line="408" w:lineRule="auto" w:after="120"/>
-        <w:ind w:firstLine="440"/>
         <w:jc w:val="center"/>
       </w:pPr>
       <w:r>
         <w:rPr>
-          <w:rFonts w:ascii="Times New Roman" w:hAnsi="Times New Roman" w:eastAsia="宋体"/>
           <w:i/>
           <w:color w:val="94A3B8"/>
           <w:sz w:val="22"/>
@@ -7514,12 +6429,10 @@
     <w:qFormat/>
     <w:rsid w:val="00FC693F"/>
     <w:pPr>
-      <w:spacing w:line="408" w:lineRule="auto" w:after="120" w:before="0"/>
-      <w:ind w:firstLine="440"/>
+      <w:spacing w:line="384" w:lineRule="auto" w:after="80"/>
     </w:pPr>
     <w:rPr>
       <w:rFonts w:ascii="Times New Roman" w:hAnsi="Times New Roman" w:eastAsia="宋体"/>
-      <w:color w:val="1E293B"/>
       <w:sz w:val="22"/>
     </w:rPr>
   </w:style>
@@ -7578,16 +6491,15 @@
     <w:pPr>
       <w:keepNext/>
       <w:keepLines/>
-      <w:spacing w:before="480" w:after="320" w:line="312" w:lineRule="auto"/>
-      <w:ind w:firstLine="0"/>
+      <w:spacing w:before="480" w:after="0"/>
       <w:outlineLvl w:val="0"/>
     </w:pPr>
     <w:rPr>
-      <w:rFonts w:asciiTheme="majorHAnsi" w:eastAsiaTheme="majorEastAsia" w:hAnsiTheme="majorHAnsi" w:cstheme="majorBidi" w:ascii="Times New Roman" w:hAnsi="Times New Roman" w:eastAsia="宋体"/>
+      <w:rFonts w:asciiTheme="majorHAnsi" w:eastAsiaTheme="majorEastAsia" w:hAnsiTheme="majorHAnsi" w:cstheme="majorBidi"/>
       <w:b/>
       <w:bCs/>
-      <w:color w:val="1E3A5F"/>
-      <w:sz w:val="36"/>
+      <w:color w:val="365F91" w:themeColor="accent1" w:themeShade="BF"/>
+      <w:sz w:val="28"/>
       <w:szCs w:val="28"/>
     </w:rPr>
   </w:style>
@@ -7603,16 +6515,15 @@
     <w:pPr>
       <w:keepNext/>
       <w:keepLines/>
-      <w:spacing w:before="360" w:after="240" w:line="312" w:lineRule="auto"/>
-      <w:ind w:firstLine="0"/>
+      <w:spacing w:before="200" w:after="0"/>
       <w:outlineLvl w:val="1"/>
     </w:pPr>
     <w:rPr>
-      <w:rFonts w:asciiTheme="majorHAnsi" w:eastAsiaTheme="majorEastAsia" w:hAnsiTheme="majorHAnsi" w:cstheme="majorBidi" w:ascii="Times New Roman" w:hAnsi="Times New Roman" w:eastAsia="宋体"/>
+      <w:rFonts w:asciiTheme="majorHAnsi" w:eastAsiaTheme="majorEastAsia" w:hAnsiTheme="majorHAnsi" w:cstheme="majorBidi"/>
       <w:b/>
       <w:bCs/>
-      <w:color w:val="1E3A5F"/>
-      <w:sz w:val="28"/>
+      <w:color w:val="4F81BD" w:themeColor="accent1"/>
+      <w:sz w:val="26"/>
       <w:szCs w:val="26"/>
     </w:rPr>
   </w:style>
@@ -7628,16 +6539,14 @@
     <w:pPr>
       <w:keepNext/>
       <w:keepLines/>
-      <w:spacing w:before="240" w:after="160" w:line="312" w:lineRule="auto"/>
-      <w:ind w:firstLine="0"/>
+      <w:spacing w:before="200" w:after="0"/>
       <w:outlineLvl w:val="2"/>
     </w:pPr>
     <w:rPr>
-      <w:rFonts w:asciiTheme="majorHAnsi" w:eastAsiaTheme="majorEastAsia" w:hAnsiTheme="majorHAnsi" w:cstheme="majorBidi" w:ascii="Times New Roman" w:hAnsi="Times New Roman" w:eastAsia="宋体"/>
+      <w:rFonts w:asciiTheme="majorHAnsi" w:eastAsiaTheme="majorEastAsia" w:hAnsiTheme="majorHAnsi" w:cstheme="majorBidi"/>
       <w:b/>
       <w:bCs/>
-      <w:color w:val="1E3A5F"/>
-      <w:sz w:val="24"/>
+      <w:color w:val="4F81BD" w:themeColor="accent1"/>
     </w:rPr>
   </w:style>
   <w:style w:type="paragraph" w:styleId="Heading4">
@@ -7653,18 +6562,16 @@
     <w:pPr>
       <w:keepNext/>
       <w:keepLines/>
-      <w:spacing w:before="160" w:after="120" w:line="312" w:lineRule="auto"/>
-      <w:ind w:firstLine="0"/>
+      <w:spacing w:before="200" w:after="0"/>
       <w:outlineLvl w:val="3"/>
     </w:pPr>
     <w:rPr>
-      <w:rFonts w:asciiTheme="majorHAnsi" w:eastAsiaTheme="majorEastAsia" w:hAnsiTheme="majorHAnsi" w:cstheme="majorBidi" w:ascii="Times New Roman" w:hAnsi="Times New Roman" w:eastAsia="宋体"/>
+      <w:rFonts w:asciiTheme="majorHAnsi" w:eastAsiaTheme="majorEastAsia" w:hAnsiTheme="majorHAnsi" w:cstheme="majorBidi"/>
       <w:b/>
       <w:bCs/>
       <w:i/>
       <w:iCs/>
-      <w:color w:val="475569"/>
-      <w:sz w:val="22"/>
+      <w:color w:val="4F81BD" w:themeColor="accent1"/>
     </w:rPr>
   </w:style>
   <w:style w:type="paragraph" w:styleId="Heading5">

--- a/TopicResearch/report/复盘05-07有色vs当前AI板块投资研究.docx
+++ b/TopicResearch/report/复盘05-07有色vs当前AI板块投资研究.docx
@@ -104,7 +104,7 @@
         <w:ind w:firstLine="440"/>
       </w:pPr>
       <w:r>
-        <w:t>2008 年金融危机后，全球资本市场经历了近 15 年的「低利率 + 低增长」长期停滞。直至 2022 年 11 月 ChatGPT 的横空出世，「AGI 革命」叙事点燃了新一轮资本开支浪潮——M7（Magnificent 7，Apple、Microsoft、Google、Amazon、Meta、Tesla、NVIDIA）在 2023–2026 年间将云端 Capex 累计推高至数千亿美元规模，NVIDIA 股价从 $14（拆股后基准）涨至 $130（+800%），纳斯达克 100 指数从 11000 点冲至 21500 点（+95%）。</w:t>
+        <w:t>2008 年金融危机后，全球资本市场经历了近 15 年的「低利率 + 低增长」长期停滞。直至 2022 年 11 月 ChatGPT 的横空出世，「AGI 革命」叙事点燃了新一轮资本开支浪潮——M7（Magnificent 7，Apple、Microsoft、Google、Amazon、Meta、Tesla、NVIDIA）在 2023–2026 年间将云端 Capex 累计推高至数千亿美元规模，NVIDIA 股价从 $17（拆股后基准）涨至 $192（+1035%），纳斯达克 100 指数从 11000 点冲至 21500 点（+95%）。</w:t>
       </w:r>
     </w:p>
     <w:p>
@@ -131,7 +131,7 @@
         <w:ind w:firstLine="440"/>
       </w:pPr>
       <w:r>
-        <w:t>05–07 的流动性来自**央行被动放水**——中国出口创汇转化为外汇占款（2005–2007 累计 ~8 万亿元），央行结汇后基础货币扩张，M2 增速从 17.6% 升至 18.5%；同时美元持续贬值（92→80，-13%），日本超低利率（0–0.5%）下日元套息交易规模达 $500B+，三重机制共同构成了商品超级周期的「全球流动性大合唱」。</w:t>
+        <w:t>05–07 的流动性来自**央行被动放水**——中国出口创汇转化为外汇占款（2005–2007 累计 ~8 万亿元），央行结汇后基础货币扩张，M2 增速从 17.6% 升至 16.7%；同时美元持续贬值（92→80，-13%），日本超低利率（0–0.5%）下日元套息交易规模达 $500B+，三重机制共同构成了商品超级周期的「全球流动性大合唱」。</w:t>
       </w:r>
     </w:p>
     <w:p>
@@ -233,7 +233,7 @@
         <w:ind w:firstLine="440"/>
       </w:pPr>
       <w:r>
-        <w:t>**中国：加速，重工业化+城镇化高峰**。中国 GDP 实际增速从 11.3% 升至 14.2%，名义 GDP 增速更高达 23%（含通胀和资产价格重估）。中国贡献了全球铜消费增量的 60%+，M2 增速 17.6%→18.5%，固定资产投资 CAGR 超过 25%——这是「重工业化+城镇化」双轮驱动的典型样本。</w:t>
+        <w:t>**中国：加速，重工业化+城镇化高峰**。中国 GDP 实际增速从 11.3% 升至 14.2%，名义 GDP 增速更高达 23%（含通胀和资产价格重估）。中国贡献了全球铜消费增量的 60%+，M2 增速 17.6%→16.7%，固定资产投资 CAGR 超过 25%——这是「重工业化+城镇化」双轮驱动的典型样本。</w:t>
       </w:r>
     </w:p>
     <w:p>
@@ -312,7 +312,7 @@
         <w:spacing w:line="408" w:lineRule="auto" w:after="80"/>
       </w:pPr>
       <w:r>
-        <w:t>图表 1（9a+9d）清晰揭示了三国宏观背景的**结构性差异**（2007 年峰值数据）：中国 GDP 增速 14.2%（加速）vs 美国 1.9%（减速）vs 日本 0.8%（通缩挣扎）；**中国外储/GDP 48% = 美国的 28 倍、日本的 2.3 倍**——这是全球失衡的极致表现。9b M2 增速同样显示中国 18.5% 是美国的 3.2 倍、日本的 13 倍。9c CPI 显示中国通胀 4.8%（工业品价格上行）vs 日本 0%（持续通缩）。</w:t>
+        <w:t>图表 1（9a+9d）清晰揭示了三国宏观背景的**结构性差异**（2007 年峰值数据）：中国 GDP 增速 14.2%（加速）vs 美国 1.9%（减速）vs 日本 0.8%（通缩挣扎）；**中国外储/GDP 48% = 美国的 28 倍、日本的 2.3 倍**——这是全球失衡的极致表现。9b M2 增速同样显示中国 16.7% 是美国的 2.9 倍、日本的 12 倍。9c CPI 显示中国通胀 4.8%（工业品价格上行）vs 日本 0%（持续通缩）。</w:t>
       </w:r>
     </w:p>
     <w:p>
@@ -1895,7 +1895,7 @@
               <w:rPr>
                 <w:sz w:val="19"/>
               </w:rPr>
-              <w:t>NVDA +800% / NDX +95%</w:t>
+              <w:t>NVDA +1,035% / NDX +95%</w:t>
             </w:r>
           </w:p>
         </w:tc>
@@ -2356,7 +2356,7 @@
         <w:spacing w:line="408" w:lineRule="auto" w:after="80"/>
       </w:pPr>
       <w:r>
-        <w:t>图表 10 揭示了 23-26 浪潮的一个关键特征：**NVDA 涨幅 800% 远超 NDX 整体 95%**——即 AI 龙头集中度远高于 2005-2007。彼时云铜 +1,122%，但有色指数整体 +1,857%，板块涨幅大于单股；而 AI 浪潮恰好相反，单股涨幅远超板块。</w:t>
+        <w:t>图表 10 揭示了 23-26 浪潮的一个关键特征：**NVDA 涨幅 1,035% 远超 NDX 整体 95%**——即 AI 龙头集中度远高于 2005-2007。彼时云铜 +1,122%，但有色指数整体 +1,857%，板块涨幅大于单股；而 AI 浪潮恰好相反，单股涨幅远超板块。</w:t>
       </w:r>
     </w:p>
     <w:p>

--- a/TopicResearch/report/复盘05-07有色vs当前AI板块投资研究.docx
+++ b/TopicResearch/report/复盘05-07有色vs当前AI板块投资研究.docx
@@ -44,7 +44,7 @@
           <w:color w:val="94A3B8"/>
           <w:sz w:val="20"/>
         </w:rPr>
-        <w:t>报告编号：TR-2026-001  |  报告日期：2026 年 6 月 28 日  |  版本 v2.0</w:t>
+        <w:t>报告编号：TR-2026-001  |  报告日期：2026 年 6 月 29 日  |  版本 v2.5</w:t>
       </w:r>
     </w:p>
     <w:p/>
@@ -443,44 +443,964 @@
     <w:p>
       <w:pPr>
         <w:keepNext/>
-        <w:spacing w:before="280" w:after="120"/>
+        <w:spacing w:before="160" w:after="80"/>
       </w:pPr>
       <w:r>
         <w:rPr>
           <w:b/>
-          <w:color w:val="1E3A5F"/>
-          <w:sz w:val="26"/>
+          <w:color w:val="475569"/>
+          <w:sz w:val="23"/>
         </w:rPr>
-        <w:t>§1.3　外汇储备与汇率：全球失衡的镜像</w:t>
+        <w:t>§1.2.3　三国货币政策完整时间线</w:t>
       </w:r>
     </w:p>
     <w:p>
       <w:pPr>
         <w:spacing w:line="408" w:lineRule="auto" w:after="80"/>
-        <w:ind w:firstLine="440"/>
       </w:pPr>
       <w:r>
-        <w:t>2005–2007 期间，中国外汇储备从 8,189 亿美元跃升至 15,282 亿美元，**两年半内几乎翻倍**。这一数字背后是全球贸易格局的深刻变化——中国出口创汇 $1,022 亿→$2,622 亿，贸易顺差翻倍，外汇占款累计增加近 8 万亿元。</w:t>
+        <w:t>下表以时间线形式呈现三国央行在 2004-2008 年的全部政策调整，为后续分析「紧缩是否导致见顶」提供完整证据链。</w:t>
+      </w:r>
+    </w:p>
+    <w:tbl>
+      <w:tblPr>
+        <w:tblStyle w:val="LightGrid-Accent1"/>
+        <w:tblW w:type="auto" w:w="0"/>
+        <w:jc w:val="center"/>
+        <w:tblLook w:firstColumn="1" w:firstRow="1" w:lastColumn="0" w:lastRow="0" w:noHBand="0" w:noVBand="1" w:val="04A0"/>
+      </w:tblPr>
+      <w:tblGrid>
+        <w:gridCol w:w="2351"/>
+        <w:gridCol w:w="2351"/>
+        <w:gridCol w:w="2351"/>
+        <w:gridCol w:w="2351"/>
+      </w:tblGrid>
+      <w:tr>
+        <w:tc>
+          <w:tcPr>
+            <w:tcW w:type="dxa" w:w="1701"/>
+            <w:shd w:fill="1E3A5F"/>
+            <w:vAlign w:val="center"/>
+          </w:tcPr>
+          <w:p>
+            <w:pPr>
+              <w:spacing w:after="40" w:line="312" w:lineRule="auto"/>
+              <w:ind w:firstLine="0"/>
+            </w:pPr>
+            <w:r>
+              <w:rPr>
+                <w:b/>
+                <w:color w:val="FFFFFF"/>
+                <w:sz w:val="20"/>
+              </w:rPr>
+              <w:t>日期</w:t>
+            </w:r>
+          </w:p>
+        </w:tc>
+        <w:tc>
+          <w:tcPr>
+            <w:tcW w:type="dxa" w:w="2551"/>
+            <w:shd w:fill="1E3A5F"/>
+            <w:vAlign w:val="center"/>
+          </w:tcPr>
+          <w:p>
+            <w:pPr>
+              <w:spacing w:after="40" w:line="312" w:lineRule="auto"/>
+              <w:ind w:firstLine="0"/>
+            </w:pPr>
+            <w:r>
+              <w:rPr>
+                <w:b/>
+                <w:color w:val="FFFFFF"/>
+                <w:sz w:val="20"/>
+              </w:rPr>
+              <w:t>🇺🇸 美联储</w:t>
+            </w:r>
+          </w:p>
+        </w:tc>
+        <w:tc>
+          <w:tcPr>
+            <w:tcW w:type="dxa" w:w="2551"/>
+            <w:shd w:fill="1E3A5F"/>
+            <w:vAlign w:val="center"/>
+          </w:tcPr>
+          <w:p>
+            <w:pPr>
+              <w:spacing w:after="40" w:line="312" w:lineRule="auto"/>
+              <w:ind w:firstLine="0"/>
+            </w:pPr>
+            <w:r>
+              <w:rPr>
+                <w:b/>
+                <w:color w:val="FFFFFF"/>
+                <w:sz w:val="20"/>
+              </w:rPr>
+              <w:t>🇨🇳 PBOC</w:t>
+            </w:r>
+          </w:p>
+        </w:tc>
+        <w:tc>
+          <w:tcPr>
+            <w:tcW w:type="dxa" w:w="2268"/>
+            <w:shd w:fill="1E3A5F"/>
+            <w:vAlign w:val="center"/>
+          </w:tcPr>
+          <w:p>
+            <w:pPr>
+              <w:spacing w:after="40" w:line="312" w:lineRule="auto"/>
+              <w:ind w:firstLine="0"/>
+            </w:pPr>
+            <w:r>
+              <w:rPr>
+                <w:b/>
+                <w:color w:val="FFFFFF"/>
+                <w:sz w:val="20"/>
+              </w:rPr>
+              <w:t>🇯🇵 日银</w:t>
+            </w:r>
+          </w:p>
+        </w:tc>
+      </w:tr>
+      <w:tr>
+        <w:tc>
+          <w:tcPr>
+            <w:tcW w:type="dxa" w:w="1701"/>
+            <w:vAlign w:val="center"/>
+          </w:tcPr>
+          <w:p>
+            <w:pPr>
+              <w:spacing w:after="40" w:line="312" w:lineRule="auto"/>
+              <w:ind w:firstLine="0"/>
+            </w:pPr>
+            <w:r>
+              <w:rPr>
+                <w:sz w:val="19"/>
+              </w:rPr>
+              <w:t>2004.06-2006.06</w:t>
+            </w:r>
+          </w:p>
+        </w:tc>
+        <w:tc>
+          <w:tcPr>
+            <w:tcW w:type="dxa" w:w="2551"/>
+            <w:vAlign w:val="center"/>
+          </w:tcPr>
+          <w:p>
+            <w:pPr>
+              <w:spacing w:after="40" w:line="312" w:lineRule="auto"/>
+              <w:ind w:firstLine="0"/>
+            </w:pPr>
+            <w:r>
+              <w:rPr>
+                <w:sz w:val="19"/>
+              </w:rPr>
+              <w:t>加息 17 次</w:t>
+              <w:br/>
+              <w:t>1%→5.25%（+425bp）</w:t>
+            </w:r>
+          </w:p>
+        </w:tc>
+        <w:tc>
+          <w:tcPr>
+            <w:tcW w:type="dxa" w:w="2551"/>
+            <w:vAlign w:val="center"/>
+          </w:tcPr>
+          <w:p>
+            <w:pPr>
+              <w:spacing w:after="40" w:line="312" w:lineRule="auto"/>
+              <w:ind w:firstLine="0"/>
+            </w:pPr>
+            <w:r>
+              <w:rPr>
+                <w:sz w:val="19"/>
+              </w:rPr>
+              <w:t>—</w:t>
+            </w:r>
+          </w:p>
+        </w:tc>
+        <w:tc>
+          <w:tcPr>
+            <w:tcW w:type="dxa" w:w="2268"/>
+            <w:vAlign w:val="center"/>
+          </w:tcPr>
+          <w:p>
+            <w:pPr>
+              <w:spacing w:after="40" w:line="312" w:lineRule="auto"/>
+              <w:ind w:firstLine="0"/>
+            </w:pPr>
+            <w:r>
+              <w:rPr>
+                <w:sz w:val="19"/>
+              </w:rPr>
+              <w:t>—</w:t>
+            </w:r>
+          </w:p>
+        </w:tc>
+      </w:tr>
+      <w:tr>
+        <w:tc>
+          <w:tcPr>
+            <w:tcW w:type="dxa" w:w="1701"/>
+            <w:vAlign w:val="center"/>
+          </w:tcPr>
+          <w:p>
+            <w:pPr>
+              <w:spacing w:after="40" w:line="312" w:lineRule="auto"/>
+              <w:ind w:firstLine="0"/>
+            </w:pPr>
+            <w:r>
+              <w:rPr>
+                <w:sz w:val="19"/>
+              </w:rPr>
+              <w:t>2006.03</w:t>
+            </w:r>
+          </w:p>
+        </w:tc>
+        <w:tc>
+          <w:tcPr>
+            <w:tcW w:type="dxa" w:w="2551"/>
+            <w:vAlign w:val="center"/>
+          </w:tcPr>
+          <w:p>
+            <w:pPr>
+              <w:spacing w:after="40" w:line="312" w:lineRule="auto"/>
+              <w:ind w:firstLine="0"/>
+            </w:pPr>
+            <w:r>
+              <w:rPr>
+                <w:sz w:val="19"/>
+              </w:rPr>
+              <w:t>—</w:t>
+            </w:r>
+          </w:p>
+        </w:tc>
+        <w:tc>
+          <w:tcPr>
+            <w:tcW w:type="dxa" w:w="2551"/>
+            <w:vAlign w:val="center"/>
+          </w:tcPr>
+          <w:p>
+            <w:pPr>
+              <w:spacing w:after="40" w:line="312" w:lineRule="auto"/>
+              <w:ind w:firstLine="0"/>
+            </w:pPr>
+            <w:r>
+              <w:rPr>
+                <w:sz w:val="19"/>
+              </w:rPr>
+              <w:t>—</w:t>
+            </w:r>
+          </w:p>
+        </w:tc>
+        <w:tc>
+          <w:tcPr>
+            <w:tcW w:type="dxa" w:w="2268"/>
+            <w:vAlign w:val="center"/>
+          </w:tcPr>
+          <w:p>
+            <w:pPr>
+              <w:spacing w:after="40" w:line="312" w:lineRule="auto"/>
+              <w:ind w:firstLine="0"/>
+            </w:pPr>
+            <w:r>
+              <w:rPr>
+                <w:sz w:val="19"/>
+              </w:rPr>
+              <w:t>退出 ZIRP（零利率政策）</w:t>
+            </w:r>
+          </w:p>
+        </w:tc>
+      </w:tr>
+      <w:tr>
+        <w:tc>
+          <w:tcPr>
+            <w:tcW w:type="dxa" w:w="1701"/>
+            <w:vAlign w:val="center"/>
+          </w:tcPr>
+          <w:p>
+            <w:pPr>
+              <w:spacing w:after="40" w:line="312" w:lineRule="auto"/>
+              <w:ind w:firstLine="0"/>
+            </w:pPr>
+            <w:r>
+              <w:rPr>
+                <w:sz w:val="19"/>
+              </w:rPr>
+              <w:t>2006.04.28</w:t>
+            </w:r>
+          </w:p>
+        </w:tc>
+        <w:tc>
+          <w:tcPr>
+            <w:tcW w:type="dxa" w:w="2551"/>
+            <w:vAlign w:val="center"/>
+          </w:tcPr>
+          <w:p>
+            <w:pPr>
+              <w:spacing w:after="40" w:line="312" w:lineRule="auto"/>
+              <w:ind w:firstLine="0"/>
+            </w:pPr>
+            <w:r>
+              <w:rPr>
+                <w:sz w:val="19"/>
+              </w:rPr>
+              <w:t>—</w:t>
+            </w:r>
+          </w:p>
+        </w:tc>
+        <w:tc>
+          <w:tcPr>
+            <w:tcW w:type="dxa" w:w="2551"/>
+            <w:vAlign w:val="center"/>
+          </w:tcPr>
+          <w:p>
+            <w:pPr>
+              <w:spacing w:after="40" w:line="312" w:lineRule="auto"/>
+              <w:ind w:firstLine="0"/>
+            </w:pPr>
+            <w:r>
+              <w:rPr>
+                <w:sz w:val="19"/>
+              </w:rPr>
+              <w:t>贷款基准 +27bp→5.85%</w:t>
+            </w:r>
+          </w:p>
+        </w:tc>
+        <w:tc>
+          <w:tcPr>
+            <w:tcW w:type="dxa" w:w="2268"/>
+            <w:vAlign w:val="center"/>
+          </w:tcPr>
+          <w:p>
+            <w:pPr>
+              <w:spacing w:after="40" w:line="312" w:lineRule="auto"/>
+              <w:ind w:firstLine="0"/>
+            </w:pPr>
+            <w:r>
+              <w:rPr>
+                <w:sz w:val="19"/>
+              </w:rPr>
+              <w:t>—</w:t>
+            </w:r>
+          </w:p>
+        </w:tc>
+      </w:tr>
+      <w:tr>
+        <w:tc>
+          <w:tcPr>
+            <w:tcW w:type="dxa" w:w="1701"/>
+            <w:vAlign w:val="center"/>
+          </w:tcPr>
+          <w:p>
+            <w:pPr>
+              <w:spacing w:after="40" w:line="312" w:lineRule="auto"/>
+              <w:ind w:firstLine="0"/>
+            </w:pPr>
+            <w:r>
+              <w:rPr>
+                <w:sz w:val="19"/>
+              </w:rPr>
+              <w:t>2006.07.05</w:t>
+            </w:r>
+          </w:p>
+        </w:tc>
+        <w:tc>
+          <w:tcPr>
+            <w:tcW w:type="dxa" w:w="2551"/>
+            <w:vAlign w:val="center"/>
+          </w:tcPr>
+          <w:p>
+            <w:pPr>
+              <w:spacing w:after="40" w:line="312" w:lineRule="auto"/>
+              <w:ind w:firstLine="0"/>
+            </w:pPr>
+            <w:r>
+              <w:rPr>
+                <w:sz w:val="19"/>
+              </w:rPr>
+              <w:t>—</w:t>
+            </w:r>
+          </w:p>
+        </w:tc>
+        <w:tc>
+          <w:tcPr>
+            <w:tcW w:type="dxa" w:w="2551"/>
+            <w:vAlign w:val="center"/>
+          </w:tcPr>
+          <w:p>
+            <w:pPr>
+              <w:spacing w:after="40" w:line="312" w:lineRule="auto"/>
+              <w:ind w:firstLine="0"/>
+            </w:pPr>
+            <w:r>
+              <w:rPr>
+                <w:sz w:val="19"/>
+              </w:rPr>
+              <w:t>RRR 首次上调 7.5%→8.0%</w:t>
+            </w:r>
+          </w:p>
+        </w:tc>
+        <w:tc>
+          <w:tcPr>
+            <w:tcW w:type="dxa" w:w="2268"/>
+            <w:vAlign w:val="center"/>
+          </w:tcPr>
+          <w:p>
+            <w:pPr>
+              <w:spacing w:after="40" w:line="312" w:lineRule="auto"/>
+              <w:ind w:firstLine="0"/>
+            </w:pPr>
+            <w:r>
+              <w:rPr>
+                <w:sz w:val="19"/>
+              </w:rPr>
+              <w:t>首次加息 0%→0.25%</w:t>
+            </w:r>
+          </w:p>
+        </w:tc>
+      </w:tr>
+      <w:tr>
+        <w:tc>
+          <w:tcPr>
+            <w:tcW w:type="dxa" w:w="1701"/>
+            <w:vAlign w:val="center"/>
+          </w:tcPr>
+          <w:p>
+            <w:pPr>
+              <w:spacing w:after="40" w:line="312" w:lineRule="auto"/>
+              <w:ind w:firstLine="0"/>
+            </w:pPr>
+            <w:r>
+              <w:rPr>
+                <w:sz w:val="19"/>
+              </w:rPr>
+              <w:t>2006.08.19</w:t>
+            </w:r>
+          </w:p>
+        </w:tc>
+        <w:tc>
+          <w:tcPr>
+            <w:tcW w:type="dxa" w:w="2551"/>
+            <w:vAlign w:val="center"/>
+          </w:tcPr>
+          <w:p>
+            <w:pPr>
+              <w:spacing w:after="40" w:line="312" w:lineRule="auto"/>
+              <w:ind w:firstLine="0"/>
+            </w:pPr>
+            <w:r>
+              <w:rPr>
+                <w:sz w:val="19"/>
+              </w:rPr>
+              <w:t>—</w:t>
+            </w:r>
+          </w:p>
+        </w:tc>
+        <w:tc>
+          <w:tcPr>
+            <w:tcW w:type="dxa" w:w="2551"/>
+            <w:vAlign w:val="center"/>
+          </w:tcPr>
+          <w:p>
+            <w:pPr>
+              <w:spacing w:after="40" w:line="312" w:lineRule="auto"/>
+              <w:ind w:firstLine="0"/>
+            </w:pPr>
+            <w:r>
+              <w:rPr>
+                <w:sz w:val="19"/>
+              </w:rPr>
+              <w:t>加息 2.52%/6.12%</w:t>
+            </w:r>
+          </w:p>
+        </w:tc>
+        <w:tc>
+          <w:tcPr>
+            <w:tcW w:type="dxa" w:w="2268"/>
+            <w:vAlign w:val="center"/>
+          </w:tcPr>
+          <w:p>
+            <w:pPr>
+              <w:spacing w:after="40" w:line="312" w:lineRule="auto"/>
+              <w:ind w:firstLine="0"/>
+            </w:pPr>
+            <w:r>
+              <w:rPr>
+                <w:sz w:val="19"/>
+              </w:rPr>
+              <w:t>—</w:t>
+            </w:r>
+          </w:p>
+        </w:tc>
+      </w:tr>
+      <w:tr>
+        <w:tc>
+          <w:tcPr>
+            <w:tcW w:type="dxa" w:w="1701"/>
+            <w:vAlign w:val="center"/>
+          </w:tcPr>
+          <w:p>
+            <w:pPr>
+              <w:spacing w:after="40" w:line="312" w:lineRule="auto"/>
+              <w:ind w:firstLine="0"/>
+            </w:pPr>
+            <w:r>
+              <w:rPr>
+                <w:sz w:val="19"/>
+              </w:rPr>
+              <w:t>2007.02</w:t>
+            </w:r>
+          </w:p>
+        </w:tc>
+        <w:tc>
+          <w:tcPr>
+            <w:tcW w:type="dxa" w:w="2551"/>
+            <w:vAlign w:val="center"/>
+          </w:tcPr>
+          <w:p>
+            <w:pPr>
+              <w:spacing w:after="40" w:line="312" w:lineRule="auto"/>
+              <w:ind w:firstLine="0"/>
+            </w:pPr>
+            <w:r>
+              <w:rPr>
+                <w:sz w:val="19"/>
+              </w:rPr>
+              <w:t>—</w:t>
+            </w:r>
+          </w:p>
+        </w:tc>
+        <w:tc>
+          <w:tcPr>
+            <w:tcW w:type="dxa" w:w="2551"/>
+            <w:vAlign w:val="center"/>
+          </w:tcPr>
+          <w:p>
+            <w:pPr>
+              <w:spacing w:after="40" w:line="312" w:lineRule="auto"/>
+              <w:ind w:firstLine="0"/>
+            </w:pPr>
+            <w:r>
+              <w:rPr>
+                <w:sz w:val="19"/>
+              </w:rPr>
+              <w:t>—</w:t>
+            </w:r>
+          </w:p>
+        </w:tc>
+        <w:tc>
+          <w:tcPr>
+            <w:tcW w:type="dxa" w:w="2268"/>
+            <w:vAlign w:val="center"/>
+          </w:tcPr>
+          <w:p>
+            <w:pPr>
+              <w:spacing w:after="40" w:line="312" w:lineRule="auto"/>
+              <w:ind w:firstLine="0"/>
+            </w:pPr>
+            <w:r>
+              <w:rPr>
+                <w:sz w:val="19"/>
+              </w:rPr>
+              <w:t>第二次加息 0.25%→0.50%</w:t>
+            </w:r>
+          </w:p>
+        </w:tc>
+      </w:tr>
+      <w:tr>
+        <w:tc>
+          <w:tcPr>
+            <w:tcW w:type="dxa" w:w="1701"/>
+            <w:vAlign w:val="center"/>
+          </w:tcPr>
+          <w:p>
+            <w:pPr>
+              <w:spacing w:after="40" w:line="312" w:lineRule="auto"/>
+              <w:ind w:firstLine="0"/>
+            </w:pPr>
+            <w:r>
+              <w:rPr>
+                <w:sz w:val="19"/>
+              </w:rPr>
+              <w:t>2007.03-12</w:t>
+            </w:r>
+          </w:p>
+        </w:tc>
+        <w:tc>
+          <w:tcPr>
+            <w:tcW w:type="dxa" w:w="2551"/>
+            <w:vAlign w:val="center"/>
+          </w:tcPr>
+          <w:p>
+            <w:pPr>
+              <w:spacing w:after="40" w:line="312" w:lineRule="auto"/>
+              <w:ind w:firstLine="0"/>
+            </w:pPr>
+            <w:r>
+              <w:rPr>
+                <w:sz w:val="19"/>
+              </w:rPr>
+              <w:t>—</w:t>
+            </w:r>
+          </w:p>
+        </w:tc>
+        <w:tc>
+          <w:tcPr>
+            <w:tcW w:type="dxa" w:w="2551"/>
+            <w:vAlign w:val="center"/>
+          </w:tcPr>
+          <w:p>
+            <w:pPr>
+              <w:spacing w:after="40" w:line="312" w:lineRule="auto"/>
+              <w:ind w:firstLine="0"/>
+            </w:pPr>
+            <w:r>
+              <w:rPr>
+                <w:sz w:val="19"/>
+              </w:rPr>
+              <w:t>加息 5 次，RRR 提 10 次</w:t>
+              <w:br/>
+              <w:t>贷款基准→7.47%，RRR→14.5%</w:t>
+            </w:r>
+          </w:p>
+        </w:tc>
+        <w:tc>
+          <w:tcPr>
+            <w:tcW w:type="dxa" w:w="2268"/>
+            <w:vAlign w:val="center"/>
+          </w:tcPr>
+          <w:p>
+            <w:pPr>
+              <w:spacing w:after="40" w:line="312" w:lineRule="auto"/>
+              <w:ind w:firstLine="0"/>
+            </w:pPr>
+            <w:r>
+              <w:rPr>
+                <w:sz w:val="19"/>
+              </w:rPr>
+              <w:t>—</w:t>
+            </w:r>
+          </w:p>
+        </w:tc>
+      </w:tr>
+      <w:tr>
+        <w:tc>
+          <w:tcPr>
+            <w:tcW w:type="dxa" w:w="1701"/>
+            <w:vAlign w:val="center"/>
+          </w:tcPr>
+          <w:p>
+            <w:pPr>
+              <w:spacing w:after="40" w:line="312" w:lineRule="auto"/>
+              <w:ind w:firstLine="0"/>
+            </w:pPr>
+            <w:r>
+              <w:rPr>
+                <w:sz w:val="19"/>
+              </w:rPr>
+              <w:t>2008.01-06</w:t>
+            </w:r>
+          </w:p>
+        </w:tc>
+        <w:tc>
+          <w:tcPr>
+            <w:tcW w:type="dxa" w:w="2551"/>
+            <w:vAlign w:val="center"/>
+          </w:tcPr>
+          <w:p>
+            <w:pPr>
+              <w:spacing w:after="40" w:line="312" w:lineRule="auto"/>
+              <w:ind w:firstLine="0"/>
+            </w:pPr>
+            <w:r>
+              <w:rPr>
+                <w:sz w:val="19"/>
+              </w:rPr>
+              <w:t>—</w:t>
+            </w:r>
+          </w:p>
+        </w:tc>
+        <w:tc>
+          <w:tcPr>
+            <w:tcW w:type="dxa" w:w="2551"/>
+            <w:vAlign w:val="center"/>
+          </w:tcPr>
+          <w:p>
+            <w:pPr>
+              <w:spacing w:after="40" w:line="312" w:lineRule="auto"/>
+              <w:ind w:firstLine="0"/>
+            </w:pPr>
+            <w:r>
+              <w:rPr>
+                <w:sz w:val="19"/>
+              </w:rPr>
+              <w:t>RRR 继续提至 17.5%</w:t>
+              <w:br/>
+              <w:t>（2008.06.07 最终加）</w:t>
+            </w:r>
+          </w:p>
+        </w:tc>
+        <w:tc>
+          <w:tcPr>
+            <w:tcW w:type="dxa" w:w="2268"/>
+            <w:vAlign w:val="center"/>
+          </w:tcPr>
+          <w:p>
+            <w:pPr>
+              <w:spacing w:after="40" w:line="312" w:lineRule="auto"/>
+              <w:ind w:firstLine="0"/>
+            </w:pPr>
+            <w:r>
+              <w:rPr>
+                <w:sz w:val="19"/>
+              </w:rPr>
+              <w:t>—</w:t>
+            </w:r>
+          </w:p>
+        </w:tc>
+      </w:tr>
+      <w:tr>
+        <w:tc>
+          <w:tcPr>
+            <w:tcW w:type="dxa" w:w="1701"/>
+            <w:vAlign w:val="center"/>
+          </w:tcPr>
+          <w:p>
+            <w:pPr>
+              <w:spacing w:after="40" w:line="312" w:lineRule="auto"/>
+              <w:ind w:firstLine="0"/>
+            </w:pPr>
+            <w:r>
+              <w:rPr>
+                <w:sz w:val="19"/>
+              </w:rPr>
+              <w:t>2008.09.15</w:t>
+            </w:r>
+          </w:p>
+        </w:tc>
+        <w:tc>
+          <w:tcPr>
+            <w:tcW w:type="dxa" w:w="2551"/>
+            <w:vAlign w:val="center"/>
+          </w:tcPr>
+          <w:p>
+            <w:pPr>
+              <w:spacing w:after="40" w:line="312" w:lineRule="auto"/>
+              <w:ind w:firstLine="0"/>
+            </w:pPr>
+            <w:r>
+              <w:rPr>
+                <w:sz w:val="19"/>
+              </w:rPr>
+              <w:t>—</w:t>
+            </w:r>
+          </w:p>
+        </w:tc>
+        <w:tc>
+          <w:tcPr>
+            <w:tcW w:type="dxa" w:w="2551"/>
+            <w:vAlign w:val="center"/>
+          </w:tcPr>
+          <w:p>
+            <w:pPr>
+              <w:spacing w:after="40" w:line="312" w:lineRule="auto"/>
+              <w:ind w:firstLine="0"/>
+            </w:pPr>
+            <w:r>
+              <w:rPr>
+                <w:sz w:val="19"/>
+              </w:rPr>
+              <w:t>—</w:t>
+            </w:r>
+          </w:p>
+        </w:tc>
+        <w:tc>
+          <w:tcPr>
+            <w:tcW w:type="dxa" w:w="2268"/>
+            <w:vAlign w:val="center"/>
+          </w:tcPr>
+          <w:p>
+            <w:pPr>
+              <w:spacing w:after="40" w:line="312" w:lineRule="auto"/>
+              <w:ind w:firstLine="0"/>
+            </w:pPr>
+            <w:r>
+              <w:rPr>
+                <w:sz w:val="19"/>
+              </w:rPr>
+              <w:t>—</w:t>
+            </w:r>
+          </w:p>
+        </w:tc>
+      </w:tr>
+      <w:tr>
+        <w:tc>
+          <w:tcPr>
+            <w:tcW w:type="dxa" w:w="1701"/>
+            <w:vAlign w:val="center"/>
+          </w:tcPr>
+          <w:p>
+            <w:pPr>
+              <w:spacing w:after="40" w:line="312" w:lineRule="auto"/>
+              <w:ind w:firstLine="0"/>
+            </w:pPr>
+            <w:r>
+              <w:rPr>
+                <w:sz w:val="19"/>
+              </w:rPr>
+              <w:t>2008.09.16</w:t>
+            </w:r>
+          </w:p>
+        </w:tc>
+        <w:tc>
+          <w:tcPr>
+            <w:tcW w:type="dxa" w:w="2551"/>
+            <w:vAlign w:val="center"/>
+          </w:tcPr>
+          <w:p>
+            <w:pPr>
+              <w:spacing w:after="40" w:line="312" w:lineRule="auto"/>
+              <w:ind w:firstLine="0"/>
+            </w:pPr>
+            <w:r>
+              <w:rPr>
+                <w:sz w:val="19"/>
+              </w:rPr>
+              <w:t>降息 27bp（首降）</w:t>
+            </w:r>
+          </w:p>
+        </w:tc>
+        <w:tc>
+          <w:tcPr>
+            <w:tcW w:type="dxa" w:w="2551"/>
+            <w:vAlign w:val="center"/>
+          </w:tcPr>
+          <w:p>
+            <w:pPr>
+              <w:spacing w:after="40" w:line="312" w:lineRule="auto"/>
+              <w:ind w:firstLine="0"/>
+            </w:pPr>
+            <w:r>
+              <w:rPr>
+                <w:sz w:val="19"/>
+              </w:rPr>
+              <w:t>—</w:t>
+            </w:r>
+          </w:p>
+        </w:tc>
+        <w:tc>
+          <w:tcPr>
+            <w:tcW w:type="dxa" w:w="2268"/>
+            <w:vAlign w:val="center"/>
+          </w:tcPr>
+          <w:p>
+            <w:pPr>
+              <w:spacing w:after="40" w:line="312" w:lineRule="auto"/>
+              <w:ind w:firstLine="0"/>
+            </w:pPr>
+            <w:r>
+              <w:rPr>
+                <w:sz w:val="19"/>
+              </w:rPr>
+              <w:t>—</w:t>
+            </w:r>
+          </w:p>
+        </w:tc>
+      </w:tr>
+      <w:tr>
+        <w:tc>
+          <w:tcPr>
+            <w:tcW w:type="dxa" w:w="1701"/>
+            <w:vAlign w:val="center"/>
+          </w:tcPr>
+          <w:p>
+            <w:pPr>
+              <w:spacing w:after="40" w:line="312" w:lineRule="auto"/>
+              <w:ind w:firstLine="0"/>
+            </w:pPr>
+            <w:r>
+              <w:rPr>
+                <w:sz w:val="19"/>
+              </w:rPr>
+              <w:t>2008.10-12</w:t>
+            </w:r>
+          </w:p>
+        </w:tc>
+        <w:tc>
+          <w:tcPr>
+            <w:tcW w:type="dxa" w:w="2551"/>
+            <w:vAlign w:val="center"/>
+          </w:tcPr>
+          <w:p>
+            <w:pPr>
+              <w:spacing w:after="40" w:line="312" w:lineRule="auto"/>
+              <w:ind w:firstLine="0"/>
+            </w:pPr>
+            <w:r>
+              <w:rPr>
+                <w:sz w:val="19"/>
+              </w:rPr>
+              <w:t>紧急降息至 0-0.25%</w:t>
+            </w:r>
+          </w:p>
+        </w:tc>
+        <w:tc>
+          <w:tcPr>
+            <w:tcW w:type="dxa" w:w="2551"/>
+            <w:vAlign w:val="center"/>
+          </w:tcPr>
+          <w:p>
+            <w:pPr>
+              <w:spacing w:after="40" w:line="312" w:lineRule="auto"/>
+              <w:ind w:firstLine="0"/>
+            </w:pPr>
+            <w:r>
+              <w:rPr>
+                <w:sz w:val="19"/>
+              </w:rPr>
+              <w:t>降息 + RRR 下调</w:t>
+              <w:br/>
+              <w:t>四万亿刺激</w:t>
+            </w:r>
+          </w:p>
+        </w:tc>
+        <w:tc>
+          <w:tcPr>
+            <w:tcW w:type="dxa" w:w="2268"/>
+            <w:vAlign w:val="center"/>
+          </w:tcPr>
+          <w:p>
+            <w:pPr>
+              <w:spacing w:after="40" w:line="312" w:lineRule="auto"/>
+              <w:ind w:firstLine="0"/>
+            </w:pPr>
+            <w:r>
+              <w:rPr>
+                <w:sz w:val="19"/>
+              </w:rPr>
+              <w:t>降息至 0.30%</w:t>
+            </w:r>
+          </w:p>
+        </w:tc>
+      </w:tr>
+    </w:tbl>
+    <w:p>
+      <w:pPr>
+        <w:spacing w:line="408" w:lineRule="auto" w:after="80"/>
+      </w:pPr>
+      <w:r>
+        <w:t>**关键发现**：中国 PBOC 在 2006-2008 年间累计加息 6 次、提 RRR 17 次（7.5%→17.5%），但 LME 铜价在此期间仍从 $5,000 涨至 $8,985（+80%）。**紧缩政策与商品价格之间存在 12-18 个月的时滞**——这是理解「政策不是见顶原因」的关键证据。</w:t>
       </w:r>
     </w:p>
     <w:p>
       <w:pPr>
-        <w:spacing w:line="408" w:lineRule="auto" w:after="80"/>
-        <w:ind w:firstLine="440"/>
-      </w:pPr>
-      <w:r>
-        <w:t>**外储/GDP 48%**——这是 2007 年中国的核心数字，全球第一。美国仅 1.7%，日本 21%。这一失衡本身不可持续，最终必然通过汇率/利率/资产价格调整——这也是 2008 年危机后中国外储增长显著放缓的根本原因。</w:t>
-      </w:r>
-    </w:p>
-    <w:p>
-      <w:pPr>
         <w:spacing w:before="200" w:after="40"/>
         <w:jc w:val="center"/>
       </w:pPr>
       <w:r>
         <w:drawing>
           <wp:inline xmlns:a="http://schemas.openxmlformats.org/drawingml/2006/main" xmlns:pic="http://schemas.openxmlformats.org/drawingml/2006/picture">
-            <wp:extent cx="6217920" cy="2487168"/>
+            <wp:extent cx="6217920" cy="3100007"/>
             <wp:docPr id="3" name="Picture 3"/>
             <wp:cNvGraphicFramePr>
               <a:graphicFrameLocks noChangeAspect="1"/>
@@ -489,7 +1409,7 @@
               <a:graphicData uri="http://schemas.openxmlformats.org/drawingml/2006/picture">
                 <pic:pic>
                   <pic:nvPicPr>
-                    <pic:cNvPr id="0" name="03_transmission_chain.png"/>
+                    <pic:cNvPr id="0" name="14_policy_timeline.png"/>
                     <pic:cNvPicPr/>
                   </pic:nvPicPr>
                   <pic:blipFill>
@@ -501,7 +1421,7 @@
                   <pic:spPr>
                     <a:xfrm>
                       <a:off x="0" y="0"/>
-                      <a:ext cx="6217920" cy="2487168"/>
+                      <a:ext cx="6217920" cy="3100007"/>
                     </a:xfrm>
                     <a:prstGeom prst="rect"/>
                   </pic:spPr>
@@ -523,15 +1443,653 @@
           <w:color w:val="64748B"/>
           <w:sz w:val="19"/>
         </w:rPr>
-        <w:t>图表 3：中国外汇占款完整传导链（2005-2008）——贸易顺差→外储→外汇占款→M2 增速的 4 变量协同</w:t>
+        <w:t>图表 14：PBOC 货币政策紧缩周期 vs LME 铜价（2004-2009）——紧缩 ≠ 立即见顶</w:t>
       </w:r>
     </w:p>
     <w:p>
       <w:pPr>
+        <w:keepNext/>
+        <w:spacing w:before="280" w:after="120"/>
+      </w:pPr>
+      <w:r>
+        <w:rPr>
+          <w:b/>
+          <w:color w:val="1E3A5F"/>
+          <w:sz w:val="26"/>
+        </w:rPr>
+        <w:t>§1.2B　产业政策：有色行业的定向调控</w:t>
+      </w:r>
+    </w:p>
+    <w:p>
+      <w:pPr>
         <w:spacing w:line="408" w:lineRule="auto" w:after="80"/>
       </w:pPr>
       <w:r>
-        <w:t>**美元贬值的连锁效应**是 2005–2007 商品超级周期最直接的燃料：美元指数从 92 跌至 80（-13%），推升以美元计价的商品价格——LME 铜从 $3,000 涨至 $8,000+；同时全球资金流出美国、涌入新兴市场；美国进口成本上升、通胀压力上升、实际利率下降。**这是一条自我强化的链条**——美元越贬值，商品越涨，新兴市场越受益，对美出口越多，外汇占款越多。</w:t>
+        <w:t>2005-2007 年间，中国对有色金属行业实施了一系列精准的产业政策，核心目标是「限制出口、淘汰落后产能、提高行业集中度」。这些政策虽未直接导致商品价格见顶，但为后续供给侧结构性改革埋下了伏笔。</w:t>
+      </w:r>
+    </w:p>
+    <w:tbl>
+      <w:tblPr>
+        <w:tblStyle w:val="LightGrid-Accent1"/>
+        <w:tblW w:type="auto" w:w="0"/>
+        <w:jc w:val="center"/>
+        <w:tblLook w:firstColumn="1" w:firstRow="1" w:lastColumn="0" w:lastRow="0" w:noHBand="0" w:noVBand="1" w:val="04A0"/>
+      </w:tblPr>
+      <w:tblGrid>
+        <w:gridCol w:w="3135"/>
+        <w:gridCol w:w="3135"/>
+        <w:gridCol w:w="3135"/>
+      </w:tblGrid>
+      <w:tr>
+        <w:tc>
+          <w:tcPr>
+            <w:tcW w:type="dxa" w:w="1417"/>
+            <w:shd w:fill="1E3A5F"/>
+            <w:vAlign w:val="center"/>
+          </w:tcPr>
+          <w:p>
+            <w:pPr>
+              <w:spacing w:after="40" w:line="312" w:lineRule="auto"/>
+              <w:ind w:firstLine="0"/>
+            </w:pPr>
+            <w:r>
+              <w:rPr>
+                <w:b/>
+                <w:color w:val="FFFFFF"/>
+                <w:sz w:val="20"/>
+              </w:rPr>
+              <w:t>时间</w:t>
+            </w:r>
+          </w:p>
+        </w:tc>
+        <w:tc>
+          <w:tcPr>
+            <w:tcW w:type="dxa" w:w="4535"/>
+            <w:shd w:fill="1E3A5F"/>
+            <w:vAlign w:val="center"/>
+          </w:tcPr>
+          <w:p>
+            <w:pPr>
+              <w:spacing w:after="40" w:line="312" w:lineRule="auto"/>
+              <w:ind w:firstLine="0"/>
+            </w:pPr>
+            <w:r>
+              <w:rPr>
+                <w:b/>
+                <w:color w:val="FFFFFF"/>
+                <w:sz w:val="20"/>
+              </w:rPr>
+              <w:t>政策内容</w:t>
+            </w:r>
+          </w:p>
+        </w:tc>
+        <w:tc>
+          <w:tcPr>
+            <w:tcW w:type="dxa" w:w="3118"/>
+            <w:shd w:fill="1E3A5F"/>
+            <w:vAlign w:val="center"/>
+          </w:tcPr>
+          <w:p>
+            <w:pPr>
+              <w:spacing w:after="40" w:line="312" w:lineRule="auto"/>
+              <w:ind w:firstLine="0"/>
+            </w:pPr>
+            <w:r>
+              <w:rPr>
+                <w:b/>
+                <w:color w:val="FFFFFF"/>
+                <w:sz w:val="20"/>
+              </w:rPr>
+              <w:t>影响</w:t>
+            </w:r>
+          </w:p>
+        </w:tc>
+      </w:tr>
+      <w:tr>
+        <w:tc>
+          <w:tcPr>
+            <w:tcW w:type="dxa" w:w="1417"/>
+            <w:vAlign w:val="center"/>
+          </w:tcPr>
+          <w:p>
+            <w:pPr>
+              <w:spacing w:after="40" w:line="312" w:lineRule="auto"/>
+              <w:ind w:firstLine="0"/>
+            </w:pPr>
+            <w:r>
+              <w:rPr>
+                <w:sz w:val="19"/>
+              </w:rPr>
+              <w:t>2006.01</w:t>
+            </w:r>
+          </w:p>
+        </w:tc>
+        <w:tc>
+          <w:tcPr>
+            <w:tcW w:type="dxa" w:w="4535"/>
+            <w:vAlign w:val="center"/>
+          </w:tcPr>
+          <w:p>
+            <w:pPr>
+              <w:spacing w:after="40" w:line="312" w:lineRule="auto"/>
+              <w:ind w:firstLine="0"/>
+            </w:pPr>
+            <w:r>
+              <w:rPr>
+                <w:sz w:val="19"/>
+              </w:rPr>
+              <w:t>铜铝锌出口退税取消（从 13%→0%）</w:t>
+            </w:r>
+          </w:p>
+        </w:tc>
+        <w:tc>
+          <w:tcPr>
+            <w:tcW w:type="dxa" w:w="3118"/>
+            <w:vAlign w:val="center"/>
+          </w:tcPr>
+          <w:p>
+            <w:pPr>
+              <w:spacing w:after="40" w:line="312" w:lineRule="auto"/>
+              <w:ind w:firstLine="0"/>
+            </w:pPr>
+            <w:r>
+              <w:rPr>
+                <w:sz w:val="19"/>
+              </w:rPr>
+              <w:t>抑制出口，国内供给增加</w:t>
+            </w:r>
+          </w:p>
+        </w:tc>
+      </w:tr>
+      <w:tr>
+        <w:tc>
+          <w:tcPr>
+            <w:tcW w:type="dxa" w:w="1417"/>
+            <w:vAlign w:val="center"/>
+          </w:tcPr>
+          <w:p>
+            <w:pPr>
+              <w:spacing w:after="40" w:line="312" w:lineRule="auto"/>
+              <w:ind w:firstLine="0"/>
+            </w:pPr>
+            <w:r>
+              <w:rPr>
+                <w:sz w:val="19"/>
+              </w:rPr>
+              <w:t>2006.04</w:t>
+            </w:r>
+          </w:p>
+        </w:tc>
+        <w:tc>
+          <w:tcPr>
+            <w:tcW w:type="dxa" w:w="4535"/>
+            <w:vAlign w:val="center"/>
+          </w:tcPr>
+          <w:p>
+            <w:pPr>
+              <w:spacing w:after="40" w:line="312" w:lineRule="auto"/>
+              <w:ind w:firstLine="0"/>
+            </w:pPr>
+            <w:r>
+              <w:rPr>
+                <w:sz w:val="19"/>
+              </w:rPr>
+              <w:t>国务院 1 号文件：加速有色行业整合</w:t>
+            </w:r>
+          </w:p>
+        </w:tc>
+        <w:tc>
+          <w:tcPr>
+            <w:tcW w:type="dxa" w:w="3118"/>
+            <w:vAlign w:val="center"/>
+          </w:tcPr>
+          <w:p>
+            <w:pPr>
+              <w:spacing w:after="40" w:line="312" w:lineRule="auto"/>
+              <w:ind w:firstLine="0"/>
+            </w:pPr>
+            <w:r>
+              <w:rPr>
+                <w:sz w:val="19"/>
+              </w:rPr>
+              <w:t>淘汰小冶炼厂，提高准入门槛</w:t>
+            </w:r>
+          </w:p>
+        </w:tc>
+      </w:tr>
+      <w:tr>
+        <w:tc>
+          <w:tcPr>
+            <w:tcW w:type="dxa" w:w="1417"/>
+            <w:vAlign w:val="center"/>
+          </w:tcPr>
+          <w:p>
+            <w:pPr>
+              <w:spacing w:after="40" w:line="312" w:lineRule="auto"/>
+              <w:ind w:firstLine="0"/>
+            </w:pPr>
+            <w:r>
+              <w:rPr>
+                <w:sz w:val="19"/>
+              </w:rPr>
+              <w:t>2006.07</w:t>
+            </w:r>
+          </w:p>
+        </w:tc>
+        <w:tc>
+          <w:tcPr>
+            <w:tcW w:type="dxa" w:w="4535"/>
+            <w:vAlign w:val="center"/>
+          </w:tcPr>
+          <w:p>
+            <w:pPr>
+              <w:spacing w:after="40" w:line="312" w:lineRule="auto"/>
+              <w:ind w:firstLine="0"/>
+            </w:pPr>
+            <w:r>
+              <w:rPr>
+                <w:sz w:val="19"/>
+              </w:rPr>
+              <w:t>铜冶炼准入：≥10 万吨/年；电解铝：≥10 万吨/年</w:t>
+            </w:r>
+          </w:p>
+        </w:tc>
+        <w:tc>
+          <w:tcPr>
+            <w:tcW w:type="dxa" w:w="3118"/>
+            <w:vAlign w:val="center"/>
+          </w:tcPr>
+          <w:p>
+            <w:pPr>
+              <w:spacing w:after="40" w:line="312" w:lineRule="auto"/>
+              <w:ind w:firstLine="0"/>
+            </w:pPr>
+            <w:r>
+              <w:rPr>
+                <w:sz w:val="19"/>
+              </w:rPr>
+              <w:t>小厂被强制关停</w:t>
+            </w:r>
+          </w:p>
+        </w:tc>
+      </w:tr>
+      <w:tr>
+        <w:tc>
+          <w:tcPr>
+            <w:tcW w:type="dxa" w:w="1417"/>
+            <w:vAlign w:val="center"/>
+          </w:tcPr>
+          <w:p>
+            <w:pPr>
+              <w:spacing w:after="40" w:line="312" w:lineRule="auto"/>
+              <w:ind w:firstLine="0"/>
+            </w:pPr>
+            <w:r>
+              <w:rPr>
+                <w:sz w:val="19"/>
+              </w:rPr>
+              <w:t>2006.09</w:t>
+            </w:r>
+          </w:p>
+        </w:tc>
+        <w:tc>
+          <w:tcPr>
+            <w:tcW w:type="dxa" w:w="4535"/>
+            <w:vAlign w:val="center"/>
+          </w:tcPr>
+          <w:p>
+            <w:pPr>
+              <w:spacing w:after="40" w:line="312" w:lineRule="auto"/>
+              <w:ind w:firstLine="0"/>
+            </w:pPr>
+            <w:r>
+              <w:rPr>
+                <w:sz w:val="19"/>
+              </w:rPr>
+              <w:t>铜铝镍出口退税全部取消</w:t>
+            </w:r>
+          </w:p>
+        </w:tc>
+        <w:tc>
+          <w:tcPr>
+            <w:tcW w:type="dxa" w:w="3118"/>
+            <w:vAlign w:val="center"/>
+          </w:tcPr>
+          <w:p>
+            <w:pPr>
+              <w:spacing w:after="40" w:line="312" w:lineRule="auto"/>
+              <w:ind w:firstLine="0"/>
+            </w:pPr>
+            <w:r>
+              <w:rPr>
+                <w:sz w:val="19"/>
+              </w:rPr>
+              <w:t>出口成本大幅上升</w:t>
+            </w:r>
+          </w:p>
+        </w:tc>
+      </w:tr>
+      <w:tr>
+        <w:tc>
+          <w:tcPr>
+            <w:tcW w:type="dxa" w:w="1417"/>
+            <w:vAlign w:val="center"/>
+          </w:tcPr>
+          <w:p>
+            <w:pPr>
+              <w:spacing w:after="40" w:line="312" w:lineRule="auto"/>
+              <w:ind w:firstLine="0"/>
+            </w:pPr>
+            <w:r>
+              <w:rPr>
+                <w:sz w:val="19"/>
+              </w:rPr>
+              <w:t>2007.01</w:t>
+            </w:r>
+          </w:p>
+        </w:tc>
+        <w:tc>
+          <w:tcPr>
+            <w:tcW w:type="dxa" w:w="4535"/>
+            <w:vAlign w:val="center"/>
+          </w:tcPr>
+          <w:p>
+            <w:pPr>
+              <w:spacing w:after="40" w:line="312" w:lineRule="auto"/>
+              <w:ind w:firstLine="0"/>
+            </w:pPr>
+            <w:r>
+              <w:rPr>
+                <w:sz w:val="19"/>
+              </w:rPr>
+              <w:t>资源税改革：从量→从价（铜、铅锌、钨锡钼）</w:t>
+            </w:r>
+          </w:p>
+        </w:tc>
+        <w:tc>
+          <w:tcPr>
+            <w:tcW w:type="dxa" w:w="3118"/>
+            <w:vAlign w:val="center"/>
+          </w:tcPr>
+          <w:p>
+            <w:pPr>
+              <w:spacing w:after="40" w:line="312" w:lineRule="auto"/>
+              <w:ind w:firstLine="0"/>
+            </w:pPr>
+            <w:r>
+              <w:rPr>
+                <w:sz w:val="19"/>
+              </w:rPr>
+              <w:t>矿山成本上升</w:t>
+            </w:r>
+          </w:p>
+        </w:tc>
+      </w:tr>
+      <w:tr>
+        <w:tc>
+          <w:tcPr>
+            <w:tcW w:type="dxa" w:w="1417"/>
+            <w:vAlign w:val="center"/>
+          </w:tcPr>
+          <w:p>
+            <w:pPr>
+              <w:spacing w:after="40" w:line="312" w:lineRule="auto"/>
+              <w:ind w:firstLine="0"/>
+            </w:pPr>
+            <w:r>
+              <w:rPr>
+                <w:sz w:val="19"/>
+              </w:rPr>
+              <w:t>2007.06</w:t>
+            </w:r>
+          </w:p>
+        </w:tc>
+        <w:tc>
+          <w:tcPr>
+            <w:tcW w:type="dxa" w:w="4535"/>
+            <w:vAlign w:val="center"/>
+          </w:tcPr>
+          <w:p>
+            <w:pPr>
+              <w:spacing w:after="40" w:line="312" w:lineRule="auto"/>
+              <w:ind w:firstLine="0"/>
+            </w:pPr>
+            <w:r>
+              <w:rPr>
+                <w:sz w:val="19"/>
+              </w:rPr>
+              <w:t>铝产品出口关税 15%</w:t>
+            </w:r>
+          </w:p>
+        </w:tc>
+        <w:tc>
+          <w:tcPr>
+            <w:tcW w:type="dxa" w:w="3118"/>
+            <w:vAlign w:val="center"/>
+          </w:tcPr>
+          <w:p>
+            <w:pPr>
+              <w:spacing w:after="40" w:line="312" w:lineRule="auto"/>
+              <w:ind w:firstLine="0"/>
+            </w:pPr>
+            <w:r>
+              <w:rPr>
+                <w:sz w:val="19"/>
+              </w:rPr>
+              <w:t>进一步抑制铝出口</w:t>
+            </w:r>
+          </w:p>
+        </w:tc>
+      </w:tr>
+      <w:tr>
+        <w:tc>
+          <w:tcPr>
+            <w:tcW w:type="dxa" w:w="1417"/>
+            <w:vAlign w:val="center"/>
+          </w:tcPr>
+          <w:p>
+            <w:pPr>
+              <w:spacing w:after="40" w:line="312" w:lineRule="auto"/>
+              <w:ind w:firstLine="0"/>
+            </w:pPr>
+            <w:r>
+              <w:rPr>
+                <w:sz w:val="19"/>
+              </w:rPr>
+              <w:t>2007.07</w:t>
+            </w:r>
+          </w:p>
+        </w:tc>
+        <w:tc>
+          <w:tcPr>
+            <w:tcW w:type="dxa" w:w="4535"/>
+            <w:vAlign w:val="center"/>
+          </w:tcPr>
+          <w:p>
+            <w:pPr>
+              <w:spacing w:after="40" w:line="312" w:lineRule="auto"/>
+              <w:ind w:firstLine="0"/>
+            </w:pPr>
+            <w:r>
+              <w:rPr>
+                <w:sz w:val="19"/>
+              </w:rPr>
+              <w:t>铜产品出口关税 10-15%</w:t>
+            </w:r>
+          </w:p>
+        </w:tc>
+        <w:tc>
+          <w:tcPr>
+            <w:tcW w:type="dxa" w:w="3118"/>
+            <w:vAlign w:val="center"/>
+          </w:tcPr>
+          <w:p>
+            <w:pPr>
+              <w:spacing w:after="40" w:line="312" w:lineRule="auto"/>
+              <w:ind w:firstLine="0"/>
+            </w:pPr>
+            <w:r>
+              <w:rPr>
+                <w:sz w:val="19"/>
+              </w:rPr>
+              <w:t>铜出口几乎停滞</w:t>
+            </w:r>
+          </w:p>
+        </w:tc>
+      </w:tr>
+      <w:tr>
+        <w:tc>
+          <w:tcPr>
+            <w:tcW w:type="dxa" w:w="1417"/>
+            <w:vAlign w:val="center"/>
+          </w:tcPr>
+          <w:p>
+            <w:pPr>
+              <w:spacing w:after="40" w:line="312" w:lineRule="auto"/>
+              <w:ind w:firstLine="0"/>
+            </w:pPr>
+            <w:r>
+              <w:rPr>
+                <w:sz w:val="19"/>
+              </w:rPr>
+              <w:t>2007</w:t>
+            </w:r>
+          </w:p>
+        </w:tc>
+        <w:tc>
+          <w:tcPr>
+            <w:tcW w:type="dxa" w:w="4535"/>
+            <w:vAlign w:val="center"/>
+          </w:tcPr>
+          <w:p>
+            <w:pPr>
+              <w:spacing w:after="40" w:line="312" w:lineRule="auto"/>
+              <w:ind w:firstLine="0"/>
+            </w:pPr>
+            <w:r>
+              <w:rPr>
+                <w:sz w:val="19"/>
+              </w:rPr>
+              <w:t>稀土禁止外资准入</w:t>
+            </w:r>
+          </w:p>
+        </w:tc>
+        <w:tc>
+          <w:tcPr>
+            <w:tcW w:type="dxa" w:w="3118"/>
+            <w:vAlign w:val="center"/>
+          </w:tcPr>
+          <w:p>
+            <w:pPr>
+              <w:spacing w:after="40" w:line="312" w:lineRule="auto"/>
+              <w:ind w:firstLine="0"/>
+            </w:pPr>
+            <w:r>
+              <w:rPr>
+                <w:sz w:val="19"/>
+              </w:rPr>
+              <w:t>战略资源保护</w:t>
+            </w:r>
+          </w:p>
+        </w:tc>
+      </w:tr>
+      <w:tr>
+        <w:tc>
+          <w:tcPr>
+            <w:tcW w:type="dxa" w:w="1417"/>
+            <w:vAlign w:val="center"/>
+          </w:tcPr>
+          <w:p>
+            <w:pPr>
+              <w:spacing w:after="40" w:line="312" w:lineRule="auto"/>
+              <w:ind w:firstLine="0"/>
+            </w:pPr>
+            <w:r>
+              <w:rPr>
+                <w:sz w:val="19"/>
+              </w:rPr>
+              <w:t>十一五规划</w:t>
+            </w:r>
+          </w:p>
+        </w:tc>
+        <w:tc>
+          <w:tcPr>
+            <w:tcW w:type="dxa" w:w="4535"/>
+            <w:vAlign w:val="center"/>
+          </w:tcPr>
+          <w:p>
+            <w:pPr>
+              <w:spacing w:after="40" w:line="312" w:lineRule="auto"/>
+              <w:ind w:firstLine="0"/>
+            </w:pPr>
+            <w:r>
+              <w:rPr>
+                <w:sz w:val="19"/>
+              </w:rPr>
+              <w:t>有色产量增速限制 10%/年</w:t>
+              <w:br/>
+              <w:t>淘汰落后铜冶炼 80 万吨、电解铝 65 万吨</w:t>
+            </w:r>
+          </w:p>
+        </w:tc>
+        <w:tc>
+          <w:tcPr>
+            <w:tcW w:type="dxa" w:w="3118"/>
+            <w:vAlign w:val="center"/>
+          </w:tcPr>
+          <w:p>
+            <w:pPr>
+              <w:spacing w:after="40" w:line="312" w:lineRule="auto"/>
+              <w:ind w:firstLine="0"/>
+            </w:pPr>
+            <w:r>
+              <w:rPr>
+                <w:sz w:val="19"/>
+              </w:rPr>
+              <w:t>供给侧收缩</w:t>
+            </w:r>
+          </w:p>
+        </w:tc>
+      </w:tr>
+    </w:tbl>
+    <w:p>
+      <w:pPr>
+        <w:spacing w:line="408" w:lineRule="auto" w:after="80"/>
+      </w:pPr>
+      <w:r>
+        <w:t>**分析**：这些产业政策的共同方向是「堵出口、关小厂、提成本」——短期内推高了国内金属价格（供给收缩），但中长期为 2008 年的需求坍塌埋下了「供给刚性」隐患。当 2008 年需求骤降时，已关停的产能无法快速复产，而新建的大型冶炼厂仍在投产，形成「需求暴跌 + 供给刚性」的双重打击。</w:t>
+      </w:r>
+    </w:p>
+    <w:p>
+      <w:pPr>
+        <w:keepNext/>
+        <w:spacing w:before="280" w:after="120"/>
+      </w:pPr>
+      <w:r>
+        <w:rPr>
+          <w:b/>
+          <w:color w:val="1E3A5F"/>
+          <w:sz w:val="26"/>
+        </w:rPr>
+        <w:t>§1.3　外汇储备与汇率：全球失衡的镜像</w:t>
+      </w:r>
+    </w:p>
+    <w:p>
+      <w:pPr>
+        <w:spacing w:line="408" w:lineRule="auto" w:after="80"/>
+        <w:ind w:firstLine="440"/>
+      </w:pPr>
+      <w:r>
+        <w:t>2005–2007 期间，中国外汇储备从 8,189 亿美元跃升至 15,282 亿美元，**两年半内几乎翻倍**。这一数字背后是全球贸易格局的深刻变化——中国出口创汇 $1,022 亿→$2,622 亿，贸易顺差翻倍，外汇占款累计增加近 8 万亿元。</w:t>
+      </w:r>
+    </w:p>
+    <w:p>
+      <w:pPr>
+        <w:spacing w:line="408" w:lineRule="auto" w:after="80"/>
+        <w:ind w:firstLine="440"/>
+      </w:pPr>
+      <w:r>
+        <w:t>**外储/GDP 48%**——这是 2007 年中国的核心数字，全球第一。美国仅 1.7%，日本 21%。这一失衡本身不可持续，最终必然通过汇率/利率/资产价格调整——这也是 2008 年危机后中国外储增长显著放缓的根本原因。</w:t>
       </w:r>
     </w:p>
     <w:p>
@@ -551,7 +2109,7 @@
               <a:graphicData uri="http://schemas.openxmlformats.org/drawingml/2006/picture">
                 <pic:pic>
                   <pic:nvPicPr>
-                    <pic:cNvPr id="0" name="10_usd_copper.png"/>
+                    <pic:cNvPr id="0" name="03_transmission_chain.png"/>
                     <pic:cNvPicPr/>
                   </pic:nvPicPr>
                   <pic:blipFill>
@@ -585,6 +2143,68 @@
           <w:color w:val="64748B"/>
           <w:sz w:val="19"/>
         </w:rPr>
+        <w:t>图表 3：中国外汇占款完整传导链（2005-2008）——贸易顺差→外储→外汇占款→M2 增速的 4 变量协同</w:t>
+      </w:r>
+    </w:p>
+    <w:p>
+      <w:pPr>
+        <w:spacing w:line="408" w:lineRule="auto" w:after="80"/>
+      </w:pPr>
+      <w:r>
+        <w:t>**美元贬值的连锁效应**是 2005–2007 商品超级周期最直接的燃料：美元指数从 92 跌至 80（-13%），推升以美元计价的商品价格——LME 铜从 $3,000 涨至 $8,000+；同时全球资金流出美国、涌入新兴市场；美国进口成本上升、通胀压力上升、实际利率下降。**这是一条自我强化的链条**——美元越贬值，商品越涨，新兴市场越受益，对美出口越多，外汇占款越多。</w:t>
+      </w:r>
+    </w:p>
+    <w:p>
+      <w:pPr>
+        <w:spacing w:before="200" w:after="40"/>
+        <w:jc w:val="center"/>
+      </w:pPr>
+      <w:r>
+        <w:drawing>
+          <wp:inline xmlns:a="http://schemas.openxmlformats.org/drawingml/2006/main" xmlns:pic="http://schemas.openxmlformats.org/drawingml/2006/picture">
+            <wp:extent cx="6217920" cy="2487168"/>
+            <wp:docPr id="5" name="Picture 5"/>
+            <wp:cNvGraphicFramePr>
+              <a:graphicFrameLocks noChangeAspect="1"/>
+            </wp:cNvGraphicFramePr>
+            <a:graphic>
+              <a:graphicData uri="http://schemas.openxmlformats.org/drawingml/2006/picture">
+                <pic:pic>
+                  <pic:nvPicPr>
+                    <pic:cNvPr id="0" name="10_usd_copper.png"/>
+                    <pic:cNvPicPr/>
+                  </pic:nvPicPr>
+                  <pic:blipFill>
+                    <a:blip r:embed="rId13"/>
+                    <a:stretch>
+                      <a:fillRect/>
+                    </a:stretch>
+                  </pic:blipFill>
+                  <pic:spPr>
+                    <a:xfrm>
+                      <a:off x="0" y="0"/>
+                      <a:ext cx="6217920" cy="2487168"/>
+                    </a:xfrm>
+                    <a:prstGeom prst="rect"/>
+                  </pic:spPr>
+                </pic:pic>
+              </a:graphicData>
+            </a:graphic>
+          </wp:inline>
+        </w:drawing>
+      </w:r>
+    </w:p>
+    <w:p>
+      <w:pPr>
+        <w:spacing w:after="240"/>
+        <w:jc w:val="center"/>
+      </w:pPr>
+      <w:r>
+        <w:rPr>
+          <w:i/>
+          <w:color w:val="64748B"/>
+          <w:sz w:val="19"/>
+        </w:rPr>
         <w:t>图表 4：美元指数 vs LME 铜价（2005-2008）——验证"美元贬值 = 商品燃料"</w:t>
       </w:r>
     </w:p>
@@ -1113,7 +2733,7 @@
         <w:drawing>
           <wp:inline xmlns:a="http://schemas.openxmlformats.org/drawingml/2006/main" xmlns:pic="http://schemas.openxmlformats.org/drawingml/2006/picture">
             <wp:extent cx="6217920" cy="2442754"/>
-            <wp:docPr id="5" name="Picture 5"/>
+            <wp:docPr id="6" name="Picture 6"/>
             <wp:cNvGraphicFramePr>
               <a:graphicFrameLocks noChangeAspect="1"/>
             </wp:cNvGraphicFramePr>
@@ -1125,7 +2745,7 @@
                     <pic:cNvPicPr/>
                   </pic:nvPicPr>
                   <pic:blipFill>
-                    <a:blip r:embed="rId13"/>
+                    <a:blip r:embed="rId14"/>
                     <a:stretch>
                       <a:fillRect/>
                     </a:stretch>
@@ -1175,7 +2795,7 @@
         <w:drawing>
           <wp:inline xmlns:a="http://schemas.openxmlformats.org/drawingml/2006/main" xmlns:pic="http://schemas.openxmlformats.org/drawingml/2006/picture">
             <wp:extent cx="6217920" cy="2487168"/>
-            <wp:docPr id="6" name="Picture 6"/>
+            <wp:docPr id="7" name="Picture 7"/>
             <wp:cNvGraphicFramePr>
               <a:graphicFrameLocks noChangeAspect="1"/>
             </wp:cNvGraphicFramePr>
@@ -1187,7 +2807,7 @@
                     <pic:cNvPicPr/>
                   </pic:nvPicPr>
                   <pic:blipFill>
-                    <a:blip r:embed="rId14"/>
+                    <a:blip r:embed="rId15"/>
                     <a:stretch>
                       <a:fillRect/>
                     </a:stretch>
@@ -1283,7 +2903,7 @@
         <w:drawing>
           <wp:inline xmlns:a="http://schemas.openxmlformats.org/drawingml/2006/main" xmlns:pic="http://schemas.openxmlformats.org/drawingml/2006/picture">
             <wp:extent cx="5943600" cy="3804845"/>
-            <wp:docPr id="7" name="Picture 7"/>
+            <wp:docPr id="8" name="Picture 8"/>
             <wp:cNvGraphicFramePr>
               <a:graphicFrameLocks noChangeAspect="1"/>
             </wp:cNvGraphicFramePr>
@@ -1295,7 +2915,7 @@
                     <pic:cNvPicPr/>
                   </pic:nvPicPr>
                   <pic:blipFill>
-                    <a:blip r:embed="rId15"/>
+                    <a:blip r:embed="rId16"/>
                     <a:stretch>
                       <a:fillRect/>
                     </a:stretch>
@@ -1390,6 +3010,1321 @@
     <w:p>
       <w:pPr>
         <w:keepNext/>
+        <w:spacing w:before="280" w:after="120"/>
+      </w:pPr>
+      <w:r>
+        <w:rPr>
+          <w:b/>
+          <w:color w:val="1E3A5F"/>
+          <w:sz w:val="26"/>
+        </w:rPr>
+        <w:t>§1.5B　见顶后的政策响应：从紧缩到刺激的急转弯</w:t>
+      </w:r>
+    </w:p>
+    <w:p>
+      <w:pPr>
+        <w:spacing w:line="408" w:lineRule="auto" w:after="80"/>
+      </w:pPr>
+      <w:r>
+        <w:t>2007 年 10 月上证 6124 见顶后，政策并未立即转向。从见顶到全面刺激，经历了三个阶段——这一时间线对理解「政策响应速度」至关重要。</w:t>
+      </w:r>
+    </w:p>
+    <w:tbl>
+      <w:tblPr>
+        <w:tblStyle w:val="LightGrid-Accent1"/>
+        <w:tblW w:type="auto" w:w="0"/>
+        <w:jc w:val="center"/>
+        <w:tblLook w:firstColumn="1" w:firstRow="1" w:lastColumn="0" w:lastRow="0" w:noHBand="0" w:noVBand="1" w:val="04A0"/>
+      </w:tblPr>
+      <w:tblGrid>
+        <w:gridCol w:w="2351"/>
+        <w:gridCol w:w="2351"/>
+        <w:gridCol w:w="2351"/>
+        <w:gridCol w:w="2351"/>
+      </w:tblGrid>
+      <w:tr>
+        <w:tc>
+          <w:tcPr>
+            <w:tcW w:type="dxa" w:w="1417"/>
+            <w:shd w:fill="1E3A5F"/>
+            <w:vAlign w:val="center"/>
+          </w:tcPr>
+          <w:p>
+            <w:pPr>
+              <w:spacing w:after="40" w:line="312" w:lineRule="auto"/>
+              <w:ind w:firstLine="0"/>
+            </w:pPr>
+            <w:r>
+              <w:rPr>
+                <w:b/>
+                <w:color w:val="FFFFFF"/>
+                <w:sz w:val="20"/>
+              </w:rPr>
+              <w:t>阶段</w:t>
+            </w:r>
+          </w:p>
+        </w:tc>
+        <w:tc>
+          <w:tcPr>
+            <w:tcW w:type="dxa" w:w="1984"/>
+            <w:shd w:fill="1E3A5F"/>
+            <w:vAlign w:val="center"/>
+          </w:tcPr>
+          <w:p>
+            <w:pPr>
+              <w:spacing w:after="40" w:line="312" w:lineRule="auto"/>
+              <w:ind w:firstLine="0"/>
+            </w:pPr>
+            <w:r>
+              <w:rPr>
+                <w:b/>
+                <w:color w:val="FFFFFF"/>
+                <w:sz w:val="20"/>
+              </w:rPr>
+              <w:t>时间</w:t>
+            </w:r>
+          </w:p>
+        </w:tc>
+        <w:tc>
+          <w:tcPr>
+            <w:tcW w:type="dxa" w:w="3118"/>
+            <w:shd w:fill="1E3A5F"/>
+            <w:vAlign w:val="center"/>
+          </w:tcPr>
+          <w:p>
+            <w:pPr>
+              <w:spacing w:after="40" w:line="312" w:lineRule="auto"/>
+              <w:ind w:firstLine="0"/>
+            </w:pPr>
+            <w:r>
+              <w:rPr>
+                <w:b/>
+                <w:color w:val="FFFFFF"/>
+                <w:sz w:val="20"/>
+              </w:rPr>
+              <w:t>政策动作</w:t>
+            </w:r>
+          </w:p>
+        </w:tc>
+        <w:tc>
+          <w:tcPr>
+            <w:tcW w:type="dxa" w:w="2835"/>
+            <w:shd w:fill="1E3A5F"/>
+            <w:vAlign w:val="center"/>
+          </w:tcPr>
+          <w:p>
+            <w:pPr>
+              <w:spacing w:after="40" w:line="312" w:lineRule="auto"/>
+              <w:ind w:firstLine="0"/>
+            </w:pPr>
+            <w:r>
+              <w:rPr>
+                <w:b/>
+                <w:color w:val="FFFFFF"/>
+                <w:sz w:val="20"/>
+              </w:rPr>
+              <w:t>背景</w:t>
+            </w:r>
+          </w:p>
+        </w:tc>
+      </w:tr>
+      <w:tr>
+        <w:tc>
+          <w:tcPr>
+            <w:tcW w:type="dxa" w:w="1417"/>
+            <w:vAlign w:val="center"/>
+          </w:tcPr>
+          <w:p>
+            <w:pPr>
+              <w:spacing w:after="40" w:line="312" w:lineRule="auto"/>
+              <w:ind w:firstLine="0"/>
+            </w:pPr>
+            <w:r>
+              <w:rPr>
+                <w:sz w:val="19"/>
+              </w:rPr>
+              <w:t>继续紧缩</w:t>
+            </w:r>
+          </w:p>
+        </w:tc>
+        <w:tc>
+          <w:tcPr>
+            <w:tcW w:type="dxa" w:w="1984"/>
+            <w:vAlign w:val="center"/>
+          </w:tcPr>
+          <w:p>
+            <w:pPr>
+              <w:spacing w:after="40" w:line="312" w:lineRule="auto"/>
+              <w:ind w:firstLine="0"/>
+            </w:pPr>
+            <w:r>
+              <w:rPr>
+                <w:sz w:val="19"/>
+              </w:rPr>
+              <w:t>2007.10-2008.06</w:t>
+            </w:r>
+          </w:p>
+        </w:tc>
+        <w:tc>
+          <w:tcPr>
+            <w:tcW w:type="dxa" w:w="3118"/>
+            <w:vAlign w:val="center"/>
+          </w:tcPr>
+          <w:p>
+            <w:pPr>
+              <w:spacing w:after="40" w:line="312" w:lineRule="auto"/>
+              <w:ind w:firstLine="0"/>
+            </w:pPr>
+            <w:r>
+              <w:rPr>
+                <w:sz w:val="19"/>
+              </w:rPr>
+              <w:t>RRR 从 14.5% 继续提至 17.5%</w:t>
+              <w:br/>
+              <w:t>（6 次上调）</w:t>
+            </w:r>
+          </w:p>
+        </w:tc>
+        <w:tc>
+          <w:tcPr>
+            <w:tcW w:type="dxa" w:w="2835"/>
+            <w:vAlign w:val="center"/>
+          </w:tcPr>
+          <w:p>
+            <w:pPr>
+              <w:spacing w:after="40" w:line="312" w:lineRule="auto"/>
+              <w:ind w:firstLine="0"/>
+            </w:pPr>
+            <w:r>
+              <w:rPr>
+                <w:sz w:val="19"/>
+              </w:rPr>
+              <w:t>通胀高企（CPI 8.7%）</w:t>
+              <w:br/>
+              <w:t>政策尚未确认拐点</w:t>
+            </w:r>
+          </w:p>
+        </w:tc>
+      </w:tr>
+      <w:tr>
+        <w:tc>
+          <w:tcPr>
+            <w:tcW w:type="dxa" w:w="1417"/>
+            <w:vAlign w:val="center"/>
+          </w:tcPr>
+          <w:p>
+            <w:pPr>
+              <w:spacing w:after="40" w:line="312" w:lineRule="auto"/>
+              <w:ind w:firstLine="0"/>
+            </w:pPr>
+            <w:r>
+              <w:rPr>
+                <w:sz w:val="19"/>
+              </w:rPr>
+              <w:t>危机应对</w:t>
+            </w:r>
+          </w:p>
+        </w:tc>
+        <w:tc>
+          <w:tcPr>
+            <w:tcW w:type="dxa" w:w="1984"/>
+            <w:vAlign w:val="center"/>
+          </w:tcPr>
+          <w:p>
+            <w:pPr>
+              <w:spacing w:after="40" w:line="312" w:lineRule="auto"/>
+              <w:ind w:firstLine="0"/>
+            </w:pPr>
+            <w:r>
+              <w:rPr>
+                <w:sz w:val="19"/>
+              </w:rPr>
+              <w:t>2008.09-2008.10</w:t>
+            </w:r>
+          </w:p>
+        </w:tc>
+        <w:tc>
+          <w:tcPr>
+            <w:tcW w:type="dxa" w:w="3118"/>
+            <w:vAlign w:val="center"/>
+          </w:tcPr>
+          <w:p>
+            <w:pPr>
+              <w:spacing w:after="40" w:line="312" w:lineRule="auto"/>
+              <w:ind w:firstLine="0"/>
+            </w:pPr>
+            <w:r>
+              <w:rPr>
+                <w:sz w:val="19"/>
+              </w:rPr>
+              <w:t>2008.09.16 PBOC 首降 27bp</w:t>
+              <w:br/>
+              <w:t>2008.10.08 全球央行协同降息</w:t>
+            </w:r>
+          </w:p>
+        </w:tc>
+        <w:tc>
+          <w:tcPr>
+            <w:tcW w:type="dxa" w:w="2835"/>
+            <w:vAlign w:val="center"/>
+          </w:tcPr>
+          <w:p>
+            <w:pPr>
+              <w:spacing w:after="40" w:line="312" w:lineRule="auto"/>
+              <w:ind w:firstLine="0"/>
+            </w:pPr>
+            <w:r>
+              <w:rPr>
+                <w:sz w:val="19"/>
+              </w:rPr>
+              <w:t>Lehman 破产（9.15）</w:t>
+              <w:br/>
+              <w:t>全球流动性冻结</w:t>
+            </w:r>
+          </w:p>
+        </w:tc>
+      </w:tr>
+      <w:tr>
+        <w:tc>
+          <w:tcPr>
+            <w:tcW w:type="dxa" w:w="1417"/>
+            <w:vAlign w:val="center"/>
+          </w:tcPr>
+          <w:p>
+            <w:pPr>
+              <w:spacing w:after="40" w:line="312" w:lineRule="auto"/>
+              <w:ind w:firstLine="0"/>
+            </w:pPr>
+            <w:r>
+              <w:rPr>
+                <w:sz w:val="19"/>
+              </w:rPr>
+              <w:t>全面刺激</w:t>
+            </w:r>
+          </w:p>
+        </w:tc>
+        <w:tc>
+          <w:tcPr>
+            <w:tcW w:type="dxa" w:w="1984"/>
+            <w:vAlign w:val="center"/>
+          </w:tcPr>
+          <w:p>
+            <w:pPr>
+              <w:spacing w:after="40" w:line="312" w:lineRule="auto"/>
+              <w:ind w:firstLine="0"/>
+            </w:pPr>
+            <w:r>
+              <w:rPr>
+                <w:sz w:val="19"/>
+              </w:rPr>
+              <w:t>2008.11-2009</w:t>
+            </w:r>
+          </w:p>
+        </w:tc>
+        <w:tc>
+          <w:tcPr>
+            <w:tcW w:type="dxa" w:w="3118"/>
+            <w:vAlign w:val="center"/>
+          </w:tcPr>
+          <w:p>
+            <w:pPr>
+              <w:spacing w:after="40" w:line="312" w:lineRule="auto"/>
+              <w:ind w:firstLine="0"/>
+            </w:pPr>
+            <w:r>
+              <w:rPr>
+                <w:sz w:val="19"/>
+              </w:rPr>
+              <w:t>四万亿财政刺激</w:t>
+              <w:br/>
+              <w:t>RRR 快速下调至 13.5%</w:t>
+              <w:br/>
+              <w:t>新增贷款 9.5 万亿</w:t>
+            </w:r>
+          </w:p>
+        </w:tc>
+        <w:tc>
+          <w:tcPr>
+            <w:tcW w:type="dxa" w:w="2835"/>
+            <w:vAlign w:val="center"/>
+          </w:tcPr>
+          <w:p>
+            <w:pPr>
+              <w:spacing w:after="40" w:line="312" w:lineRule="auto"/>
+              <w:ind w:firstLine="0"/>
+            </w:pPr>
+            <w:r>
+              <w:rPr>
+                <w:sz w:val="19"/>
+              </w:rPr>
+              <w:t>GDP 断崖（Q4 6.8%→Q1 6.1%）</w:t>
+              <w:br/>
+              <w:t>出口同比 -17.5%</w:t>
+            </w:r>
+          </w:p>
+        </w:tc>
+      </w:tr>
+    </w:tbl>
+    <w:p>
+      <w:pPr>
+        <w:spacing w:line="408" w:lineRule="auto" w:after="80"/>
+      </w:pPr>
+      <w:r>
+        <w:t>**关键判断：是紧缩政策还是 Lehman 导致见顶？**</w:t>
+      </w:r>
+    </w:p>
+    <w:p>
+      <w:pPr>
+        <w:spacing w:line="408" w:lineRule="auto" w:after="80"/>
+      </w:pPr>
+      <w:r>
+        <w:t>证据强烈支持「Lehman 是主因」的判断：</w:t>
+      </w:r>
+    </w:p>
+    <w:p>
+      <w:pPr>
+        <w:pStyle w:val="ListBullet"/>
+        <w:ind w:left="800"/>
+      </w:pPr>
+      <w:r>
+        <w:t>**时间不匹配**：LME 铜 2008.04 见顶（$8,985），上证 2007.10 见顶（6124），但 PBOC 最后一次加 RRR 是 2008.06.07——紧缩政策在价格见顶后仍在加码</w:t>
+      </w:r>
+    </w:p>
+    <w:p>
+      <w:pPr>
+        <w:pStyle w:val="ListBullet"/>
+        <w:ind w:left="800"/>
+      </w:pPr>
+      <w:r>
+        <w:t>**外部冲击**：2008.09.15 Lehman 破产后，铜价 4 个月跌 63%（$7,500→$2,800），这才是真正的「断崖」</w:t>
+      </w:r>
+    </w:p>
+    <w:p>
+      <w:pPr>
+        <w:pStyle w:val="ListBullet"/>
+        <w:ind w:left="800"/>
+      </w:pPr>
+      <w:r>
+        <w:t>**全球共振**：美国、欧洲、日本同时进入衰退，全球工业生产 Q4 2008 下降 13%，这不是中国政策能解释的</w:t>
+      </w:r>
+    </w:p>
+    <w:p>
+      <w:pPr>
+        <w:spacing w:line="408" w:lineRule="auto" w:after="80"/>
+      </w:pPr>
+      <w:r>
+        <w:t>**政策含义**：紧缩政策「抑制了过热」但「没有刺破泡沫」。真正刺破泡沫的是外生冲击（Lehman + 全球需求坍塌）。这与 23–26 的启示是：**M7 Capex 减投本身可能不会触发崩盘，但「外部冲击 + M7 同步减投」的组合才是真正的危险**。</w:t>
+      </w:r>
+    </w:p>
+    <w:p>
+      <w:pPr>
+        <w:keepNext/>
+        <w:spacing w:before="280" w:after="120"/>
+      </w:pPr>
+      <w:r>
+        <w:rPr>
+          <w:b/>
+          <w:color w:val="1E3A5F"/>
+          <w:sz w:val="26"/>
+        </w:rPr>
+        <w:t>§1.5C　蒙代尔不可能三角：宏观政策的终极约束</w:t>
+      </w:r>
+    </w:p>
+    <w:p>
+      <w:pPr>
+        <w:spacing w:line="408" w:lineRule="auto" w:after="80"/>
+      </w:pPr>
+      <w:r>
+        <w:t>蒙代尔不可能三角（Mundell-Fleming Trilemma）是理解 2005-2007 中国宏观政策的最核心框架。其核心定理：**固定汇率、资本自由流动、独立货币政策——三者最多只能同时实现两个**。</w:t>
+      </w:r>
+    </w:p>
+    <w:tbl>
+      <w:tblPr>
+        <w:tblStyle w:val="LightGrid-Accent1"/>
+        <w:tblW w:type="auto" w:w="0"/>
+        <w:jc w:val="center"/>
+        <w:tblLook w:firstColumn="1" w:firstRow="1" w:lastColumn="0" w:lastRow="0" w:noHBand="0" w:noVBand="1" w:val="04A0"/>
+      </w:tblPr>
+      <w:tblGrid>
+        <w:gridCol w:w="1568"/>
+        <w:gridCol w:w="1568"/>
+        <w:gridCol w:w="1568"/>
+        <w:gridCol w:w="1568"/>
+        <w:gridCol w:w="1568"/>
+        <w:gridCol w:w="1568"/>
+      </w:tblGrid>
+      <w:tr>
+        <w:tc>
+          <w:tcPr>
+            <w:tcW w:type="dxa" w:w="680"/>
+            <w:shd w:fill="1E3A5F"/>
+            <w:vAlign w:val="center"/>
+          </w:tcPr>
+          <w:p>
+            <w:pPr>
+              <w:spacing w:after="40" w:line="312" w:lineRule="auto"/>
+              <w:ind w:firstLine="0"/>
+            </w:pPr>
+            <w:r>
+              <w:rPr>
+                <w:b/>
+                <w:color w:val="FFFFFF"/>
+                <w:sz w:val="20"/>
+              </w:rPr>
+              <w:t>组合</w:t>
+            </w:r>
+          </w:p>
+        </w:tc>
+        <w:tc>
+          <w:tcPr>
+            <w:tcW w:type="dxa" w:w="850"/>
+            <w:shd w:fill="1E3A5F"/>
+            <w:vAlign w:val="center"/>
+          </w:tcPr>
+          <w:p>
+            <w:pPr>
+              <w:spacing w:after="40" w:line="312" w:lineRule="auto"/>
+              <w:ind w:firstLine="0"/>
+            </w:pPr>
+            <w:r>
+              <w:rPr>
+                <w:b/>
+                <w:color w:val="FFFFFF"/>
+                <w:sz w:val="20"/>
+              </w:rPr>
+              <w:t>汇率</w:t>
+            </w:r>
+          </w:p>
+        </w:tc>
+        <w:tc>
+          <w:tcPr>
+            <w:tcW w:type="dxa" w:w="1020"/>
+            <w:shd w:fill="1E3A5F"/>
+            <w:vAlign w:val="center"/>
+          </w:tcPr>
+          <w:p>
+            <w:pPr>
+              <w:spacing w:after="40" w:line="312" w:lineRule="auto"/>
+              <w:ind w:firstLine="0"/>
+            </w:pPr>
+            <w:r>
+              <w:rPr>
+                <w:b/>
+                <w:color w:val="FFFFFF"/>
+                <w:sz w:val="20"/>
+              </w:rPr>
+              <w:t>资本</w:t>
+            </w:r>
+          </w:p>
+        </w:tc>
+        <w:tc>
+          <w:tcPr>
+            <w:tcW w:type="dxa" w:w="1134"/>
+            <w:shd w:fill="1E3A5F"/>
+            <w:vAlign w:val="center"/>
+          </w:tcPr>
+          <w:p>
+            <w:pPr>
+              <w:spacing w:after="40" w:line="312" w:lineRule="auto"/>
+              <w:ind w:firstLine="0"/>
+            </w:pPr>
+            <w:r>
+              <w:rPr>
+                <w:b/>
+                <w:color w:val="FFFFFF"/>
+                <w:sz w:val="20"/>
+              </w:rPr>
+              <w:t>货币政策</w:t>
+            </w:r>
+          </w:p>
+        </w:tc>
+        <w:tc>
+          <w:tcPr>
+            <w:tcW w:type="dxa" w:w="1984"/>
+            <w:shd w:fill="1E3A5F"/>
+            <w:vAlign w:val="center"/>
+          </w:tcPr>
+          <w:p>
+            <w:pPr>
+              <w:spacing w:after="40" w:line="312" w:lineRule="auto"/>
+              <w:ind w:firstLine="0"/>
+            </w:pPr>
+            <w:r>
+              <w:rPr>
+                <w:b/>
+                <w:color w:val="FFFFFF"/>
+                <w:sz w:val="20"/>
+              </w:rPr>
+              <w:t>牺牲</w:t>
+            </w:r>
+          </w:p>
+        </w:tc>
+        <w:tc>
+          <w:tcPr>
+            <w:tcW w:type="dxa" w:w="2835"/>
+            <w:shd w:fill="1E3A5F"/>
+            <w:vAlign w:val="center"/>
+          </w:tcPr>
+          <w:p>
+            <w:pPr>
+              <w:spacing w:after="40" w:line="312" w:lineRule="auto"/>
+              <w:ind w:firstLine="0"/>
+            </w:pPr>
+            <w:r>
+              <w:rPr>
+                <w:b/>
+                <w:color w:val="FFFFFF"/>
+                <w:sz w:val="20"/>
+              </w:rPr>
+              <w:t>典型案例</w:t>
+            </w:r>
+          </w:p>
+        </w:tc>
+      </w:tr>
+      <w:tr>
+        <w:tc>
+          <w:tcPr>
+            <w:tcW w:type="dxa" w:w="680"/>
+            <w:vAlign w:val="center"/>
+          </w:tcPr>
+          <w:p>
+            <w:pPr>
+              <w:spacing w:after="40" w:line="312" w:lineRule="auto"/>
+              <w:ind w:firstLine="0"/>
+            </w:pPr>
+            <w:r>
+              <w:rPr>
+                <w:sz w:val="19"/>
+              </w:rPr>
+              <w:t>A</w:t>
+            </w:r>
+          </w:p>
+        </w:tc>
+        <w:tc>
+          <w:tcPr>
+            <w:tcW w:type="dxa" w:w="850"/>
+            <w:vAlign w:val="center"/>
+          </w:tcPr>
+          <w:p>
+            <w:pPr>
+              <w:spacing w:after="40" w:line="312" w:lineRule="auto"/>
+              <w:ind w:firstLine="0"/>
+            </w:pPr>
+            <w:r>
+              <w:rPr>
+                <w:sz w:val="19"/>
+              </w:rPr>
+              <w:t>固定</w:t>
+            </w:r>
+          </w:p>
+        </w:tc>
+        <w:tc>
+          <w:tcPr>
+            <w:tcW w:type="dxa" w:w="1020"/>
+            <w:vAlign w:val="center"/>
+          </w:tcPr>
+          <w:p>
+            <w:pPr>
+              <w:spacing w:after="40" w:line="312" w:lineRule="auto"/>
+              <w:ind w:firstLine="0"/>
+            </w:pPr>
+            <w:r>
+              <w:rPr>
+                <w:sz w:val="19"/>
+              </w:rPr>
+              <w:t>自由</w:t>
+            </w:r>
+          </w:p>
+        </w:tc>
+        <w:tc>
+          <w:tcPr>
+            <w:tcW w:type="dxa" w:w="1134"/>
+            <w:vAlign w:val="center"/>
+          </w:tcPr>
+          <w:p>
+            <w:pPr>
+              <w:spacing w:after="40" w:line="312" w:lineRule="auto"/>
+              <w:ind w:firstLine="0"/>
+            </w:pPr>
+            <w:r>
+              <w:rPr>
+                <w:sz w:val="19"/>
+              </w:rPr>
+              <w:t>× 独立</w:t>
+            </w:r>
+          </w:p>
+        </w:tc>
+        <w:tc>
+          <w:tcPr>
+            <w:tcW w:type="dxa" w:w="1984"/>
+            <w:vAlign w:val="center"/>
+          </w:tcPr>
+          <w:p>
+            <w:pPr>
+              <w:spacing w:after="40" w:line="312" w:lineRule="auto"/>
+              <w:ind w:firstLine="0"/>
+            </w:pPr>
+            <w:r>
+              <w:rPr>
+                <w:sz w:val="19"/>
+              </w:rPr>
+              <w:t>独立货币政策</w:t>
+            </w:r>
+          </w:p>
+        </w:tc>
+        <w:tc>
+          <w:tcPr>
+            <w:tcW w:type="dxa" w:w="2835"/>
+            <w:vAlign w:val="center"/>
+          </w:tcPr>
+          <w:p>
+            <w:pPr>
+              <w:spacing w:after="40" w:line="312" w:lineRule="auto"/>
+              <w:ind w:firstLine="0"/>
+            </w:pPr>
+            <w:r>
+              <w:rPr>
+                <w:sz w:val="19"/>
+              </w:rPr>
+              <w:t>香港联系汇率、欧元区成员国</w:t>
+            </w:r>
+          </w:p>
+        </w:tc>
+      </w:tr>
+      <w:tr>
+        <w:tc>
+          <w:tcPr>
+            <w:tcW w:type="dxa" w:w="680"/>
+            <w:vAlign w:val="center"/>
+          </w:tcPr>
+          <w:p>
+            <w:pPr>
+              <w:spacing w:after="40" w:line="312" w:lineRule="auto"/>
+              <w:ind w:firstLine="0"/>
+            </w:pPr>
+            <w:r>
+              <w:rPr>
+                <w:sz w:val="19"/>
+              </w:rPr>
+              <w:t>B</w:t>
+            </w:r>
+          </w:p>
+        </w:tc>
+        <w:tc>
+          <w:tcPr>
+            <w:tcW w:type="dxa" w:w="850"/>
+            <w:vAlign w:val="center"/>
+          </w:tcPr>
+          <w:p>
+            <w:pPr>
+              <w:spacing w:after="40" w:line="312" w:lineRule="auto"/>
+              <w:ind w:firstLine="0"/>
+            </w:pPr>
+            <w:r>
+              <w:rPr>
+                <w:sz w:val="19"/>
+              </w:rPr>
+              <w:t>固定</w:t>
+            </w:r>
+          </w:p>
+        </w:tc>
+        <w:tc>
+          <w:tcPr>
+            <w:tcW w:type="dxa" w:w="1020"/>
+            <w:vAlign w:val="center"/>
+          </w:tcPr>
+          <w:p>
+            <w:pPr>
+              <w:spacing w:after="40" w:line="312" w:lineRule="auto"/>
+              <w:ind w:firstLine="0"/>
+            </w:pPr>
+            <w:r>
+              <w:rPr>
+                <w:sz w:val="19"/>
+              </w:rPr>
+              <w:t>× 管制</w:t>
+            </w:r>
+          </w:p>
+        </w:tc>
+        <w:tc>
+          <w:tcPr>
+            <w:tcW w:type="dxa" w:w="1134"/>
+            <w:vAlign w:val="center"/>
+          </w:tcPr>
+          <w:p>
+            <w:pPr>
+              <w:spacing w:after="40" w:line="312" w:lineRule="auto"/>
+              <w:ind w:firstLine="0"/>
+            </w:pPr>
+            <w:r>
+              <w:rPr>
+                <w:sz w:val="19"/>
+              </w:rPr>
+              <w:t>独立</w:t>
+            </w:r>
+          </w:p>
+        </w:tc>
+        <w:tc>
+          <w:tcPr>
+            <w:tcW w:type="dxa" w:w="1984"/>
+            <w:vAlign w:val="center"/>
+          </w:tcPr>
+          <w:p>
+            <w:pPr>
+              <w:spacing w:after="40" w:line="312" w:lineRule="auto"/>
+              <w:ind w:firstLine="0"/>
+            </w:pPr>
+            <w:r>
+              <w:rPr>
+                <w:sz w:val="19"/>
+              </w:rPr>
+              <w:t>资本自由流动</w:t>
+            </w:r>
+          </w:p>
+        </w:tc>
+        <w:tc>
+          <w:tcPr>
+            <w:tcW w:type="dxa" w:w="2835"/>
+            <w:vAlign w:val="center"/>
+          </w:tcPr>
+          <w:p>
+            <w:pPr>
+              <w:spacing w:after="40" w:line="312" w:lineRule="auto"/>
+              <w:ind w:firstLine="0"/>
+            </w:pPr>
+            <w:r>
+              <w:rPr>
+                <w:sz w:val="19"/>
+              </w:rPr>
+              <w:t>2005-07 中国、布雷顿森林体系</w:t>
+            </w:r>
+          </w:p>
+        </w:tc>
+      </w:tr>
+      <w:tr>
+        <w:tc>
+          <w:tcPr>
+            <w:tcW w:type="dxa" w:w="680"/>
+            <w:vAlign w:val="center"/>
+          </w:tcPr>
+          <w:p>
+            <w:pPr>
+              <w:spacing w:after="40" w:line="312" w:lineRule="auto"/>
+              <w:ind w:firstLine="0"/>
+            </w:pPr>
+            <w:r>
+              <w:rPr>
+                <w:sz w:val="19"/>
+              </w:rPr>
+              <w:t>C</w:t>
+            </w:r>
+          </w:p>
+        </w:tc>
+        <w:tc>
+          <w:tcPr>
+            <w:tcW w:type="dxa" w:w="850"/>
+            <w:vAlign w:val="center"/>
+          </w:tcPr>
+          <w:p>
+            <w:pPr>
+              <w:spacing w:after="40" w:line="312" w:lineRule="auto"/>
+              <w:ind w:firstLine="0"/>
+            </w:pPr>
+            <w:r>
+              <w:rPr>
+                <w:sz w:val="19"/>
+              </w:rPr>
+              <w:t>× 浮动</w:t>
+            </w:r>
+          </w:p>
+        </w:tc>
+        <w:tc>
+          <w:tcPr>
+            <w:tcW w:type="dxa" w:w="1020"/>
+            <w:vAlign w:val="center"/>
+          </w:tcPr>
+          <w:p>
+            <w:pPr>
+              <w:spacing w:after="40" w:line="312" w:lineRule="auto"/>
+              <w:ind w:firstLine="0"/>
+            </w:pPr>
+            <w:r>
+              <w:rPr>
+                <w:sz w:val="19"/>
+              </w:rPr>
+              <w:t>自由</w:t>
+            </w:r>
+          </w:p>
+        </w:tc>
+        <w:tc>
+          <w:tcPr>
+            <w:tcW w:type="dxa" w:w="1134"/>
+            <w:vAlign w:val="center"/>
+          </w:tcPr>
+          <w:p>
+            <w:pPr>
+              <w:spacing w:after="40" w:line="312" w:lineRule="auto"/>
+              <w:ind w:firstLine="0"/>
+            </w:pPr>
+            <w:r>
+              <w:rPr>
+                <w:sz w:val="19"/>
+              </w:rPr>
+              <w:t>独立</w:t>
+            </w:r>
+          </w:p>
+        </w:tc>
+        <w:tc>
+          <w:tcPr>
+            <w:tcW w:type="dxa" w:w="1984"/>
+            <w:vAlign w:val="center"/>
+          </w:tcPr>
+          <w:p>
+            <w:pPr>
+              <w:spacing w:after="40" w:line="312" w:lineRule="auto"/>
+              <w:ind w:firstLine="0"/>
+            </w:pPr>
+            <w:r>
+              <w:rPr>
+                <w:sz w:val="19"/>
+              </w:rPr>
+              <w:t>固定汇率</w:t>
+            </w:r>
+          </w:p>
+        </w:tc>
+        <w:tc>
+          <w:tcPr>
+            <w:tcW w:type="dxa" w:w="2835"/>
+            <w:vAlign w:val="center"/>
+          </w:tcPr>
+          <w:p>
+            <w:pPr>
+              <w:spacing w:after="40" w:line="312" w:lineRule="auto"/>
+              <w:ind w:firstLine="0"/>
+            </w:pPr>
+            <w:r>
+              <w:rPr>
+                <w:sz w:val="19"/>
+              </w:rPr>
+              <w:t>美国、英国、日本</w:t>
+            </w:r>
+          </w:p>
+        </w:tc>
+      </w:tr>
+    </w:tbl>
+    <w:p>
+      <w:pPr>
+        <w:keepNext/>
+        <w:spacing w:before="160" w:after="80"/>
+      </w:pPr>
+      <w:r>
+        <w:rPr>
+          <w:b/>
+          <w:color w:val="475569"/>
+          <w:sz w:val="23"/>
+        </w:rPr>
+        <w:t>中国 2005-2007：B 组合的高昂代价</w:t>
+      </w:r>
+    </w:p>
+    <w:p>
+      <w:pPr>
+        <w:spacing w:line="408" w:lineRule="auto" w:after="80"/>
+      </w:pPr>
+      <w:r>
+        <w:t>中国在 2005-2007 年选择了「固定汇率 + 名义资本管制 + 名义独立货币政策」（B 组合），但实际操作中被迫通过大规模冲销来「三者兼得」——代价极其高昂：</w:t>
+      </w:r>
+    </w:p>
+    <w:p>
+      <w:pPr>
+        <w:pStyle w:val="ListBullet"/>
+        <w:ind w:left="800"/>
+      </w:pPr>
+      <w:r>
+        <w:t>**外汇储备暴增**：从 8,189 亿→15,282 亿美元（两年半翻倍），外储/GDP 48% 全球第一</w:t>
+      </w:r>
+    </w:p>
+    <w:p>
+      <w:pPr>
+        <w:pStyle w:val="ListBullet"/>
+        <w:ind w:left="800"/>
+      </w:pPr>
+      <w:r>
+        <w:t>**冲销成本**：央票余额从 5,000 亿→3 万亿元，每年冲销成本约 GDP 的 1-2%</w:t>
+      </w:r>
+    </w:p>
+    <w:p>
+      <w:pPr>
+        <w:pStyle w:val="ListBullet"/>
+        <w:ind w:left="800"/>
+      </w:pPr>
+      <w:r>
+        <w:t>**被动宽松**：央行想加息抑制过热 → 加息吸引更大热钱流入 → 需更多冲销 → 成本更高——自我强化困境</w:t>
+      </w:r>
+    </w:p>
+    <w:p>
+      <w:pPr>
+        <w:pStyle w:val="ListBullet"/>
+        <w:ind w:left="800"/>
+      </w:pPr>
+      <w:r>
+        <w:t>**宏观失衡**：经常账户顺差/GDP 从 1.3% 升至 10%（历史罕见），M2 增速 18% 推升资产泡沫</w:t>
+      </w:r>
+    </w:p>
+    <w:p>
+      <w:pPr>
+        <w:keepNext/>
+        <w:spacing w:before="160" w:after="80"/>
+      </w:pPr>
+      <w:r>
+        <w:rPr>
+          <w:b/>
+          <w:color w:val="475569"/>
+          <w:sz w:val="23"/>
+        </w:rPr>
+        <w:t>中国当前：从 B 向 C 移动</w:t>
+      </w:r>
+    </w:p>
+    <w:p>
+      <w:pPr>
+        <w:spacing w:line="408" w:lineRule="auto" w:after="80"/>
+      </w:pPr>
+      <w:r>
+        <w:t>当前中国已在三角上显著移动：汇率弹性提高（日均波幅 0.5-1%）、货币政策独立性增强（不再需要大规模冲销外汇占款）、资本管制从「防流入」转为「防流出」。这是从 B 组合（固定+管制+独立）向 C 组合（浮动+自由+独立）的渐进转型。</w:t>
+      </w:r>
+    </w:p>
+    <w:p>
+      <w:pPr>
+        <w:spacing w:before="200" w:after="40"/>
+        <w:jc w:val="center"/>
+      </w:pPr>
+      <w:r>
+        <w:drawing>
+          <wp:inline xmlns:a="http://schemas.openxmlformats.org/drawingml/2006/main" xmlns:pic="http://schemas.openxmlformats.org/drawingml/2006/picture">
+            <wp:extent cx="5943600" cy="4944256"/>
+            <wp:docPr id="9" name="Picture 9"/>
+            <wp:cNvGraphicFramePr>
+              <a:graphicFrameLocks noChangeAspect="1"/>
+            </wp:cNvGraphicFramePr>
+            <a:graphic>
+              <a:graphicData uri="http://schemas.openxmlformats.org/drawingml/2006/picture">
+                <pic:pic>
+                  <pic:nvPicPr>
+                    <pic:cNvPr id="0" name="13_impossible_trinity.png"/>
+                    <pic:cNvPicPr/>
+                  </pic:nvPicPr>
+                  <pic:blipFill>
+                    <a:blip r:embed="rId17"/>
+                    <a:stretch>
+                      <a:fillRect/>
+                    </a:stretch>
+                  </pic:blipFill>
+                  <pic:spPr>
+                    <a:xfrm>
+                      <a:off x="0" y="0"/>
+                      <a:ext cx="5943600" cy="4944256"/>
+                    </a:xfrm>
+                    <a:prstGeom prst="rect"/>
+                  </pic:spPr>
+                </pic:pic>
+              </a:graphicData>
+            </a:graphic>
+          </wp:inline>
+        </w:drawing>
+      </w:r>
+    </w:p>
+    <w:p>
+      <w:pPr>
+        <w:spacing w:after="240"/>
+        <w:jc w:val="center"/>
+      </w:pPr>
+      <w:r>
+        <w:rPr>
+          <w:i/>
+          <w:color w:val="64748B"/>
+          <w:sz w:val="19"/>
+        </w:rPr>
+        <w:t>图表 13：蒙代尔不可能三角定位图——中国 05-07/中国当前/美国</w:t>
+      </w:r>
+    </w:p>
+    <w:p>
+      <w:pPr>
+        <w:keepNext/>
+        <w:spacing w:before="160" w:after="80"/>
+      </w:pPr>
+      <w:r>
+        <w:rPr>
+          <w:b/>
+          <w:color w:val="475569"/>
+          <w:sz w:val="23"/>
+        </w:rPr>
+        <w:t>类比到 AI 投资周期：新三角</w:t>
+      </w:r>
+    </w:p>
+    <w:p>
+      <w:pPr>
+        <w:spacing w:line="408" w:lineRule="auto" w:after="80"/>
+      </w:pPr>
+      <w:r>
+        <w:t>不可能三角的逻辑可以延伸到 AI 投资周期分析。AI 时代的「不可能三角」是：**技术开放性、短期投资回报、长期战略自主**——三者同样不可兼得。</w:t>
+      </w:r>
+    </w:p>
+    <w:tbl>
+      <w:tblPr>
+        <w:tblStyle w:val="LightGrid-Accent1"/>
+        <w:tblW w:type="auto" w:w="0"/>
+        <w:jc w:val="center"/>
+        <w:tblLook w:firstColumn="1" w:firstRow="1" w:lastColumn="0" w:lastRow="0" w:noHBand="0" w:noVBand="1" w:val="04A0"/>
+      </w:tblPr>
+      <w:tblGrid>
+        <w:gridCol w:w="3135"/>
+        <w:gridCol w:w="3135"/>
+        <w:gridCol w:w="3135"/>
+      </w:tblGrid>
+      <w:tr>
+        <w:tc>
+          <w:tcPr>
+            <w:tcW w:type="dxa" w:w="2268"/>
+            <w:shd w:fill="1E3A5F"/>
+            <w:vAlign w:val="center"/>
+          </w:tcPr>
+          <w:p>
+            <w:pPr>
+              <w:spacing w:after="40" w:line="312" w:lineRule="auto"/>
+              <w:ind w:firstLine="0"/>
+            </w:pPr>
+            <w:r>
+              <w:rPr>
+                <w:b/>
+                <w:color w:val="FFFFFF"/>
+                <w:sz w:val="20"/>
+              </w:rPr>
+              <w:t>情景</w:t>
+            </w:r>
+          </w:p>
+        </w:tc>
+        <w:tc>
+          <w:tcPr>
+            <w:tcW w:type="dxa" w:w="3402"/>
+            <w:shd w:fill="1E3A5F"/>
+            <w:vAlign w:val="center"/>
+          </w:tcPr>
+          <w:p>
+            <w:pPr>
+              <w:spacing w:after="40" w:line="312" w:lineRule="auto"/>
+              <w:ind w:firstLine="0"/>
+            </w:pPr>
+            <w:r>
+              <w:rPr>
+                <w:b/>
+                <w:color w:val="FFFFFF"/>
+                <w:sz w:val="20"/>
+              </w:rPr>
+              <w:t>路径</w:t>
+            </w:r>
+          </w:p>
+        </w:tc>
+        <w:tc>
+          <w:tcPr>
+            <w:tcW w:type="dxa" w:w="3402"/>
+            <w:shd w:fill="1E3A5F"/>
+            <w:vAlign w:val="center"/>
+          </w:tcPr>
+          <w:p>
+            <w:pPr>
+              <w:spacing w:after="40" w:line="312" w:lineRule="auto"/>
+              <w:ind w:firstLine="0"/>
+            </w:pPr>
+            <w:r>
+              <w:rPr>
+                <w:b/>
+                <w:color w:val="FFFFFF"/>
+                <w:sz w:val="20"/>
+              </w:rPr>
+              <w:t>代价</w:t>
+            </w:r>
+          </w:p>
+        </w:tc>
+      </w:tr>
+      <w:tr>
+        <w:tc>
+          <w:tcPr>
+            <w:tcW w:type="dxa" w:w="2268"/>
+            <w:vAlign w:val="center"/>
+          </w:tcPr>
+          <w:p>
+            <w:pPr>
+              <w:spacing w:after="40" w:line="312" w:lineRule="auto"/>
+              <w:ind w:firstLine="0"/>
+            </w:pPr>
+            <w:r>
+              <w:rPr>
+                <w:sz w:val="19"/>
+              </w:rPr>
+              <w:t>技术封锁 + 短期回报优先</w:t>
+            </w:r>
+          </w:p>
+        </w:tc>
+        <w:tc>
+          <w:tcPr>
+            <w:tcW w:type="dxa" w:w="3402"/>
+            <w:vAlign w:val="center"/>
+          </w:tcPr>
+          <w:p>
+            <w:pPr>
+              <w:spacing w:after="40" w:line="312" w:lineRule="auto"/>
+              <w:ind w:firstLine="0"/>
+            </w:pPr>
+            <w:r>
+              <w:rPr>
+                <w:sz w:val="19"/>
+              </w:rPr>
+              <w:t>全面采购现有 AI 技术（如 NVIDIA GPU），快速商业化</w:t>
+            </w:r>
+          </w:p>
+        </w:tc>
+        <w:tc>
+          <w:tcPr>
+            <w:tcW w:type="dxa" w:w="3402"/>
+            <w:vAlign w:val="center"/>
+          </w:tcPr>
+          <w:p>
+            <w:pPr>
+              <w:spacing w:after="40" w:line="312" w:lineRule="auto"/>
+              <w:ind w:firstLine="0"/>
+            </w:pPr>
+            <w:r>
+              <w:rPr>
+                <w:sz w:val="19"/>
+              </w:rPr>
+              <w:t>技术依赖不可持续，断供即停滞</w:t>
+            </w:r>
+          </w:p>
+        </w:tc>
+      </w:tr>
+      <w:tr>
+        <w:tc>
+          <w:tcPr>
+            <w:tcW w:type="dxa" w:w="2268"/>
+            <w:vAlign w:val="center"/>
+          </w:tcPr>
+          <w:p>
+            <w:pPr>
+              <w:spacing w:after="40" w:line="312" w:lineRule="auto"/>
+              <w:ind w:firstLine="0"/>
+            </w:pPr>
+            <w:r>
+              <w:rPr>
+                <w:sz w:val="19"/>
+              </w:rPr>
+              <w:t>技术封锁 + 长期战略自主</w:t>
+            </w:r>
+          </w:p>
+        </w:tc>
+        <w:tc>
+          <w:tcPr>
+            <w:tcW w:type="dxa" w:w="3402"/>
+            <w:vAlign w:val="center"/>
+          </w:tcPr>
+          <w:p>
+            <w:pPr>
+              <w:spacing w:after="40" w:line="312" w:lineRule="auto"/>
+              <w:ind w:firstLine="0"/>
+            </w:pPr>
+            <w:r>
+              <w:rPr>
+                <w:sz w:val="19"/>
+              </w:rPr>
+              <w:t>自主投入算力芯片、大模型、数据基础设施</w:t>
+            </w:r>
+          </w:p>
+        </w:tc>
+        <w:tc>
+          <w:tcPr>
+            <w:tcW w:type="dxa" w:w="3402"/>
+            <w:vAlign w:val="center"/>
+          </w:tcPr>
+          <w:p>
+            <w:pPr>
+              <w:spacing w:after="40" w:line="312" w:lineRule="auto"/>
+              <w:ind w:firstLine="0"/>
+            </w:pPr>
+            <w:r>
+              <w:rPr>
+                <w:sz w:val="19"/>
+              </w:rPr>
+              <w:t>前期投入大、周期长、可能落后</w:t>
+            </w:r>
+          </w:p>
+        </w:tc>
+      </w:tr>
+      <w:tr>
+        <w:tc>
+          <w:tcPr>
+            <w:tcW w:type="dxa" w:w="2268"/>
+            <w:vAlign w:val="center"/>
+          </w:tcPr>
+          <w:p>
+            <w:pPr>
+              <w:spacing w:after="40" w:line="312" w:lineRule="auto"/>
+              <w:ind w:firstLine="0"/>
+            </w:pPr>
+            <w:r>
+              <w:rPr>
+                <w:sz w:val="19"/>
+              </w:rPr>
+              <w:t>技术开放 + 长期战略自主</w:t>
+            </w:r>
+          </w:p>
+        </w:tc>
+        <w:tc>
+          <w:tcPr>
+            <w:tcW w:type="dxa" w:w="3402"/>
+            <w:vAlign w:val="center"/>
+          </w:tcPr>
+          <w:p>
+            <w:pPr>
+              <w:spacing w:after="40" w:line="312" w:lineRule="auto"/>
+              <w:ind w:firstLine="0"/>
+            </w:pPr>
+            <w:r>
+              <w:rPr>
+                <w:sz w:val="19"/>
+              </w:rPr>
+              <w:t>参与全球 AI 分工，同时建立本土核心能力</w:t>
+            </w:r>
+          </w:p>
+        </w:tc>
+        <w:tc>
+          <w:tcPr>
+            <w:tcW w:type="dxa" w:w="3402"/>
+            <w:vAlign w:val="center"/>
+          </w:tcPr>
+          <w:p>
+            <w:pPr>
+              <w:spacing w:after="40" w:line="312" w:lineRule="auto"/>
+              <w:ind w:firstLine="0"/>
+            </w:pPr>
+            <w:r>
+              <w:rPr>
+                <w:sz w:val="19"/>
+              </w:rPr>
+              <w:t>技术外溢可能被切断（中美脱钩趋势）</w:t>
+            </w:r>
+          </w:p>
+        </w:tc>
+      </w:tr>
+    </w:tbl>
+    <w:p>
+      <w:pPr>
+        <w:spacing w:line="408" w:lineRule="auto" w:after="80"/>
+      </w:pPr>
+      <w:r>
+        <w:t>中国当前实际上在选择接近「技术封锁 + 长期战略自主」的路径——华为昇腾、百度文心、数据主权。代价是短期投资效率可能低于完全开放市场。这与 2005-07 年的结构性相似：**都是在外部约束下寻求最优政策组合**。</w:t>
+      </w:r>
+    </w:p>
+    <w:p>
+      <w:pPr>
+        <w:keepNext/>
         <w:spacing w:before="400" w:after="200"/>
       </w:pPr>
       <w:r>
@@ -2078,7 +5013,7 @@
         <w:drawing>
           <wp:inline xmlns:a="http://schemas.openxmlformats.org/drawingml/2006/main" xmlns:pic="http://schemas.openxmlformats.org/drawingml/2006/picture">
             <wp:extent cx="5486400" cy="4710286"/>
-            <wp:docPr id="8" name="Picture 8"/>
+            <wp:docPr id="10" name="Picture 10"/>
             <wp:cNvGraphicFramePr>
               <a:graphicFrameLocks noChangeAspect="1"/>
             </wp:cNvGraphicFramePr>
@@ -2090,7 +5025,7 @@
                     <pic:cNvPicPr/>
                   </pic:nvPicPr>
                   <pic:blipFill>
-                    <a:blip r:embed="rId16"/>
+                    <a:blip r:embed="rId18"/>
                     <a:stretch>
                       <a:fillRect/>
                     </a:stretch>
@@ -2203,7 +5138,7 @@
         <w:drawing>
           <wp:inline xmlns:a="http://schemas.openxmlformats.org/drawingml/2006/main" xmlns:pic="http://schemas.openxmlformats.org/drawingml/2006/picture">
             <wp:extent cx="5943600" cy="2228850"/>
-            <wp:docPr id="9" name="Picture 9"/>
+            <wp:docPr id="11" name="Picture 11"/>
             <wp:cNvGraphicFramePr>
               <a:graphicFrameLocks noChangeAspect="1"/>
             </wp:cNvGraphicFramePr>
@@ -2215,7 +5150,7 @@
                     <pic:cNvPicPr/>
                   </pic:nvPicPr>
                   <pic:blipFill>
-                    <a:blip r:embed="rId17"/>
+                    <a:blip r:embed="rId19"/>
                     <a:stretch>
                       <a:fillRect/>
                     </a:stretch>
@@ -2306,7 +5241,7 @@
         <w:drawing>
           <wp:inline xmlns:a="http://schemas.openxmlformats.org/drawingml/2006/main" xmlns:pic="http://schemas.openxmlformats.org/drawingml/2006/picture">
             <wp:extent cx="5943600" cy="2377440"/>
-            <wp:docPr id="10" name="Picture 10"/>
+            <wp:docPr id="12" name="Picture 12"/>
             <wp:cNvGraphicFramePr>
               <a:graphicFrameLocks noChangeAspect="1"/>
             </wp:cNvGraphicFramePr>
@@ -2318,7 +5253,7 @@
                     <pic:cNvPicPr/>
                   </pic:nvPicPr>
                   <pic:blipFill>
-                    <a:blip r:embed="rId18"/>
+                    <a:blip r:embed="rId20"/>
                     <a:stretch>
                       <a:fillRect/>
                     </a:stretch>
@@ -3694,7 +6629,7 @@
         <w:drawing>
           <wp:inline xmlns:a="http://schemas.openxmlformats.org/drawingml/2006/main" xmlns:pic="http://schemas.openxmlformats.org/drawingml/2006/picture">
             <wp:extent cx="6217920" cy="2487168"/>
-            <wp:docPr id="11" name="Picture 11"/>
+            <wp:docPr id="13" name="Picture 13"/>
             <wp:cNvGraphicFramePr>
               <a:graphicFrameLocks noChangeAspect="1"/>
             </wp:cNvGraphicFramePr>
@@ -3706,7 +6641,7 @@
                     <pic:cNvPicPr/>
                   </pic:nvPicPr>
                   <pic:blipFill>
-                    <a:blip r:embed="rId19"/>
+                    <a:blip r:embed="rId21"/>
                     <a:stretch>
                       <a:fillRect/>
                     </a:stretch>
@@ -3801,7 +6736,7 @@
         <w:drawing>
           <wp:inline xmlns:a="http://schemas.openxmlformats.org/drawingml/2006/main" xmlns:pic="http://schemas.openxmlformats.org/drawingml/2006/picture">
             <wp:extent cx="5943600" cy="3334319"/>
-            <wp:docPr id="12" name="Picture 12"/>
+            <wp:docPr id="14" name="Picture 14"/>
             <wp:cNvGraphicFramePr>
               <a:graphicFrameLocks noChangeAspect="1"/>
             </wp:cNvGraphicFramePr>
@@ -3813,7 +6748,7 @@
                     <pic:cNvPicPr/>
                   </pic:nvPicPr>
                   <pic:blipFill>
-                    <a:blip r:embed="rId20"/>
+                    <a:blip r:embed="rId22"/>
                     <a:stretch>
                       <a:fillRect/>
                     </a:stretch>
